--- a/docs/AccessAI-How-It-Works.docx
+++ b/docs/AccessAI-How-It-Works.docx
@@ -61,7 +61,7 @@
           <w:sz w:val="22"/>
           <w:szCs w:val="22"/>
         </w:rPr>
-        <w:t xml:space="preserve">Written from the code on 12 October 2026 (branch </w:t>
+        <w:t xml:space="preserve">Written from the code on 17 October 2026 (branch </w:t>
       </w:r>
       <w:r>
         <w:rPr>
@@ -454,7 +454,7 @@
           </w:pPr>
           <w:hyperlink w:history="1" w:anchor="_Toc15">
             <w:r>
-              <w:t xml:space="preserve">2.6 Accel, the voice assistant</w:t>
+              <w:t xml:space="preserve">2.6 Laya, the voice assistant</w:t>
             </w:r>
             <w:r>
               <w:tab/>
@@ -956,7 +956,7 @@
           </w:pPr>
           <w:hyperlink w:history="1" w:anchor="_Toc37">
             <w:r>
-              <w:t xml:space="preserve">Part 6 — Accel's AI up close: embeddings, ChromaDB and RAG</w:t>
+              <w:t xml:space="preserve">Part 6 — Laya's AI up close: embeddings, ChromaDB and RAG</w:t>
             </w:r>
             <w:r>
               <w:tab/>
@@ -1117,7 +1117,7 @@
           </w:pPr>
           <w:hyperlink w:history="1" w:anchor="_Toc44">
             <w:r>
-              <w:t xml:space="preserve">6.7 What is RAG — and is Accel RAG?</w:t>
+              <w:t xml:space="preserve">6.7 What is RAG — and is Laya RAG?</w:t>
             </w:r>
             <w:r>
               <w:tab/>
@@ -1496,7 +1496,7 @@
         <w:spacing w:after="120" w:line="276"/>
       </w:pPr>
       <w:r>
-        <w:t xml:space="preserve">Part 1 is the big picture: the pieces and how a request travels. Part 2 goes feature by feature, in the same pattern each time, ending with questions a panel is likely to ask. Part 3 explains MongoDB for someone new to it and describes every collection. Part 4 answers "what if there's no internet?" for every feature. Part 5 is a map of the project's folders. Part 6 opens up Accel's AI — embeddings, the ChromaDB vector database and RAG — for learning. Appendix A lists known gaps; Appendix B describes every file.</w:t>
+        <w:t xml:space="preserve">Part 1 is the big picture: the pieces and how a request travels. Part 2 goes feature by feature, in the same pattern each time, ending with questions a panel is likely to ask. Part 3 explains MongoDB for someone new to it and describes every collection. Part 4 answers "what if there's no internet?" for every feature. Part 5 is a map of the project's folders. Part 6 opens up Laya's AI — embeddings, the ChromaDB vector database and RAG — for learning. Appendix A lists known gaps; Appendix B describes every file.</w:t>
       </w:r>
     </w:p>
     <w:p>
@@ -2245,7 +2245,7 @@
                 <w:sz w:val="19"/>
                 <w:szCs w:val="19"/>
               </w:rPr>
-              <w:t xml:space="preserve">Understands Accel commands it can't match on the phone, turns signed words into sentences, reads signs from video.</w:t>
+              <w:t xml:space="preserve">Understands Laya commands it can't match on the phone, turns signed words into sentences, reads signs from video.</w:t>
             </w:r>
           </w:p>
         </w:tc>
@@ -2421,7 +2421,7 @@
                 <w:sz w:val="19"/>
                 <w:szCs w:val="19"/>
               </w:rPr>
-              <w:t xml:space="preserve">Staff look up users, deactivate accounts and manage admins.</w:t>
+              <w:t xml:space="preserve">Staff look up users, their activity and SOS records (never the place), suspend or delete accounts, and manage admins.</w:t>
             </w:r>
           </w:p>
         </w:tc>
@@ -3306,7 +3306,40 @@
         <w:t xml:space="preserve">utils/verifyUserToken.js</w:t>
       </w:r>
       <w:r>
-        <w:t xml:space="preserve">): a valid signature that hasn't expired, AND an account that is still active, not waiting to be deleted, and whose password wasn't changed after the token was made. So deactivating an account, asking to delete it, or resetting the password signs it out everywhere at its next request — not when the token runs out. The live socket uses the same check.</w:t>
+        <w:t xml:space="preserve">): a valid signature that hasn't expired, AND an account that may be used now (</w:t>
+      </w:r>
+      <w:r>
+        <w:rPr>
+          <w:rFonts w:ascii="Consolas" w:cs="Consolas" w:eastAsia="Consolas" w:hAnsi="Consolas"/>
+          <w:sz w:val="19"/>
+          <w:szCs w:val="19"/>
+        </w:rPr>
+        <w:t xml:space="preserve">utils/accountState.js</w:t>
+      </w:r>
+      <w:r>
+        <w:t xml:space="preserve">: not deactivated, not waiting to be deleted, not suspended) and whose password wasn't changed after the token was made. So an admin suspending or deleting an account, the person asking to delete it, or a password reset signs it out everywhere at its next request — not when the token runs out. The live socket uses the same check, and an admin's action also closes the account's open sockets at once. When an admin did it, the 401 says why (</w:t>
+      </w:r>
+      <w:r>
+        <w:rPr>
+          <w:rFonts w:ascii="Consolas" w:cs="Consolas" w:eastAsia="Consolas" w:hAnsi="Consolas"/>
+          <w:sz w:val="19"/>
+          <w:szCs w:val="19"/>
+        </w:rPr>
+        <w:t xml:space="preserve">ACCOUNT_SUSPENDED</w:t>
+      </w:r>
+      <w:r>
+        <w:t xml:space="preserve">, </w:t>
+      </w:r>
+      <w:r>
+        <w:rPr>
+          <w:rFonts w:ascii="Consolas" w:cs="Consolas" w:eastAsia="Consolas" w:hAnsi="Consolas"/>
+          <w:sz w:val="19"/>
+          <w:szCs w:val="19"/>
+        </w:rPr>
+        <w:t xml:space="preserve">ACCOUNT_DELETION_BY_ADMIN</w:t>
+      </w:r>
+      <w:r>
+        <w:t xml:space="preserve">) and the login screen shows it.</w:t>
       </w:r>
     </w:p>
     <w:p>
@@ -3826,7 +3859,7 @@
                 <w:sz w:val="19"/>
                 <w:szCs w:val="19"/>
               </w:rPr>
-              <w:t xml:space="preserve">Spamming and password guessing. A token bucket overall; tighter windows for login, codes, friend requests; per-account limits for chat, SOS, Accel, sign language, push.</w:t>
+              <w:t xml:space="preserve">Spamming and password guessing. A token bucket overall; tighter windows for login, codes, friend requests; per-account limits for chat, SOS, Laya, sign language, push.</w:t>
             </w:r>
           </w:p>
         </w:tc>
@@ -4141,7 +4174,7 @@
                 <w:sz w:val="19"/>
                 <w:szCs w:val="19"/>
               </w:rPr>
-              <w:t xml:space="preserve">A stolen or old token after deactivation, deletion or a password reset</w:t>
+              <w:t xml:space="preserve">A stolen or old token after a suspension, deletion or a password reset</w:t>
             </w:r>
           </w:p>
         </w:tc>
@@ -4172,6 +4205,21 @@
                 <w:szCs w:val="19"/>
               </w:rPr>
               <w:t xml:space="preserve">utils/verifyUserToken.js</w:t>
+            </w:r>
+            <w:r>
+              <w:rPr>
+                <w:sz w:val="19"/>
+                <w:szCs w:val="19"/>
+              </w:rPr>
+              <w:t xml:space="preserve">, </w:t>
+            </w:r>
+            <w:r>
+              <w:rPr>
+                <w:rFonts w:ascii="Consolas" w:cs="Consolas" w:eastAsia="Consolas" w:hAnsi="Consolas"/>
+                <w:sz w:val="19"/>
+                <w:szCs w:val="19"/>
+              </w:rPr>
+              <w:t xml:space="preserve">utils/accountState.js</w:t>
             </w:r>
           </w:p>
         </w:tc>
@@ -4202,7 +4250,7 @@
                 <w:sz w:val="19"/>
                 <w:szCs w:val="19"/>
               </w:rPr>
-              <w:t xml:space="preserve">helmet, CORS</w:t>
+              <w:t xml:space="preserve">Activity records</w:t>
             </w:r>
           </w:p>
         </w:tc>
@@ -4231,7 +4279,7 @@
                 <w:sz w:val="19"/>
                 <w:szCs w:val="19"/>
               </w:rPr>
-              <w:t xml:space="preserve">Unsafe browser behaviour; other websites calling the API</w:t>
+              <w:t xml:space="preserve">Spam, password guessing and misuse going unnoticed: logins, failed logins and limits hit are recorded (90 days) and "Needs a look" lists warning signs for an admin</w:t>
             </w:r>
           </w:p>
         </w:tc>
@@ -4261,7 +4309,22 @@
                 <w:sz w:val="19"/>
                 <w:szCs w:val="19"/>
               </w:rPr>
-              <w:t xml:space="preserve">app.js</w:t>
+              <w:t xml:space="preserve">utils/activityLog.js</w:t>
+            </w:r>
+            <w:r>
+              <w:rPr>
+                <w:sz w:val="19"/>
+                <w:szCs w:val="19"/>
+              </w:rPr>
+              <w:t xml:space="preserve">, </w:t>
+            </w:r>
+            <w:r>
+              <w:rPr>
+                <w:rFonts w:ascii="Consolas" w:cs="Consolas" w:eastAsia="Consolas" w:hAnsi="Consolas"/>
+                <w:sz w:val="19"/>
+                <w:szCs w:val="19"/>
+              </w:rPr>
+              <w:t xml:space="preserve">controllers/adminRecordsController.js</w:t>
             </w:r>
           </w:p>
         </w:tc>
@@ -4292,7 +4355,7 @@
                 <w:sz w:val="19"/>
                 <w:szCs w:val="19"/>
               </w:rPr>
-              <w:t xml:space="preserve">Error handler</w:t>
+              <w:t xml:space="preserve">helmet, CORS</w:t>
             </w:r>
           </w:p>
         </w:tc>
@@ -4321,7 +4384,7 @@
                 <w:sz w:val="19"/>
                 <w:szCs w:val="19"/>
               </w:rPr>
-              <w:t xml:space="preserve">Leaking file paths, queries or stack traces</w:t>
+              <w:t xml:space="preserve">Unsafe browser behaviour; other websites calling the API</w:t>
             </w:r>
           </w:p>
         </w:tc>
@@ -4382,7 +4445,7 @@
                 <w:sz w:val="19"/>
                 <w:szCs w:val="19"/>
               </w:rPr>
-              <w:t xml:space="preserve">Body limits and time limits</w:t>
+              <w:t xml:space="preserve">Error handler</w:t>
             </w:r>
           </w:p>
         </w:tc>
@@ -4411,7 +4474,7 @@
                 <w:sz w:val="19"/>
                 <w:szCs w:val="19"/>
               </w:rPr>
-              <w:t xml:space="preserve">Huge requests; requests that never finish (60 s); slow outside services (every outgoing call has a timeout)</w:t>
+              <w:t xml:space="preserve">Leaking file paths, queries or stack traces</w:t>
             </w:r>
           </w:p>
         </w:tc>
@@ -4442,21 +4505,6 @@
                 <w:szCs w:val="19"/>
               </w:rPr>
               <w:t xml:space="preserve">app.js</w:t>
-            </w:r>
-            <w:r>
-              <w:rPr>
-                <w:sz w:val="19"/>
-                <w:szCs w:val="19"/>
-              </w:rPr>
-              <w:t xml:space="preserve">, </w:t>
-            </w:r>
-            <w:r>
-              <w:rPr>
-                <w:rFonts w:ascii="Consolas" w:cs="Consolas" w:eastAsia="Consolas" w:hAnsi="Consolas"/>
-                <w:sz w:val="19"/>
-                <w:szCs w:val="19"/>
-              </w:rPr>
-              <w:t xml:space="preserve">server.js</w:t>
             </w:r>
           </w:p>
         </w:tc>
@@ -4487,6 +4535,111 @@
                 <w:sz w:val="19"/>
                 <w:szCs w:val="19"/>
               </w:rPr>
+              <w:t xml:space="preserve">Body limits and time limits</w:t>
+            </w:r>
+          </w:p>
+        </w:tc>
+        <w:tc>
+          <w:tcPr>
+            <w:tcW w:type="dxa" w:w="4819"/>
+            <w:tcBorders>
+              <w:top w:val="single" w:color="C9C4E8" w:sz="4"/>
+              <w:left w:val="single" w:color="C9C4E8" w:sz="4"/>
+              <w:bottom w:val="single" w:color="C9C4E8" w:sz="4"/>
+              <w:right w:val="single" w:color="C9C4E8" w:sz="4"/>
+            </w:tcBorders>
+            <w:tcMar>
+              <w:top w:type="dxa" w:w="60"/>
+              <w:left w:type="dxa" w:w="100"/>
+              <w:bottom w:type="dxa" w:w="60"/>
+              <w:right w:type="dxa" w:w="100"/>
+            </w:tcMar>
+          </w:tcPr>
+          <w:p>
+            <w:pPr>
+              <w:spacing w:after="40"/>
+            </w:pPr>
+            <w:r>
+              <w:rPr>
+                <w:sz w:val="19"/>
+                <w:szCs w:val="19"/>
+              </w:rPr>
+              <w:t xml:space="preserve">Huge requests; requests that never finish (60 s); slow outside services (every outgoing call has a timeout)</w:t>
+            </w:r>
+          </w:p>
+        </w:tc>
+        <w:tc>
+          <w:tcPr>
+            <w:tcW w:type="dxa" w:w="2699"/>
+            <w:tcBorders>
+              <w:top w:val="single" w:color="C9C4E8" w:sz="4"/>
+              <w:left w:val="single" w:color="C9C4E8" w:sz="4"/>
+              <w:bottom w:val="single" w:color="C9C4E8" w:sz="4"/>
+              <w:right w:val="single" w:color="C9C4E8" w:sz="4"/>
+            </w:tcBorders>
+            <w:tcMar>
+              <w:top w:type="dxa" w:w="60"/>
+              <w:left w:type="dxa" w:w="100"/>
+              <w:bottom w:type="dxa" w:w="60"/>
+              <w:right w:type="dxa" w:w="100"/>
+            </w:tcMar>
+          </w:tcPr>
+          <w:p>
+            <w:pPr>
+              <w:spacing w:after="40"/>
+            </w:pPr>
+            <w:r>
+              <w:rPr>
+                <w:rFonts w:ascii="Consolas" w:cs="Consolas" w:eastAsia="Consolas" w:hAnsi="Consolas"/>
+                <w:sz w:val="19"/>
+                <w:szCs w:val="19"/>
+              </w:rPr>
+              <w:t xml:space="preserve">app.js</w:t>
+            </w:r>
+            <w:r>
+              <w:rPr>
+                <w:sz w:val="19"/>
+                <w:szCs w:val="19"/>
+              </w:rPr>
+              <w:t xml:space="preserve">, </w:t>
+            </w:r>
+            <w:r>
+              <w:rPr>
+                <w:rFonts w:ascii="Consolas" w:cs="Consolas" w:eastAsia="Consolas" w:hAnsi="Consolas"/>
+                <w:sz w:val="19"/>
+                <w:szCs w:val="19"/>
+              </w:rPr>
+              <w:t xml:space="preserve">server.js</w:t>
+            </w:r>
+          </w:p>
+        </w:tc>
+      </w:tr>
+      <w:tr>
+        <w:tc>
+          <w:tcPr>
+            <w:tcW w:type="dxa" w:w="2120"/>
+            <w:tcBorders>
+              <w:top w:val="single" w:color="C9C4E8" w:sz="4"/>
+              <w:left w:val="single" w:color="C9C4E8" w:sz="4"/>
+              <w:bottom w:val="single" w:color="C9C4E8" w:sz="4"/>
+              <w:right w:val="single" w:color="C9C4E8" w:sz="4"/>
+            </w:tcBorders>
+            <w:tcMar>
+              <w:top w:type="dxa" w:w="60"/>
+              <w:left w:type="dxa" w:w="100"/>
+              <w:bottom w:type="dxa" w:w="60"/>
+              <w:right w:type="dxa" w:w="100"/>
+            </w:tcMar>
+          </w:tcPr>
+          <w:p>
+            <w:pPr>
+              <w:spacing w:after="40"/>
+            </w:pPr>
+            <w:r>
+              <w:rPr>
+                <w:sz w:val="19"/>
+                <w:szCs w:val="19"/>
+              </w:rPr>
               <w:t xml:space="preserve">AI guardrails</w:t>
             </w:r>
           </w:p>
@@ -4561,7 +4714,7 @@
                 <w:sz w:val="19"/>
                 <w:szCs w:val="19"/>
               </w:rPr>
-              <w:t xml:space="preserve">frontend/src/accel/</w:t>
+              <w:t xml:space="preserve">frontend/src/laya/</w:t>
             </w:r>
           </w:p>
         </w:tc>
@@ -4917,7 +5070,7 @@
         <w:t xml:space="preserve">POST /login</w:t>
       </w:r>
       <w:r>
-        <w:t xml:space="preserve">): one message for every failure. An account waiting to be deleted gets </w:t>
+        <w:t xml:space="preserve">): one message for every failure. Only after the right password does it say more: an account an admin suspended or is deleting gets </w:t>
       </w:r>
       <w:r>
         <w:rPr>
@@ -4925,10 +5078,43 @@
           <w:sz w:val="19"/>
           <w:szCs w:val="19"/>
         </w:rPr>
+        <w:t xml:space="preserve">ACCOUNT_SUSPENDED</w:t>
+      </w:r>
+      <w:r>
+        <w:t xml:space="preserve"> / </w:t>
+      </w:r>
+      <w:r>
+        <w:rPr>
+          <w:rFonts w:ascii="Consolas" w:cs="Consolas" w:eastAsia="Consolas" w:hAnsi="Consolas"/>
+          <w:sz w:val="19"/>
+          <w:szCs w:val="19"/>
+        </w:rPr>
+        <w:t xml:space="preserve">ACCOUNT_DELETION_BY_ADMIN</w:t>
+      </w:r>
+      <w:r>
+        <w:t xml:space="preserve"> with the date (and, for a suspension, the reason); an account the person asked to delete gets </w:t>
+      </w:r>
+      <w:r>
+        <w:rPr>
+          <w:rFonts w:ascii="Consolas" w:cs="Consolas" w:eastAsia="Consolas" w:hAnsi="Consolas"/>
+          <w:sz w:val="19"/>
+          <w:szCs w:val="19"/>
+        </w:rPr>
         <w:t xml:space="preserve">ACCOUNT_PENDING_DELETION</w:t>
       </w:r>
       <w:r>
-        <w:t xml:space="preserve">, and the app offers to restore it.</w:t>
+        <w:t xml:space="preserve">, and the app offers to restore it. One rule decides who may use an account (</w:t>
+      </w:r>
+      <w:r>
+        <w:rPr>
+          <w:rFonts w:ascii="Consolas" w:cs="Consolas" w:eastAsia="Consolas" w:hAnsi="Consolas"/>
+          <w:sz w:val="19"/>
+          <w:szCs w:val="19"/>
+        </w:rPr>
+        <w:t xml:space="preserve">utils/accountState.js</w:t>
+      </w:r>
+      <w:r>
+        <w:t xml:space="preserve">), so login, every request, the live connection, friends' lists, the SOS circle and notifications all agree.</w:t>
       </w:r>
     </w:p>
     <w:p>
@@ -4945,10 +5131,10 @@
           <w:b/>
           <w:bCs/>
         </w:rPr>
-        <w:t xml:space="preserve">Forgot password</w:t>
-      </w:r>
-      <w:r>
-        <w:t xml:space="preserve">, three pages: email → code (</w:t>
+        <w:t xml:space="preserve">Activity records</w:t>
+      </w:r>
+      <w:r>
+        <w:t xml:space="preserve"> (</w:t>
       </w:r>
       <w:r>
         <w:rPr>
@@ -4956,10 +5142,10 @@
           <w:sz w:val="19"/>
           <w:szCs w:val="19"/>
         </w:rPr>
-        <w:t xml:space="preserve">/forgot-password/verify</w:t>
-      </w:r>
-      <w:r>
-        <w:t xml:space="preserve"> trades a right code for a 15-minute reset ticket that holds a fingerprint of the old password, so it works once) → new password (</w:t>
+        <w:t xml:space="preserve">utils/activityLog.js</w:t>
+      </w:r>
+      <w:r>
+        <w:t xml:space="preserve">, collection </w:t>
       </w:r>
       <w:r>
         <w:rPr>
@@ -4967,10 +5153,10 @@
           <w:sz w:val="19"/>
           <w:szCs w:val="19"/>
         </w:rPr>
-        <w:t xml:space="preserve">/reset-password</w:t>
-      </w:r>
-      <w:r>
-        <w:t xml:space="preserve">, saved, read back, and </w:t>
+        <w:t xml:space="preserve">UserActivity</w:t>
+      </w:r>
+      <w:r>
+        <w:t xml:space="preserve">): logins (and failed or refused ones, with the reason), logouts (</w:t>
       </w:r>
       <w:r>
         <w:rPr>
@@ -4978,10 +5164,32 @@
           <w:sz w:val="19"/>
           <w:szCs w:val="19"/>
         </w:rPr>
-        <w:t xml:space="preserve">passwordChangedAt</w:t>
-      </w:r>
-      <w:r>
-        <w:t xml:space="preserve"> set, which signs out every old token).</w:t>
+        <w:t xml:space="preserve">POST /auth/logout</w:t>
+      </w:r>
+      <w:r>
+        <w:t xml:space="preserve">, which also drops the phone's push address), sign-ups, email verified, password or email changed, deletion asked or cancelled, and limits hit — each with the phone type and app version the app sends (</w:t>
+      </w:r>
+      <w:r>
+        <w:rPr>
+          <w:rFonts w:ascii="Consolas" w:cs="Consolas" w:eastAsia="Consolas" w:hAnsi="Consolas"/>
+          <w:sz w:val="19"/>
+          <w:szCs w:val="19"/>
+        </w:rPr>
+        <w:t xml:space="preserve">X-App-Platform</w:t>
+      </w:r>
+      <w:r>
+        <w:t xml:space="preserve">, </w:t>
+      </w:r>
+      <w:r>
+        <w:rPr>
+          <w:rFonts w:ascii="Consolas" w:cs="Consolas" w:eastAsia="Consolas" w:hAnsi="Consolas"/>
+          <w:sz w:val="19"/>
+          <w:szCs w:val="19"/>
+        </w:rPr>
+        <w:t xml:space="preserve">X-App-Version</w:t>
+      </w:r>
+      <w:r>
+        <w:t xml:space="preserve">) and the network address. Kept 90 days (a TTL index), erased with the account, never what anyone said or sent. Writing one never slows or breaks a request.</w:t>
       </w:r>
     </w:p>
     <w:p>
@@ -4998,10 +5206,43 @@
           <w:b/>
           <w:bCs/>
         </w:rPr>
-        <w:t xml:space="preserve">Change password / email</w:t>
-      </w:r>
-      <w:r>
-        <w:t xml:space="preserve"> (Edit profile): the current password; a new email gets its code at the NEW address and the old address is told.</w:t>
+        <w:t xml:space="preserve">Forgot password</w:t>
+      </w:r>
+      <w:r>
+        <w:t xml:space="preserve">, three pages: email → code (</w:t>
+      </w:r>
+      <w:r>
+        <w:rPr>
+          <w:rFonts w:ascii="Consolas" w:cs="Consolas" w:eastAsia="Consolas" w:hAnsi="Consolas"/>
+          <w:sz w:val="19"/>
+          <w:szCs w:val="19"/>
+        </w:rPr>
+        <w:t xml:space="preserve">/forgot-password/verify</w:t>
+      </w:r>
+      <w:r>
+        <w:t xml:space="preserve"> trades a right code for a 15-minute reset ticket that holds a fingerprint of the old password, so it works once) → new password (</w:t>
+      </w:r>
+      <w:r>
+        <w:rPr>
+          <w:rFonts w:ascii="Consolas" w:cs="Consolas" w:eastAsia="Consolas" w:hAnsi="Consolas"/>
+          <w:sz w:val="19"/>
+          <w:szCs w:val="19"/>
+        </w:rPr>
+        <w:t xml:space="preserve">/reset-password</w:t>
+      </w:r>
+      <w:r>
+        <w:t xml:space="preserve">, saved, read back, and </w:t>
+      </w:r>
+      <w:r>
+        <w:rPr>
+          <w:rFonts w:ascii="Consolas" w:cs="Consolas" w:eastAsia="Consolas" w:hAnsi="Consolas"/>
+          <w:sz w:val="19"/>
+          <w:szCs w:val="19"/>
+        </w:rPr>
+        <w:t xml:space="preserve">passwordChangedAt</w:t>
+      </w:r>
+      <w:r>
+        <w:t xml:space="preserve"> set, which signs out every old token).</w:t>
       </w:r>
     </w:p>
     <w:p>
@@ -5018,43 +5259,10 @@
           <w:b/>
           <w:bCs/>
         </w:rPr>
-        <w:t xml:space="preserve">Delete account</w:t>
-      </w:r>
-      <w:r>
-        <w:t xml:space="preserve">: </w:t>
-      </w:r>
-      <w:r>
-        <w:rPr>
-          <w:rFonts w:ascii="Consolas" w:cs="Consolas" w:eastAsia="Consolas" w:hAnsi="Consolas"/>
-          <w:sz w:val="19"/>
-          <w:szCs w:val="19"/>
-        </w:rPr>
-        <w:t xml:space="preserve">deletionScheduledFor</w:t>
-      </w:r>
-      <w:r>
-        <w:t xml:space="preserve"> = now + 15 days; tokens stop working at once; logging in during the 15 days cancels it; an hourly job (</w:t>
-      </w:r>
-      <w:r>
-        <w:rPr>
-          <w:rFonts w:ascii="Consolas" w:cs="Consolas" w:eastAsia="Consolas" w:hAnsi="Consolas"/>
-          <w:sz w:val="19"/>
-          <w:szCs w:val="19"/>
-        </w:rPr>
-        <w:t xml:space="preserve">purgeExpiredAccounts</w:t>
-      </w:r>
-      <w:r>
-        <w:t xml:space="preserve">) erases everything that belongs to the account (</w:t>
-      </w:r>
-      <w:r>
-        <w:rPr>
-          <w:rFonts w:ascii="Consolas" w:cs="Consolas" w:eastAsia="Consolas" w:hAnsi="Consolas"/>
-          <w:sz w:val="19"/>
-          <w:szCs w:val="19"/>
-        </w:rPr>
-        <w:t xml:space="preserve">utils/accountDeletion.js</w:t>
-      </w:r>
-      <w:r>
-        <w:t xml:space="preserve">). Sign-ups never verified are erased after 7 days.</w:t>
+        <w:t xml:space="preserve">Change password / email</w:t>
+      </w:r>
+      <w:r>
+        <w:t xml:space="preserve"> (Edit profile): the current password; a new email gets its code at the NEW address and the old address is told.</w:t>
       </w:r>
     </w:p>
     <w:p>
@@ -5071,6 +5279,145 @@
           <w:b/>
           <w:bCs/>
         </w:rPr>
+        <w:t xml:space="preserve">Delete account</w:t>
+      </w:r>
+      <w:r>
+        <w:t xml:space="preserve">: </w:t>
+      </w:r>
+      <w:r>
+        <w:rPr>
+          <w:rFonts w:ascii="Consolas" w:cs="Consolas" w:eastAsia="Consolas" w:hAnsi="Consolas"/>
+          <w:sz w:val="19"/>
+          <w:szCs w:val="19"/>
+        </w:rPr>
+        <w:t xml:space="preserve">deletionScheduledFor</w:t>
+      </w:r>
+      <w:r>
+        <w:t xml:space="preserve"> = now + 15 days; tokens stop working at once; logging in during the 15 days cancels it; an hourly job (</w:t>
+      </w:r>
+      <w:r>
+        <w:rPr>
+          <w:rFonts w:ascii="Consolas" w:cs="Consolas" w:eastAsia="Consolas" w:hAnsi="Consolas"/>
+          <w:sz w:val="19"/>
+          <w:szCs w:val="19"/>
+        </w:rPr>
+        <w:t xml:space="preserve">purgeExpiredAccounts</w:t>
+      </w:r>
+      <w:r>
+        <w:t xml:space="preserve">) erases everything that belongs to the account, its activity records included (</w:t>
+      </w:r>
+      <w:r>
+        <w:rPr>
+          <w:rFonts w:ascii="Consolas" w:cs="Consolas" w:eastAsia="Consolas" w:hAnsi="Consolas"/>
+          <w:sz w:val="19"/>
+          <w:szCs w:val="19"/>
+        </w:rPr>
+        <w:t xml:space="preserve">utils/accountDeletion.js</w:t>
+      </w:r>
+      <w:r>
+        <w:t xml:space="preserve">). Sign-ups never verified are erased after 7 days. An admin's "delete in 30 days" (2.10) uses the same date and job, but logging in can't cancel it.</w:t>
+      </w:r>
+    </w:p>
+    <w:p>
+      <w:pPr>
+        <w:pStyle w:val="ListParagraph"/>
+        <w:numPr>
+          <w:ilvl w:val="0"/>
+          <w:numId w:val="4"/>
+        </w:numPr>
+        <w:spacing w:after="60" w:line="264"/>
+      </w:pPr>
+      <w:r>
+        <w:rPr>
+          <w:b/>
+          <w:bCs/>
+        </w:rPr>
+        <w:t xml:space="preserve">Updated Terms</w:t>
+      </w:r>
+      <w:r>
+        <w:t xml:space="preserve"> (</w:t>
+      </w:r>
+      <w:r>
+        <w:rPr>
+          <w:rFonts w:ascii="Consolas" w:cs="Consolas" w:eastAsia="Consolas" w:hAnsi="Consolas"/>
+          <w:sz w:val="19"/>
+          <w:szCs w:val="19"/>
+        </w:rPr>
+        <w:t xml:space="preserve">constants/legal.ts</w:t>
+      </w:r>
+      <w:r>
+        <w:t xml:space="preserve"> and </w:t>
+      </w:r>
+      <w:r>
+        <w:rPr>
+          <w:rFonts w:ascii="Consolas" w:cs="Consolas" w:eastAsia="Consolas" w:hAnsi="Consolas"/>
+          <w:sz w:val="19"/>
+          <w:szCs w:val="19"/>
+        </w:rPr>
+        <w:t xml:space="preserve">backend/src/constants/legal.js</w:t>
+      </w:r>
+      <w:r>
+        <w:t xml:space="preserve">, version 2026-10-17): </w:t>
+      </w:r>
+      <w:r>
+        <w:rPr>
+          <w:rFonts w:ascii="Consolas" w:cs="Consolas" w:eastAsia="Consolas" w:hAnsi="Consolas"/>
+          <w:sz w:val="19"/>
+          <w:szCs w:val="19"/>
+        </w:rPr>
+        <w:t xml:space="preserve">GET /auth/me</w:t>
+      </w:r>
+      <w:r>
+        <w:t xml:space="preserve"> says </w:t>
+      </w:r>
+      <w:r>
+        <w:rPr>
+          <w:rFonts w:ascii="Consolas" w:cs="Consolas" w:eastAsia="Consolas" w:hAnsi="Consolas"/>
+          <w:sz w:val="19"/>
+          <w:szCs w:val="19"/>
+        </w:rPr>
+        <w:t xml:space="preserve">needsTerms</w:t>
+      </w:r>
+      <w:r>
+        <w:t xml:space="preserve"> when the account agreed to older Terms, and the app shows "We updated our Terms" once (</w:t>
+      </w:r>
+      <w:r>
+        <w:rPr>
+          <w:rFonts w:ascii="Consolas" w:cs="Consolas" w:eastAsia="Consolas" w:hAnsi="Consolas"/>
+          <w:sz w:val="19"/>
+          <w:szCs w:val="19"/>
+        </w:rPr>
+        <w:t xml:space="preserve">components/legal/TermsUpdateHost.tsx</w:t>
+      </w:r>
+      <w:r>
+        <w:t xml:space="preserve">, inside the app so SOS still works under it): "I agree" (</w:t>
+      </w:r>
+      <w:r>
+        <w:rPr>
+          <w:rFonts w:ascii="Consolas" w:cs="Consolas" w:eastAsia="Consolas" w:hAnsi="Consolas"/>
+          <w:sz w:val="19"/>
+          <w:szCs w:val="19"/>
+        </w:rPr>
+        <w:t xml:space="preserve">POST /auth/terms</w:t>
+      </w:r>
+      <w:r>
+        <w:t xml:space="preserve"> with the version it showed; an older version → 409) or "Sign out". It never shows offline, and the first-time tour waits for it.</w:t>
+      </w:r>
+    </w:p>
+    <w:p>
+      <w:pPr>
+        <w:pStyle w:val="ListParagraph"/>
+        <w:numPr>
+          <w:ilvl w:val="0"/>
+          <w:numId w:val="4"/>
+        </w:numPr>
+        <w:spacing w:after="60" w:line="264"/>
+      </w:pPr>
+      <w:r>
+        <w:rPr>
+          <w:b/>
+          <w:bCs/>
+        </w:rPr>
         <w:t xml:space="preserve">Google</w:t>
       </w:r>
       <w:r>
@@ -5362,7 +5709,7 @@
         <w:spacing w:after="120" w:line="276"/>
       </w:pPr>
       <w:r>
-        <w:t xml:space="preserve">A new account picks its needs — Blind / low vision, Deaf / hard of hearing, Mute / speech difficulty, or no specific needs — and the app sets itself up for that (text size, read aloud, flash alerts, Accel on…). Everything can be changed later in Settings. Home is the starting point: an SOS still going, the past week's SOS (ended ones too), a greeting card that opens a conversation, "Start with…" buttons, the SOS button (PWD accounts) and recent conversations.</w:t>
+        <w:t xml:space="preserve">A new account picks its needs — Blind / low vision, Deaf / hard of hearing, Mute / speech difficulty, or no specific needs — and the app sets itself up for that at once (text size, read aloud, flash alerts, Laya on…), so the rest of onboarding already fits. Everything can be changed later in Settings. Home is the starting point: an SOS still going, the past week's SOS (ended ones too), a greeting card that opens a conversation, four cards that each go somewhere different (Big text, the sign language camera, Quick replies, Learn signs; Blind / low vision adds "Read last message"), the SOS button (PWD accounts) and recent conversations. The first time each main page opens, a short tour lights up its controls one at a time.</w:t>
       </w:r>
     </w:p>
     <w:p>
@@ -5394,7 +5741,7 @@
         <w:t xml:space="preserve">frontend/src/constants/profiles.ts</w:t>
       </w:r>
       <w:r>
-        <w:t xml:space="preserve"> (for example Blind / low vision → text 130%, read incoming messages aloud, Accel and "Hey Accel" on; Deaf / hard of hearing → text 115%, flash alerts).</w:t>
+        <w:t xml:space="preserve"> (for example Blind / low vision → text 130%, read incoming messages aloud, Laya and "Hey Laya" on; Deaf / hard of hearing → text 115%, flash alerts).</w:t>
       </w:r>
     </w:p>
     <w:p>
@@ -5414,7 +5761,7 @@
         <w:t xml:space="preserve">Switching profiles</w:t>
       </w:r>
       <w:r>
-        <w:t xml:space="preserve"> (Settings → My needs) always asks first. Every preset says whether Accel is on, so leaving Blind / low vision turns Accel off, and the question says so first. Only the profile's own quick reply is swapped ("Please read it to me" → "I can't speak, I'll type my answer"); the person's own replies stay (</w:t>
+        <w:t xml:space="preserve"> (Settings → My needs) always asks first. Every preset says whether Laya is on, so leaving Blind / low vision turns Laya off, and the question says so first. Only the profile's own quick reply is swapped ("Please read it to me" → "I can't speak, I'll type my answer"); the person's own replies stay (</w:t>
       </w:r>
       <w:r>
         <w:rPr>
@@ -5562,15 +5909,7 @@
         <w:t xml:space="preserve">hooks/use-after-first-screen.ts</w:t>
       </w:r>
       <w:r>
-        <w:t xml:space="preserve">): the first screen shows at once; the live connection, push registration and "Hey Accel" start a moment later.</w:t>
-      </w:r>
-    </w:p>
-    <w:p>
-      <w:pPr>
-        <w:pStyle w:val="Heading3"/>
-      </w:pPr>
-      <w:r>
-        <w:t xml:space="preserve">Why it is built this way</w:t>
+        <w:t xml:space="preserve">): the first screen shows at once; the live connection, push registration and "Hey Laya" start a moment later.</w:t>
       </w:r>
     </w:p>
     <w:p>
@@ -5583,7 +5922,25 @@
         <w:spacing w:after="60" w:line="264"/>
       </w:pPr>
       <w:r>
-        <w:t xml:space="preserve">One phone is often shared in a family: settings must follow the account, not the phone.</w:t>
+        <w:rPr>
+          <w:b/>
+          <w:bCs/>
+        </w:rPr>
+        <w:t xml:space="preserve">The same header on all 5 tabs</w:t>
+      </w:r>
+      <w:r>
+        <w:t xml:space="preserve"> (</w:t>
+      </w:r>
+      <w:r>
+        <w:rPr>
+          <w:rFonts w:ascii="Consolas" w:cs="Consolas" w:eastAsia="Consolas" w:hAnsi="Consolas"/>
+          <w:sz w:val="19"/>
+          <w:szCs w:val="19"/>
+        </w:rPr>
+        <w:t xml:space="preserve">components/ui/TabHeader.tsx</w:t>
+      </w:r>
+      <w:r>
+        <w:t xml:space="preserve">): ☰ "Open menu" first in reading order, then the page title as a heading.</w:t>
       </w:r>
     </w:p>
     <w:p>
@@ -5596,15 +5953,46 @@
         <w:spacing w:after="60" w:line="264"/>
       </w:pPr>
       <w:r>
-        <w:t xml:space="preserve">Presets give a sensible start for each disability without a long settings tour.</w:t>
-      </w:r>
-    </w:p>
-    <w:p>
-      <w:pPr>
-        <w:pStyle w:val="Heading3"/>
-      </w:pPr>
-      <w:r>
-        <w:t xml:space="preserve">Limits</w:t>
+        <w:rPr>
+          <w:b/>
+          <w:bCs/>
+        </w:rPr>
+        <w:t xml:space="preserve">Big text</w:t>
+      </w:r>
+      <w:r>
+        <w:t xml:space="preserve"> (</w:t>
+      </w:r>
+      <w:r>
+        <w:rPr>
+          <w:rFonts w:ascii="Consolas" w:cs="Consolas" w:eastAsia="Consolas" w:hAnsi="Consolas"/>
+          <w:sz w:val="19"/>
+          <w:szCs w:val="19"/>
+        </w:rPr>
+        <w:t xml:space="preserve">components/conversation/BigTextHost.tsx</w:t>
+      </w:r>
+      <w:r>
+        <w:t xml:space="preserve">) shows any words full screen for someone to read; Home's card, a message held in a conversation, and Laya ("show big text I need to pee") open it. </w:t>
+      </w:r>
+      <w:r>
+        <w:rPr>
+          <w:b/>
+          <w:bCs/>
+        </w:rPr>
+        <w:t xml:space="preserve">The sign language camera</w:t>
+      </w:r>
+      <w:r>
+        <w:t xml:space="preserve"> (</w:t>
+      </w:r>
+      <w:r>
+        <w:rPr>
+          <w:rFonts w:ascii="Consolas" w:cs="Consolas" w:eastAsia="Consolas" w:hAnsi="Consolas"/>
+          <w:sz w:val="19"/>
+          <w:szCs w:val="19"/>
+        </w:rPr>
+        <w:t xml:space="preserve">app/(app)/sign-camera.tsx</w:t>
+      </w:r>
+      <w:r>
+        <w:t xml:space="preserve">) reads signs one after another, shows them big, and after a 2.5 s pause speaks the tidied-up sentence by itself (online; the plain words if the AI can't help).</w:t>
       </w:r>
     </w:p>
     <w:p>
@@ -5617,7 +6005,44 @@
         <w:spacing w:after="60" w:line="264"/>
       </w:pPr>
       <w:r>
-        <w:t xml:space="preserve">Preferences are on the phone only (not synced to the account): a new phone starts from the profile's defaults.</w:t>
+        <w:rPr>
+          <w:b/>
+          <w:bCs/>
+        </w:rPr>
+        <w:t xml:space="preserve">The first-time tour</w:t>
+      </w:r>
+      <w:r>
+        <w:t xml:space="preserve"> (</w:t>
+      </w:r>
+      <w:r>
+        <w:rPr>
+          <w:rFonts w:ascii="Consolas" w:cs="Consolas" w:eastAsia="Consolas" w:hAnsi="Consolas"/>
+          <w:sz w:val="19"/>
+          <w:szCs w:val="19"/>
+        </w:rPr>
+        <w:t xml:space="preserve">src/tutorial/</w:t>
+      </w:r>
+      <w:r>
+        <w:t xml:space="preserve">): four dim rectangles around the measured control (no drawing library), a card with Next and Skip, once per page per account (</w:t>
+      </w:r>
+      <w:r>
+        <w:rPr>
+          <w:rFonts w:ascii="Consolas" w:cs="Consolas" w:eastAsia="Consolas" w:hAnsi="Consolas"/>
+          <w:sz w:val="19"/>
+          <w:szCs w:val="19"/>
+        </w:rPr>
+        <w:t xml:space="preserve">prefs.tutorialSeen</w:t>
+      </w:r>
+      <w:r>
+        <w:t xml:space="preserve">), again from Settings → Help. With the Blind / low vision profile, Laya says each step and a tap anywhere goes on. It waits while an SOS, Laya, Big text or the new Terms are open.</w:t>
+      </w:r>
+    </w:p>
+    <w:p>
+      <w:pPr>
+        <w:pStyle w:val="Heading3"/>
+      </w:pPr>
+      <w:r>
+        <w:t xml:space="preserve">Why it is built this way</w:t>
       </w:r>
     </w:p>
     <w:p>
@@ -5630,85 +6055,7 @@
         <w:spacing w:after="60" w:line="264"/>
       </w:pPr>
       <w:r>
-        <w:t xml:space="preserve">Some onboarding wording promises more than the app does (see the appendix).</w:t>
-      </w:r>
-    </w:p>
-    <w:p>
-      <w:pPr>
-        <w:pStyle w:val="Heading3"/>
-      </w:pPr>
-      <w:r>
-        <w:t xml:space="preserve">Likely panel questions</w:t>
-      </w:r>
-    </w:p>
-    <w:p>
-      <w:pPr>
-        <w:spacing w:after="40" w:before="120"/>
-      </w:pPr>
-      <w:r>
-        <w:rPr>
-          <w:b/>
-          <w:bCs/>
-          <w:color w:val="5B4BD6"/>
-        </w:rPr>
-        <w:t xml:space="preserve">Q: </w:t>
-      </w:r>
-      <w:r>
-        <w:rPr>
-          <w:b/>
-          <w:bCs/>
-        </w:rPr>
-        <w:t xml:space="preserve">What if two people share one phone?</w:t>
-      </w:r>
-    </w:p>
-    <w:p>
-      <w:pPr>
-        <w:spacing w:after="120" w:line="276"/>
-      </w:pPr>
-      <w:r>
-        <w:rPr>
-          <w:b/>
-          <w:bCs/>
-          <w:color w:val="5B4BD6"/>
-        </w:rPr>
-        <w:t xml:space="preserve">A: </w:t>
-      </w:r>
-      <w:r>
-        <w:t xml:space="preserve">Preferences, onboarding, Learn progress and in-person conversations are all kept per account; friends' data, chats, emergency contacts and SOS alerts are cleared at sign-out.</w:t>
-      </w:r>
-    </w:p>
-    <w:p>
-      <w:pPr>
-        <w:pStyle w:val="Heading2"/>
-      </w:pPr>
-      <w:bookmarkStart w:name="_Toc12" w:id="12"/>
-      <w:r>
-        <w:t xml:space="preserve">2.3 Conversation mode, Chats and backup</w:t>
-      </w:r>
-      <w:bookmarkEnd w:id="12"/>
-    </w:p>
-    <w:p>
-      <w:pPr>
-        <w:pStyle w:val="Heading3"/>
-      </w:pPr>
-      <w:r>
-        <w:t xml:space="preserve">What it does</w:t>
-      </w:r>
-    </w:p>
-    <w:p>
-      <w:pPr>
-        <w:spacing w:after="120" w:line="276"/>
-      </w:pPr>
-      <w:r>
-        <w:t xml:space="preserve">Face-to-face talk between a person with a disability and someone else on one phone: "Them" speaks and it appears as text (speech to text); "Me" types, taps a quick reply or signs, and it is read aloud (text to speech). Each conversation is saved and listed in Chats.</w:t>
-      </w:r>
-    </w:p>
-    <w:p>
-      <w:pPr>
-        <w:pStyle w:val="Heading3"/>
-      </w:pPr>
-      <w:r>
-        <w:t xml:space="preserve">How it works</w:t>
+        <w:t xml:space="preserve">One phone is often shared in a family: settings must follow the account, not the phone.</w:t>
       </w:r>
     </w:p>
     <w:p>
@@ -5721,25 +6068,15 @@
         <w:spacing w:after="60" w:line="264"/>
       </w:pPr>
       <w:r>
-        <w:rPr>
-          <w:b/>
-          <w:bCs/>
-        </w:rPr>
-        <w:t xml:space="preserve">Speech to text</w:t>
-      </w:r>
-      <w:r>
-        <w:t xml:space="preserve"> uses the phone's own recognizer through </w:t>
-      </w:r>
-      <w:r>
-        <w:rPr>
-          <w:rFonts w:ascii="Consolas" w:cs="Consolas" w:eastAsia="Consolas" w:hAnsi="Consolas"/>
-          <w:sz w:val="19"/>
-          <w:szCs w:val="19"/>
-        </w:rPr>
-        <w:t xml:space="preserve">expo-speech-recognition</w:t>
-      </w:r>
-      <w:r>
-        <w:t xml:space="preserve"> (development build only; in Expo Go the keyboard's dictation is used). On Android 13+ with the language downloaded it can run on the device with no internet; otherwise it asks for the offline language and falls back to the online recognizer. English and Filipino are supported.</w:t>
+        <w:t xml:space="preserve">Presets give a sensible start for each disability without a long settings tour.</w:t>
+      </w:r>
+    </w:p>
+    <w:p>
+      <w:pPr>
+        <w:pStyle w:val="Heading3"/>
+      </w:pPr>
+      <w:r>
+        <w:t xml:space="preserve">Limits</w:t>
       </w:r>
     </w:p>
     <w:p>
@@ -5752,25 +6089,7 @@
         <w:spacing w:after="60" w:line="264"/>
       </w:pPr>
       <w:r>
-        <w:rPr>
-          <w:b/>
-          <w:bCs/>
-        </w:rPr>
-        <w:t xml:space="preserve">One owner of the microphone</w:t>
-      </w:r>
-      <w:r>
-        <w:t xml:space="preserve"> (</w:t>
-      </w:r>
-      <w:r>
-        <w:rPr>
-          <w:rFonts w:ascii="Consolas" w:cs="Consolas" w:eastAsia="Consolas" w:hAnsi="Consolas"/>
-          <w:sz w:val="19"/>
-          <w:szCs w:val="19"/>
-        </w:rPr>
-        <w:t xml:space="preserve">audio/recognizer.ts</w:t>
-      </w:r>
-      <w:r>
-        <w:t xml:space="preserve">): the phone has one recognizer but four parts want it (Conversation, each chat, Accel, "Hey Accel"). The mic always has exactly one owner and only the owner hears the results, so words said in one place never land in another screen.</w:t>
+        <w:t xml:space="preserve">Preferences are on the phone only (not synced to the account): a new phone starts from the profile's defaults.</w:t>
       </w:r>
     </w:p>
     <w:p>
@@ -5783,36 +6102,85 @@
         <w:spacing w:after="60" w:line="264"/>
       </w:pPr>
       <w:r>
+        <w:t xml:space="preserve">Some onboarding wording promises more than the app does (see the appendix).</w:t>
+      </w:r>
+    </w:p>
+    <w:p>
+      <w:pPr>
+        <w:pStyle w:val="Heading3"/>
+      </w:pPr>
+      <w:r>
+        <w:t xml:space="preserve">Likely panel questions</w:t>
+      </w:r>
+    </w:p>
+    <w:p>
+      <w:pPr>
+        <w:spacing w:after="40" w:before="120"/>
+      </w:pPr>
+      <w:r>
         <w:rPr>
           <w:b/>
           <w:bCs/>
-        </w:rPr>
-        <w:t xml:space="preserve">Text to speech in Taglish</w:t>
-      </w:r>
-      <w:r>
-        <w:t xml:space="preserve"> (</w:t>
-      </w:r>
-      <w:r>
-        <w:rPr>
-          <w:rFonts w:ascii="Consolas" w:cs="Consolas" w:eastAsia="Consolas" w:hAnsi="Consolas"/>
-          <w:sz w:val="19"/>
-          <w:szCs w:val="19"/>
-        </w:rPr>
-        <w:t xml:space="preserve">utils/speechHelper.ts</w:t>
-      </w:r>
-      <w:r>
-        <w:t xml:space="preserve">): </w:t>
-      </w:r>
-      <w:r>
-        <w:rPr>
-          <w:rFonts w:ascii="Consolas" w:cs="Consolas" w:eastAsia="Consolas" w:hAnsi="Consolas"/>
-          <w:sz w:val="19"/>
-          <w:szCs w:val="19"/>
-        </w:rPr>
-        <w:t xml:space="preserve">expo-speech</w:t>
-      </w:r>
-      <w:r>
-        <w:t xml:space="preserve"> can use one language per call, so a message is split into clauses (at commas, periods and common Filipino conjunctions); each clause is read in the voice of the language it leans to (a word list of common Filipino words decides), back to back.</w:t>
+          <w:color w:val="5B4BD6"/>
+        </w:rPr>
+        <w:t xml:space="preserve">Q: </w:t>
+      </w:r>
+      <w:r>
+        <w:rPr>
+          <w:b/>
+          <w:bCs/>
+        </w:rPr>
+        <w:t xml:space="preserve">What if two people share one phone?</w:t>
+      </w:r>
+    </w:p>
+    <w:p>
+      <w:pPr>
+        <w:spacing w:after="120" w:line="276"/>
+      </w:pPr>
+      <w:r>
+        <w:rPr>
+          <w:b/>
+          <w:bCs/>
+          <w:color w:val="5B4BD6"/>
+        </w:rPr>
+        <w:t xml:space="preserve">A: </w:t>
+      </w:r>
+      <w:r>
+        <w:t xml:space="preserve">Preferences, onboarding, Learn progress and in-person conversations are all kept per account; friends' data, chats, emergency contacts and SOS alerts are cleared at sign-out.</w:t>
+      </w:r>
+    </w:p>
+    <w:p>
+      <w:pPr>
+        <w:pStyle w:val="Heading2"/>
+      </w:pPr>
+      <w:bookmarkStart w:name="_Toc12" w:id="12"/>
+      <w:r>
+        <w:t xml:space="preserve">2.3 Conversation mode, Chats and backup</w:t>
+      </w:r>
+      <w:bookmarkEnd w:id="12"/>
+    </w:p>
+    <w:p>
+      <w:pPr>
+        <w:pStyle w:val="Heading3"/>
+      </w:pPr>
+      <w:r>
+        <w:t xml:space="preserve">What it does</w:t>
+      </w:r>
+    </w:p>
+    <w:p>
+      <w:pPr>
+        <w:spacing w:after="120" w:line="276"/>
+      </w:pPr>
+      <w:r>
+        <w:t xml:space="preserve">Face-to-face talk between a person with a disability and someone else on one phone: "Them" speaks and it appears as text (speech to text); "Me" types, taps a quick reply or signs, and it is read aloud (text to speech). Each conversation is saved and listed in Chats.</w:t>
+      </w:r>
+    </w:p>
+    <w:p>
+      <w:pPr>
+        <w:pStyle w:val="Heading3"/>
+      </w:pPr>
+      <w:r>
+        <w:t xml:space="preserve">How it works</w:t>
       </w:r>
     </w:p>
     <w:p>
@@ -5829,10 +6197,10 @@
           <w:b/>
           <w:bCs/>
         </w:rPr>
-        <w:t xml:space="preserve">One voice at a time</w:t>
-      </w:r>
-      <w:r>
-        <w:t xml:space="preserve"> (same file): anything new that starts speaking cuts off what is being said, so tapping a read-aloud button again starts it over instead of piling up readings. SOS speech is the exception: ordinary speech never cuts it off. A screen or Accel stops only its own speech (</w:t>
+        <w:t xml:space="preserve">Speech to text</w:t>
+      </w:r>
+      <w:r>
+        <w:t xml:space="preserve"> uses the phone's own recognizer through </w:t>
       </w:r>
       <w:r>
         <w:rPr>
@@ -5840,21 +6208,10 @@
           <w:sz w:val="19"/>
           <w:szCs w:val="19"/>
         </w:rPr>
-        <w:t xml:space="preserve">owner</w:t>
-      </w:r>
-      <w:r>
-        <w:t xml:space="preserve">), never someone else's (</w:t>
-      </w:r>
-      <w:r>
-        <w:rPr>
-          <w:rFonts w:ascii="Consolas" w:cs="Consolas" w:eastAsia="Consolas" w:hAnsi="Consolas"/>
-          <w:sz w:val="19"/>
-          <w:szCs w:val="19"/>
-        </w:rPr>
-        <w:t xml:space="preserve">scripts/speech-check.ts</w:t>
-      </w:r>
-      <w:r>
-        <w:t xml:space="preserve">).</w:t>
+        <w:t xml:space="preserve">expo-speech-recognition</w:t>
+      </w:r>
+      <w:r>
+        <w:t xml:space="preserve"> (development build only; in Expo Go the keyboard's dictation is used). On Android 13+ with the language downloaded it can run on the device with no internet; otherwise it asks for the offline language and falls back to the online recognizer. English and Filipino are supported.</w:t>
       </w:r>
     </w:p>
     <w:p>
@@ -5871,10 +6228,21 @@
           <w:b/>
           <w:bCs/>
         </w:rPr>
-        <w:t xml:space="preserve">Naming</w:t>
-      </w:r>
-      <w:r>
-        <w:t xml:space="preserve">: a new conversation asks for a name; "Start" needs one, "Skip" starts it titled by its date.</w:t>
+        <w:t xml:space="preserve">One owner of the microphone</w:t>
+      </w:r>
+      <w:r>
+        <w:t xml:space="preserve"> (</w:t>
+      </w:r>
+      <w:r>
+        <w:rPr>
+          <w:rFonts w:ascii="Consolas" w:cs="Consolas" w:eastAsia="Consolas" w:hAnsi="Consolas"/>
+          <w:sz w:val="19"/>
+          <w:szCs w:val="19"/>
+        </w:rPr>
+        <w:t xml:space="preserve">audio/recognizer.ts</w:t>
+      </w:r>
+      <w:r>
+        <w:t xml:space="preserve">): the phone has one recognizer but four parts want it (Conversation, each chat, Laya, "Hey Laya"). The mic always has exactly one owner and only the owner hears the results, so words said in one place never land in another screen.</w:t>
       </w:r>
     </w:p>
     <w:p>
@@ -5891,10 +6259,10 @@
           <w:b/>
           <w:bCs/>
         </w:rPr>
-        <w:t xml:space="preserve">Saving</w:t>
-      </w:r>
-      <w:r>
-        <w:t xml:space="preserve">: conversations and messages go into the phone's SQLite database (</w:t>
+        <w:t xml:space="preserve">Text to speech in Taglish</w:t>
+      </w:r>
+      <w:r>
+        <w:t xml:space="preserve"> (</w:t>
       </w:r>
       <w:r>
         <w:rPr>
@@ -5902,10 +6270,10 @@
           <w:sz w:val="19"/>
           <w:szCs w:val="19"/>
         </w:rPr>
-        <w:t xml:space="preserve">db/conversations.ts</w:t>
-      </w:r>
-      <w:r>
-        <w:t xml:space="preserve">) at once — no internet needed — and belong to the signed-in account (column </w:t>
+        <w:t xml:space="preserve">utils/speechHelper.ts</w:t>
+      </w:r>
+      <w:r>
+        <w:t xml:space="preserve">): </w:t>
       </w:r>
       <w:r>
         <w:rPr>
@@ -5913,10 +6281,10 @@
           <w:sz w:val="19"/>
           <w:szCs w:val="19"/>
         </w:rPr>
-        <w:t xml:space="preserve">account_id</w:t>
-      </w:r>
-      <w:r>
-        <w:t xml:space="preserve">).</w:t>
+        <w:t xml:space="preserve">expo-speech</w:t>
+      </w:r>
+      <w:r>
+        <w:t xml:space="preserve"> can use one language per call, so a message is split into clauses (at commas, periods and common Filipino conjunctions); each clause is read in the voice of the language it leans to (a word list of common Filipino words decides), back to back.</w:t>
       </w:r>
     </w:p>
     <w:p>
@@ -5933,10 +6301,10 @@
           <w:b/>
           <w:bCs/>
         </w:rPr>
-        <w:t xml:space="preserve">Backup</w:t>
-      </w:r>
-      <w:r>
-        <w:t xml:space="preserve"> (</w:t>
+        <w:t xml:space="preserve">One voice at a time</w:t>
+      </w:r>
+      <w:r>
+        <w:t xml:space="preserve"> (same file): anything new that starts speaking cuts off what is being said, so tapping a read-aloud button again starts it over instead of piling up readings. SOS speech is the exception: ordinary speech never cuts it off. A screen or Laya stops only its own speech (</w:t>
       </w:r>
       <w:r>
         <w:rPr>
@@ -5944,10 +6312,10 @@
           <w:sz w:val="19"/>
           <w:szCs w:val="19"/>
         </w:rPr>
-        <w:t xml:space="preserve">db/sync.ts</w:t>
-      </w:r>
-      <w:r>
-        <w:t xml:space="preserve"> → </w:t>
+        <w:t xml:space="preserve">owner</w:t>
+      </w:r>
+      <w:r>
+        <w:t xml:space="preserve">), never someone else's (</w:t>
       </w:r>
       <w:r>
         <w:rPr>
@@ -5955,62 +6323,10 @@
           <w:sz w:val="19"/>
           <w:szCs w:val="19"/>
         </w:rPr>
-        <w:t xml:space="preserve">POST /api/conversations/sync</w:t>
-      </w:r>
-      <w:r>
-        <w:t xml:space="preserve">): only the messages written since the last backup, 200 per request; the server saves them with one </w:t>
-      </w:r>
-      <w:r>
-        <w:rPr>
-          <w:rFonts w:ascii="Consolas" w:cs="Consolas" w:eastAsia="Consolas" w:hAnsi="Consolas"/>
-          <w:sz w:val="19"/>
-          <w:szCs w:val="19"/>
-        </w:rPr>
-        <w:t xml:space="preserve">bulkWrite</w:t>
-      </w:r>
-      <w:r>
-        <w:t xml:space="preserve">, each "upserted" by its </w:t>
-      </w:r>
-      <w:r>
-        <w:rPr>
-          <w:rFonts w:ascii="Consolas" w:cs="Consolas" w:eastAsia="Consolas" w:hAnsi="Consolas"/>
-          <w:sz w:val="19"/>
-          <w:szCs w:val="19"/>
-        </w:rPr>
-        <w:t xml:space="preserve">clientId</w:t>
-      </w:r>
-      <w:r>
-        <w:t xml:space="preserve">, so repeats change nothing. A deletion made offline waits in </w:t>
-      </w:r>
-      <w:r>
-        <w:rPr>
-          <w:rFonts w:ascii="Consolas" w:cs="Consolas" w:eastAsia="Consolas" w:hAnsi="Consolas"/>
-          <w:sz w:val="19"/>
-          <w:szCs w:val="19"/>
-        </w:rPr>
-        <w:t xml:space="preserve">pending_deletions</w:t>
-      </w:r>
-      <w:r>
-        <w:t xml:space="preserve"> and is sent later (</w:t>
-      </w:r>
-      <w:r>
-        <w:rPr>
-          <w:rFonts w:ascii="Consolas" w:cs="Consolas" w:eastAsia="Consolas" w:hAnsi="Consolas"/>
-          <w:sz w:val="19"/>
-          <w:szCs w:val="19"/>
-        </w:rPr>
-        <w:t xml:space="preserve">DELETE /api/conversations/:clientId</w:t>
-      </w:r>
-      <w:r>
-        <w:t xml:space="preserve">). Backups run when Chats opens, after a message, and when the phone comes back online.</w:t>
-      </w:r>
-    </w:p>
-    <w:p>
-      <w:pPr>
-        <w:pStyle w:val="Heading3"/>
-      </w:pPr>
-      <w:r>
-        <w:t xml:space="preserve">Why it is built this way</w:t>
+        <w:t xml:space="preserve">scripts/speech-check.ts</w:t>
+      </w:r>
+      <w:r>
+        <w:t xml:space="preserve">).</w:t>
       </w:r>
     </w:p>
     <w:p>
@@ -6023,7 +6339,14 @@
         <w:spacing w:after="60" w:line="264"/>
       </w:pPr>
       <w:r>
-        <w:t xml:space="preserve">The conversation must work in a clinic or a jeepney with no signal: the phone's database is the source of truth; the server copy is a backup.</w:t>
+        <w:rPr>
+          <w:b/>
+          <w:bCs/>
+        </w:rPr>
+        <w:t xml:space="preserve">Naming</w:t>
+      </w:r>
+      <w:r>
+        <w:t xml:space="preserve">: a new conversation asks for a name; "Start" needs one, "Skip" starts it titled by its date.</w:t>
       </w:r>
     </w:p>
     <w:p>
@@ -6036,7 +6359,36 @@
         <w:spacing w:after="60" w:line="264"/>
       </w:pPr>
       <w:r>
-        <w:t xml:space="preserve">Sending only new messages keeps each backup small; the old way re-sent every message each time and hit the size limit on long conversations.</w:t>
+        <w:rPr>
+          <w:b/>
+          <w:bCs/>
+        </w:rPr>
+        <w:t xml:space="preserve">Saving</w:t>
+      </w:r>
+      <w:r>
+        <w:t xml:space="preserve">: conversations and messages go into the phone's SQLite database (</w:t>
+      </w:r>
+      <w:r>
+        <w:rPr>
+          <w:rFonts w:ascii="Consolas" w:cs="Consolas" w:eastAsia="Consolas" w:hAnsi="Consolas"/>
+          <w:sz w:val="19"/>
+          <w:szCs w:val="19"/>
+        </w:rPr>
+        <w:t xml:space="preserve">db/conversations.ts</w:t>
+      </w:r>
+      <w:r>
+        <w:t xml:space="preserve">) at once — no internet needed — and belong to the signed-in account (column </w:t>
+      </w:r>
+      <w:r>
+        <w:rPr>
+          <w:rFonts w:ascii="Consolas" w:cs="Consolas" w:eastAsia="Consolas" w:hAnsi="Consolas"/>
+          <w:sz w:val="19"/>
+          <w:szCs w:val="19"/>
+        </w:rPr>
+        <w:t xml:space="preserve">account_id</w:t>
+      </w:r>
+      <w:r>
+        <w:t xml:space="preserve">).</w:t>
       </w:r>
     </w:p>
     <w:p>
@@ -6049,7 +6401,80 @@
         <w:spacing w:after="60" w:line="264"/>
       </w:pPr>
       <w:r>
-        <w:t xml:space="preserve">Per-account rows fix a privacy bug: before, the next person to log in on a phone saw the previous person's conversations.</w:t>
+        <w:rPr>
+          <w:b/>
+          <w:bCs/>
+        </w:rPr>
+        <w:t xml:space="preserve">Backup</w:t>
+      </w:r>
+      <w:r>
+        <w:t xml:space="preserve"> (</w:t>
+      </w:r>
+      <w:r>
+        <w:rPr>
+          <w:rFonts w:ascii="Consolas" w:cs="Consolas" w:eastAsia="Consolas" w:hAnsi="Consolas"/>
+          <w:sz w:val="19"/>
+          <w:szCs w:val="19"/>
+        </w:rPr>
+        <w:t xml:space="preserve">db/sync.ts</w:t>
+      </w:r>
+      <w:r>
+        <w:t xml:space="preserve"> → </w:t>
+      </w:r>
+      <w:r>
+        <w:rPr>
+          <w:rFonts w:ascii="Consolas" w:cs="Consolas" w:eastAsia="Consolas" w:hAnsi="Consolas"/>
+          <w:sz w:val="19"/>
+          <w:szCs w:val="19"/>
+        </w:rPr>
+        <w:t xml:space="preserve">POST /api/conversations/sync</w:t>
+      </w:r>
+      <w:r>
+        <w:t xml:space="preserve">): only the messages written since the last backup, 200 per request; the server saves them with one </w:t>
+      </w:r>
+      <w:r>
+        <w:rPr>
+          <w:rFonts w:ascii="Consolas" w:cs="Consolas" w:eastAsia="Consolas" w:hAnsi="Consolas"/>
+          <w:sz w:val="19"/>
+          <w:szCs w:val="19"/>
+        </w:rPr>
+        <w:t xml:space="preserve">bulkWrite</w:t>
+      </w:r>
+      <w:r>
+        <w:t xml:space="preserve">, each "upserted" by its </w:t>
+      </w:r>
+      <w:r>
+        <w:rPr>
+          <w:rFonts w:ascii="Consolas" w:cs="Consolas" w:eastAsia="Consolas" w:hAnsi="Consolas"/>
+          <w:sz w:val="19"/>
+          <w:szCs w:val="19"/>
+        </w:rPr>
+        <w:t xml:space="preserve">clientId</w:t>
+      </w:r>
+      <w:r>
+        <w:t xml:space="preserve">, so repeats change nothing. A deletion made offline waits in </w:t>
+      </w:r>
+      <w:r>
+        <w:rPr>
+          <w:rFonts w:ascii="Consolas" w:cs="Consolas" w:eastAsia="Consolas" w:hAnsi="Consolas"/>
+          <w:sz w:val="19"/>
+          <w:szCs w:val="19"/>
+        </w:rPr>
+        <w:t xml:space="preserve">pending_deletions</w:t>
+      </w:r>
+      <w:r>
+        <w:t xml:space="preserve"> and is sent later (</w:t>
+      </w:r>
+      <w:r>
+        <w:rPr>
+          <w:rFonts w:ascii="Consolas" w:cs="Consolas" w:eastAsia="Consolas" w:hAnsi="Consolas"/>
+          <w:sz w:val="19"/>
+          <w:szCs w:val="19"/>
+        </w:rPr>
+        <w:t xml:space="preserve">DELETE /api/conversations/:clientId</w:t>
+      </w:r>
+      <w:r>
+        <w:t xml:space="preserve">). Backups run when Chats opens, after a message, and when the phone comes back online.</w:t>
       </w:r>
     </w:p>
     <w:p>
@@ -6057,7 +6482,7 @@
         <w:pStyle w:val="Heading3"/>
       </w:pPr>
       <w:r>
-        <w:t xml:space="preserve">Limits</w:t>
+        <w:t xml:space="preserve">Why it is built this way</w:t>
       </w:r>
     </w:p>
     <w:p>
@@ -6070,7 +6495,7 @@
         <w:spacing w:after="60" w:line="264"/>
       </w:pPr>
       <w:r>
-        <w:t xml:space="preserve">Backup is one-way: a new phone doesn't download old conversations yet.</w:t>
+        <w:t xml:space="preserve">The conversation must work in a clinic or a jeepney with no signal: the phone's database is the source of truth; the server copy is a backup.</w:t>
       </w:r>
     </w:p>
     <w:p>
@@ -6083,121 +6508,7 @@
         <w:spacing w:after="60" w:line="264"/>
       </w:pPr>
       <w:r>
-        <w:t xml:space="preserve">Speech recognition quality depends on the phone; Taglish is switched per clause, not per word.</w:t>
-      </w:r>
-    </w:p>
-    <w:p>
-      <w:pPr>
-        <w:pStyle w:val="Heading3"/>
-      </w:pPr>
-      <w:r>
-        <w:t xml:space="preserve">Likely panel questions</w:t>
-      </w:r>
-    </w:p>
-    <w:p>
-      <w:pPr>
-        <w:spacing w:after="40" w:before="120"/>
-      </w:pPr>
-      <w:r>
-        <w:rPr>
-          <w:b/>
-          <w:bCs/>
-          <w:color w:val="5B4BD6"/>
-        </w:rPr>
-        <w:t xml:space="preserve">Q: </w:t>
-      </w:r>
-      <w:r>
-        <w:rPr>
-          <w:b/>
-          <w:bCs/>
-        </w:rPr>
-        <w:t xml:space="preserve">Does the audio go to your server?</w:t>
-      </w:r>
-    </w:p>
-    <w:p>
-      <w:pPr>
-        <w:spacing w:after="120" w:line="276"/>
-      </w:pPr>
-      <w:r>
-        <w:rPr>
-          <w:b/>
-          <w:bCs/>
-          <w:color w:val="5B4BD6"/>
-        </w:rPr>
-        <w:t xml:space="preserve">A: </w:t>
-      </w:r>
-      <w:r>
-        <w:t xml:space="preserve">No. Speech is turned into text by the phone's own recognizer (on the device when possible). Only the text is saved.</w:t>
-      </w:r>
-    </w:p>
-    <w:p>
-      <w:pPr>
-        <w:spacing w:after="40" w:before="120"/>
-      </w:pPr>
-      <w:r>
-        <w:rPr>
-          <w:b/>
-          <w:bCs/>
-          <w:color w:val="5B4BD6"/>
-        </w:rPr>
-        <w:t xml:space="preserve">Q: </w:t>
-      </w:r>
-      <w:r>
-        <w:rPr>
-          <w:b/>
-          <w:bCs/>
-        </w:rPr>
-        <w:t xml:space="preserve">What happens if the backup fails half-way?</w:t>
-      </w:r>
-    </w:p>
-    <w:p>
-      <w:pPr>
-        <w:spacing w:after="120" w:line="276"/>
-      </w:pPr>
-      <w:r>
-        <w:rPr>
-          <w:b/>
-          <w:bCs/>
-          <w:color w:val="5B4BD6"/>
-        </w:rPr>
-        <w:t xml:space="preserve">A: </w:t>
-      </w:r>
-      <w:r>
-        <w:t xml:space="preserve">The conversation keeps its old "last backed up" time, so the next try sends those messages again; the server ignores ones it already has.</w:t>
-      </w:r>
-    </w:p>
-    <w:p>
-      <w:pPr>
-        <w:pStyle w:val="Heading2"/>
-      </w:pPr>
-      <w:bookmarkStart w:name="_Toc13" w:id="13"/>
-      <w:r>
-        <w:t xml:space="preserve">2.4 Friends, live chat and push notifications</w:t>
-      </w:r>
-      <w:bookmarkEnd w:id="13"/>
-    </w:p>
-    <w:p>
-      <w:pPr>
-        <w:pStyle w:val="Heading3"/>
-      </w:pPr>
-      <w:r>
-        <w:t xml:space="preserve">What it does</w:t>
-      </w:r>
-    </w:p>
-    <w:p>
-      <w:pPr>
-        <w:spacing w:after="120" w:line="276"/>
-      </w:pPr>
-      <w:r>
-        <w:t xml:space="preserve">People add each other with a friend code (typed or scanned as a QR code), chat in real time, see "Seen" and who is online, and get notifications when the app is closed. Each person chooses which friends are in their SOS circle.</w:t>
-      </w:r>
-    </w:p>
-    <w:p>
-      <w:pPr>
-        <w:pStyle w:val="Heading3"/>
-      </w:pPr>
-      <w:r>
-        <w:t xml:space="preserve">How it works</w:t>
+        <w:t xml:space="preserve">Sending only new messages keeps each backup small; the old way re-sent every message each time and hit the size limit on long conversations.</w:t>
       </w:r>
     </w:p>
     <w:p>
@@ -6210,80 +6521,15 @@
         <w:spacing w:after="60" w:line="264"/>
       </w:pPr>
       <w:r>
-        <w:rPr>
-          <w:b/>
-          <w:bCs/>
-        </w:rPr>
-        <w:t xml:space="preserve">Friend codes</w:t>
-      </w:r>
-      <w:r>
-        <w:t xml:space="preserve"> like </w:t>
-      </w:r>
-      <w:r>
-        <w:rPr>
-          <w:rFonts w:ascii="Consolas" w:cs="Consolas" w:eastAsia="Consolas" w:hAnsi="Consolas"/>
-          <w:sz w:val="19"/>
-          <w:szCs w:val="19"/>
-        </w:rPr>
-        <w:t xml:space="preserve">ABCD-2345</w:t>
-      </w:r>
-      <w:r>
-        <w:t xml:space="preserve"> are made the first time they're needed (</w:t>
-      </w:r>
-      <w:r>
-        <w:rPr>
-          <w:rFonts w:ascii="Consolas" w:cs="Consolas" w:eastAsia="Consolas" w:hAnsi="Consolas"/>
-          <w:sz w:val="19"/>
-          <w:szCs w:val="19"/>
-        </w:rPr>
-        <w:t xml:space="preserve">utils/friendCode.js</w:t>
-      </w:r>
-      <w:r>
-        <w:t xml:space="preserve">); there is no search by email. A friendship is one document per pair (</w:t>
-      </w:r>
-      <w:r>
-        <w:rPr>
-          <w:rFonts w:ascii="Consolas" w:cs="Consolas" w:eastAsia="Consolas" w:hAnsi="Consolas"/>
-          <w:sz w:val="19"/>
-          <w:szCs w:val="19"/>
-        </w:rPr>
-        <w:t xml:space="preserve">Friendship</w:t>
-      </w:r>
-      <w:r>
-        <w:t xml:space="preserve">, unique </w:t>
-      </w:r>
-      <w:r>
-        <w:rPr>
-          <w:rFonts w:ascii="Consolas" w:cs="Consolas" w:eastAsia="Consolas" w:hAnsi="Consolas"/>
-          <w:sz w:val="19"/>
-          <w:szCs w:val="19"/>
-        </w:rPr>
-        <w:t xml:space="preserve">pairKey</w:t>
-      </w:r>
-      <w:r>
-        <w:t xml:space="preserve"> = the two ids sorted and joined), </w:t>
-      </w:r>
-      <w:r>
-        <w:rPr>
-          <w:rFonts w:ascii="Consolas" w:cs="Consolas" w:eastAsia="Consolas" w:hAnsi="Consolas"/>
-          <w:sz w:val="19"/>
-          <w:szCs w:val="19"/>
-        </w:rPr>
-        <w:t xml:space="preserve">pending</w:t>
-      </w:r>
-      <w:r>
-        <w:t xml:space="preserve"> then </w:t>
-      </w:r>
-      <w:r>
-        <w:rPr>
-          <w:rFonts w:ascii="Consolas" w:cs="Consolas" w:eastAsia="Consolas" w:hAnsi="Consolas"/>
-          <w:sz w:val="19"/>
-          <w:szCs w:val="19"/>
-        </w:rPr>
-        <w:t xml:space="preserve">accepted</w:t>
-      </w:r>
-      <w:r>
-        <w:t xml:space="preserve">.</w:t>
+        <w:t xml:space="preserve">Per-account rows fix a privacy bug: before, the next person to log in on a phone saw the previous person's conversations.</w:t>
+      </w:r>
+    </w:p>
+    <w:p>
+      <w:pPr>
+        <w:pStyle w:val="Heading3"/>
+      </w:pPr>
+      <w:r>
+        <w:t xml:space="preserve">Limits</w:t>
       </w:r>
     </w:p>
     <w:p>
@@ -6296,91 +6542,7 @@
         <w:spacing w:after="60" w:line="264"/>
       </w:pPr>
       <w:r>
-        <w:rPr>
-          <w:b/>
-          <w:bCs/>
-        </w:rPr>
-        <w:t xml:space="preserve">Sending a message</w:t>
-      </w:r>
-      <w:r>
-        <w:t xml:space="preserve"> (full trace in Part 5): the phone saves it as </w:t>
-      </w:r>
-      <w:r>
-        <w:rPr>
-          <w:rFonts w:ascii="Consolas" w:cs="Consolas" w:eastAsia="Consolas" w:hAnsi="Consolas"/>
-          <w:sz w:val="19"/>
-          <w:szCs w:val="19"/>
-        </w:rPr>
-        <w:t xml:space="preserve">pending</w:t>
-      </w:r>
-      <w:r>
-        <w:t xml:space="preserve"> in SQLite, then </w:t>
-      </w:r>
-      <w:r>
-        <w:rPr>
-          <w:rFonts w:ascii="Consolas" w:cs="Consolas" w:eastAsia="Consolas" w:hAnsi="Consolas"/>
-          <w:sz w:val="19"/>
-          <w:szCs w:val="19"/>
-        </w:rPr>
-        <w:t xml:space="preserve">POST /api/messages/:friendId</w:t>
-      </w:r>
-      <w:r>
-        <w:t xml:space="preserve"> with its own </w:t>
-      </w:r>
-      <w:r>
-        <w:rPr>
-          <w:rFonts w:ascii="Consolas" w:cs="Consolas" w:eastAsia="Consolas" w:hAnsi="Consolas"/>
-          <w:sz w:val="19"/>
-          <w:szCs w:val="19"/>
-        </w:rPr>
-        <w:t xml:space="preserve">clientId</w:t>
-      </w:r>
-      <w:r>
-        <w:t xml:space="preserve">. The server saves it once — </w:t>
-      </w:r>
-      <w:r>
-        <w:rPr>
-          <w:rFonts w:ascii="Consolas" w:cs="Consolas" w:eastAsia="Consolas" w:hAnsi="Consolas"/>
-          <w:sz w:val="19"/>
-          <w:szCs w:val="19"/>
-        </w:rPr>
-        <w:t xml:space="preserve">findOneAndUpdate</w:t>
-      </w:r>
-      <w:r>
-        <w:t xml:space="preserve"> with </w:t>
-      </w:r>
-      <w:r>
-        <w:rPr>
-          <w:rFonts w:ascii="Consolas" w:cs="Consolas" w:eastAsia="Consolas" w:hAnsi="Consolas"/>
-          <w:sz w:val="19"/>
-          <w:szCs w:val="19"/>
-        </w:rPr>
-        <w:t xml:space="preserve">$setOnInsert</w:t>
-      </w:r>
-      <w:r>
-        <w:t xml:space="preserve"> on the unique </w:t>
-      </w:r>
-      <w:r>
-        <w:rPr>
-          <w:rFonts w:ascii="Consolas" w:cs="Consolas" w:eastAsia="Consolas" w:hAnsi="Consolas"/>
-          <w:sz w:val="19"/>
-          <w:szCs w:val="19"/>
-        </w:rPr>
-        <w:t xml:space="preserve">{senderId, clientId}</w:t>
-      </w:r>
-      <w:r>
-        <w:t xml:space="preserve"> — and emits </w:t>
-      </w:r>
-      <w:r>
-        <w:rPr>
-          <w:rFonts w:ascii="Consolas" w:cs="Consolas" w:eastAsia="Consolas" w:hAnsi="Consolas"/>
-          <w:sz w:val="19"/>
-          <w:szCs w:val="19"/>
-        </w:rPr>
-        <w:t xml:space="preserve">dm:new</w:t>
-      </w:r>
-      <w:r>
-        <w:t xml:space="preserve"> to the friend's live connection — plus a push notification if their app isn't open on screen.</w:t>
+        <w:t xml:space="preserve">Backup is one-way: a new phone doesn't download old conversations yet.</w:t>
       </w:r>
     </w:p>
     <w:p>
@@ -6393,135 +6555,121 @@
         <w:spacing w:after="60" w:line="264"/>
       </w:pPr>
       <w:r>
+        <w:t xml:space="preserve">Speech recognition quality depends on the phone; Taglish is switched per clause, not per word.</w:t>
+      </w:r>
+    </w:p>
+    <w:p>
+      <w:pPr>
+        <w:pStyle w:val="Heading3"/>
+      </w:pPr>
+      <w:r>
+        <w:t xml:space="preserve">Likely panel questions</w:t>
+      </w:r>
+    </w:p>
+    <w:p>
+      <w:pPr>
+        <w:spacing w:after="40" w:before="120"/>
+      </w:pPr>
+      <w:r>
         <w:rPr>
           <w:b/>
           <w:bCs/>
-        </w:rPr>
-        <w:t xml:space="preserve">The live connection</w:t>
-      </w:r>
-      <w:r>
-        <w:t xml:space="preserve"> (</w:t>
-      </w:r>
-      <w:r>
-        <w:rPr>
-          <w:rFonts w:ascii="Consolas" w:cs="Consolas" w:eastAsia="Consolas" w:hAnsi="Consolas"/>
-          <w:sz w:val="19"/>
-          <w:szCs w:val="19"/>
-        </w:rPr>
-        <w:t xml:space="preserve">backend/src/realtime/io.js</w:t>
-      </w:r>
-      <w:r>
-        <w:t xml:space="preserve">): each user joins a room </w:t>
-      </w:r>
-      <w:r>
-        <w:rPr>
-          <w:rFonts w:ascii="Consolas" w:cs="Consolas" w:eastAsia="Consolas" w:hAnsi="Consolas"/>
-          <w:sz w:val="19"/>
-          <w:szCs w:val="19"/>
-        </w:rPr>
-        <w:t xml:space="preserve">user:&lt;id&gt;</w:t>
-      </w:r>
-      <w:r>
-        <w:t xml:space="preserve">; events are </w:t>
-      </w:r>
-      <w:r>
-        <w:rPr>
-          <w:rFonts w:ascii="Consolas" w:cs="Consolas" w:eastAsia="Consolas" w:hAnsi="Consolas"/>
-          <w:sz w:val="19"/>
-          <w:szCs w:val="19"/>
-        </w:rPr>
-        <w:t xml:space="preserve">dm:new</w:t>
-      </w:r>
-      <w:r>
-        <w:t xml:space="preserve">, </w:t>
-      </w:r>
-      <w:r>
-        <w:rPr>
-          <w:rFonts w:ascii="Consolas" w:cs="Consolas" w:eastAsia="Consolas" w:hAnsi="Consolas"/>
-          <w:sz w:val="19"/>
-          <w:szCs w:val="19"/>
-        </w:rPr>
-        <w:t xml:space="preserve">dm:read</w:t>
-      </w:r>
-      <w:r>
-        <w:t xml:space="preserve">, </w:t>
-      </w:r>
-      <w:r>
-        <w:rPr>
-          <w:rFonts w:ascii="Consolas" w:cs="Consolas" w:eastAsia="Consolas" w:hAnsi="Consolas"/>
-          <w:sz w:val="19"/>
-          <w:szCs w:val="19"/>
-        </w:rPr>
-        <w:t xml:space="preserve">presence</w:t>
-      </w:r>
-      <w:r>
-        <w:t xml:space="preserve">, </w:t>
-      </w:r>
-      <w:r>
-        <w:rPr>
-          <w:rFonts w:ascii="Consolas" w:cs="Consolas" w:eastAsia="Consolas" w:hAnsi="Consolas"/>
-          <w:sz w:val="19"/>
-          <w:szCs w:val="19"/>
-        </w:rPr>
-        <w:t xml:space="preserve">friends:changed</w:t>
-      </w:r>
-      <w:r>
-        <w:t xml:space="preserve">, </w:t>
-      </w:r>
-      <w:r>
-        <w:rPr>
-          <w:rFonts w:ascii="Consolas" w:cs="Consolas" w:eastAsia="Consolas" w:hAnsi="Consolas"/>
-          <w:sz w:val="19"/>
-          <w:szCs w:val="19"/>
-        </w:rPr>
-        <w:t xml:space="preserve">sos:alert</w:t>
-      </w:r>
-      <w:r>
-        <w:t xml:space="preserve">, </w:t>
-      </w:r>
-      <w:r>
-        <w:rPr>
-          <w:rFonts w:ascii="Consolas" w:cs="Consolas" w:eastAsia="Consolas" w:hAnsi="Consolas"/>
-          <w:sz w:val="19"/>
-          <w:szCs w:val="19"/>
-        </w:rPr>
-        <w:t xml:space="preserve">sos:location</w:t>
-      </w:r>
-      <w:r>
-        <w:t xml:space="preserve">, </w:t>
-      </w:r>
-      <w:r>
-        <w:rPr>
-          <w:rFonts w:ascii="Consolas" w:cs="Consolas" w:eastAsia="Consolas" w:hAnsi="Consolas"/>
-          <w:sz w:val="19"/>
-          <w:szCs w:val="19"/>
-        </w:rPr>
-        <w:t xml:space="preserve">sos:resolved</w:t>
-      </w:r>
-      <w:r>
-        <w:t xml:space="preserve">, </w:t>
-      </w:r>
-      <w:r>
-        <w:rPr>
-          <w:rFonts w:ascii="Consolas" w:cs="Consolas" w:eastAsia="Consolas" w:hAnsi="Consolas"/>
-          <w:sz w:val="19"/>
-          <w:szCs w:val="19"/>
-        </w:rPr>
-        <w:t xml:space="preserve">sos:response</w:t>
-      </w:r>
-      <w:r>
-        <w:t xml:space="preserve">. The phone reports </w:t>
-      </w:r>
-      <w:r>
-        <w:rPr>
-          <w:rFonts w:ascii="Consolas" w:cs="Consolas" w:eastAsia="Consolas" w:hAnsi="Consolas"/>
-          <w:sz w:val="19"/>
-          <w:szCs w:val="19"/>
-        </w:rPr>
-        <w:t xml:space="preserve">app:state</w:t>
-      </w:r>
-      <w:r>
-        <w:t xml:space="preserve"> (in front or not) so the server knows whether a push is needed.</w:t>
+          <w:color w:val="5B4BD6"/>
+        </w:rPr>
+        <w:t xml:space="preserve">Q: </w:t>
+      </w:r>
+      <w:r>
+        <w:rPr>
+          <w:b/>
+          <w:bCs/>
+        </w:rPr>
+        <w:t xml:space="preserve">Does the audio go to your server?</w:t>
+      </w:r>
+    </w:p>
+    <w:p>
+      <w:pPr>
+        <w:spacing w:after="120" w:line="276"/>
+      </w:pPr>
+      <w:r>
+        <w:rPr>
+          <w:b/>
+          <w:bCs/>
+          <w:color w:val="5B4BD6"/>
+        </w:rPr>
+        <w:t xml:space="preserve">A: </w:t>
+      </w:r>
+      <w:r>
+        <w:t xml:space="preserve">No. Speech is turned into text by the phone's own recognizer (on the device when possible). Only the text is saved.</w:t>
+      </w:r>
+    </w:p>
+    <w:p>
+      <w:pPr>
+        <w:spacing w:after="40" w:before="120"/>
+      </w:pPr>
+      <w:r>
+        <w:rPr>
+          <w:b/>
+          <w:bCs/>
+          <w:color w:val="5B4BD6"/>
+        </w:rPr>
+        <w:t xml:space="preserve">Q: </w:t>
+      </w:r>
+      <w:r>
+        <w:rPr>
+          <w:b/>
+          <w:bCs/>
+        </w:rPr>
+        <w:t xml:space="preserve">What happens if the backup fails half-way?</w:t>
+      </w:r>
+    </w:p>
+    <w:p>
+      <w:pPr>
+        <w:spacing w:after="120" w:line="276"/>
+      </w:pPr>
+      <w:r>
+        <w:rPr>
+          <w:b/>
+          <w:bCs/>
+          <w:color w:val="5B4BD6"/>
+        </w:rPr>
+        <w:t xml:space="preserve">A: </w:t>
+      </w:r>
+      <w:r>
+        <w:t xml:space="preserve">The conversation keeps its old "last backed up" time, so the next try sends those messages again; the server ignores ones it already has.</w:t>
+      </w:r>
+    </w:p>
+    <w:p>
+      <w:pPr>
+        <w:pStyle w:val="Heading2"/>
+      </w:pPr>
+      <w:bookmarkStart w:name="_Toc13" w:id="13"/>
+      <w:r>
+        <w:t xml:space="preserve">2.4 Friends, live chat and push notifications</w:t>
+      </w:r>
+      <w:bookmarkEnd w:id="13"/>
+    </w:p>
+    <w:p>
+      <w:pPr>
+        <w:pStyle w:val="Heading3"/>
+      </w:pPr>
+      <w:r>
+        <w:t xml:space="preserve">What it does</w:t>
+      </w:r>
+    </w:p>
+    <w:p>
+      <w:pPr>
+        <w:spacing w:after="120" w:line="276"/>
+      </w:pPr>
+      <w:r>
+        <w:t xml:space="preserve">People add each other with a friend code (typed or scanned as a QR code), chat in real time, see "Seen" and who is online, and get notifications when the app is closed. Each person chooses which friends are in their SOS circle.</w:t>
+      </w:r>
+    </w:p>
+    <w:p>
+      <w:pPr>
+        <w:pStyle w:val="Heading3"/>
+      </w:pPr>
+      <w:r>
+        <w:t xml:space="preserve">How it works</w:t>
       </w:r>
     </w:p>
     <w:p>
@@ -6538,10 +6686,10 @@
           <w:b/>
           <w:bCs/>
         </w:rPr>
-        <w:t xml:space="preserve">Catching up</w:t>
-      </w:r>
-      <w:r>
-        <w:t xml:space="preserve"> after being offline (</w:t>
+        <w:t xml:space="preserve">Friend codes</w:t>
+      </w:r>
+      <w:r>
+        <w:t xml:space="preserve"> like </w:t>
       </w:r>
       <w:r>
         <w:rPr>
@@ -6549,10 +6697,10 @@
           <w:sz w:val="19"/>
           <w:szCs w:val="19"/>
         </w:rPr>
-        <w:t xml:space="preserve">realtime/FriendsProvider.tsx</w:t>
-      </w:r>
-      <w:r>
-        <w:t xml:space="preserve">): send the outbox, reload friends, then fetch only chats whose last message is newer than what the phone has (</w:t>
+        <w:t xml:space="preserve">ABCD-2345</w:t>
+      </w:r>
+      <w:r>
+        <w:t xml:space="preserve"> are made the first time they're needed (</w:t>
       </w:r>
       <w:r>
         <w:rPr>
@@ -6560,10 +6708,10 @@
           <w:sz w:val="19"/>
           <w:szCs w:val="19"/>
         </w:rPr>
-        <w:t xml:space="preserve">dm_cursors.synced_until</w:t>
-      </w:r>
-      <w:r>
-        <w:t xml:space="preserve">), 200 at a time (</w:t>
+        <w:t xml:space="preserve">utils/friendCode.js</w:t>
+      </w:r>
+      <w:r>
+        <w:t xml:space="preserve">); there is no search by email. A friendship is one document per pair (</w:t>
       </w:r>
       <w:r>
         <w:rPr>
@@ -6571,10 +6719,43 @@
           <w:sz w:val="19"/>
           <w:szCs w:val="19"/>
         </w:rPr>
-        <w:t xml:space="preserve">GET /api/messages/:friendId?after=…</w:t>
-      </w:r>
-      <w:r>
-        <w:t xml:space="preserve">). At most once per 10 s on a flaky connection.</w:t>
+        <w:t xml:space="preserve">Friendship</w:t>
+      </w:r>
+      <w:r>
+        <w:t xml:space="preserve">, unique </w:t>
+      </w:r>
+      <w:r>
+        <w:rPr>
+          <w:rFonts w:ascii="Consolas" w:cs="Consolas" w:eastAsia="Consolas" w:hAnsi="Consolas"/>
+          <w:sz w:val="19"/>
+          <w:szCs w:val="19"/>
+        </w:rPr>
+        <w:t xml:space="preserve">pairKey</w:t>
+      </w:r>
+      <w:r>
+        <w:t xml:space="preserve"> = the two ids sorted and joined), </w:t>
+      </w:r>
+      <w:r>
+        <w:rPr>
+          <w:rFonts w:ascii="Consolas" w:cs="Consolas" w:eastAsia="Consolas" w:hAnsi="Consolas"/>
+          <w:sz w:val="19"/>
+          <w:szCs w:val="19"/>
+        </w:rPr>
+        <w:t xml:space="preserve">pending</w:t>
+      </w:r>
+      <w:r>
+        <w:t xml:space="preserve"> then </w:t>
+      </w:r>
+      <w:r>
+        <w:rPr>
+          <w:rFonts w:ascii="Consolas" w:cs="Consolas" w:eastAsia="Consolas" w:hAnsi="Consolas"/>
+          <w:sz w:val="19"/>
+          <w:szCs w:val="19"/>
+        </w:rPr>
+        <w:t xml:space="preserve">accepted</w:t>
+      </w:r>
+      <w:r>
+        <w:t xml:space="preserve">.</w:t>
       </w:r>
     </w:p>
     <w:p>
@@ -6591,10 +6772,10 @@
           <w:b/>
           <w:bCs/>
         </w:rPr>
-        <w:t xml:space="preserve">"Seen"</w:t>
-      </w:r>
-      <w:r>
-        <w:t xml:space="preserve">: opening a chat with something unread calls </w:t>
+        <w:t xml:space="preserve">Sending a message</w:t>
+      </w:r>
+      <w:r>
+        <w:t xml:space="preserve"> (full trace in Part 5): the phone saves it as </w:t>
       </w:r>
       <w:r>
         <w:rPr>
@@ -6602,10 +6783,10 @@
           <w:sz w:val="19"/>
           <w:szCs w:val="19"/>
         </w:rPr>
-        <w:t xml:space="preserve">POST /api/messages/:friendId/read</w:t>
-      </w:r>
-      <w:r>
-        <w:t xml:space="preserve">; the server stores the time on the friendship and emits </w:t>
+        <w:t xml:space="preserve">pending</w:t>
+      </w:r>
+      <w:r>
+        <w:t xml:space="preserve"> in SQLite, then </w:t>
       </w:r>
       <w:r>
         <w:rPr>
@@ -6613,10 +6794,65 @@
           <w:sz w:val="19"/>
           <w:szCs w:val="19"/>
         </w:rPr>
-        <w:t xml:space="preserve">dm:read</w:t>
-      </w:r>
-      <w:r>
-        <w:t xml:space="preserve">.</w:t>
+        <w:t xml:space="preserve">POST /api/messages/:friendId</w:t>
+      </w:r>
+      <w:r>
+        <w:t xml:space="preserve"> with its own </w:t>
+      </w:r>
+      <w:r>
+        <w:rPr>
+          <w:rFonts w:ascii="Consolas" w:cs="Consolas" w:eastAsia="Consolas" w:hAnsi="Consolas"/>
+          <w:sz w:val="19"/>
+          <w:szCs w:val="19"/>
+        </w:rPr>
+        <w:t xml:space="preserve">clientId</w:t>
+      </w:r>
+      <w:r>
+        <w:t xml:space="preserve">. The server saves it once — </w:t>
+      </w:r>
+      <w:r>
+        <w:rPr>
+          <w:rFonts w:ascii="Consolas" w:cs="Consolas" w:eastAsia="Consolas" w:hAnsi="Consolas"/>
+          <w:sz w:val="19"/>
+          <w:szCs w:val="19"/>
+        </w:rPr>
+        <w:t xml:space="preserve">findOneAndUpdate</w:t>
+      </w:r>
+      <w:r>
+        <w:t xml:space="preserve"> with </w:t>
+      </w:r>
+      <w:r>
+        <w:rPr>
+          <w:rFonts w:ascii="Consolas" w:cs="Consolas" w:eastAsia="Consolas" w:hAnsi="Consolas"/>
+          <w:sz w:val="19"/>
+          <w:szCs w:val="19"/>
+        </w:rPr>
+        <w:t xml:space="preserve">$setOnInsert</w:t>
+      </w:r>
+      <w:r>
+        <w:t xml:space="preserve"> on the unique </w:t>
+      </w:r>
+      <w:r>
+        <w:rPr>
+          <w:rFonts w:ascii="Consolas" w:cs="Consolas" w:eastAsia="Consolas" w:hAnsi="Consolas"/>
+          <w:sz w:val="19"/>
+          <w:szCs w:val="19"/>
+        </w:rPr>
+        <w:t xml:space="preserve">{senderId, clientId}</w:t>
+      </w:r>
+      <w:r>
+        <w:t xml:space="preserve"> — and emits </w:t>
+      </w:r>
+      <w:r>
+        <w:rPr>
+          <w:rFonts w:ascii="Consolas" w:cs="Consolas" w:eastAsia="Consolas" w:hAnsi="Consolas"/>
+          <w:sz w:val="19"/>
+          <w:szCs w:val="19"/>
+        </w:rPr>
+        <w:t xml:space="preserve">dm:new</w:t>
+      </w:r>
+      <w:r>
+        <w:t xml:space="preserve"> to the friend's live connection — plus a push notification if their app isn't open on screen.</w:t>
       </w:r>
     </w:p>
     <w:p>
@@ -6633,7 +6869,7 @@
           <w:b/>
           <w:bCs/>
         </w:rPr>
-        <w:t xml:space="preserve">Push</w:t>
+        <w:t xml:space="preserve">The live connection</w:t>
       </w:r>
       <w:r>
         <w:t xml:space="preserve"> (</w:t>
@@ -6644,10 +6880,10 @@
           <w:sz w:val="19"/>
           <w:szCs w:val="19"/>
         </w:rPr>
-        <w:t xml:space="preserve">backend/src/utils/push.js</w:t>
-      </w:r>
-      <w:r>
-        <w:t xml:space="preserve">): each phone saves an Expo push token (</w:t>
+        <w:t xml:space="preserve">backend/src/realtime/io.js</w:t>
+      </w:r>
+      <w:r>
+        <w:t xml:space="preserve">): each user joins a room </w:t>
       </w:r>
       <w:r>
         <w:rPr>
@@ -6655,48 +6891,109 @@
           <w:sz w:val="19"/>
           <w:szCs w:val="19"/>
         </w:rPr>
-        <w:t xml:space="preserve">PUT /api/push/token</w:t>
-      </w:r>
-      <w:r>
-        <w:t xml:space="preserve">, one phone belongs to one account at a time). Sending is one HTTPS call to Expo in batches of 100; SOS alerts retry twice if Expo is busy; tokens Expo reports as gone are deleted. Android channels: </w:t>
-      </w:r>
-      <w:r>
-        <w:rPr>
-          <w:b/>
-          <w:bCs/>
-        </w:rPr>
-        <w:t xml:space="preserve">SOS alerts</w:t>
-      </w:r>
-      <w:r>
-        <w:t xml:space="preserve"> (highest importance), </w:t>
-      </w:r>
-      <w:r>
-        <w:rPr>
-          <w:b/>
-          <w:bCs/>
-        </w:rPr>
-        <w:t xml:space="preserve">SOS updates</w:t>
+        <w:t xml:space="preserve">user:&lt;id&gt;</w:t>
+      </w:r>
+      <w:r>
+        <w:t xml:space="preserve">; events are </w:t>
+      </w:r>
+      <w:r>
+        <w:rPr>
+          <w:rFonts w:ascii="Consolas" w:cs="Consolas" w:eastAsia="Consolas" w:hAnsi="Consolas"/>
+          <w:sz w:val="19"/>
+          <w:szCs w:val="19"/>
+        </w:rPr>
+        <w:t xml:space="preserve">dm:new</w:t>
       </w:r>
       <w:r>
         <w:t xml:space="preserve">, </w:t>
       </w:r>
       <w:r>
         <w:rPr>
-          <w:b/>
-          <w:bCs/>
-        </w:rPr>
-        <w:t xml:space="preserve">Messages</w:t>
-      </w:r>
-      <w:r>
-        <w:t xml:space="preserve">.</w:t>
-      </w:r>
-    </w:p>
-    <w:p>
-      <w:pPr>
-        <w:pStyle w:val="Heading3"/>
-      </w:pPr>
-      <w:r>
-        <w:t xml:space="preserve">Why it is built this way</w:t>
+          <w:rFonts w:ascii="Consolas" w:cs="Consolas" w:eastAsia="Consolas" w:hAnsi="Consolas"/>
+          <w:sz w:val="19"/>
+          <w:szCs w:val="19"/>
+        </w:rPr>
+        <w:t xml:space="preserve">dm:read</w:t>
+      </w:r>
+      <w:r>
+        <w:t xml:space="preserve">, </w:t>
+      </w:r>
+      <w:r>
+        <w:rPr>
+          <w:rFonts w:ascii="Consolas" w:cs="Consolas" w:eastAsia="Consolas" w:hAnsi="Consolas"/>
+          <w:sz w:val="19"/>
+          <w:szCs w:val="19"/>
+        </w:rPr>
+        <w:t xml:space="preserve">presence</w:t>
+      </w:r>
+      <w:r>
+        <w:t xml:space="preserve">, </w:t>
+      </w:r>
+      <w:r>
+        <w:rPr>
+          <w:rFonts w:ascii="Consolas" w:cs="Consolas" w:eastAsia="Consolas" w:hAnsi="Consolas"/>
+          <w:sz w:val="19"/>
+          <w:szCs w:val="19"/>
+        </w:rPr>
+        <w:t xml:space="preserve">friends:changed</w:t>
+      </w:r>
+      <w:r>
+        <w:t xml:space="preserve">, </w:t>
+      </w:r>
+      <w:r>
+        <w:rPr>
+          <w:rFonts w:ascii="Consolas" w:cs="Consolas" w:eastAsia="Consolas" w:hAnsi="Consolas"/>
+          <w:sz w:val="19"/>
+          <w:szCs w:val="19"/>
+        </w:rPr>
+        <w:t xml:space="preserve">sos:alert</w:t>
+      </w:r>
+      <w:r>
+        <w:t xml:space="preserve">, </w:t>
+      </w:r>
+      <w:r>
+        <w:rPr>
+          <w:rFonts w:ascii="Consolas" w:cs="Consolas" w:eastAsia="Consolas" w:hAnsi="Consolas"/>
+          <w:sz w:val="19"/>
+          <w:szCs w:val="19"/>
+        </w:rPr>
+        <w:t xml:space="preserve">sos:location</w:t>
+      </w:r>
+      <w:r>
+        <w:t xml:space="preserve">, </w:t>
+      </w:r>
+      <w:r>
+        <w:rPr>
+          <w:rFonts w:ascii="Consolas" w:cs="Consolas" w:eastAsia="Consolas" w:hAnsi="Consolas"/>
+          <w:sz w:val="19"/>
+          <w:szCs w:val="19"/>
+        </w:rPr>
+        <w:t xml:space="preserve">sos:resolved</w:t>
+      </w:r>
+      <w:r>
+        <w:t xml:space="preserve">, </w:t>
+      </w:r>
+      <w:r>
+        <w:rPr>
+          <w:rFonts w:ascii="Consolas" w:cs="Consolas" w:eastAsia="Consolas" w:hAnsi="Consolas"/>
+          <w:sz w:val="19"/>
+          <w:szCs w:val="19"/>
+        </w:rPr>
+        <w:t xml:space="preserve">sos:response</w:t>
+      </w:r>
+      <w:r>
+        <w:t xml:space="preserve">. The phone reports </w:t>
+      </w:r>
+      <w:r>
+        <w:rPr>
+          <w:rFonts w:ascii="Consolas" w:cs="Consolas" w:eastAsia="Consolas" w:hAnsi="Consolas"/>
+          <w:sz w:val="19"/>
+          <w:szCs w:val="19"/>
+        </w:rPr>
+        <w:t xml:space="preserve">app:state</w:t>
+      </w:r>
+      <w:r>
+        <w:t xml:space="preserve"> (in front or not) so the server knows whether a push is needed.</w:t>
       </w:r>
     </w:p>
     <w:p>
@@ -6709,7 +7006,47 @@
         <w:spacing w:after="60" w:line="264"/>
       </w:pPr>
       <w:r>
-        <w:t xml:space="preserve">REST for actions, a socket only for events: a phone that was offline simply retries its requests, and the socket can stay simple.</w:t>
+        <w:rPr>
+          <w:b/>
+          <w:bCs/>
+        </w:rPr>
+        <w:t xml:space="preserve">Catching up</w:t>
+      </w:r>
+      <w:r>
+        <w:t xml:space="preserve"> after being offline (</w:t>
+      </w:r>
+      <w:r>
+        <w:rPr>
+          <w:rFonts w:ascii="Consolas" w:cs="Consolas" w:eastAsia="Consolas" w:hAnsi="Consolas"/>
+          <w:sz w:val="19"/>
+          <w:szCs w:val="19"/>
+        </w:rPr>
+        <w:t xml:space="preserve">realtime/FriendsProvider.tsx</w:t>
+      </w:r>
+      <w:r>
+        <w:t xml:space="preserve">): send the outbox, reload friends, then fetch only chats whose last message is newer than what the phone has (</w:t>
+      </w:r>
+      <w:r>
+        <w:rPr>
+          <w:rFonts w:ascii="Consolas" w:cs="Consolas" w:eastAsia="Consolas" w:hAnsi="Consolas"/>
+          <w:sz w:val="19"/>
+          <w:szCs w:val="19"/>
+        </w:rPr>
+        <w:t xml:space="preserve">dm_cursors.synced_until</w:t>
+      </w:r>
+      <w:r>
+        <w:t xml:space="preserve">), 200 at a time (</w:t>
+      </w:r>
+      <w:r>
+        <w:rPr>
+          <w:rFonts w:ascii="Consolas" w:cs="Consolas" w:eastAsia="Consolas" w:hAnsi="Consolas"/>
+          <w:sz w:val="19"/>
+          <w:szCs w:val="19"/>
+        </w:rPr>
+        <w:t xml:space="preserve">GET /api/messages/:friendId?after=…</w:t>
+      </w:r>
+      <w:r>
+        <w:t xml:space="preserve">). At most once per 10 s on a flaky connection.</w:t>
       </w:r>
     </w:p>
     <w:p>
@@ -6722,7 +7059,14 @@
         <w:spacing w:after="60" w:line="264"/>
       </w:pPr>
       <w:r>
-        <w:t xml:space="preserve">Ids made on the phone (</w:t>
+        <w:rPr>
+          <w:b/>
+          <w:bCs/>
+        </w:rPr>
+        <w:t xml:space="preserve">"Seen"</w:t>
+      </w:r>
+      <w:r>
+        <w:t xml:space="preserve">: opening a chat with something unread calls </w:t>
       </w:r>
       <w:r>
         <w:rPr>
@@ -6730,10 +7074,21 @@
           <w:sz w:val="19"/>
           <w:szCs w:val="19"/>
         </w:rPr>
-        <w:t xml:space="preserve">clientId</w:t>
-      </w:r>
-      <w:r>
-        <w:t xml:space="preserve">): a retry after a dropped connection can never duplicate a message.</w:t>
+        <w:t xml:space="preserve">POST /api/messages/:friendId/read</w:t>
+      </w:r>
+      <w:r>
+        <w:t xml:space="preserve">; the server stores the time on the friendship and emits </w:t>
+      </w:r>
+      <w:r>
+        <w:rPr>
+          <w:rFonts w:ascii="Consolas" w:cs="Consolas" w:eastAsia="Consolas" w:hAnsi="Consolas"/>
+          <w:sz w:val="19"/>
+          <w:szCs w:val="19"/>
+        </w:rPr>
+        <w:t xml:space="preserve">dm:read</w:t>
+      </w:r>
+      <w:r>
+        <w:t xml:space="preserve">.</w:t>
       </w:r>
     </w:p>
     <w:p>
@@ -6746,7 +7101,14 @@
         <w:spacing w:after="60" w:line="264"/>
       </w:pPr>
       <w:r>
-        <w:t xml:space="preserve">Cursor-based catch-up (</w:t>
+        <w:rPr>
+          <w:b/>
+          <w:bCs/>
+        </w:rPr>
+        <w:t xml:space="preserve">Push</w:t>
+      </w:r>
+      <w:r>
+        <w:t xml:space="preserve"> (</w:t>
       </w:r>
       <w:r>
         <w:rPr>
@@ -6754,10 +7116,51 @@
           <w:sz w:val="19"/>
           <w:szCs w:val="19"/>
         </w:rPr>
-        <w:t xml:space="preserve">after=</w:t>
-      </w:r>
-      <w:r>
-        <w:t xml:space="preserve"> a time) instead of page numbers: new messages arriving meanwhile can't shift pages.</w:t>
+        <w:t xml:space="preserve">backend/src/utils/push.js</w:t>
+      </w:r>
+      <w:r>
+        <w:t xml:space="preserve">): each phone saves an Expo push token (</w:t>
+      </w:r>
+      <w:r>
+        <w:rPr>
+          <w:rFonts w:ascii="Consolas" w:cs="Consolas" w:eastAsia="Consolas" w:hAnsi="Consolas"/>
+          <w:sz w:val="19"/>
+          <w:szCs w:val="19"/>
+        </w:rPr>
+        <w:t xml:space="preserve">PUT /api/push/token</w:t>
+      </w:r>
+      <w:r>
+        <w:t xml:space="preserve">, one phone belongs to one account at a time). Sending is one HTTPS call to Expo in batches of 100; SOS alerts retry twice if Expo is busy; tokens Expo reports as gone are deleted. Android channels: </w:t>
+      </w:r>
+      <w:r>
+        <w:rPr>
+          <w:b/>
+          <w:bCs/>
+        </w:rPr>
+        <w:t xml:space="preserve">SOS alerts</w:t>
+      </w:r>
+      <w:r>
+        <w:t xml:space="preserve"> (highest importance), </w:t>
+      </w:r>
+      <w:r>
+        <w:rPr>
+          <w:b/>
+          <w:bCs/>
+        </w:rPr>
+        <w:t xml:space="preserve">SOS updates</w:t>
+      </w:r>
+      <w:r>
+        <w:t xml:space="preserve">, </w:t>
+      </w:r>
+      <w:r>
+        <w:rPr>
+          <w:b/>
+          <w:bCs/>
+        </w:rPr>
+        <w:t xml:space="preserve">Messages</w:t>
+      </w:r>
+      <w:r>
+        <w:t xml:space="preserve">.</w:t>
       </w:r>
     </w:p>
     <w:p>
@@ -6765,7 +7168,7 @@
         <w:pStyle w:val="Heading3"/>
       </w:pPr>
       <w:r>
-        <w:t xml:space="preserve">Limits</w:t>
+        <w:t xml:space="preserve">Why it is built this way</w:t>
       </w:r>
     </w:p>
     <w:p>
@@ -6778,7 +7181,7 @@
         <w:spacing w:after="60" w:line="264"/>
       </w:pPr>
       <w:r>
-        <w:t xml:space="preserve">iPhone push needs a paid Apple developer account; Android works through Firebase.</w:t>
+        <w:t xml:space="preserve">REST for actions, a socket only for events: a phone that was offline simply retries its requests, and the socket can stay simple.</w:t>
       </w:r>
     </w:p>
     <w:p>
@@ -6791,6 +7194,75 @@
         <w:spacing w:after="60" w:line="264"/>
       </w:pPr>
       <w:r>
+        <w:t xml:space="preserve">Ids made on the phone (</w:t>
+      </w:r>
+      <w:r>
+        <w:rPr>
+          <w:rFonts w:ascii="Consolas" w:cs="Consolas" w:eastAsia="Consolas" w:hAnsi="Consolas"/>
+          <w:sz w:val="19"/>
+          <w:szCs w:val="19"/>
+        </w:rPr>
+        <w:t xml:space="preserve">clientId</w:t>
+      </w:r>
+      <w:r>
+        <w:t xml:space="preserve">): a retry after a dropped connection can never duplicate a message.</w:t>
+      </w:r>
+    </w:p>
+    <w:p>
+      <w:pPr>
+        <w:pStyle w:val="ListParagraph"/>
+        <w:numPr>
+          <w:ilvl w:val="0"/>
+          <w:numId w:val="2"/>
+        </w:numPr>
+        <w:spacing w:after="60" w:line="264"/>
+      </w:pPr>
+      <w:r>
+        <w:t xml:space="preserve">Cursor-based catch-up (</w:t>
+      </w:r>
+      <w:r>
+        <w:rPr>
+          <w:rFonts w:ascii="Consolas" w:cs="Consolas" w:eastAsia="Consolas" w:hAnsi="Consolas"/>
+          <w:sz w:val="19"/>
+          <w:szCs w:val="19"/>
+        </w:rPr>
+        <w:t xml:space="preserve">after=</w:t>
+      </w:r>
+      <w:r>
+        <w:t xml:space="preserve"> a time) instead of page numbers: new messages arriving meanwhile can't shift pages.</w:t>
+      </w:r>
+    </w:p>
+    <w:p>
+      <w:pPr>
+        <w:pStyle w:val="Heading3"/>
+      </w:pPr>
+      <w:r>
+        <w:t xml:space="preserve">Limits</w:t>
+      </w:r>
+    </w:p>
+    <w:p>
+      <w:pPr>
+        <w:pStyle w:val="ListParagraph"/>
+        <w:numPr>
+          <w:ilvl w:val="0"/>
+          <w:numId w:val="2"/>
+        </w:numPr>
+        <w:spacing w:after="60" w:line="264"/>
+      </w:pPr>
+      <w:r>
+        <w:t xml:space="preserve">iPhone push needs a paid Apple developer account; Android works through Firebase.</w:t>
+      </w:r>
+    </w:p>
+    <w:p>
+      <w:pPr>
+        <w:pStyle w:val="ListParagraph"/>
+        <w:numPr>
+          <w:ilvl w:val="0"/>
+          <w:numId w:val="2"/>
+        </w:numPr>
+        <w:spacing w:after="60" w:line="264"/>
+      </w:pPr>
+      <w:r>
         <w:t xml:space="preserve">No blocking of users yet (only unfriend).</w:t>
       </w:r>
     </w:p>
@@ -6897,7 +7369,7 @@
         <w:spacing w:after="120" w:line="276"/>
       </w:pPr>
       <w:r>
-        <w:t xml:space="preserve">A PWD user in trouble holds the SOS button, shakes the phone, or tells Accel "SOS". Friends in their SOS circle get a full-screen alert, a loud notification and a chat message, with where they are; emergency contacts get a text message; the user can also call 911. Friends answer "I've seen it" or "I'm on my way", and the user ends it with "I'm safe".</w:t>
+        <w:t xml:space="preserve">A PWD user in trouble holds the SOS button, shakes the phone, or tells Laya "SOS". Friends in their SOS circle get a full-screen alert, a loud notification and a chat message, with where they are; emergency contacts get a text message; the user can also call 911. Friends answer "I've seen it" or "I'm on my way", and the user ends it with "I'm safe".</w:t>
       </w:r>
     </w:p>
     <w:p>
@@ -7527,7 +7999,7 @@
       </w:pPr>
       <w:bookmarkStart w:name="_Toc15" w:id="15"/>
       <w:r>
-        <w:t xml:space="preserve">2.6 Accel, the voice assistant</w:t>
+        <w:t xml:space="preserve">2.6 Laya, the voice assistant</w:t>
       </w:r>
       <w:bookmarkEnd w:id="15"/>
     </w:p>
@@ -7544,7 +8016,7 @@
         <w:spacing w:after="120" w:line="276"/>
       </w:pPr>
       <w:r>
-        <w:t xml:space="preserve">A voice navigator for blind and low-vision users who can't use TalkBack/VoiceOver comfortably. Start it with its button, iPhone's Magic Tap, or by saying "Hey Accel" while the app is open; then say what you want: "take me to conversation mode", "read my last message from Ana", "tell Ben I'm on my way", "SOS". Accel says back what it understood and waits for yes or no.</w:t>
+        <w:t xml:space="preserve">A voice navigator for blind and low-vision users who can't use TalkBack/VoiceOver comfortably. Start it with its button, iPhone's Magic Tap, or by saying "Hey Laya" while the app is open; then say what you want: "take me to conversation mode", "read my last message from Ana", "tell Ben I'm on my way", "SOS". Laya says back what it understood and waits for yes or no.</w:t>
       </w:r>
     </w:p>
     <w:p>
@@ -7572,7 +8044,18 @@
         <w:t xml:space="preserve">Hearing</w:t>
       </w:r>
       <w:r>
-        <w:t xml:space="preserve">: the phone's speech recognizer (see 2.3). "Hey Accel" listens the whole time AccessAI is open — on the device where possible, otherwise the online recognizer — and forgives how it's heard ("Axel", "axle", "Excel"…). It keeps listening while the app talks (ignoring its own voice) and steps aside during an SOS, while another mic is in use, and in the background.</w:t>
+        <w:t xml:space="preserve">: the phone's speech recognizer (see 2.3). "Hey Laya" listens the whole time AccessAI is open — on the device where possible, otherwise the phone's online speech service — and forgives how the name is heard ("leya", "liya", "hilaya"…). A greeting is required ("hey", "hi", "uy", "hoy"…), because "laya" is an everyday Filipino word (malaya, kalayaan); looser sound-alikes like "Layla" count only when no friend has that name (</w:t>
+      </w:r>
+      <w:r>
+        <w:rPr>
+          <w:rFonts w:ascii="Consolas" w:cs="Consolas" w:eastAsia="Consolas" w:hAnsi="Consolas"/>
+          <w:sz w:val="19"/>
+          <w:szCs w:val="19"/>
+        </w:rPr>
+        <w:t xml:space="preserve">laya/language.ts</w:t>
+      </w:r>
+      <w:r>
+        <w:t xml:space="preserve">). It keeps listening while the app talks (ignoring its own voice) and steps aside during an SOS, a tour, the Terms screen, while another mic is in use, and in the background.</w:t>
       </w:r>
     </w:p>
     <w:p>
@@ -7589,7 +8072,7 @@
           <w:b/>
           <w:bCs/>
         </w:rPr>
-        <w:t xml:space="preserve">The phone's rules first</w:t>
+        <w:t xml:space="preserve">Answers in the command's language</w:t>
       </w:r>
       <w:r>
         <w:t xml:space="preserve"> (</w:t>
@@ -7600,10 +8083,21 @@
           <w:sz w:val="19"/>
           <w:szCs w:val="19"/>
         </w:rPr>
-        <w:t xml:space="preserve">accel/rules.ts</w:t>
-      </w:r>
-      <w:r>
-        <w:t xml:space="preserve">): regular expressions for common English, Filipino and Taglish commands, instant and offline. A match with confidence ≥ 0.85 is used straight away.</w:t>
+        <w:t xml:space="preserve">laya/phrases.ts</w:t>
+      </w:r>
+      <w:r>
+        <w:t xml:space="preserve">, </w:t>
+      </w:r>
+      <w:r>
+        <w:rPr>
+          <w:rFonts w:ascii="Consolas" w:cs="Consolas" w:eastAsia="Consolas" w:hAnsi="Consolas"/>
+          <w:sz w:val="19"/>
+          <w:szCs w:val="19"/>
+        </w:rPr>
+        <w:t xml:space="preserve">commandLanguage</w:t>
+      </w:r>
+      <w:r>
+        <w:t xml:space="preserve">): every line Laya says exists in English and Filipino; a Tagalog or Taglish command gets a Filipino answer, an English one an English answer, and a bare "Uy Laya" a Filipino "Ano 'yon?". No setting.</w:t>
       </w:r>
     </w:p>
     <w:p>
@@ -7620,6 +8114,68 @@
           <w:b/>
           <w:bCs/>
         </w:rPr>
+        <w:t xml:space="preserve">Its button</w:t>
+      </w:r>
+      <w:r>
+        <w:t xml:space="preserve"> (</w:t>
+      </w:r>
+      <w:r>
+        <w:rPr>
+          <w:rFonts w:ascii="Consolas" w:cs="Consolas" w:eastAsia="Consolas" w:hAnsi="Consolas"/>
+          <w:sz w:val="19"/>
+          <w:szCs w:val="19"/>
+        </w:rPr>
+        <w:t xml:space="preserve">laya/LayaButton.tsx</w:t>
+      </w:r>
+      <w:r>
+        <w:t xml:space="preserve">) can be dragged anywhere and snaps to the nearest side, clear of the menu's swipe edge and the tab bar; the place is remembered, and screen readers get "Move to the left side / right side / up / down" actions.</w:t>
+      </w:r>
+    </w:p>
+    <w:p>
+      <w:pPr>
+        <w:pStyle w:val="ListParagraph"/>
+        <w:numPr>
+          <w:ilvl w:val="0"/>
+          <w:numId w:val="6"/>
+        </w:numPr>
+        <w:spacing w:after="60" w:line="264"/>
+      </w:pPr>
+      <w:r>
+        <w:rPr>
+          <w:b/>
+          <w:bCs/>
+        </w:rPr>
+        <w:t xml:space="preserve">The phone's rules first</w:t>
+      </w:r>
+      <w:r>
+        <w:t xml:space="preserve"> (</w:t>
+      </w:r>
+      <w:r>
+        <w:rPr>
+          <w:rFonts w:ascii="Consolas" w:cs="Consolas" w:eastAsia="Consolas" w:hAnsi="Consolas"/>
+          <w:sz w:val="19"/>
+          <w:szCs w:val="19"/>
+        </w:rPr>
+        <w:t xml:space="preserve">laya/rules.ts</w:t>
+      </w:r>
+      <w:r>
+        <w:t xml:space="preserve">): regular expressions for common English, Filipino and Taglish commands, instant and offline. A match with confidence ≥ 0.85 is used straight away.</w:t>
+      </w:r>
+    </w:p>
+    <w:p>
+      <w:pPr>
+        <w:pStyle w:val="ListParagraph"/>
+        <w:numPr>
+          <w:ilvl w:val="0"/>
+          <w:numId w:val="6"/>
+        </w:numPr>
+        <w:spacing w:after="60" w:line="264"/>
+      </w:pPr>
+      <w:r>
+        <w:rPr>
+          <w:b/>
+          <w:bCs/>
+        </w:rPr>
         <w:t xml:space="preserve">The AI next</w:t>
       </w:r>
       <w:r>
@@ -7782,7 +8338,7 @@
         <w:t xml:space="preserve">catalog.ts</w:t>
       </w:r>
       <w:r>
-        <w:t xml:space="preserve">). The 70 actions are the same list in </w:t>
+        <w:t xml:space="preserve">). The 73 actions are the same list in </w:t>
       </w:r>
       <w:r>
         <w:rPr>
@@ -7801,7 +8357,7 @@
           <w:sz w:val="19"/>
           <w:szCs w:val="19"/>
         </w:rPr>
-        <w:t xml:space="preserve">frontend/src/accel/catalog.ts</w:t>
+        <w:t xml:space="preserve">frontend/src/laya/catalog.ts</w:t>
       </w:r>
       <w:r>
         <w:t xml:space="preserve"> (</w:t>
@@ -7812,7 +8368,7 @@
           <w:sz w:val="19"/>
           <w:szCs w:val="19"/>
         </w:rPr>
-        <w:t xml:space="preserve">scripts/check-accel-catalog.mjs</w:t>
+        <w:t xml:space="preserve">scripts/check-laya-catalog.mjs</w:t>
       </w:r>
       <w:r>
         <w:t xml:space="preserve"> checks). Part 6 explains the vector search and the LLM step in depth, with real examples.</w:t>
@@ -7843,7 +8399,7 @@
           <w:sz w:val="19"/>
           <w:szCs w:val="19"/>
         </w:rPr>
-        <w:t xml:space="preserve">accel/AccelProvider.tsx</w:t>
+        <w:t xml:space="preserve">laya/LayaProvider.tsx</w:t>
       </w:r>
       <w:r>
         <w:t xml:space="preserve">, </w:t>
@@ -7885,7 +8441,7 @@
           <w:sz w:val="19"/>
           <w:szCs w:val="19"/>
         </w:rPr>
-        <w:t xml:space="preserve">accel/screens.ts</w:t>
+        <w:t xml:space="preserve">laya/screens.ts</w:t>
       </w:r>
       <w:r>
         <w:t xml:space="preserve">).</w:t>
@@ -7916,7 +8472,7 @@
           <w:sz w:val="19"/>
           <w:szCs w:val="19"/>
         </w:rPr>
-        <w:t xml:space="preserve">accel/screenRegistry.ts</w:t>
+        <w:t xml:space="preserve">laya/screenRegistry.ts</w:t>
       </w:r>
       <w:r>
         <w:t xml:space="preserve">, </w:t>
@@ -7927,10 +8483,10 @@
           <w:sz w:val="19"/>
           <w:szCs w:val="19"/>
         </w:rPr>
-        <w:t xml:space="preserve">useAccelScreen</w:t>
-      </w:r>
-      <w:r>
-        <w:t xml:space="preserve">): while Chats, Conversation mode or a Learn lesson is open, it tells Accel what it shows and its own commands, and those are matched first. A blind user can hold a whole conversation by voice ("my turn", "their turn", "say I need to go to the clinic", "read what they said", "quick reply 2") and answer a lesson ("the second one", "check", "continue"). Each command runs the same thing as its button. Said on another screen, Accel says where it works.</w:t>
+        <w:t xml:space="preserve">useLayaScreen</w:t>
+      </w:r>
+      <w:r>
+        <w:t xml:space="preserve">): while Chats, Conversation mode or a Learn lesson is open, it tells Laya what it shows and its own commands, and those are matched first. A blind user can hold a whole conversation by voice ("my turn", "their turn", "say I need to go to the clinic", "read what they said", "quick reply 2") and answer a lesson ("the second one", "check", "continue"). Each command runs the same thing as its button. Said on another screen, Laya says where it works.</w:t>
       </w:r>
     </w:p>
     <w:p>
@@ -7961,7 +8517,7 @@
         <w:t xml:space="preserve">blocked.account</w:t>
       </w:r>
       <w:r>
-        <w:t xml:space="preserve">) — Accel explains how to do it by hand instead. </w:t>
+        <w:t xml:space="preserve">) — Laya explains how to do it by hand instead. </w:t>
       </w:r>
       <w:r>
         <w:rPr>
@@ -8050,7 +8606,7 @@
         <w:spacing w:after="60" w:line="264"/>
       </w:pPr>
       <w:r>
-        <w:t xml:space="preserve">"Hey Accel" works only while AccessAI is open and in front, and only in the development build (Expo Go has no speech module).</w:t>
+        <w:t xml:space="preserve">"Hey Laya" works only while AccessAI is open and in front, and only in the development build (Expo Go has no speech module).</w:t>
       </w:r>
     </w:p>
     <w:p>
@@ -8063,7 +8619,7 @@
         <w:spacing w:after="60" w:line="264"/>
       </w:pPr>
       <w:r>
-        <w:t xml:space="preserve">The AI runs on the laptop: offline, Accel uses only the phone's rules.</w:t>
+        <w:t xml:space="preserve">The AI runs on the laptop: offline, Laya uses only the phone's rules.</w:t>
       </w:r>
     </w:p>
     <w:p>
@@ -8076,7 +8632,7 @@
         <w:spacing w:after="60" w:line="264"/>
       </w:pPr>
       <w:r>
-        <w:t xml:space="preserve">On 58 test sentences it has never seen (</w:t>
+        <w:t xml:space="preserve">On 66 test sentences it has never seen (</w:t>
       </w:r>
       <w:r>
         <w:rPr>
@@ -8087,7 +8643,7 @@
         <w:t xml:space="preserve">ai/eval.jsonl</w:t>
       </w:r>
       <w:r>
-        <w:t xml:space="preserve">), the AI picks the right action 50 times (86%). Most misses are close neighbours (reading a chat vs. a friend's last message); the phone's rules catch the common sentences first, and Accel asks "yes or no?" before acting.</w:t>
+        <w:t xml:space="preserve">), the AI picks the right action 58 times (88%). Most misses are close neighbours (reading a chat vs. a friend's last message, Big text with or without the words); the phone's rules catch the common sentences first, and Laya asks "yes or no?" before acting.</w:t>
       </w:r>
     </w:p>
     <w:p>
@@ -8136,7 +8692,7 @@
           <w:b/>
           <w:bCs/>
         </w:rPr>
-        <w:t xml:space="preserve">Is Accel a chatbot?</w:t>
+        <w:t xml:space="preserve">Is Laya a chatbot?</w:t>
       </w:r>
     </w:p>
     <w:p>
@@ -8152,7 +8708,7 @@
         <w:t xml:space="preserve">A: </w:t>
       </w:r>
       <w:r>
-        <w:t xml:space="preserve">No. It turns a spoken command into one of 70 app actions. It doesn't answer general questions, and it does nothing outside AccessAI.</w:t>
+        <w:t xml:space="preserve">No. It turns a spoken command into one of 73 app actions. It doesn't answer general questions, and it does nothing outside AccessAI.</w:t>
       </w:r>
     </w:p>
     <w:p>
@@ -8749,7 +9305,7 @@
         <w:spacing w:after="120" w:line="276"/>
       </w:pPr>
       <w:r>
-        <w:t xml:space="preserve">A Duolingo-style course in the sign language the person picked (FSL or ASL): short lessons of 4 new signs, quizzes, matching, and making the sign in front of the camera, which AccessAI checks. XP and levels, a daily streak and goal, hearts, badges and a weekly leaderboard with friends. It teaches only signs AccessAI can read. For the defense it has 4 real levels per language (12 signs each); the levels after them are shown locked ("Finish previous levels first.").</w:t>
+        <w:t xml:space="preserve">A Duolingo-style course in the sign language the person picked (FSL or ASL): short lessons of 4 new signs, quizzes, matching, and making the sign in front of the camera, which AccessAI checks. No points, hearts or streaks — mistakes are never punished — just which lessons are done, and a weekly leaderboard with friends that counts different lessons finished. It teaches only signs AccessAI can read. For the defense it has 4 real levels per language (12 signs each); the levels after them are shown locked ("Finish previous levels first.").</w:t>
       </w:r>
     </w:p>
     <w:p>
@@ -8861,7 +9417,7 @@
         <w:t xml:space="preserve">components/learn/SignClip.tsx</w:t>
       </w:r>
       <w:r>
-        <w:t xml:space="preserve">): the team's own short recordings in </w:t>
+        <w:t xml:space="preserve">): the team's own 24 recordings (12 FSL, 12 ASL) in </w:t>
       </w:r>
       <w:r>
         <w:rPr>
@@ -8883,7 +9439,7 @@
         <w:t xml:space="preserve">expo-video</w:t>
       </w:r>
       <w:r>
-        <w:t xml:space="preserve"> from the app itself — muted, looping, 0.5× slow motion, and offline. </w:t>
+        <w:t xml:space="preserve"> from the app itself — muted, looping, 0.5× slow motion, and offline. The originals (1080p, about 900 MB in all) were compressed with ffmpeg to 720p H.264, no sound, CRF 26: 0.75–1.41 MB each, about 25 MB in all, with face, hands and fingers still clear. </w:t>
       </w:r>
       <w:r>
         <w:rPr>
@@ -8894,7 +9450,18 @@
         <w:t xml:space="preserve">scripts/build-sign-clips.js</w:t>
       </w:r>
       <w:r>
-        <w:t xml:space="preserve"> (run by the bundler at start) lists the files there, so a new clip only replaces its placeholder; one not recorded yet shows "Clip coming soon".</w:t>
+        <w:t xml:space="preserve"> (run by the bundler at start) lists the files there; </w:t>
+      </w:r>
+      <w:r>
+        <w:rPr>
+          <w:rFonts w:ascii="Consolas" w:cs="Consolas" w:eastAsia="Consolas" w:hAnsi="Consolas"/>
+          <w:sz w:val="19"/>
+          <w:szCs w:val="19"/>
+        </w:rPr>
+        <w:t xml:space="preserve">learn-check</w:t>
+      </w:r>
+      <w:r>
+        <w:t xml:space="preserve"> checks every clip is there and at most 10 MB.</w:t>
       </w:r>
     </w:p>
     <w:p>
@@ -9018,7 +9585,18 @@
         <w:t xml:space="preserve">src/learn/progress.ts</w:t>
       </w:r>
       <w:r>
-        <w:t xml:space="preserve">) is worked out from the list of finished lessons only: XP (lesson 10, perfect +5, each camera sign +3, review 5; at most 30), levels (level L needs 25·(L−1)·L XP), streak (days in a row, Philippine time), daily goal (10/20/30/50), unlocks, badges. Hearts (5, one back every 30 min, quiz mistakes only, a review refills them) are kept on the phone.</w:t>
+        <w:t xml:space="preserve">, </w:t>
+      </w:r>
+      <w:r>
+        <w:rPr>
+          <w:rFonts w:ascii="Consolas" w:cs="Consolas" w:eastAsia="Consolas" w:hAnsi="Consolas"/>
+          <w:sz w:val="19"/>
+          <w:szCs w:val="19"/>
+        </w:rPr>
+        <w:t xml:space="preserve">courseProgress</w:t>
+      </w:r>
+      <w:r>
+        <w:t xml:space="preserve">) is worked out from the list of finished lessons only: which lessons and levels are done and what unlocks next. (XP, levels, streaks, the daily goal, hearts and badges were removed on 2026-10-17; old saves that still have them are read without them.)</w:t>
       </w:r>
     </w:p>
     <w:p>
@@ -9093,7 +9671,7 @@
         <w:t xml:space="preserve">GET /api/learn/leaderboard</w:t>
       </w:r>
       <w:r>
-        <w:t xml:space="preserve"> (this week's XP for me and my friends, one aggregation; the week starts Monday 00:00 Manila).</w:t>
+        <w:t xml:space="preserve"> (how many different lessons I and my friends finished this week — replaying one doesn't count twice; one aggregation; the week starts Monday 00:00 Manila; older app versions still get XP).</w:t>
       </w:r>
     </w:p>
     <w:p>
@@ -9174,18 +9752,7 @@
         <w:spacing w:after="60" w:line="264"/>
       </w:pPr>
       <w:r>
-        <w:t xml:space="preserve">The clips are being recorded by the team (24 in all, </w:t>
-      </w:r>
-      <w:r>
-        <w:rPr>
-          <w:rFonts w:ascii="Consolas" w:cs="Consolas" w:eastAsia="Consolas" w:hAnsi="Consolas"/>
-          <w:sz w:val="19"/>
-          <w:szCs w:val="19"/>
-        </w:rPr>
-        <w:t xml:space="preserve">learn/RECORDING_CHECKLIST.md</w:t>
-      </w:r>
-      <w:r>
-        <w:t xml:space="preserve">), and need the next app build (the video player is a native part; it works in Expo Go already).</w:t>
+        <w:t xml:space="preserve">The clips need the next app build to play in the development build (the video player is a native part; it works in Expo Go already).</w:t>
       </w:r>
     </w:p>
     <w:p>
@@ -9242,7 +9809,7 @@
         <w:t xml:space="preserve">A: </w:t>
       </w:r>
       <w:r>
-        <w:t xml:space="preserve">They work offline, can't be taken down, show no ads, and match the spoken steps and the camera check. 30 short clips are small enough to ship inside the app.</w:t>
+        <w:t xml:space="preserve">They work offline, can't be taken down, show no ads, and match the spoken steps and the camera check. Compressed, the 24 clips are about 25 MB, small enough to ship inside the app.</w:t>
       </w:r>
     </w:p>
     <w:p>
@@ -9314,7 +9881,7 @@
         <w:t xml:space="preserve">A: </w:t>
       </w:r>
       <w:r>
-        <w:t xml:space="preserve">The server caps XP per lesson at 30, refuses completions dated in the future, and only counts friends. A determined cheater could still replay lessons; it's a friendly weekly board, not a prize.</w:t>
+        <w:t xml:space="preserve">It counts different lessons, so replaying one doesn't help; the server refuses completions dated in the future and lesson ids of the wrong shape, and only friends are on it. It's a friendly weekly board, not a prize.</w:t>
       </w:r>
     </w:p>
     <w:p>
@@ -9626,7 +10193,7 @@
         <w:spacing w:after="120" w:line="276"/>
       </w:pPr>
       <w:r>
-        <w:t xml:space="preserve">Staff sign in on the web to search users, see an account, deactivate or reactivate it, and (super admins) create and manage admin accounts.</w:t>
+        <w:t xml:space="preserve">Staff sign in on the web to search users and see an account, its activity (logins, account changes, limits hit) and its SOS records; suspend an account for 1, 7 or 30 days or delete it in 30 days; check "Needs a look" for warning signs; and (super admins) create and manage admin accounts.</w:t>
       </w:r>
     </w:p>
     <w:p>
@@ -9658,7 +10225,7 @@
         <w:t xml:space="preserve">admin/</w:t>
       </w:r>
       <w:r>
-        <w:t xml:space="preserve"> (pages: Login, Users, User detail, Admins, Change password).</w:t>
+        <w:t xml:space="preserve"> (pages: Login, Users, User detail, Needs a look, Activity, SOS, Admins, Change password).</w:t>
       </w:r>
     </w:p>
     <w:p>
@@ -9704,6 +10271,39 @@
         <w:t xml:space="preserve">/api/admin/admins</w:t>
       </w:r>
       <w:r>
+        <w:t xml:space="preserve">, and </w:t>
+      </w:r>
+      <w:r>
+        <w:rPr>
+          <w:rFonts w:ascii="Consolas" w:cs="Consolas" w:eastAsia="Consolas" w:hAnsi="Consolas"/>
+          <w:sz w:val="19"/>
+          <w:szCs w:val="19"/>
+        </w:rPr>
+        <w:t xml:space="preserve">/api/admin/activity</w:t>
+      </w:r>
+      <w:r>
+        <w:t xml:space="preserve">, </w:t>
+      </w:r>
+      <w:r>
+        <w:rPr>
+          <w:rFonts w:ascii="Consolas" w:cs="Consolas" w:eastAsia="Consolas" w:hAnsi="Consolas"/>
+          <w:sz w:val="19"/>
+          <w:szCs w:val="19"/>
+        </w:rPr>
+        <w:t xml:space="preserve">/sos</w:t>
+      </w:r>
+      <w:r>
+        <w:t xml:space="preserve">, </w:t>
+      </w:r>
+      <w:r>
+        <w:rPr>
+          <w:rFonts w:ascii="Consolas" w:cs="Consolas" w:eastAsia="Consolas" w:hAnsi="Consolas"/>
+          <w:sz w:val="19"/>
+          <w:szCs w:val="19"/>
+        </w:rPr>
+        <w:t xml:space="preserve">/review</w:t>
+      </w:r>
+      <w:r>
         <w:t xml:space="preserve">, protected by </w:t>
       </w:r>
       <w:r>
@@ -9750,7 +10350,14 @@
         <w:spacing w:after="60" w:line="264"/>
       </w:pPr>
       <w:r>
-        <w:t xml:space="preserve">Admins are created with </w:t>
+        <w:rPr>
+          <w:b/>
+          <w:bCs/>
+        </w:rPr>
+        <w:t xml:space="preserve">Suspend</w:t>
+      </w:r>
+      <w:r>
+        <w:t xml:space="preserve"> (</w:t>
       </w:r>
       <w:r>
         <w:rPr>
@@ -9758,10 +10365,42 @@
           <w:sz w:val="19"/>
           <w:szCs w:val="19"/>
         </w:rPr>
-        <w:t xml:space="preserve">npm run create-admin</w:t>
-      </w:r>
-      <w:r>
-        <w:t xml:space="preserve"> or by a super admin, with a temporary password that must be changed first.</w:t>
+        <w:t xml:space="preserve">POST /users/:id/suspend</w:t>
+      </w:r>
+      <w:r>
+        <w:t xml:space="preserve">, 1, 7 or 30 days and a reason the person is shown) and </w:t>
+      </w:r>
+      <w:r>
+        <w:rPr>
+          <w:b/>
+          <w:bCs/>
+        </w:rPr>
+        <w:t xml:space="preserve">delete in 30 days</w:t>
+      </w:r>
+      <w:r>
+        <w:t xml:space="preserve"> (</w:t>
+      </w:r>
+      <w:r>
+        <w:rPr>
+          <w:rFonts w:ascii="Consolas" w:cs="Consolas" w:eastAsia="Consolas" w:hAnsi="Consolas"/>
+          <w:sz w:val="19"/>
+          <w:szCs w:val="19"/>
+        </w:rPr>
+        <w:t xml:space="preserve">POST /users/:id/deletion</w:t>
+      </w:r>
+      <w:r>
+        <w:t xml:space="preserve">, super admins only): the account is locked at once — its live connections are closed (</w:t>
+      </w:r>
+      <w:r>
+        <w:rPr>
+          <w:rFonts w:ascii="Consolas" w:cs="Consolas" w:eastAsia="Consolas" w:hAnsi="Consolas"/>
+          <w:sz w:val="19"/>
+          <w:szCs w:val="19"/>
+        </w:rPr>
+        <w:t xml:space="preserve">disconnectUser</w:t>
+      </w:r>
+      <w:r>
+        <w:t xml:space="preserve">), its friends' lists reload without it, and the app signs out showing why. Lift and Cancel undo them; only a super admin can cancel a deletion, and only an admin's (a person's own deletion is theirs to cancel). The old Deactivate is gone; old deactivated accounts show "Deactivated (old)" with Reactivate.</w:t>
       </w:r>
     </w:p>
     <w:p>
@@ -9774,26 +10413,14 @@
         <w:spacing w:after="60" w:line="264"/>
       </w:pPr>
       <w:r>
-        <w:t xml:space="preserve">Every login attempt (with the real reason) and every change is written to </w:t>
-      </w:r>
-      <w:r>
-        <w:rPr>
-          <w:rFonts w:ascii="Consolas" w:cs="Consolas" w:eastAsia="Consolas" w:hAnsi="Consolas"/>
-          <w:sz w:val="19"/>
-          <w:szCs w:val="19"/>
-        </w:rPr>
-        <w:t xml:space="preserve">AdminAuditLog</w:t>
-      </w:r>
-      <w:r>
-        <w:t xml:space="preserve">.</w:t>
-      </w:r>
-    </w:p>
-    <w:p>
-      <w:pPr>
-        <w:pStyle w:val="Heading3"/>
-      </w:pPr>
-      <w:r>
-        <w:t xml:space="preserve">Why it is built this way</w:t>
+        <w:rPr>
+          <w:b/>
+          <w:bCs/>
+        </w:rPr>
+        <w:t xml:space="preserve">SOS records</w:t>
+      </w:r>
+      <w:r>
+        <w:t xml:space="preserve"> are read with a fixed list of fields and sent in a fixed shape: who sent it, when, test or real, how many friends were alerted, who answered (by name) and when, and how it ended — or that no one answered. The place, the location and the message are never even loaded (the e2e checks every key of the answer).</w:t>
       </w:r>
     </w:p>
     <w:p>
@@ -9806,15 +10433,25 @@
         <w:spacing w:after="60" w:line="264"/>
       </w:pPr>
       <w:r>
-        <w:t xml:space="preserve">Completely separate from app accounts: a bug in sign-up or a leaked phone token can never become admin access.</w:t>
-      </w:r>
-    </w:p>
-    <w:p>
-      <w:pPr>
-        <w:pStyle w:val="Heading3"/>
-      </w:pPr>
-      <w:r>
-        <w:t xml:space="preserve">Limits</w:t>
+        <w:rPr>
+          <w:b/>
+          <w:bCs/>
+        </w:rPr>
+        <w:t xml:space="preserve">Needs a look</w:t>
+      </w:r>
+      <w:r>
+        <w:t xml:space="preserve"> (</w:t>
+      </w:r>
+      <w:r>
+        <w:rPr>
+          <w:rFonts w:ascii="Consolas" w:cs="Consolas" w:eastAsia="Consolas" w:hAnsi="Consolas"/>
+          <w:sz w:val="19"/>
+          <w:szCs w:val="19"/>
+        </w:rPr>
+        <w:t xml:space="preserve">GET /review</w:t>
+      </w:r>
+      <w:r>
+        <w:t xml:space="preserve">, last 24 hours): 10+ failed logins on an account or 20+ from one network address, limits hit in 5+ different minutes, 3+ real SOS, or 20+ friend requests. It only lists; an admin decides.</w:t>
       </w:r>
     </w:p>
     <w:p>
@@ -9827,85 +10464,18 @@
         <w:spacing w:after="60" w:line="264"/>
       </w:pPr>
       <w:r>
-        <w:t xml:space="preserve">Not deployed on the web yet (it runs from the laptop).</w:t>
-      </w:r>
-    </w:p>
-    <w:p>
-      <w:pPr>
-        <w:pStyle w:val="Heading3"/>
-      </w:pPr>
-      <w:r>
-        <w:t xml:space="preserve">Likely panel questions</w:t>
-      </w:r>
-    </w:p>
-    <w:p>
-      <w:pPr>
-        <w:spacing w:after="40" w:before="120"/>
-      </w:pPr>
-      <w:r>
-        <w:rPr>
-          <w:b/>
-          <w:bCs/>
-          <w:color w:val="5B4BD6"/>
-        </w:rPr>
-        <w:t xml:space="preserve">Q: </w:t>
-      </w:r>
-      <w:r>
-        <w:rPr>
-          <w:b/>
-          <w:bCs/>
-        </w:rPr>
-        <w:t xml:space="preserve">What roles do admins have?</w:t>
-      </w:r>
-    </w:p>
-    <w:p>
-      <w:pPr>
-        <w:spacing w:after="120" w:line="276"/>
-      </w:pPr>
-      <w:r>
-        <w:rPr>
-          <w:b/>
-          <w:bCs/>
-          <w:color w:val="5B4BD6"/>
-        </w:rPr>
-        <w:t xml:space="preserve">A: </w:t>
-      </w:r>
-      <w:r>
-        <w:t xml:space="preserve">Two: an admin views users and can deactivate or reactivate them; a super admin can also add, disable and re-role admins. (A read-only "viewer" role was removed.) Routes ask for a permission, never a role name.</w:t>
-      </w:r>
-    </w:p>
-    <w:p>
-      <w:pPr>
-        <w:pStyle w:val="Heading2"/>
-      </w:pPr>
-      <w:bookmarkStart w:name="_Toc20" w:id="20"/>
-      <w:r>
-        <w:t xml:space="preserve">2.11 Rate limiting</w:t>
-      </w:r>
-      <w:bookmarkEnd w:id="20"/>
-    </w:p>
-    <w:p>
-      <w:pPr>
-        <w:pStyle w:val="Heading3"/>
-      </w:pPr>
-      <w:r>
-        <w:t xml:space="preserve">What it does</w:t>
-      </w:r>
-    </w:p>
-    <w:p>
-      <w:pPr>
-        <w:spacing w:after="120" w:line="276"/>
-      </w:pPr>
-      <w:r>
-        <w:t xml:space="preserve">Protects the server from spam and password guessing without ever getting in the way of normal use — and never of an SOS.</w:t>
-      </w:r>
-    </w:p>
-    <w:p>
-      <w:pPr>
-        <w:pStyle w:val="Heading3"/>
-      </w:pPr>
-      <w:r>
-        <w:t xml:space="preserve">How it works</w:t>
+        <w:t xml:space="preserve">Admins are created with </w:t>
+      </w:r>
+      <w:r>
+        <w:rPr>
+          <w:rFonts w:ascii="Consolas" w:cs="Consolas" w:eastAsia="Consolas" w:hAnsi="Consolas"/>
+          <w:sz w:val="19"/>
+          <w:szCs w:val="19"/>
+        </w:rPr>
+        <w:t xml:space="preserve">npm run create-admin</w:t>
+      </w:r>
+      <w:r>
+        <w:t xml:space="preserve"> or by a super admin, with a temporary password that must be changed first.</w:t>
       </w:r>
     </w:p>
     <w:p>
@@ -9918,14 +10488,7 @@
         <w:spacing w:after="60" w:line="264"/>
       </w:pPr>
       <w:r>
-        <w:rPr>
-          <w:b/>
-          <w:bCs/>
-        </w:rPr>
-        <w:t xml:space="preserve">General limit</w:t>
-      </w:r>
-      <w:r>
-        <w:t xml:space="preserve"> (</w:t>
+        <w:t xml:space="preserve">Every login attempt (with the real reason), every change, and every time an admin opens someone's activity or SOS records is written to </w:t>
       </w:r>
       <w:r>
         <w:rPr>
@@ -9933,54 +10496,18 @@
           <w:sz w:val="19"/>
           <w:szCs w:val="19"/>
         </w:rPr>
-        <w:t xml:space="preserve">middleware/tokenBucket.js</w:t>
-      </w:r>
-      <w:r>
-        <w:t xml:space="preserve">): a token bucket per account (per address when signed out): 120 tokens, 2 back per second. An empty bucket answers 429 "Please slow down a little." 30 refused requests within 60 s block that account for 5 minutes. Headers </w:t>
-      </w:r>
-      <w:r>
-        <w:rPr>
-          <w:rFonts w:ascii="Consolas" w:cs="Consolas" w:eastAsia="Consolas" w:hAnsi="Consolas"/>
-          <w:sz w:val="19"/>
-          <w:szCs w:val="19"/>
-        </w:rPr>
-        <w:t xml:space="preserve">RateLimit-Limit</w:t>
-      </w:r>
-      <w:r>
-        <w:t xml:space="preserve">, </w:t>
-      </w:r>
-      <w:r>
-        <w:rPr>
-          <w:rFonts w:ascii="Consolas" w:cs="Consolas" w:eastAsia="Consolas" w:hAnsi="Consolas"/>
-          <w:sz w:val="19"/>
-          <w:szCs w:val="19"/>
-        </w:rPr>
-        <w:t xml:space="preserve">RateLimit-Remaining</w:t>
-      </w:r>
-      <w:r>
-        <w:t xml:space="preserve">, </w:t>
-      </w:r>
-      <w:r>
-        <w:rPr>
-          <w:rFonts w:ascii="Consolas" w:cs="Consolas" w:eastAsia="Consolas" w:hAnsi="Consolas"/>
-          <w:sz w:val="19"/>
-          <w:szCs w:val="19"/>
-        </w:rPr>
-        <w:t xml:space="preserve">RateLimit-Reset</w:t>
-      </w:r>
-      <w:r>
-        <w:t xml:space="preserve">, and </w:t>
-      </w:r>
-      <w:r>
-        <w:rPr>
-          <w:rFonts w:ascii="Consolas" w:cs="Consolas" w:eastAsia="Consolas" w:hAnsi="Consolas"/>
-          <w:sz w:val="19"/>
-          <w:szCs w:val="19"/>
-        </w:rPr>
-        <w:t xml:space="preserve">Retry-After</w:t>
-      </w:r>
-      <w:r>
-        <w:t xml:space="preserve"> on a 429.</w:t>
+        <w:t xml:space="preserve">AdminAuditLog</w:t>
+      </w:r>
+      <w:r>
+        <w:t xml:space="preserve">.</w:t>
+      </w:r>
+    </w:p>
+    <w:p>
+      <w:pPr>
+        <w:pStyle w:val="Heading3"/>
+      </w:pPr>
+      <w:r>
+        <w:t xml:space="preserve">Why it is built this way</w:t>
       </w:r>
     </w:p>
     <w:p>
@@ -9993,14 +10520,7 @@
         <w:spacing w:after="60" w:line="264"/>
       </w:pPr>
       <w:r>
-        <w:rPr>
-          <w:b/>
-          <w:bCs/>
-        </w:rPr>
-        <w:t xml:space="preserve">Tighter windows</w:t>
-      </w:r>
-      <w:r>
-        <w:t xml:space="preserve"> where guessing matters: login/sign-up 20 failed tries per 15 min; code emails 10 per 15 min per network; code checks 20 per 15 min; friend requests 50 an hour.</w:t>
+        <w:t xml:space="preserve">Completely separate from app accounts: a bug in sign-up or a leaked phone token can never become admin access.</w:t>
       </w:r>
     </w:p>
     <w:p>
@@ -10013,14 +10533,270 @@
         <w:spacing w:after="60" w:line="264"/>
       </w:pPr>
       <w:r>
+        <w:t xml:space="preserve">Admins need to stop spam and misuse, but SOS records are about people in danger: they see that an SOS happened and how it went, never where.</w:t>
+      </w:r>
+    </w:p>
+    <w:p>
+      <w:pPr>
+        <w:pStyle w:val="Heading3"/>
+      </w:pPr>
+      <w:r>
+        <w:t xml:space="preserve">Limits</w:t>
+      </w:r>
+    </w:p>
+    <w:p>
+      <w:pPr>
+        <w:pStyle w:val="ListParagraph"/>
+        <w:numPr>
+          <w:ilvl w:val="0"/>
+          <w:numId w:val="2"/>
+        </w:numPr>
+        <w:spacing w:after="60" w:line="264"/>
+      </w:pPr>
+      <w:r>
+        <w:t xml:space="preserve">Not deployed on the web yet (it runs from the laptop).</w:t>
+      </w:r>
+    </w:p>
+    <w:p>
+      <w:pPr>
+        <w:pStyle w:val="ListParagraph"/>
+        <w:numPr>
+          <w:ilvl w:val="0"/>
+          <w:numId w:val="2"/>
+        </w:numPr>
+        <w:spacing w:after="60" w:line="264"/>
+      </w:pPr>
+      <w:r>
+        <w:t xml:space="preserve">A suspended or locked account can't use the app at all, SOS included.</w:t>
+      </w:r>
+    </w:p>
+    <w:p>
+      <w:pPr>
+        <w:pStyle w:val="Heading3"/>
+      </w:pPr>
+      <w:r>
+        <w:t xml:space="preserve">Likely panel questions</w:t>
+      </w:r>
+    </w:p>
+    <w:p>
+      <w:pPr>
+        <w:spacing w:after="40" w:before="120"/>
+      </w:pPr>
+      <w:r>
         <w:rPr>
           <w:b/>
           <w:bCs/>
+          <w:color w:val="5B4BD6"/>
+        </w:rPr>
+        <w:t xml:space="preserve">Q: </w:t>
+      </w:r>
+      <w:r>
+        <w:rPr>
+          <w:b/>
+          <w:bCs/>
+        </w:rPr>
+        <w:t xml:space="preserve">What roles do admins have?</w:t>
+      </w:r>
+    </w:p>
+    <w:p>
+      <w:pPr>
+        <w:spacing w:after="120" w:line="276"/>
+      </w:pPr>
+      <w:r>
+        <w:rPr>
+          <w:b/>
+          <w:bCs/>
+          <w:color w:val="5B4BD6"/>
+        </w:rPr>
+        <w:t xml:space="preserve">A: </w:t>
+      </w:r>
+      <w:r>
+        <w:t xml:space="preserve">Two: an admin views users, their activity and SOS records, and can suspend; a super admin can also delete in 30 days (and undo it) and add, disable and re-role admins. (A read-only "viewer" role was removed.) Routes ask for a permission, never a role name.</w:t>
+      </w:r>
+    </w:p>
+    <w:p>
+      <w:pPr>
+        <w:spacing w:after="40" w:before="120"/>
+      </w:pPr>
+      <w:r>
+        <w:rPr>
+          <w:b/>
+          <w:bCs/>
+          <w:color w:val="5B4BD6"/>
+        </w:rPr>
+        <w:t xml:space="preserve">Q: </w:t>
+      </w:r>
+      <w:r>
+        <w:rPr>
+          <w:b/>
+          <w:bCs/>
+        </w:rPr>
+        <w:t xml:space="preserve">Can an admin see where someone was during an SOS?</w:t>
+      </w:r>
+    </w:p>
+    <w:p>
+      <w:pPr>
+        <w:spacing w:after="120" w:line="276"/>
+      </w:pPr>
+      <w:r>
+        <w:rPr>
+          <w:b/>
+          <w:bCs/>
+          <w:color w:val="5B4BD6"/>
+        </w:rPr>
+        <w:t xml:space="preserve">A: </w:t>
+      </w:r>
+      <w:r>
+        <w:t xml:space="preserve">No. The admin answer is built from a fixed list of fields that leaves out the place, the location and the message, so they never leave the database.</w:t>
+      </w:r>
+    </w:p>
+    <w:p>
+      <w:pPr>
+        <w:pStyle w:val="Heading2"/>
+      </w:pPr>
+      <w:bookmarkStart w:name="_Toc20" w:id="20"/>
+      <w:r>
+        <w:t xml:space="preserve">2.11 Rate limiting</w:t>
+      </w:r>
+      <w:bookmarkEnd w:id="20"/>
+    </w:p>
+    <w:p>
+      <w:pPr>
+        <w:pStyle w:val="Heading3"/>
+      </w:pPr>
+      <w:r>
+        <w:t xml:space="preserve">What it does</w:t>
+      </w:r>
+    </w:p>
+    <w:p>
+      <w:pPr>
+        <w:spacing w:after="120" w:line="276"/>
+      </w:pPr>
+      <w:r>
+        <w:t xml:space="preserve">Protects the server from spam and password guessing without ever getting in the way of normal use — and never of an SOS.</w:t>
+      </w:r>
+    </w:p>
+    <w:p>
+      <w:pPr>
+        <w:pStyle w:val="Heading3"/>
+      </w:pPr>
+      <w:r>
+        <w:t xml:space="preserve">How it works</w:t>
+      </w:r>
+    </w:p>
+    <w:p>
+      <w:pPr>
+        <w:pStyle w:val="ListParagraph"/>
+        <w:numPr>
+          <w:ilvl w:val="0"/>
+          <w:numId w:val="2"/>
+        </w:numPr>
+        <w:spacing w:after="60" w:line="264"/>
+      </w:pPr>
+      <w:r>
+        <w:rPr>
+          <w:b/>
+          <w:bCs/>
+        </w:rPr>
+        <w:t xml:space="preserve">General limit</w:t>
+      </w:r>
+      <w:r>
+        <w:t xml:space="preserve"> (</w:t>
+      </w:r>
+      <w:r>
+        <w:rPr>
+          <w:rFonts w:ascii="Consolas" w:cs="Consolas" w:eastAsia="Consolas" w:hAnsi="Consolas"/>
+          <w:sz w:val="19"/>
+          <w:szCs w:val="19"/>
+        </w:rPr>
+        <w:t xml:space="preserve">middleware/tokenBucket.js</w:t>
+      </w:r>
+      <w:r>
+        <w:t xml:space="preserve">): a token bucket per account (per address when signed out): 120 tokens, 2 back per second. An empty bucket answers 429 "Please slow down a little." 30 refused requests within 60 s block that account for 5 minutes. Headers </w:t>
+      </w:r>
+      <w:r>
+        <w:rPr>
+          <w:rFonts w:ascii="Consolas" w:cs="Consolas" w:eastAsia="Consolas" w:hAnsi="Consolas"/>
+          <w:sz w:val="19"/>
+          <w:szCs w:val="19"/>
+        </w:rPr>
+        <w:t xml:space="preserve">RateLimit-Limit</w:t>
+      </w:r>
+      <w:r>
+        <w:t xml:space="preserve">, </w:t>
+      </w:r>
+      <w:r>
+        <w:rPr>
+          <w:rFonts w:ascii="Consolas" w:cs="Consolas" w:eastAsia="Consolas" w:hAnsi="Consolas"/>
+          <w:sz w:val="19"/>
+          <w:szCs w:val="19"/>
+        </w:rPr>
+        <w:t xml:space="preserve">RateLimit-Remaining</w:t>
+      </w:r>
+      <w:r>
+        <w:t xml:space="preserve">, </w:t>
+      </w:r>
+      <w:r>
+        <w:rPr>
+          <w:rFonts w:ascii="Consolas" w:cs="Consolas" w:eastAsia="Consolas" w:hAnsi="Consolas"/>
+          <w:sz w:val="19"/>
+          <w:szCs w:val="19"/>
+        </w:rPr>
+        <w:t xml:space="preserve">RateLimit-Reset</w:t>
+      </w:r>
+      <w:r>
+        <w:t xml:space="preserve">, and </w:t>
+      </w:r>
+      <w:r>
+        <w:rPr>
+          <w:rFonts w:ascii="Consolas" w:cs="Consolas" w:eastAsia="Consolas" w:hAnsi="Consolas"/>
+          <w:sz w:val="19"/>
+          <w:szCs w:val="19"/>
+        </w:rPr>
+        <w:t xml:space="preserve">Retry-After</w:t>
+      </w:r>
+      <w:r>
+        <w:t xml:space="preserve"> on a 429.</w:t>
+      </w:r>
+    </w:p>
+    <w:p>
+      <w:pPr>
+        <w:pStyle w:val="ListParagraph"/>
+        <w:numPr>
+          <w:ilvl w:val="0"/>
+          <w:numId w:val="2"/>
+        </w:numPr>
+        <w:spacing w:after="60" w:line="264"/>
+      </w:pPr>
+      <w:r>
+        <w:rPr>
+          <w:b/>
+          <w:bCs/>
+        </w:rPr>
+        <w:t xml:space="preserve">Tighter windows</w:t>
+      </w:r>
+      <w:r>
+        <w:t xml:space="preserve"> where guessing matters: login/sign-up 20 failed tries per 15 min; code emails 10 per 15 min per network; code checks 20 per 15 min; friend requests 50 an hour.</w:t>
+      </w:r>
+    </w:p>
+    <w:p>
+      <w:pPr>
+        <w:pStyle w:val="ListParagraph"/>
+        <w:numPr>
+          <w:ilvl w:val="0"/>
+          <w:numId w:val="2"/>
+        </w:numPr>
+        <w:spacing w:after="60" w:line="264"/>
+      </w:pPr>
+      <w:r>
+        <w:rPr>
+          <w:b/>
+          <w:bCs/>
         </w:rPr>
         <w:t xml:space="preserve">Per-account limits</w:t>
       </w:r>
       <w:r>
-        <w:t xml:space="preserve"> for busy features (left out of the general limit): chat 600 per 15 min, SOS 300 per 15 min, Accel 30 a minute, sign language 60 pieces a minute, push 30 per 15 min.</w:t>
+        <w:t xml:space="preserve"> for busy features (left out of the general limit): chat 600 per 15 min, SOS 300 per 15 min, Laya 30 a minute, sign language 60 pieces a minute, push 30 per 15 min.</w:t>
       </w:r>
     </w:p>
     <w:p>
@@ -11382,7 +12158,7 @@
                 <w:sz w:val="19"/>
                 <w:szCs w:val="19"/>
               </w:rPr>
-              <w:t xml:space="preserve">The Learn leaderboard sums XP per friend</w:t>
+              <w:t xml:space="preserve">The Learn leaderboard counts different lessons per friend; "Needs a look" counts failed logins per account</w:t>
             </w:r>
           </w:p>
         </w:tc>
@@ -11900,7 +12676,18 @@
         <w:t xml:space="preserve">CodeRequest.expiresAt</w:t>
       </w:r>
       <w:r>
-        <w:t xml:space="preserve">.</w:t>
+        <w:t xml:space="preserve">, and </w:t>
+      </w:r>
+      <w:r>
+        <w:rPr>
+          <w:rFonts w:ascii="Consolas" w:cs="Consolas" w:eastAsia="Consolas" w:hAnsi="Consolas"/>
+          <w:sz w:val="19"/>
+          <w:szCs w:val="19"/>
+        </w:rPr>
+        <w:t xml:space="preserve">UserActivity.createdAt</w:t>
+      </w:r>
+      <w:r>
+        <w:t xml:space="preserve"> after 90 days.</w:t>
       </w:r>
     </w:p>
     <w:p>
@@ -13013,7 +13800,300 @@
                 <w:sz w:val="19"/>
                 <w:szCs w:val="19"/>
               </w:rPr>
-              <w:t xml:space="preserve">Admins can deactivate an account</w:t>
+              <w:t xml:space="preserve">The old admin switch: </w:t>
+            </w:r>
+            <w:r>
+              <w:rPr>
+                <w:rFonts w:ascii="Consolas" w:cs="Consolas" w:eastAsia="Consolas" w:hAnsi="Consolas"/>
+                <w:sz w:val="19"/>
+                <w:szCs w:val="19"/>
+              </w:rPr>
+              <w:t xml:space="preserve">false</w:t>
+            </w:r>
+            <w:r>
+              <w:rPr>
+                <w:sz w:val="19"/>
+                <w:szCs w:val="19"/>
+              </w:rPr>
+              <w:t xml:space="preserve"> = "Deactivated (old)", still refused</w:t>
+            </w:r>
+          </w:p>
+        </w:tc>
+      </w:tr>
+      <w:tr>
+        <w:tc>
+          <w:tcPr>
+            <w:tcW w:type="dxa" w:w="2120"/>
+            <w:tcBorders>
+              <w:top w:val="single" w:color="C9C4E8" w:sz="4"/>
+              <w:left w:val="single" w:color="C9C4E8" w:sz="4"/>
+              <w:bottom w:val="single" w:color="C9C4E8" w:sz="4"/>
+              <w:right w:val="single" w:color="C9C4E8" w:sz="4"/>
+            </w:tcBorders>
+            <w:tcMar>
+              <w:top w:type="dxa" w:w="60"/>
+              <w:left w:type="dxa" w:w="100"/>
+              <w:bottom w:type="dxa" w:w="60"/>
+              <w:right w:type="dxa" w:w="100"/>
+            </w:tcMar>
+          </w:tcPr>
+          <w:p>
+            <w:pPr>
+              <w:spacing w:after="40"/>
+            </w:pPr>
+            <w:r>
+              <w:rPr>
+                <w:rFonts w:ascii="Consolas" w:cs="Consolas" w:eastAsia="Consolas" w:hAnsi="Consolas"/>
+                <w:sz w:val="19"/>
+                <w:szCs w:val="19"/>
+              </w:rPr>
+              <w:t xml:space="preserve">suspendedUntil</w:t>
+            </w:r>
+            <w:r>
+              <w:rPr>
+                <w:sz w:val="19"/>
+                <w:szCs w:val="19"/>
+              </w:rPr>
+              <w:t xml:space="preserve">, </w:t>
+            </w:r>
+            <w:r>
+              <w:rPr>
+                <w:rFonts w:ascii="Consolas" w:cs="Consolas" w:eastAsia="Consolas" w:hAnsi="Consolas"/>
+                <w:sz w:val="19"/>
+                <w:szCs w:val="19"/>
+              </w:rPr>
+              <w:t xml:space="preserve">suspendedReason</w:t>
+            </w:r>
+            <w:r>
+              <w:rPr>
+                <w:sz w:val="19"/>
+                <w:szCs w:val="19"/>
+              </w:rPr>
+              <w:t xml:space="preserve">, </w:t>
+            </w:r>
+            <w:r>
+              <w:rPr>
+                <w:rFonts w:ascii="Consolas" w:cs="Consolas" w:eastAsia="Consolas" w:hAnsi="Consolas"/>
+                <w:sz w:val="19"/>
+                <w:szCs w:val="19"/>
+              </w:rPr>
+              <w:t xml:space="preserve">suspendedAt</w:t>
+            </w:r>
+            <w:r>
+              <w:rPr>
+                <w:sz w:val="19"/>
+                <w:szCs w:val="19"/>
+              </w:rPr>
+              <w:t xml:space="preserve">, </w:t>
+            </w:r>
+            <w:r>
+              <w:rPr>
+                <w:rFonts w:ascii="Consolas" w:cs="Consolas" w:eastAsia="Consolas" w:hAnsi="Consolas"/>
+                <w:sz w:val="19"/>
+                <w:szCs w:val="19"/>
+              </w:rPr>
+              <w:t xml:space="preserve">suspendedBy</w:t>
+            </w:r>
+          </w:p>
+        </w:tc>
+        <w:tc>
+          <w:tcPr>
+            <w:tcW w:type="dxa" w:w="2891"/>
+            <w:tcBorders>
+              <w:top w:val="single" w:color="C9C4E8" w:sz="4"/>
+              <w:left w:val="single" w:color="C9C4E8" w:sz="4"/>
+              <w:bottom w:val="single" w:color="C9C4E8" w:sz="4"/>
+              <w:right w:val="single" w:color="C9C4E8" w:sz="4"/>
+            </w:tcBorders>
+            <w:tcMar>
+              <w:top w:type="dxa" w:w="60"/>
+              <w:left w:type="dxa" w:w="100"/>
+              <w:bottom w:type="dxa" w:w="60"/>
+              <w:right w:type="dxa" w:w="100"/>
+            </w:tcMar>
+          </w:tcPr>
+          <w:p>
+            <w:pPr>
+              <w:spacing w:after="40"/>
+            </w:pPr>
+            <w:r>
+              <w:rPr>
+                <w:sz w:val="19"/>
+                <w:szCs w:val="19"/>
+              </w:rPr>
+              <w:t xml:space="preserve">date, string ≤ 300, date, ObjectId → Admin</w:t>
+            </w:r>
+          </w:p>
+        </w:tc>
+        <w:tc>
+          <w:tcPr>
+            <w:tcW w:type="dxa" w:w="4627"/>
+            <w:tcBorders>
+              <w:top w:val="single" w:color="C9C4E8" w:sz="4"/>
+              <w:left w:val="single" w:color="C9C4E8" w:sz="4"/>
+              <w:bottom w:val="single" w:color="C9C4E8" w:sz="4"/>
+              <w:right w:val="single" w:color="C9C4E8" w:sz="4"/>
+            </w:tcBorders>
+            <w:tcMar>
+              <w:top w:type="dxa" w:w="60"/>
+              <w:left w:type="dxa" w:w="100"/>
+              <w:bottom w:type="dxa" w:w="60"/>
+              <w:right w:type="dxa" w:w="100"/>
+            </w:tcMar>
+          </w:tcPr>
+          <w:p>
+            <w:pPr>
+              <w:spacing w:after="40"/>
+            </w:pPr>
+            <w:r>
+              <w:rPr>
+                <w:sz w:val="19"/>
+                <w:szCs w:val="19"/>
+              </w:rPr>
+              <w:t xml:space="preserve">An admin's suspension; usable again by itself once the date passes</w:t>
+            </w:r>
+          </w:p>
+        </w:tc>
+      </w:tr>
+      <w:tr>
+        <w:tc>
+          <w:tcPr>
+            <w:tcW w:type="dxa" w:w="2120"/>
+            <w:tcBorders>
+              <w:top w:val="single" w:color="C9C4E8" w:sz="4"/>
+              <w:left w:val="single" w:color="C9C4E8" w:sz="4"/>
+              <w:bottom w:val="single" w:color="C9C4E8" w:sz="4"/>
+              <w:right w:val="single" w:color="C9C4E8" w:sz="4"/>
+            </w:tcBorders>
+            <w:tcMar>
+              <w:top w:type="dxa" w:w="60"/>
+              <w:left w:type="dxa" w:w="100"/>
+              <w:bottom w:type="dxa" w:w="60"/>
+              <w:right w:type="dxa" w:w="100"/>
+            </w:tcMar>
+          </w:tcPr>
+          <w:p>
+            <w:pPr>
+              <w:spacing w:after="40"/>
+            </w:pPr>
+            <w:r>
+              <w:rPr>
+                <w:rFonts w:ascii="Consolas" w:cs="Consolas" w:eastAsia="Consolas" w:hAnsi="Consolas"/>
+                <w:sz w:val="19"/>
+                <w:szCs w:val="19"/>
+              </w:rPr>
+              <w:t xml:space="preserve">deletionBy</w:t>
+            </w:r>
+            <w:r>
+              <w:rPr>
+                <w:sz w:val="19"/>
+                <w:szCs w:val="19"/>
+              </w:rPr>
+              <w:t xml:space="preserve">, </w:t>
+            </w:r>
+            <w:r>
+              <w:rPr>
+                <w:rFonts w:ascii="Consolas" w:cs="Consolas" w:eastAsia="Consolas" w:hAnsi="Consolas"/>
+                <w:sz w:val="19"/>
+                <w:szCs w:val="19"/>
+              </w:rPr>
+              <w:t xml:space="preserve">deletionReason</w:t>
+            </w:r>
+            <w:r>
+              <w:rPr>
+                <w:sz w:val="19"/>
+                <w:szCs w:val="19"/>
+              </w:rPr>
+              <w:t xml:space="preserve">, </w:t>
+            </w:r>
+            <w:r>
+              <w:rPr>
+                <w:rFonts w:ascii="Consolas" w:cs="Consolas" w:eastAsia="Consolas" w:hAnsi="Consolas"/>
+                <w:sz w:val="19"/>
+                <w:szCs w:val="19"/>
+              </w:rPr>
+              <w:t xml:space="preserve">deletionScheduledByAdmin</w:t>
+            </w:r>
+          </w:p>
+        </w:tc>
+        <w:tc>
+          <w:tcPr>
+            <w:tcW w:type="dxa" w:w="2891"/>
+            <w:tcBorders>
+              <w:top w:val="single" w:color="C9C4E8" w:sz="4"/>
+              <w:left w:val="single" w:color="C9C4E8" w:sz="4"/>
+              <w:bottom w:val="single" w:color="C9C4E8" w:sz="4"/>
+              <w:right w:val="single" w:color="C9C4E8" w:sz="4"/>
+            </w:tcBorders>
+            <w:tcMar>
+              <w:top w:type="dxa" w:w="60"/>
+              <w:left w:type="dxa" w:w="100"/>
+              <w:bottom w:type="dxa" w:w="60"/>
+              <w:right w:type="dxa" w:w="100"/>
+            </w:tcMar>
+          </w:tcPr>
+          <w:p>
+            <w:pPr>
+              <w:spacing w:after="40"/>
+            </w:pPr>
+            <w:r>
+              <w:rPr>
+                <w:rFonts w:ascii="Consolas" w:cs="Consolas" w:eastAsia="Consolas" w:hAnsi="Consolas"/>
+                <w:sz w:val="19"/>
+                <w:szCs w:val="19"/>
+              </w:rPr>
+              <w:t xml:space="preserve">user</w:t>
+            </w:r>
+            <w:r>
+              <w:rPr>
+                <w:sz w:val="19"/>
+                <w:szCs w:val="19"/>
+              </w:rPr>
+              <w:t xml:space="preserve"> | </w:t>
+            </w:r>
+            <w:r>
+              <w:rPr>
+                <w:rFonts w:ascii="Consolas" w:cs="Consolas" w:eastAsia="Consolas" w:hAnsi="Consolas"/>
+                <w:sz w:val="19"/>
+                <w:szCs w:val="19"/>
+              </w:rPr>
+              <w:t xml:space="preserve">admin</w:t>
+            </w:r>
+            <w:r>
+              <w:rPr>
+                <w:sz w:val="19"/>
+                <w:szCs w:val="19"/>
+              </w:rPr>
+              <w:t xml:space="preserve">, string ≤ 300, ObjectId → Admin</w:t>
+            </w:r>
+          </w:p>
+        </w:tc>
+        <w:tc>
+          <w:tcPr>
+            <w:tcW w:type="dxa" w:w="4627"/>
+            <w:tcBorders>
+              <w:top w:val="single" w:color="C9C4E8" w:sz="4"/>
+              <w:left w:val="single" w:color="C9C4E8" w:sz="4"/>
+              <w:bottom w:val="single" w:color="C9C4E8" w:sz="4"/>
+              <w:right w:val="single" w:color="C9C4E8" w:sz="4"/>
+            </w:tcBorders>
+            <w:tcMar>
+              <w:top w:type="dxa" w:w="60"/>
+              <w:left w:type="dxa" w:w="100"/>
+              <w:bottom w:type="dxa" w:w="60"/>
+              <w:right w:type="dxa" w:w="100"/>
+            </w:tcMar>
+          </w:tcPr>
+          <w:p>
+            <w:pPr>
+              <w:spacing w:after="40"/>
+            </w:pPr>
+            <w:r>
+              <w:rPr>
+                <w:sz w:val="19"/>
+                <w:szCs w:val="19"/>
+              </w:rPr>
+              <w:t xml:space="preserve">Who asked for the deletion; only an admin can undo an admin's</w:t>
             </w:r>
           </w:p>
         </w:tc>
@@ -15636,7 +16716,7 @@
         <w:t xml:space="preserve">Used by: </w:t>
       </w:r>
       <w:r>
-        <w:t xml:space="preserve">Chat, catch-up, unread counts, Accel reading messages, SOS.</w:t>
+        <w:t xml:space="preserve">Chat, catch-up, unread counts, Laya reading messages, SOS.</w:t>
       </w:r>
     </w:p>
     <w:p>
@@ -21404,7 +22484,37 @@
                 <w:sz w:val="19"/>
                 <w:szCs w:val="19"/>
               </w:rPr>
-              <w:t xml:space="preserve">user.deactivate</w:t>
+              <w:t xml:space="preserve">user.suspend</w:t>
+            </w:r>
+            <w:r>
+              <w:rPr>
+                <w:sz w:val="19"/>
+                <w:szCs w:val="19"/>
+              </w:rPr>
+              <w:t xml:space="preserve">, </w:t>
+            </w:r>
+            <w:r>
+              <w:rPr>
+                <w:rFonts w:ascii="Consolas" w:cs="Consolas" w:eastAsia="Consolas" w:hAnsi="Consolas"/>
+                <w:sz w:val="19"/>
+                <w:szCs w:val="19"/>
+              </w:rPr>
+              <w:t xml:space="preserve">user.delete.schedule</w:t>
+            </w:r>
+            <w:r>
+              <w:rPr>
+                <w:sz w:val="19"/>
+                <w:szCs w:val="19"/>
+              </w:rPr>
+              <w:t xml:space="preserve">, </w:t>
+            </w:r>
+            <w:r>
+              <w:rPr>
+                <w:rFonts w:ascii="Consolas" w:cs="Consolas" w:eastAsia="Consolas" w:hAnsi="Consolas"/>
+                <w:sz w:val="19"/>
+                <w:szCs w:val="19"/>
+              </w:rPr>
+              <w:t xml:space="preserve">user.sos.view</w:t>
             </w:r>
           </w:p>
         </w:tc>
@@ -21680,7 +22790,22 @@
           <w:sz w:val="18"/>
           <w:szCs w:val="18"/>
         </w:rPr>
-        <w:t xml:space="preserve">{ "adminId": ObjectId("66f0…"), "email": "staff@example.com", "action": "user.deactivate",</w:t>
+        <w:t xml:space="preserve">{ "adminId": ObjectId("66f0…"), "email": "staff@example.com", "action": "user.suspend",</w:t>
+      </w:r>
+    </w:p>
+    <w:p>
+      <w:pPr>
+        <w:shd w:fill="F4F2FB" w:color="auto" w:val="clear"/>
+        <w:spacing w:after="0" w:line="240"/>
+        <w:ind w:left="120"/>
+      </w:pPr>
+      <w:r>
+        <w:rPr>
+          <w:rFonts w:ascii="Consolas" w:cs="Consolas" w:eastAsia="Consolas" w:hAnsi="Consolas"/>
+          <w:sz w:val="18"/>
+          <w:szCs w:val="18"/>
+        </w:rPr>
+        <w:t xml:space="preserve">  "targetType": "user", "targetId": ObjectId("6710a1…"), "success": true, "ip": "203.0.113.5",</w:t>
       </w:r>
     </w:p>
     <w:p>
@@ -21695,7 +22820,7 @@
           <w:sz w:val="18"/>
           <w:szCs w:val="18"/>
         </w:rPr>
-        <w:t xml:space="preserve">  "targetType": "user", "targetId": ObjectId("6710a1…"), "success": true, "ip": "203.0.113.5" }</w:t>
+        <w:t xml:space="preserve">  "details": { "days": 7, "reason": "Sending spam" } }</w:t>
       </w:r>
     </w:p>
     <w:p>
@@ -21703,7 +22828,7 @@
         <w:pStyle w:val="Heading3"/>
       </w:pPr>
       <w:r>
-        <w:t xml:space="preserve">learncompletions — model LearnCompletion</w:t>
+        <w:t xml:space="preserve">useractivities — model UserActivity</w:t>
       </w:r>
     </w:p>
     <w:p>
@@ -21711,7 +22836,7 @@
         <w:spacing w:after="120" w:line="276"/>
       </w:pPr>
       <w:r>
-        <w:t xml:space="preserve">One finished Learn lesson or review. The phone works out XP, level, streak, unlocks and badges from these.</w:t>
+        <w:t xml:space="preserve">What app accounts do that admins may need to look at: logins (failed and refused ones too), logouts, sign-ups, account changes, and hitting the app's limits. Never what anyone said, sent, or where they were.</w:t>
       </w:r>
     </w:p>
     <w:tbl>
@@ -21888,7 +23013,7 @@
                 <w:sz w:val="19"/>
                 <w:szCs w:val="19"/>
               </w:rPr>
-              <w:t xml:space="preserve">ObjectId → User</w:t>
+              <w:t xml:space="preserve">ObjectId → User, optional</w:t>
             </w:r>
           </w:p>
         </w:tc>
@@ -21917,7 +23042,7 @@
                 <w:sz w:val="19"/>
                 <w:szCs w:val="19"/>
               </w:rPr>
-              <w:t xml:space="preserve">Whose</w:t>
+              <w:t xml:space="preserve">Missing for a failed login with an email that has no account</w:t>
             </w:r>
           </w:p>
         </w:tc>
@@ -21949,7 +23074,7 @@
                 <w:sz w:val="19"/>
                 <w:szCs w:val="19"/>
               </w:rPr>
-              <w:t xml:space="preserve">clientId</w:t>
+              <w:t xml:space="preserve">type</w:t>
             </w:r>
           </w:p>
         </w:tc>
@@ -21975,10 +23100,176 @@
             </w:pPr>
             <w:r>
               <w:rPr>
-                <w:sz w:val="19"/>
-                <w:szCs w:val="19"/>
-              </w:rPr>
-              <w:t xml:space="preserve">string ≤ 100</w:t>
+                <w:rFonts w:ascii="Consolas" w:cs="Consolas" w:eastAsia="Consolas" w:hAnsi="Consolas"/>
+                <w:sz w:val="19"/>
+                <w:szCs w:val="19"/>
+              </w:rPr>
+              <w:t xml:space="preserve">login.success</w:t>
+            </w:r>
+            <w:r>
+              <w:rPr>
+                <w:sz w:val="19"/>
+                <w:szCs w:val="19"/>
+              </w:rPr>
+              <w:t xml:space="preserve"> | </w:t>
+            </w:r>
+            <w:r>
+              <w:rPr>
+                <w:rFonts w:ascii="Consolas" w:cs="Consolas" w:eastAsia="Consolas" w:hAnsi="Consolas"/>
+                <w:sz w:val="19"/>
+                <w:szCs w:val="19"/>
+              </w:rPr>
+              <w:t xml:space="preserve">login.failed</w:t>
+            </w:r>
+            <w:r>
+              <w:rPr>
+                <w:sz w:val="19"/>
+                <w:szCs w:val="19"/>
+              </w:rPr>
+              <w:t xml:space="preserve"> | </w:t>
+            </w:r>
+            <w:r>
+              <w:rPr>
+                <w:rFonts w:ascii="Consolas" w:cs="Consolas" w:eastAsia="Consolas" w:hAnsi="Consolas"/>
+                <w:sz w:val="19"/>
+                <w:szCs w:val="19"/>
+              </w:rPr>
+              <w:t xml:space="preserve">login.refused</w:t>
+            </w:r>
+            <w:r>
+              <w:rPr>
+                <w:sz w:val="19"/>
+                <w:szCs w:val="19"/>
+              </w:rPr>
+              <w:t xml:space="preserve"> | </w:t>
+            </w:r>
+            <w:r>
+              <w:rPr>
+                <w:rFonts w:ascii="Consolas" w:cs="Consolas" w:eastAsia="Consolas" w:hAnsi="Consolas"/>
+                <w:sz w:val="19"/>
+                <w:szCs w:val="19"/>
+              </w:rPr>
+              <w:t xml:space="preserve">logout</w:t>
+            </w:r>
+            <w:r>
+              <w:rPr>
+                <w:sz w:val="19"/>
+                <w:szCs w:val="19"/>
+              </w:rPr>
+              <w:t xml:space="preserve"> | </w:t>
+            </w:r>
+            <w:r>
+              <w:rPr>
+                <w:rFonts w:ascii="Consolas" w:cs="Consolas" w:eastAsia="Consolas" w:hAnsi="Consolas"/>
+                <w:sz w:val="19"/>
+                <w:szCs w:val="19"/>
+              </w:rPr>
+              <w:t xml:space="preserve">signup</w:t>
+            </w:r>
+            <w:r>
+              <w:rPr>
+                <w:sz w:val="19"/>
+                <w:szCs w:val="19"/>
+              </w:rPr>
+              <w:t xml:space="preserve"> | </w:t>
+            </w:r>
+            <w:r>
+              <w:rPr>
+                <w:rFonts w:ascii="Consolas" w:cs="Consolas" w:eastAsia="Consolas" w:hAnsi="Consolas"/>
+                <w:sz w:val="19"/>
+                <w:szCs w:val="19"/>
+              </w:rPr>
+              <w:t xml:space="preserve">email.verified</w:t>
+            </w:r>
+            <w:r>
+              <w:rPr>
+                <w:sz w:val="19"/>
+                <w:szCs w:val="19"/>
+              </w:rPr>
+              <w:t xml:space="preserve"> | </w:t>
+            </w:r>
+            <w:r>
+              <w:rPr>
+                <w:rFonts w:ascii="Consolas" w:cs="Consolas" w:eastAsia="Consolas" w:hAnsi="Consolas"/>
+                <w:sz w:val="19"/>
+                <w:szCs w:val="19"/>
+              </w:rPr>
+              <w:t xml:space="preserve">password.changed</w:t>
+            </w:r>
+            <w:r>
+              <w:rPr>
+                <w:sz w:val="19"/>
+                <w:szCs w:val="19"/>
+              </w:rPr>
+              <w:t xml:space="preserve"> | </w:t>
+            </w:r>
+            <w:r>
+              <w:rPr>
+                <w:rFonts w:ascii="Consolas" w:cs="Consolas" w:eastAsia="Consolas" w:hAnsi="Consolas"/>
+                <w:sz w:val="19"/>
+                <w:szCs w:val="19"/>
+              </w:rPr>
+              <w:t xml:space="preserve">password.reset</w:t>
+            </w:r>
+            <w:r>
+              <w:rPr>
+                <w:sz w:val="19"/>
+                <w:szCs w:val="19"/>
+              </w:rPr>
+              <w:t xml:space="preserve"> | </w:t>
+            </w:r>
+            <w:r>
+              <w:rPr>
+                <w:rFonts w:ascii="Consolas" w:cs="Consolas" w:eastAsia="Consolas" w:hAnsi="Consolas"/>
+                <w:sz w:val="19"/>
+                <w:szCs w:val="19"/>
+              </w:rPr>
+              <w:t xml:space="preserve">email.changed</w:t>
+            </w:r>
+            <w:r>
+              <w:rPr>
+                <w:sz w:val="19"/>
+                <w:szCs w:val="19"/>
+              </w:rPr>
+              <w:t xml:space="preserve"> | </w:t>
+            </w:r>
+            <w:r>
+              <w:rPr>
+                <w:rFonts w:ascii="Consolas" w:cs="Consolas" w:eastAsia="Consolas" w:hAnsi="Consolas"/>
+                <w:sz w:val="19"/>
+                <w:szCs w:val="19"/>
+              </w:rPr>
+              <w:t xml:space="preserve">deletion.requested</w:t>
+            </w:r>
+            <w:r>
+              <w:rPr>
+                <w:sz w:val="19"/>
+                <w:szCs w:val="19"/>
+              </w:rPr>
+              <w:t xml:space="preserve"> | </w:t>
+            </w:r>
+            <w:r>
+              <w:rPr>
+                <w:rFonts w:ascii="Consolas" w:cs="Consolas" w:eastAsia="Consolas" w:hAnsi="Consolas"/>
+                <w:sz w:val="19"/>
+                <w:szCs w:val="19"/>
+              </w:rPr>
+              <w:t xml:space="preserve">deletion.cancelled</w:t>
+            </w:r>
+            <w:r>
+              <w:rPr>
+                <w:sz w:val="19"/>
+                <w:szCs w:val="19"/>
+              </w:rPr>
+              <w:t xml:space="preserve"> | </w:t>
+            </w:r>
+            <w:r>
+              <w:rPr>
+                <w:rFonts w:ascii="Consolas" w:cs="Consolas" w:eastAsia="Consolas" w:hAnsi="Consolas"/>
+                <w:sz w:val="19"/>
+                <w:szCs w:val="19"/>
+              </w:rPr>
+              <w:t xml:space="preserve">limit.hit</w:t>
             </w:r>
           </w:p>
         </w:tc>
@@ -22007,7 +23298,7 @@
                 <w:sz w:val="19"/>
                 <w:szCs w:val="19"/>
               </w:rPr>
-              <w:t xml:space="preserve">Made by the phone: sent twice, saved once</w:t>
+              <w:t xml:space="preserve">What happened</w:t>
             </w:r>
           </w:p>
         </w:tc>
@@ -22039,7 +23330,7 @@
                 <w:sz w:val="19"/>
                 <w:szCs w:val="19"/>
               </w:rPr>
-              <w:t xml:space="preserve">course</w:t>
+              <w:t xml:space="preserve">method</w:t>
             </w:r>
           </w:p>
         </w:tc>
@@ -22069,7 +23360,7 @@
                 <w:sz w:val="19"/>
                 <w:szCs w:val="19"/>
               </w:rPr>
-              <w:t xml:space="preserve">fsl</w:t>
+              <w:t xml:space="preserve">password</w:t>
             </w:r>
             <w:r>
               <w:rPr>
@@ -22084,7 +23375,7 @@
                 <w:sz w:val="19"/>
                 <w:szCs w:val="19"/>
               </w:rPr>
-              <w:t xml:space="preserve">asl</w:t>
+              <w:t xml:space="preserve">google</w:t>
             </w:r>
           </w:p>
         </w:tc>
@@ -22113,7 +23404,7 @@
                 <w:sz w:val="19"/>
                 <w:szCs w:val="19"/>
               </w:rPr>
-              <w:t xml:space="preserve">Which course</w:t>
+              <w:t xml:space="preserve">How they signed in or up</w:t>
             </w:r>
           </w:p>
         </w:tc>
@@ -22145,7 +23436,7 @@
                 <w:sz w:val="19"/>
                 <w:szCs w:val="19"/>
               </w:rPr>
-              <w:t xml:space="preserve">lessonId</w:t>
+              <w:t xml:space="preserve">reason</w:t>
             </w:r>
           </w:p>
         </w:tc>
@@ -22174,15 +23465,7 @@
                 <w:sz w:val="19"/>
                 <w:szCs w:val="19"/>
               </w:rPr>
-              <w:t xml:space="preserve">string, e.g. </w:t>
-            </w:r>
-            <w:r>
-              <w:rPr>
-                <w:rFonts w:ascii="Consolas" w:cs="Consolas" w:eastAsia="Consolas" w:hAnsi="Consolas"/>
-                <w:sz w:val="19"/>
-                <w:szCs w:val="19"/>
-              </w:rPr>
-              <w:t xml:space="preserve">fsl-greetings-1</w:t>
+              <w:t xml:space="preserve">string ≤ 100</w:t>
             </w:r>
           </w:p>
         </w:tc>
@@ -22211,7 +23494,22 @@
                 <w:sz w:val="19"/>
                 <w:szCs w:val="19"/>
               </w:rPr>
-              <w:t xml:space="preserve">Which lesson</w:t>
+              <w:t xml:space="preserve">Why a login failed or was refused ("wrong password", </w:t>
+            </w:r>
+            <w:r>
+              <w:rPr>
+                <w:rFonts w:ascii="Consolas" w:cs="Consolas" w:eastAsia="Consolas" w:hAnsi="Consolas"/>
+                <w:sz w:val="19"/>
+                <w:szCs w:val="19"/>
+              </w:rPr>
+              <w:t xml:space="preserve">ACCOUNT_SUSPENDED</w:t>
+            </w:r>
+            <w:r>
+              <w:rPr>
+                <w:sz w:val="19"/>
+                <w:szCs w:val="19"/>
+              </w:rPr>
+              <w:t xml:space="preserve">…)</w:t>
             </w:r>
           </w:p>
         </w:tc>
@@ -22243,7 +23541,7 @@
                 <w:sz w:val="19"/>
                 <w:szCs w:val="19"/>
               </w:rPr>
-              <w:t xml:space="preserve">xp</w:t>
+              <w:t xml:space="preserve">limiter</w:t>
             </w:r>
           </w:p>
         </w:tc>
@@ -22272,7 +23570,7 @@
                 <w:sz w:val="19"/>
                 <w:szCs w:val="19"/>
               </w:rPr>
-              <w:t xml:space="preserve">number 0–30</w:t>
+              <w:t xml:space="preserve">string ≤ 40</w:t>
             </w:r>
           </w:p>
         </w:tc>
@@ -22301,7 +23599,7 @@
                 <w:sz w:val="19"/>
                 <w:szCs w:val="19"/>
               </w:rPr>
-              <w:t xml:space="preserve">What it earned</w:t>
+              <w:t xml:space="preserve">Which limit was hit ("messages", "friend requests", "general"…)</w:t>
             </w:r>
           </w:p>
         </w:tc>
@@ -22333,7 +23631,7 @@
                 <w:sz w:val="19"/>
                 <w:szCs w:val="19"/>
               </w:rPr>
-              <w:t xml:space="preserve">mistakes</w:t>
+              <w:t xml:space="preserve">platform</w:t>
             </w:r>
             <w:r>
               <w:rPr>
@@ -22348,7 +23646,22 @@
                 <w:sz w:val="19"/>
                 <w:szCs w:val="19"/>
               </w:rPr>
-              <w:t xml:space="preserve">cameraPassed</w:t>
+              <w:t xml:space="preserve">appVersion</w:t>
+            </w:r>
+            <w:r>
+              <w:rPr>
+                <w:sz w:val="19"/>
+                <w:szCs w:val="19"/>
+              </w:rPr>
+              <w:t xml:space="preserve">, </w:t>
+            </w:r>
+            <w:r>
+              <w:rPr>
+                <w:rFonts w:ascii="Consolas" w:cs="Consolas" w:eastAsia="Consolas" w:hAnsi="Consolas"/>
+                <w:sz w:val="19"/>
+                <w:szCs w:val="19"/>
+              </w:rPr>
+              <w:t xml:space="preserve">ip</w:t>
             </w:r>
           </w:p>
         </w:tc>
@@ -22374,10 +23687,63 @@
             </w:pPr>
             <w:r>
               <w:rPr>
-                <w:sz w:val="19"/>
-                <w:szCs w:val="19"/>
-              </w:rPr>
-              <w:t xml:space="preserve">numbers</w:t>
+                <w:rFonts w:ascii="Consolas" w:cs="Consolas" w:eastAsia="Consolas" w:hAnsi="Consolas"/>
+                <w:sz w:val="19"/>
+                <w:szCs w:val="19"/>
+              </w:rPr>
+              <w:t xml:space="preserve">android</w:t>
+            </w:r>
+            <w:r>
+              <w:rPr>
+                <w:sz w:val="19"/>
+                <w:szCs w:val="19"/>
+              </w:rPr>
+              <w:t xml:space="preserve"> | </w:t>
+            </w:r>
+            <w:r>
+              <w:rPr>
+                <w:rFonts w:ascii="Consolas" w:cs="Consolas" w:eastAsia="Consolas" w:hAnsi="Consolas"/>
+                <w:sz w:val="19"/>
+                <w:szCs w:val="19"/>
+              </w:rPr>
+              <w:t xml:space="preserve">ios</w:t>
+            </w:r>
+            <w:r>
+              <w:rPr>
+                <w:sz w:val="19"/>
+                <w:szCs w:val="19"/>
+              </w:rPr>
+              <w:t xml:space="preserve"> | </w:t>
+            </w:r>
+            <w:r>
+              <w:rPr>
+                <w:rFonts w:ascii="Consolas" w:cs="Consolas" w:eastAsia="Consolas" w:hAnsi="Consolas"/>
+                <w:sz w:val="19"/>
+                <w:szCs w:val="19"/>
+              </w:rPr>
+              <w:t xml:space="preserve">web</w:t>
+            </w:r>
+            <w:r>
+              <w:rPr>
+                <w:sz w:val="19"/>
+                <w:szCs w:val="19"/>
+              </w:rPr>
+              <w:t xml:space="preserve"> | </w:t>
+            </w:r>
+            <w:r>
+              <w:rPr>
+                <w:rFonts w:ascii="Consolas" w:cs="Consolas" w:eastAsia="Consolas" w:hAnsi="Consolas"/>
+                <w:sz w:val="19"/>
+                <w:szCs w:val="19"/>
+              </w:rPr>
+              <w:t xml:space="preserve">unknown</w:t>
+            </w:r>
+            <w:r>
+              <w:rPr>
+                <w:sz w:val="19"/>
+                <w:szCs w:val="19"/>
+              </w:rPr>
+              <w:t xml:space="preserve">; string ≤ 32; string ≤ 100</w:t>
             </w:r>
           </w:p>
         </w:tc>
@@ -22406,7 +23772,7 @@
                 <w:sz w:val="19"/>
                 <w:szCs w:val="19"/>
               </w:rPr>
-              <w:t xml:space="preserve">Wrong answers; signs done with the camera</w:t>
+              <w:t xml:space="preserve">From the app's headers (checked) and the network address</w:t>
             </w:r>
           </w:p>
         </w:tc>
@@ -22438,7 +23804,7 @@
                 <w:sz w:val="19"/>
                 <w:szCs w:val="19"/>
               </w:rPr>
-              <w:t xml:space="preserve">completedAt</w:t>
+              <w:t xml:space="preserve">createdAt</w:t>
             </w:r>
           </w:p>
         </w:tc>
@@ -22467,7 +23833,7 @@
                 <w:sz w:val="19"/>
                 <w:szCs w:val="19"/>
               </w:rPr>
-              <w:t xml:space="preserve">date</w:t>
+              <w:t xml:space="preserve">date, TTL 90 days</w:t>
             </w:r>
           </w:p>
         </w:tc>
@@ -22496,7 +23862,7 @@
                 <w:sz w:val="19"/>
                 <w:szCs w:val="19"/>
               </w:rPr>
-              <w:t xml:space="preserve">The phone's time (may be from offline)</w:t>
+              <w:t xml:space="preserve">MongoDB removes the record by itself after 90 days</w:t>
             </w:r>
           </w:p>
         </w:tc>
@@ -22530,10 +23896,10 @@
           <w:sz w:val="19"/>
           <w:szCs w:val="19"/>
         </w:rPr>
-        <w:t xml:space="preserve">{userId, clientId}</w:t>
-      </w:r>
-      <w:r>
-        <w:t xml:space="preserve"> unique: idempotent sync</w:t>
+        <w:t xml:space="preserve">createdAt</w:t>
+      </w:r>
+      <w:r>
+        <w:t xml:space="preserve"> TTL (90 days)</w:t>
       </w:r>
     </w:p>
     <w:p>
@@ -22551,10 +23917,1009 @@
           <w:sz w:val="19"/>
           <w:szCs w:val="19"/>
         </w:rPr>
+        <w:t xml:space="preserve">{userId, createdAt: -1}</w:t>
+      </w:r>
+      <w:r>
+        <w:t xml:space="preserve">: one person's records, newest first</w:t>
+      </w:r>
+    </w:p>
+    <w:p>
+      <w:pPr>
+        <w:pStyle w:val="ListParagraph"/>
+        <w:numPr>
+          <w:ilvl w:val="0"/>
+          <w:numId w:val="2"/>
+        </w:numPr>
+        <w:spacing w:after="60" w:line="264"/>
+      </w:pPr>
+      <w:r>
+        <w:rPr>
+          <w:rFonts w:ascii="Consolas" w:cs="Consolas" w:eastAsia="Consolas" w:hAnsi="Consolas"/>
+          <w:sz w:val="19"/>
+          <w:szCs w:val="19"/>
+        </w:rPr>
+        <w:t xml:space="preserve">{type, createdAt: -1}</w:t>
+      </w:r>
+      <w:r>
+        <w:t xml:space="preserve">: "Needs a look" (failed logins, limits hit)</w:t>
+      </w:r>
+    </w:p>
+    <w:p>
+      <w:pPr>
+        <w:pStyle w:val="ListParagraph"/>
+        <w:numPr>
+          <w:ilvl w:val="0"/>
+          <w:numId w:val="2"/>
+        </w:numPr>
+        <w:spacing w:after="60" w:line="264"/>
+      </w:pPr>
+      <w:r>
+        <w:rPr>
+          <w:rFonts w:ascii="Consolas" w:cs="Consolas" w:eastAsia="Consolas" w:hAnsi="Consolas"/>
+          <w:sz w:val="19"/>
+          <w:szCs w:val="19"/>
+        </w:rPr>
+        <w:t xml:space="preserve">{ip, createdAt: -1}</w:t>
+      </w:r>
+      <w:r>
+        <w:t xml:space="preserve">: failed logins from one address</w:t>
+      </w:r>
+    </w:p>
+    <w:p>
+      <w:pPr>
+        <w:spacing w:after="100" w:line="276"/>
+      </w:pPr>
+      <w:r>
+        <w:rPr>
+          <w:b/>
+          <w:bCs/>
+          <w:color w:val="5B4BD6"/>
+        </w:rPr>
+        <w:t xml:space="preserve">Links to: </w:t>
+      </w:r>
+      <w:r>
+        <w:t xml:space="preserve">User (erased with the account).</w:t>
+      </w:r>
+    </w:p>
+    <w:p>
+      <w:pPr>
+        <w:spacing w:after="100" w:line="276"/>
+      </w:pPr>
+      <w:r>
+        <w:rPr>
+          <w:b/>
+          <w:bCs/>
+          <w:color w:val="5B4BD6"/>
+        </w:rPr>
+        <w:t xml:space="preserve">Used by: </w:t>
+      </w:r>
+      <w:r>
+        <w:rPr>
+          <w:rFonts w:ascii="Consolas" w:cs="Consolas" w:eastAsia="Consolas" w:hAnsi="Consolas"/>
+          <w:sz w:val="19"/>
+          <w:szCs w:val="19"/>
+        </w:rPr>
+        <w:t xml:space="preserve">utils/activityLog.js</w:t>
+      </w:r>
+      <w:r>
+        <w:t xml:space="preserve"> (written, never waited for), the admin website's Activity, a person's page and "Needs a look". A limit hit is written at most once per person per limit per minute.</w:t>
+      </w:r>
+    </w:p>
+    <w:p>
+      <w:pPr>
+        <w:spacing w:after="100" w:line="276"/>
+      </w:pPr>
+      <w:r>
+        <w:rPr>
+          <w:b/>
+          <w:bCs/>
+          <w:color w:val="5B4BD6"/>
+        </w:rPr>
+        <w:t xml:space="preserve">Example (made-up data): </w:t>
+      </w:r>
+    </w:p>
+    <w:p>
+      <w:pPr>
+        <w:shd w:fill="F4F2FB" w:color="auto" w:val="clear"/>
+        <w:spacing w:after="0" w:line="240"/>
+        <w:ind w:left="120"/>
+      </w:pPr>
+      <w:r>
+        <w:rPr>
+          <w:rFonts w:ascii="Consolas" w:cs="Consolas" w:eastAsia="Consolas" w:hAnsi="Consolas"/>
+          <w:sz w:val="18"/>
+          <w:szCs w:val="18"/>
+        </w:rPr>
+        <w:t xml:space="preserve">{ "userId": ObjectId("6710a1…"), "type": "login.failed", "method": "password",</w:t>
+      </w:r>
+    </w:p>
+    <w:p>
+      <w:pPr>
+        <w:shd w:fill="F4F2FB" w:color="auto" w:val="clear"/>
+        <w:spacing w:after="0" w:line="240"/>
+        <w:ind w:left="120"/>
+      </w:pPr>
+      <w:r>
+        <w:rPr>
+          <w:rFonts w:ascii="Consolas" w:cs="Consolas" w:eastAsia="Consolas" w:hAnsi="Consolas"/>
+          <w:sz w:val="18"/>
+          <w:szCs w:val="18"/>
+        </w:rPr>
+        <w:t xml:space="preserve">  "reason": "wrong password", "platform": "android", "appVersion": "1.1.0",</w:t>
+      </w:r>
+    </w:p>
+    <w:p>
+      <w:pPr>
+        <w:shd w:fill="F4F2FB" w:color="auto" w:val="clear"/>
+        <w:spacing w:after="160" w:line="240"/>
+        <w:ind w:left="120"/>
+      </w:pPr>
+      <w:r>
+        <w:rPr>
+          <w:rFonts w:ascii="Consolas" w:cs="Consolas" w:eastAsia="Consolas" w:hAnsi="Consolas"/>
+          <w:sz w:val="18"/>
+          <w:szCs w:val="18"/>
+        </w:rPr>
+        <w:t xml:space="preserve">  "ip": "203.0.113.5", "createdAt": ISODate("2026-10-17T02:40:00Z") }</w:t>
+      </w:r>
+    </w:p>
+    <w:p>
+      <w:pPr>
+        <w:pStyle w:val="Heading3"/>
+      </w:pPr>
+      <w:r>
+        <w:t xml:space="preserve">learncompletions — model LearnCompletion</w:t>
+      </w:r>
+    </w:p>
+    <w:p>
+      <w:pPr>
+        <w:spacing w:after="120" w:line="276"/>
+      </w:pPr>
+      <w:r>
+        <w:t xml:space="preserve">One finished Learn lesson or review. The phone works out which lessons and levels are done, and what unlocks next, from these.</w:t>
+      </w:r>
+    </w:p>
+    <w:tbl>
+      <w:tblPr>
+        <w:tblW w:type="dxa" w:w="9638"/>
+        <w:tblBorders>
+          <w:top w:val="single" w:color="auto" w:sz="4"/>
+          <w:left w:val="single" w:color="auto" w:sz="4"/>
+          <w:bottom w:val="single" w:color="auto" w:sz="4"/>
+          <w:right w:val="single" w:color="auto" w:sz="4"/>
+          <w:insideH w:val="single" w:color="auto" w:sz="4"/>
+          <w:insideV w:val="single" w:color="auto" w:sz="4"/>
+        </w:tblBorders>
+      </w:tblPr>
+      <w:tblGrid>
+        <w:gridCol w:w="2120"/>
+        <w:gridCol w:w="2891"/>
+        <w:gridCol w:w="4627"/>
+      </w:tblGrid>
+      <w:tr>
+        <w:trPr>
+          <w:tblHeader/>
+        </w:trPr>
+        <w:tc>
+          <w:tcPr>
+            <w:tcW w:type="dxa" w:w="2120"/>
+            <w:tcBorders>
+              <w:top w:val="single" w:color="C9C4E8" w:sz="4"/>
+              <w:left w:val="single" w:color="C9C4E8" w:sz="4"/>
+              <w:bottom w:val="single" w:color="C9C4E8" w:sz="4"/>
+              <w:right w:val="single" w:color="C9C4E8" w:sz="4"/>
+            </w:tcBorders>
+            <w:shd w:fill="EFEAFE" w:color="auto" w:val="clear"/>
+            <w:tcMar>
+              <w:top w:type="dxa" w:w="60"/>
+              <w:left w:type="dxa" w:w="100"/>
+              <w:bottom w:type="dxa" w:w="60"/>
+              <w:right w:type="dxa" w:w="100"/>
+            </w:tcMar>
+          </w:tcPr>
+          <w:p>
+            <w:pPr>
+              <w:spacing w:after="40"/>
+            </w:pPr>
+            <w:r>
+              <w:rPr>
+                <w:b/>
+                <w:bCs/>
+                <w:sz w:val="19"/>
+                <w:szCs w:val="19"/>
+              </w:rPr>
+              <w:t xml:space="preserve">Field</w:t>
+            </w:r>
+          </w:p>
+        </w:tc>
+        <w:tc>
+          <w:tcPr>
+            <w:tcW w:type="dxa" w:w="2891"/>
+            <w:tcBorders>
+              <w:top w:val="single" w:color="C9C4E8" w:sz="4"/>
+              <w:left w:val="single" w:color="C9C4E8" w:sz="4"/>
+              <w:bottom w:val="single" w:color="C9C4E8" w:sz="4"/>
+              <w:right w:val="single" w:color="C9C4E8" w:sz="4"/>
+            </w:tcBorders>
+            <w:shd w:fill="EFEAFE" w:color="auto" w:val="clear"/>
+            <w:tcMar>
+              <w:top w:type="dxa" w:w="60"/>
+              <w:left w:type="dxa" w:w="100"/>
+              <w:bottom w:type="dxa" w:w="60"/>
+              <w:right w:type="dxa" w:w="100"/>
+            </w:tcMar>
+          </w:tcPr>
+          <w:p>
+            <w:pPr>
+              <w:spacing w:after="40"/>
+            </w:pPr>
+            <w:r>
+              <w:rPr>
+                <w:b/>
+                <w:bCs/>
+                <w:sz w:val="19"/>
+                <w:szCs w:val="19"/>
+              </w:rPr>
+              <w:t xml:space="preserve">Type and rules</w:t>
+            </w:r>
+          </w:p>
+        </w:tc>
+        <w:tc>
+          <w:tcPr>
+            <w:tcW w:type="dxa" w:w="4627"/>
+            <w:tcBorders>
+              <w:top w:val="single" w:color="C9C4E8" w:sz="4"/>
+              <w:left w:val="single" w:color="C9C4E8" w:sz="4"/>
+              <w:bottom w:val="single" w:color="C9C4E8" w:sz="4"/>
+              <w:right w:val="single" w:color="C9C4E8" w:sz="4"/>
+            </w:tcBorders>
+            <w:shd w:fill="EFEAFE" w:color="auto" w:val="clear"/>
+            <w:tcMar>
+              <w:top w:type="dxa" w:w="60"/>
+              <w:left w:type="dxa" w:w="100"/>
+              <w:bottom w:type="dxa" w:w="60"/>
+              <w:right w:type="dxa" w:w="100"/>
+            </w:tcMar>
+          </w:tcPr>
+          <w:p>
+            <w:pPr>
+              <w:spacing w:after="40"/>
+            </w:pPr>
+            <w:r>
+              <w:rPr>
+                <w:b/>
+                <w:bCs/>
+                <w:sz w:val="19"/>
+                <w:szCs w:val="19"/>
+              </w:rPr>
+              <w:t xml:space="preserve">Meaning</w:t>
+            </w:r>
+          </w:p>
+        </w:tc>
+      </w:tr>
+      <w:tr>
+        <w:tc>
+          <w:tcPr>
+            <w:tcW w:type="dxa" w:w="2120"/>
+            <w:tcBorders>
+              <w:top w:val="single" w:color="C9C4E8" w:sz="4"/>
+              <w:left w:val="single" w:color="C9C4E8" w:sz="4"/>
+              <w:bottom w:val="single" w:color="C9C4E8" w:sz="4"/>
+              <w:right w:val="single" w:color="C9C4E8" w:sz="4"/>
+            </w:tcBorders>
+            <w:tcMar>
+              <w:top w:type="dxa" w:w="60"/>
+              <w:left w:type="dxa" w:w="100"/>
+              <w:bottom w:type="dxa" w:w="60"/>
+              <w:right w:type="dxa" w:w="100"/>
+            </w:tcMar>
+          </w:tcPr>
+          <w:p>
+            <w:pPr>
+              <w:spacing w:after="40"/>
+            </w:pPr>
+            <w:r>
+              <w:rPr>
+                <w:rFonts w:ascii="Consolas" w:cs="Consolas" w:eastAsia="Consolas" w:hAnsi="Consolas"/>
+                <w:sz w:val="19"/>
+                <w:szCs w:val="19"/>
+              </w:rPr>
+              <w:t xml:space="preserve">userId</w:t>
+            </w:r>
+          </w:p>
+        </w:tc>
+        <w:tc>
+          <w:tcPr>
+            <w:tcW w:type="dxa" w:w="2891"/>
+            <w:tcBorders>
+              <w:top w:val="single" w:color="C9C4E8" w:sz="4"/>
+              <w:left w:val="single" w:color="C9C4E8" w:sz="4"/>
+              <w:bottom w:val="single" w:color="C9C4E8" w:sz="4"/>
+              <w:right w:val="single" w:color="C9C4E8" w:sz="4"/>
+            </w:tcBorders>
+            <w:tcMar>
+              <w:top w:type="dxa" w:w="60"/>
+              <w:left w:type="dxa" w:w="100"/>
+              <w:bottom w:type="dxa" w:w="60"/>
+              <w:right w:type="dxa" w:w="100"/>
+            </w:tcMar>
+          </w:tcPr>
+          <w:p>
+            <w:pPr>
+              <w:spacing w:after="40"/>
+            </w:pPr>
+            <w:r>
+              <w:rPr>
+                <w:sz w:val="19"/>
+                <w:szCs w:val="19"/>
+              </w:rPr>
+              <w:t xml:space="preserve">ObjectId → User</w:t>
+            </w:r>
+          </w:p>
+        </w:tc>
+        <w:tc>
+          <w:tcPr>
+            <w:tcW w:type="dxa" w:w="4627"/>
+            <w:tcBorders>
+              <w:top w:val="single" w:color="C9C4E8" w:sz="4"/>
+              <w:left w:val="single" w:color="C9C4E8" w:sz="4"/>
+              <w:bottom w:val="single" w:color="C9C4E8" w:sz="4"/>
+              <w:right w:val="single" w:color="C9C4E8" w:sz="4"/>
+            </w:tcBorders>
+            <w:tcMar>
+              <w:top w:type="dxa" w:w="60"/>
+              <w:left w:type="dxa" w:w="100"/>
+              <w:bottom w:type="dxa" w:w="60"/>
+              <w:right w:type="dxa" w:w="100"/>
+            </w:tcMar>
+          </w:tcPr>
+          <w:p>
+            <w:pPr>
+              <w:spacing w:after="40"/>
+            </w:pPr>
+            <w:r>
+              <w:rPr>
+                <w:sz w:val="19"/>
+                <w:szCs w:val="19"/>
+              </w:rPr>
+              <w:t xml:space="preserve">Whose</w:t>
+            </w:r>
+          </w:p>
+        </w:tc>
+      </w:tr>
+      <w:tr>
+        <w:tc>
+          <w:tcPr>
+            <w:tcW w:type="dxa" w:w="2120"/>
+            <w:tcBorders>
+              <w:top w:val="single" w:color="C9C4E8" w:sz="4"/>
+              <w:left w:val="single" w:color="C9C4E8" w:sz="4"/>
+              <w:bottom w:val="single" w:color="C9C4E8" w:sz="4"/>
+              <w:right w:val="single" w:color="C9C4E8" w:sz="4"/>
+            </w:tcBorders>
+            <w:tcMar>
+              <w:top w:type="dxa" w:w="60"/>
+              <w:left w:type="dxa" w:w="100"/>
+              <w:bottom w:type="dxa" w:w="60"/>
+              <w:right w:type="dxa" w:w="100"/>
+            </w:tcMar>
+          </w:tcPr>
+          <w:p>
+            <w:pPr>
+              <w:spacing w:after="40"/>
+            </w:pPr>
+            <w:r>
+              <w:rPr>
+                <w:rFonts w:ascii="Consolas" w:cs="Consolas" w:eastAsia="Consolas" w:hAnsi="Consolas"/>
+                <w:sz w:val="19"/>
+                <w:szCs w:val="19"/>
+              </w:rPr>
+              <w:t xml:space="preserve">clientId</w:t>
+            </w:r>
+          </w:p>
+        </w:tc>
+        <w:tc>
+          <w:tcPr>
+            <w:tcW w:type="dxa" w:w="2891"/>
+            <w:tcBorders>
+              <w:top w:val="single" w:color="C9C4E8" w:sz="4"/>
+              <w:left w:val="single" w:color="C9C4E8" w:sz="4"/>
+              <w:bottom w:val="single" w:color="C9C4E8" w:sz="4"/>
+              <w:right w:val="single" w:color="C9C4E8" w:sz="4"/>
+            </w:tcBorders>
+            <w:tcMar>
+              <w:top w:type="dxa" w:w="60"/>
+              <w:left w:type="dxa" w:w="100"/>
+              <w:bottom w:type="dxa" w:w="60"/>
+              <w:right w:type="dxa" w:w="100"/>
+            </w:tcMar>
+          </w:tcPr>
+          <w:p>
+            <w:pPr>
+              <w:spacing w:after="40"/>
+            </w:pPr>
+            <w:r>
+              <w:rPr>
+                <w:sz w:val="19"/>
+                <w:szCs w:val="19"/>
+              </w:rPr>
+              <w:t xml:space="preserve">string ≤ 100</w:t>
+            </w:r>
+          </w:p>
+        </w:tc>
+        <w:tc>
+          <w:tcPr>
+            <w:tcW w:type="dxa" w:w="4627"/>
+            <w:tcBorders>
+              <w:top w:val="single" w:color="C9C4E8" w:sz="4"/>
+              <w:left w:val="single" w:color="C9C4E8" w:sz="4"/>
+              <w:bottom w:val="single" w:color="C9C4E8" w:sz="4"/>
+              <w:right w:val="single" w:color="C9C4E8" w:sz="4"/>
+            </w:tcBorders>
+            <w:tcMar>
+              <w:top w:type="dxa" w:w="60"/>
+              <w:left w:type="dxa" w:w="100"/>
+              <w:bottom w:type="dxa" w:w="60"/>
+              <w:right w:type="dxa" w:w="100"/>
+            </w:tcMar>
+          </w:tcPr>
+          <w:p>
+            <w:pPr>
+              <w:spacing w:after="40"/>
+            </w:pPr>
+            <w:r>
+              <w:rPr>
+                <w:sz w:val="19"/>
+                <w:szCs w:val="19"/>
+              </w:rPr>
+              <w:t xml:space="preserve">Made by the phone: sent twice, saved once</w:t>
+            </w:r>
+          </w:p>
+        </w:tc>
+      </w:tr>
+      <w:tr>
+        <w:tc>
+          <w:tcPr>
+            <w:tcW w:type="dxa" w:w="2120"/>
+            <w:tcBorders>
+              <w:top w:val="single" w:color="C9C4E8" w:sz="4"/>
+              <w:left w:val="single" w:color="C9C4E8" w:sz="4"/>
+              <w:bottom w:val="single" w:color="C9C4E8" w:sz="4"/>
+              <w:right w:val="single" w:color="C9C4E8" w:sz="4"/>
+            </w:tcBorders>
+            <w:tcMar>
+              <w:top w:type="dxa" w:w="60"/>
+              <w:left w:type="dxa" w:w="100"/>
+              <w:bottom w:type="dxa" w:w="60"/>
+              <w:right w:type="dxa" w:w="100"/>
+            </w:tcMar>
+          </w:tcPr>
+          <w:p>
+            <w:pPr>
+              <w:spacing w:after="40"/>
+            </w:pPr>
+            <w:r>
+              <w:rPr>
+                <w:rFonts w:ascii="Consolas" w:cs="Consolas" w:eastAsia="Consolas" w:hAnsi="Consolas"/>
+                <w:sz w:val="19"/>
+                <w:szCs w:val="19"/>
+              </w:rPr>
+              <w:t xml:space="preserve">course</w:t>
+            </w:r>
+          </w:p>
+        </w:tc>
+        <w:tc>
+          <w:tcPr>
+            <w:tcW w:type="dxa" w:w="2891"/>
+            <w:tcBorders>
+              <w:top w:val="single" w:color="C9C4E8" w:sz="4"/>
+              <w:left w:val="single" w:color="C9C4E8" w:sz="4"/>
+              <w:bottom w:val="single" w:color="C9C4E8" w:sz="4"/>
+              <w:right w:val="single" w:color="C9C4E8" w:sz="4"/>
+            </w:tcBorders>
+            <w:tcMar>
+              <w:top w:type="dxa" w:w="60"/>
+              <w:left w:type="dxa" w:w="100"/>
+              <w:bottom w:type="dxa" w:w="60"/>
+              <w:right w:type="dxa" w:w="100"/>
+            </w:tcMar>
+          </w:tcPr>
+          <w:p>
+            <w:pPr>
+              <w:spacing w:after="40"/>
+            </w:pPr>
+            <w:r>
+              <w:rPr>
+                <w:rFonts w:ascii="Consolas" w:cs="Consolas" w:eastAsia="Consolas" w:hAnsi="Consolas"/>
+                <w:sz w:val="19"/>
+                <w:szCs w:val="19"/>
+              </w:rPr>
+              <w:t xml:space="preserve">fsl</w:t>
+            </w:r>
+            <w:r>
+              <w:rPr>
+                <w:sz w:val="19"/>
+                <w:szCs w:val="19"/>
+              </w:rPr>
+              <w:t xml:space="preserve"> | </w:t>
+            </w:r>
+            <w:r>
+              <w:rPr>
+                <w:rFonts w:ascii="Consolas" w:cs="Consolas" w:eastAsia="Consolas" w:hAnsi="Consolas"/>
+                <w:sz w:val="19"/>
+                <w:szCs w:val="19"/>
+              </w:rPr>
+              <w:t xml:space="preserve">asl</w:t>
+            </w:r>
+          </w:p>
+        </w:tc>
+        <w:tc>
+          <w:tcPr>
+            <w:tcW w:type="dxa" w:w="4627"/>
+            <w:tcBorders>
+              <w:top w:val="single" w:color="C9C4E8" w:sz="4"/>
+              <w:left w:val="single" w:color="C9C4E8" w:sz="4"/>
+              <w:bottom w:val="single" w:color="C9C4E8" w:sz="4"/>
+              <w:right w:val="single" w:color="C9C4E8" w:sz="4"/>
+            </w:tcBorders>
+            <w:tcMar>
+              <w:top w:type="dxa" w:w="60"/>
+              <w:left w:type="dxa" w:w="100"/>
+              <w:bottom w:type="dxa" w:w="60"/>
+              <w:right w:type="dxa" w:w="100"/>
+            </w:tcMar>
+          </w:tcPr>
+          <w:p>
+            <w:pPr>
+              <w:spacing w:after="40"/>
+            </w:pPr>
+            <w:r>
+              <w:rPr>
+                <w:sz w:val="19"/>
+                <w:szCs w:val="19"/>
+              </w:rPr>
+              <w:t xml:space="preserve">Which course</w:t>
+            </w:r>
+          </w:p>
+        </w:tc>
+      </w:tr>
+      <w:tr>
+        <w:tc>
+          <w:tcPr>
+            <w:tcW w:type="dxa" w:w="2120"/>
+            <w:tcBorders>
+              <w:top w:val="single" w:color="C9C4E8" w:sz="4"/>
+              <w:left w:val="single" w:color="C9C4E8" w:sz="4"/>
+              <w:bottom w:val="single" w:color="C9C4E8" w:sz="4"/>
+              <w:right w:val="single" w:color="C9C4E8" w:sz="4"/>
+            </w:tcBorders>
+            <w:tcMar>
+              <w:top w:type="dxa" w:w="60"/>
+              <w:left w:type="dxa" w:w="100"/>
+              <w:bottom w:type="dxa" w:w="60"/>
+              <w:right w:type="dxa" w:w="100"/>
+            </w:tcMar>
+          </w:tcPr>
+          <w:p>
+            <w:pPr>
+              <w:spacing w:after="40"/>
+            </w:pPr>
+            <w:r>
+              <w:rPr>
+                <w:rFonts w:ascii="Consolas" w:cs="Consolas" w:eastAsia="Consolas" w:hAnsi="Consolas"/>
+                <w:sz w:val="19"/>
+                <w:szCs w:val="19"/>
+              </w:rPr>
+              <w:t xml:space="preserve">lessonId</w:t>
+            </w:r>
+          </w:p>
+        </w:tc>
+        <w:tc>
+          <w:tcPr>
+            <w:tcW w:type="dxa" w:w="2891"/>
+            <w:tcBorders>
+              <w:top w:val="single" w:color="C9C4E8" w:sz="4"/>
+              <w:left w:val="single" w:color="C9C4E8" w:sz="4"/>
+              <w:bottom w:val="single" w:color="C9C4E8" w:sz="4"/>
+              <w:right w:val="single" w:color="C9C4E8" w:sz="4"/>
+            </w:tcBorders>
+            <w:tcMar>
+              <w:top w:type="dxa" w:w="60"/>
+              <w:left w:type="dxa" w:w="100"/>
+              <w:bottom w:type="dxa" w:w="60"/>
+              <w:right w:type="dxa" w:w="100"/>
+            </w:tcMar>
+          </w:tcPr>
+          <w:p>
+            <w:pPr>
+              <w:spacing w:after="40"/>
+            </w:pPr>
+            <w:r>
+              <w:rPr>
+                <w:sz w:val="19"/>
+                <w:szCs w:val="19"/>
+              </w:rPr>
+              <w:t xml:space="preserve">string, e.g. </w:t>
+            </w:r>
+            <w:r>
+              <w:rPr>
+                <w:rFonts w:ascii="Consolas" w:cs="Consolas" w:eastAsia="Consolas" w:hAnsi="Consolas"/>
+                <w:sz w:val="19"/>
+                <w:szCs w:val="19"/>
+              </w:rPr>
+              <w:t xml:space="preserve">fsl-greetings-1</w:t>
+            </w:r>
+          </w:p>
+        </w:tc>
+        <w:tc>
+          <w:tcPr>
+            <w:tcW w:type="dxa" w:w="4627"/>
+            <w:tcBorders>
+              <w:top w:val="single" w:color="C9C4E8" w:sz="4"/>
+              <w:left w:val="single" w:color="C9C4E8" w:sz="4"/>
+              <w:bottom w:val="single" w:color="C9C4E8" w:sz="4"/>
+              <w:right w:val="single" w:color="C9C4E8" w:sz="4"/>
+            </w:tcBorders>
+            <w:tcMar>
+              <w:top w:type="dxa" w:w="60"/>
+              <w:left w:type="dxa" w:w="100"/>
+              <w:bottom w:type="dxa" w:w="60"/>
+              <w:right w:type="dxa" w:w="100"/>
+            </w:tcMar>
+          </w:tcPr>
+          <w:p>
+            <w:pPr>
+              <w:spacing w:after="40"/>
+            </w:pPr>
+            <w:r>
+              <w:rPr>
+                <w:sz w:val="19"/>
+                <w:szCs w:val="19"/>
+              </w:rPr>
+              <w:t xml:space="preserve">Which lesson</w:t>
+            </w:r>
+          </w:p>
+        </w:tc>
+      </w:tr>
+      <w:tr>
+        <w:tc>
+          <w:tcPr>
+            <w:tcW w:type="dxa" w:w="2120"/>
+            <w:tcBorders>
+              <w:top w:val="single" w:color="C9C4E8" w:sz="4"/>
+              <w:left w:val="single" w:color="C9C4E8" w:sz="4"/>
+              <w:bottom w:val="single" w:color="C9C4E8" w:sz="4"/>
+              <w:right w:val="single" w:color="C9C4E8" w:sz="4"/>
+            </w:tcBorders>
+            <w:tcMar>
+              <w:top w:type="dxa" w:w="60"/>
+              <w:left w:type="dxa" w:w="100"/>
+              <w:bottom w:type="dxa" w:w="60"/>
+              <w:right w:type="dxa" w:w="100"/>
+            </w:tcMar>
+          </w:tcPr>
+          <w:p>
+            <w:pPr>
+              <w:spacing w:after="40"/>
+            </w:pPr>
+            <w:r>
+              <w:rPr>
+                <w:rFonts w:ascii="Consolas" w:cs="Consolas" w:eastAsia="Consolas" w:hAnsi="Consolas"/>
+                <w:sz w:val="19"/>
+                <w:szCs w:val="19"/>
+              </w:rPr>
+              <w:t xml:space="preserve">xp</w:t>
+            </w:r>
+          </w:p>
+        </w:tc>
+        <w:tc>
+          <w:tcPr>
+            <w:tcW w:type="dxa" w:w="2891"/>
+            <w:tcBorders>
+              <w:top w:val="single" w:color="C9C4E8" w:sz="4"/>
+              <w:left w:val="single" w:color="C9C4E8" w:sz="4"/>
+              <w:bottom w:val="single" w:color="C9C4E8" w:sz="4"/>
+              <w:right w:val="single" w:color="C9C4E8" w:sz="4"/>
+            </w:tcBorders>
+            <w:tcMar>
+              <w:top w:type="dxa" w:w="60"/>
+              <w:left w:type="dxa" w:w="100"/>
+              <w:bottom w:type="dxa" w:w="60"/>
+              <w:right w:type="dxa" w:w="100"/>
+            </w:tcMar>
+          </w:tcPr>
+          <w:p>
+            <w:pPr>
+              <w:spacing w:after="40"/>
+            </w:pPr>
+            <w:r>
+              <w:rPr>
+                <w:sz w:val="19"/>
+                <w:szCs w:val="19"/>
+              </w:rPr>
+              <w:t xml:space="preserve">number 0–30, optional</w:t>
+            </w:r>
+          </w:p>
+        </w:tc>
+        <w:tc>
+          <w:tcPr>
+            <w:tcW w:type="dxa" w:w="4627"/>
+            <w:tcBorders>
+              <w:top w:val="single" w:color="C9C4E8" w:sz="4"/>
+              <w:left w:val="single" w:color="C9C4E8" w:sz="4"/>
+              <w:bottom w:val="single" w:color="C9C4E8" w:sz="4"/>
+              <w:right w:val="single" w:color="C9C4E8" w:sz="4"/>
+            </w:tcBorders>
+            <w:tcMar>
+              <w:top w:type="dxa" w:w="60"/>
+              <w:left w:type="dxa" w:w="100"/>
+              <w:bottom w:type="dxa" w:w="60"/>
+              <w:right w:type="dxa" w:w="100"/>
+            </w:tcMar>
+          </w:tcPr>
+          <w:p>
+            <w:pPr>
+              <w:spacing w:after="40"/>
+            </w:pPr>
+            <w:r>
+              <w:rPr>
+                <w:sz w:val="19"/>
+                <w:szCs w:val="19"/>
+              </w:rPr>
+              <w:t xml:space="preserve">Only sent by older app versions (Learn keeps no score now)</w:t>
+            </w:r>
+          </w:p>
+        </w:tc>
+      </w:tr>
+      <w:tr>
+        <w:tc>
+          <w:tcPr>
+            <w:tcW w:type="dxa" w:w="2120"/>
+            <w:tcBorders>
+              <w:top w:val="single" w:color="C9C4E8" w:sz="4"/>
+              <w:left w:val="single" w:color="C9C4E8" w:sz="4"/>
+              <w:bottom w:val="single" w:color="C9C4E8" w:sz="4"/>
+              <w:right w:val="single" w:color="C9C4E8" w:sz="4"/>
+            </w:tcBorders>
+            <w:tcMar>
+              <w:top w:type="dxa" w:w="60"/>
+              <w:left w:type="dxa" w:w="100"/>
+              <w:bottom w:type="dxa" w:w="60"/>
+              <w:right w:type="dxa" w:w="100"/>
+            </w:tcMar>
+          </w:tcPr>
+          <w:p>
+            <w:pPr>
+              <w:spacing w:after="40"/>
+            </w:pPr>
+            <w:r>
+              <w:rPr>
+                <w:rFonts w:ascii="Consolas" w:cs="Consolas" w:eastAsia="Consolas" w:hAnsi="Consolas"/>
+                <w:sz w:val="19"/>
+                <w:szCs w:val="19"/>
+              </w:rPr>
+              <w:t xml:space="preserve">mistakes</w:t>
+            </w:r>
+            <w:r>
+              <w:rPr>
+                <w:sz w:val="19"/>
+                <w:szCs w:val="19"/>
+              </w:rPr>
+              <w:t xml:space="preserve">, </w:t>
+            </w:r>
+            <w:r>
+              <w:rPr>
+                <w:rFonts w:ascii="Consolas" w:cs="Consolas" w:eastAsia="Consolas" w:hAnsi="Consolas"/>
+                <w:sz w:val="19"/>
+                <w:szCs w:val="19"/>
+              </w:rPr>
+              <w:t xml:space="preserve">cameraPassed</w:t>
+            </w:r>
+          </w:p>
+        </w:tc>
+        <w:tc>
+          <w:tcPr>
+            <w:tcW w:type="dxa" w:w="2891"/>
+            <w:tcBorders>
+              <w:top w:val="single" w:color="C9C4E8" w:sz="4"/>
+              <w:left w:val="single" w:color="C9C4E8" w:sz="4"/>
+              <w:bottom w:val="single" w:color="C9C4E8" w:sz="4"/>
+              <w:right w:val="single" w:color="C9C4E8" w:sz="4"/>
+            </w:tcBorders>
+            <w:tcMar>
+              <w:top w:type="dxa" w:w="60"/>
+              <w:left w:type="dxa" w:w="100"/>
+              <w:bottom w:type="dxa" w:w="60"/>
+              <w:right w:type="dxa" w:w="100"/>
+            </w:tcMar>
+          </w:tcPr>
+          <w:p>
+            <w:pPr>
+              <w:spacing w:after="40"/>
+            </w:pPr>
+            <w:r>
+              <w:rPr>
+                <w:sz w:val="19"/>
+                <w:szCs w:val="19"/>
+              </w:rPr>
+              <w:t xml:space="preserve">numbers</w:t>
+            </w:r>
+          </w:p>
+        </w:tc>
+        <w:tc>
+          <w:tcPr>
+            <w:tcW w:type="dxa" w:w="4627"/>
+            <w:tcBorders>
+              <w:top w:val="single" w:color="C9C4E8" w:sz="4"/>
+              <w:left w:val="single" w:color="C9C4E8" w:sz="4"/>
+              <w:bottom w:val="single" w:color="C9C4E8" w:sz="4"/>
+              <w:right w:val="single" w:color="C9C4E8" w:sz="4"/>
+            </w:tcBorders>
+            <w:tcMar>
+              <w:top w:type="dxa" w:w="60"/>
+              <w:left w:type="dxa" w:w="100"/>
+              <w:bottom w:type="dxa" w:w="60"/>
+              <w:right w:type="dxa" w:w="100"/>
+            </w:tcMar>
+          </w:tcPr>
+          <w:p>
+            <w:pPr>
+              <w:spacing w:after="40"/>
+            </w:pPr>
+            <w:r>
+              <w:rPr>
+                <w:sz w:val="19"/>
+                <w:szCs w:val="19"/>
+              </w:rPr>
+              <w:t xml:space="preserve">Wrong answers; signs done with the camera</w:t>
+            </w:r>
+          </w:p>
+        </w:tc>
+      </w:tr>
+      <w:tr>
+        <w:tc>
+          <w:tcPr>
+            <w:tcW w:type="dxa" w:w="2120"/>
+            <w:tcBorders>
+              <w:top w:val="single" w:color="C9C4E8" w:sz="4"/>
+              <w:left w:val="single" w:color="C9C4E8" w:sz="4"/>
+              <w:bottom w:val="single" w:color="C9C4E8" w:sz="4"/>
+              <w:right w:val="single" w:color="C9C4E8" w:sz="4"/>
+            </w:tcBorders>
+            <w:tcMar>
+              <w:top w:type="dxa" w:w="60"/>
+              <w:left w:type="dxa" w:w="100"/>
+              <w:bottom w:type="dxa" w:w="60"/>
+              <w:right w:type="dxa" w:w="100"/>
+            </w:tcMar>
+          </w:tcPr>
+          <w:p>
+            <w:pPr>
+              <w:spacing w:after="40"/>
+            </w:pPr>
+            <w:r>
+              <w:rPr>
+                <w:rFonts w:ascii="Consolas" w:cs="Consolas" w:eastAsia="Consolas" w:hAnsi="Consolas"/>
+                <w:sz w:val="19"/>
+                <w:szCs w:val="19"/>
+              </w:rPr>
+              <w:t xml:space="preserve">completedAt</w:t>
+            </w:r>
+          </w:p>
+        </w:tc>
+        <w:tc>
+          <w:tcPr>
+            <w:tcW w:type="dxa" w:w="2891"/>
+            <w:tcBorders>
+              <w:top w:val="single" w:color="C9C4E8" w:sz="4"/>
+              <w:left w:val="single" w:color="C9C4E8" w:sz="4"/>
+              <w:bottom w:val="single" w:color="C9C4E8" w:sz="4"/>
+              <w:right w:val="single" w:color="C9C4E8" w:sz="4"/>
+            </w:tcBorders>
+            <w:tcMar>
+              <w:top w:type="dxa" w:w="60"/>
+              <w:left w:type="dxa" w:w="100"/>
+              <w:bottom w:type="dxa" w:w="60"/>
+              <w:right w:type="dxa" w:w="100"/>
+            </w:tcMar>
+          </w:tcPr>
+          <w:p>
+            <w:pPr>
+              <w:spacing w:after="40"/>
+            </w:pPr>
+            <w:r>
+              <w:rPr>
+                <w:sz w:val="19"/>
+                <w:szCs w:val="19"/>
+              </w:rPr>
+              <w:t xml:space="preserve">date</w:t>
+            </w:r>
+          </w:p>
+        </w:tc>
+        <w:tc>
+          <w:tcPr>
+            <w:tcW w:type="dxa" w:w="4627"/>
+            <w:tcBorders>
+              <w:top w:val="single" w:color="C9C4E8" w:sz="4"/>
+              <w:left w:val="single" w:color="C9C4E8" w:sz="4"/>
+              <w:bottom w:val="single" w:color="C9C4E8" w:sz="4"/>
+              <w:right w:val="single" w:color="C9C4E8" w:sz="4"/>
+            </w:tcBorders>
+            <w:tcMar>
+              <w:top w:type="dxa" w:w="60"/>
+              <w:left w:type="dxa" w:w="100"/>
+              <w:bottom w:type="dxa" w:w="60"/>
+              <w:right w:type="dxa" w:w="100"/>
+            </w:tcMar>
+          </w:tcPr>
+          <w:p>
+            <w:pPr>
+              <w:spacing w:after="40"/>
+            </w:pPr>
+            <w:r>
+              <w:rPr>
+                <w:sz w:val="19"/>
+                <w:szCs w:val="19"/>
+              </w:rPr>
+              <w:t xml:space="preserve">The phone's time (may be from offline)</w:t>
+            </w:r>
+          </w:p>
+        </w:tc>
+      </w:tr>
+    </w:tbl>
+    <w:p>
+      <w:pPr>
+        <w:spacing w:after="100" w:line="276"/>
+      </w:pPr>
+      <w:r>
+        <w:rPr>
+          <w:b/>
+          <w:bCs/>
+          <w:color w:val="5B4BD6"/>
+        </w:rPr>
+        <w:t xml:space="preserve">Indexes: </w:t>
+      </w:r>
+    </w:p>
+    <w:p>
+      <w:pPr>
+        <w:pStyle w:val="ListParagraph"/>
+        <w:numPr>
+          <w:ilvl w:val="0"/>
+          <w:numId w:val="2"/>
+        </w:numPr>
+        <w:spacing w:after="60" w:line="264"/>
+      </w:pPr>
+      <w:r>
+        <w:rPr>
+          <w:rFonts w:ascii="Consolas" w:cs="Consolas" w:eastAsia="Consolas" w:hAnsi="Consolas"/>
+          <w:sz w:val="19"/>
+          <w:szCs w:val="19"/>
+        </w:rPr>
+        <w:t xml:space="preserve">{userId, clientId}</w:t>
+      </w:r>
+      <w:r>
+        <w:t xml:space="preserve"> unique: idempotent sync</w:t>
+      </w:r>
+    </w:p>
+    <w:p>
+      <w:pPr>
+        <w:pStyle w:val="ListParagraph"/>
+        <w:numPr>
+          <w:ilvl w:val="0"/>
+          <w:numId w:val="2"/>
+        </w:numPr>
+        <w:spacing w:after="60" w:line="264"/>
+      </w:pPr>
+      <w:r>
+        <w:rPr>
+          <w:rFonts w:ascii="Consolas" w:cs="Consolas" w:eastAsia="Consolas" w:hAnsi="Consolas"/>
+          <w:sz w:val="19"/>
+          <w:szCs w:val="19"/>
+        </w:rPr>
         <w:t xml:space="preserve">{userId, completedAt}</w:t>
       </w:r>
       <w:r>
-        <w:t xml:space="preserve">: this week's XP for the leaderboard</w:t>
+        <w:t xml:space="preserve">: this week's lessons for the leaderboard</w:t>
       </w:r>
     </w:p>
     <w:p>
@@ -25633,7 +27998,7 @@
                 <w:sz w:val="19"/>
                 <w:szCs w:val="19"/>
               </w:rPr>
-              <w:t xml:space="preserve">Learn: finished lessons, outbox, hearts, daily goal</w:t>
+              <w:t xml:space="preserve">Learn: finished lessons and their outbox</w:t>
             </w:r>
           </w:p>
         </w:tc>
@@ -27386,7 +29751,7 @@
                 <w:sz w:val="19"/>
                 <w:szCs w:val="19"/>
               </w:rPr>
-              <w:t xml:space="preserve">Accel</w:t>
+              <w:t xml:space="preserve">Laya</w:t>
             </w:r>
           </w:p>
         </w:tc>
@@ -27474,7 +29839,7 @@
                 <w:sz w:val="19"/>
                 <w:szCs w:val="19"/>
               </w:rPr>
-              <w:t xml:space="preserve">accel/rules.ts</w:t>
+              <w:t xml:space="preserve">laya/rules.ts</w:t>
             </w:r>
             <w:r>
               <w:rPr>
@@ -27512,7 +29877,7 @@
                 <w:sz w:val="19"/>
                 <w:szCs w:val="19"/>
               </w:rPr>
-              <w:t xml:space="preserve">"Hey Accel"</w:t>
+              <w:t xml:space="preserve">"Hey Laya"</w:t>
             </w:r>
           </w:p>
         </w:tc>
@@ -27600,7 +29965,7 @@
                 <w:sz w:val="19"/>
                 <w:szCs w:val="19"/>
               </w:rPr>
-              <w:t xml:space="preserve">accel/wakeWord.ts</w:t>
+              <w:t xml:space="preserve">laya/wakeWord.ts</w:t>
             </w:r>
           </w:p>
         </w:tc>
@@ -27778,7 +30143,7 @@
                 <w:sz w:val="19"/>
                 <w:szCs w:val="19"/>
               </w:rPr>
-              <w:t xml:space="preserve">Lessons, the sign clips (they come with the app), spoken steps, XP, hearts, streak, badges; completions sent later</w:t>
+              <w:t xml:space="preserve">Lessons, the sign clips (they come with the app), spoken steps, progress; completions sent later</w:t>
             </w:r>
           </w:p>
         </w:tc>
@@ -28473,7 +30838,7 @@
                 <w:sz w:val="19"/>
                 <w:szCs w:val="19"/>
               </w:rPr>
-              <w:t xml:space="preserve">The Python AI service: Accel's understanding, sentence polishing, sign reading; and the models.</w:t>
+              <w:t xml:space="preserve">The Python AI service: Laya's understanding, sentence polishing, sign reading; and the models.</w:t>
             </w:r>
           </w:p>
         </w:tc>
@@ -29570,7 +31935,7 @@
                 <w:sz w:val="19"/>
                 <w:szCs w:val="19"/>
               </w:rPr>
-              <w:t xml:space="preserve">accel/</w:t>
+              <w:t xml:space="preserve">laya/</w:t>
             </w:r>
           </w:p>
         </w:tc>
@@ -29599,7 +31964,7 @@
                 <w:sz w:val="19"/>
                 <w:szCs w:val="19"/>
               </w:rPr>
-              <w:t xml:space="preserve">Accel: rules, catalog, actions, wake word, its provider.</w:t>
+              <w:t xml:space="preserve">Laya: rules, catalog, actions, wake word, its provider.</w:t>
             </w:r>
           </w:p>
         </w:tc>
@@ -30500,7 +32865,7 @@
                 <w:sz w:val="19"/>
                 <w:szCs w:val="19"/>
               </w:rPr>
-              <w:t xml:space="preserve">Checks run on the laptop: contrast, Accel catalog and rules, Learn, conversations per account; listing Learn's recorded clips.</w:t>
+              <w:t xml:space="preserve">Checks run on the laptop: contrast, Laya catalog and rules, Learn, conversations per account; listing Learn's recorded clips.</w:t>
             </w:r>
           </w:p>
         </w:tc>
@@ -30968,7 +33333,7 @@
                 <w:sz w:val="19"/>
                 <w:szCs w:val="19"/>
               </w:rPr>
-              <w:t xml:space="preserve">What each request does: auth, Google, friends, messages, SOS, contacts, conversations, push, Accel, sign, Learn, admin.</w:t>
+              <w:t xml:space="preserve">What each request does: auth, Google, friends, messages, SOS, contacts, conversations, push, Laya, sign, Learn, admin.</w:t>
             </w:r>
           </w:p>
         </w:tc>
@@ -31837,7 +34202,7 @@
                 <w:sz w:val="19"/>
                 <w:szCs w:val="19"/>
               </w:rPr>
-              <w:t xml:space="preserve">Accel's understanding: vector search (ChromaDB) then the LLM; the Ollama client.</w:t>
+              <w:t xml:space="preserve">Laya's understanding: vector search (ChromaDB) then the LLM; the Ollama client.</w:t>
             </w:r>
           </w:p>
         </w:tc>
@@ -32111,7 +34476,7 @@
                 <w:sz w:val="19"/>
                 <w:szCs w:val="19"/>
               </w:rPr>
-              <w:t xml:space="preserve">Accel's 70 actions with example sentences (the vector index is built from it).</w:t>
+              <w:t xml:space="preserve">Laya's 73 actions with example sentences (the vector index is built from it).</w:t>
             </w:r>
           </w:p>
         </w:tc>
@@ -32202,7 +34567,7 @@
                 <w:sz w:val="19"/>
                 <w:szCs w:val="19"/>
               </w:rPr>
-              <w:t xml:space="preserve">Checks: Accel understanding test sentences; the sign pipeline.</w:t>
+              <w:t xml:space="preserve">Checks: Laya understanding test sentences; the sign pipeline.</w:t>
             </w:r>
           </w:p>
         </w:tc>
@@ -32791,7 +35156,7 @@
       </w:pPr>
       <w:bookmarkStart w:name="_Toc37" w:id="37"/>
       <w:r>
-        <w:t xml:space="preserve">Part 6 — Accel's AI up close: embeddings, ChromaDB and RAG</w:t>
+        <w:t xml:space="preserve">Part 6 — Laya's AI up close: embeddings, ChromaDB and RAG</w:t>
       </w:r>
       <w:bookmarkEnd w:id="37"/>
     </w:p>
@@ -32800,7 +35165,7 @@
         <w:spacing w:after="120" w:line="276"/>
       </w:pPr>
       <w:r>
-        <w:t xml:space="preserve">This part is for learning. It explains, step by step and with real numbers from our own system, how Accel understands a sentence it has never seen: what an embedding is, what ChromaDB (a vector database) stores and how it searches, how the language model is used, and how all of this relates to </w:t>
+        <w:t xml:space="preserve">This part is for learning. It explains, step by step and with real numbers from our own system, how Laya understands a sentence it has never seen: what an embedding is, what ChromaDB (a vector database) stores and how it searches, how the language model is used, and how all of this relates to </w:t>
       </w:r>
       <w:r>
         <w:rPr>
@@ -32828,14 +35193,14 @@
         <w:spacing w:after="120" w:line="276"/>
       </w:pPr>
       <w:r>
-        <w:t xml:space="preserve">A person says something to Accel. Accel must turn it into </w:t>
+        <w:t xml:space="preserve">A person says something to Laya. Laya must turn it into </w:t>
       </w:r>
       <w:r>
         <w:rPr>
           <w:b/>
           <w:bCs/>
         </w:rPr>
-        <w:t xml:space="preserve">one of 70 actions</w:t>
+        <w:t xml:space="preserve">one of 73 actions</w:t>
       </w:r>
       <w:r>
         <w:t xml:space="preserve"> (for example </w:t>
@@ -32879,7 +35244,7 @@
           <w:sz w:val="19"/>
           <w:szCs w:val="19"/>
         </w:rPr>
-        <w:t xml:space="preserve">frontend/src/accel/rules.ts</w:t>
+        <w:t xml:space="preserve">frontend/src/laya/rules.ts</w:t>
       </w:r>
       <w:r>
         <w:t xml:space="preserve">); everything else goes to the AI service, which works in two steps: </w:t>
@@ -33517,7 +35882,7 @@
                 <w:sz w:val="19"/>
                 <w:szCs w:val="19"/>
               </w:rPr>
-              <w:t xml:space="preserve">523 — one per example sentence in </w:t>
+              <w:t xml:space="preserve">550 — one per example sentence in </w:t>
             </w:r>
             <w:r>
               <w:rPr>
@@ -33532,7 +35897,7 @@
                 <w:sz w:val="19"/>
                 <w:szCs w:val="19"/>
               </w:rPr>
-              <w:t xml:space="preserve"> (70 actions × about 7 or 8 examples each).</w:t>
+              <w:t xml:space="preserve"> (73 actions × about 7 or 8 examples each; 523 for 70 actions at the time of the run below).</w:t>
             </w:r>
           </w:p>
         </w:tc>
@@ -35367,7 +37732,7 @@
       </w:pPr>
       <w:bookmarkStart w:name="_Toc44" w:id="44"/>
       <w:r>
-        <w:t xml:space="preserve">6.7 What is RAG — and is Accel RAG?</w:t>
+        <w:t xml:space="preserve">6.7 What is RAG — and is Laya RAG?</w:t>
       </w:r>
       <w:bookmarkEnd w:id="44"/>
     </w:p>
@@ -35509,7 +37874,7 @@
                 <w:sz w:val="19"/>
                 <w:szCs w:val="19"/>
               </w:rPr>
-              <w:t xml:space="preserve">In Accel</w:t>
+              <w:t xml:space="preserve">In Laya</w:t>
             </w:r>
           </w:p>
         </w:tc>
@@ -35876,7 +38241,7 @@
         <w:spacing w:after="120" w:line="276"/>
       </w:pPr>
       <w:r>
-        <w:t xml:space="preserve">So Accel follows the RAG pattern — retrieve, augment, generate — but </w:t>
+        <w:t xml:space="preserve">So Laya follows the RAG pattern — retrieve, augment, generate — but </w:t>
       </w:r>
       <w:r>
         <w:rPr>
@@ -35945,7 +38310,7 @@
         <w:t xml:space="preserve">Grounding:</w:t>
       </w:r>
       <w:r>
-        <w:t xml:space="preserve"> the model chooses from things that really exist (our 70 actions), described in our words.</w:t>
+        <w:t xml:space="preserve"> the model chooses from things that really exist (our 73 actions), described in our words.</w:t>
       </w:r>
     </w:p>
     <w:p>
@@ -36812,7 +39177,7 @@
         <w:spacing w:after="120" w:line="276"/>
       </w:pPr>
       <w:r>
-        <w:t xml:space="preserve">A natural next feature is "Ask Accel how to use the app" — answering questions from help texts, which is classic RAG. Everything needed is already in </w:t>
+        <w:t xml:space="preserve">A natural next feature is "Ask Laya how to use the app" — answering questions from help texts, which is classic RAG. Everything needed is already in </w:t>
       </w:r>
       <w:r>
         <w:rPr>
@@ -36978,7 +39343,7 @@
         <w:spacing w:after="60" w:line="264"/>
       </w:pPr>
       <w:r>
-        <w:t xml:space="preserve">Return the answer with the article titles it came from, and have Accel read it aloud.</w:t>
+        <w:t xml:space="preserve">Return the answer with the article titles it came from, and have Laya read it aloud.</w:t>
       </w:r>
     </w:p>
     <w:p>
@@ -37207,7 +39572,7 @@
         <w:t xml:space="preserve">.venv\Scripts\python -m app.eval</w:t>
       </w:r>
       <w:r>
-        <w:t xml:space="preserve"> — scores Accel on </w:t>
+        <w:t xml:space="preserve"> — scores Laya on </w:t>
       </w:r>
       <w:r>
         <w:rPr>
@@ -37342,7 +39707,7 @@
         <w:spacing w:after="60" w:line="264"/>
       </w:pPr>
       <w:r>
-        <w:t xml:space="preserve">Onboarding promises "Natural AI voices" (it's the phone's own voice) and "AI Assistant — get help and answers anytime" (Accel runs commands; it doesn't answer questions).</w:t>
+        <w:t xml:space="preserve">Onboarding promises "Natural AI voices" (it's the phone's own voice) and "AI Assistant — get help and answers anytime" (Laya runs commands; it doesn't answer questions).</w:t>
       </w:r>
     </w:p>
     <w:p>
@@ -37355,7 +39720,7 @@
         <w:spacing w:after="60" w:line="264"/>
       </w:pPr>
       <w:r>
-        <w:t xml:space="preserve">Accel has no commands for Settings → Sign language or Quick replies.</w:t>
+        <w:t xml:space="preserve">Laya has no commands for Settings → Sign language or Quick replies.</w:t>
       </w:r>
     </w:p>
     <w:p>
@@ -37381,7 +39746,7 @@
         <w:spacing w:after="60" w:line="264"/>
       </w:pPr>
       <w:r>
-        <w:t xml:space="preserve">Not built: blocking users, a custom SOS sound, background "Hey Accel" or background location, a "terms updated" screen, downloading old conversations to a new phone.</w:t>
+        <w:t xml:space="preserve">Not built: blocking users, a custom SOS sound, background "Hey Laya" or background location, downloading old conversations to a new phone, and "Hey Laya, next / skip" during the first-time tour.</w:t>
       </w:r>
     </w:p>
     <w:p>
@@ -37394,18 +39759,7 @@
         <w:spacing w:after="60" w:line="264"/>
       </w:pPr>
       <w:r>
-        <w:t xml:space="preserve">Platform limits: iPhone push needs a paid Apple account; "Hey Accel" and speech to text don't work in Expo Go; the app doesn't build for the web yet; the AI and sign reading depend on the laptop being on; </w:t>
-      </w:r>
-      <w:r>
-        <w:rPr>
-          <w:rFonts w:ascii="Consolas" w:cs="Consolas" w:eastAsia="Consolas" w:hAnsi="Consolas"/>
-          <w:sz w:val="19"/>
-          <w:szCs w:val="19"/>
-        </w:rPr>
-        <w:t xml:space="preserve">qwen2.5:3b</w:t>
-      </w:r>
-      <w:r>
-        <w:t xml:space="preserve">'s license is for research use.</w:t>
+        <w:t xml:space="preserve">A suspended or locked account is signed out, so it can't use the in-app SOS until the suspension ends; the messages say "Contact support", but no support address is set yet.</w:t>
       </w:r>
     </w:p>
     <w:p>
@@ -37418,7 +39772,18 @@
         <w:spacing w:after="60" w:line="264"/>
       </w:pPr>
       <w:r>
-        <w:t xml:space="preserve">Learn: 4 real levels per language for the defense (the rest shown locked); the team is recording the 24 clips, which need the next app build; the new 125-word ASL model's accuracy is not measured yet.</w:t>
+        <w:t xml:space="preserve">Platform limits: iPhone push needs a paid Apple account; "Hey Laya" and speech to text don't work in Expo Go; the app doesn't build for the web yet; the AI and sign reading depend on the laptop being on; </w:t>
+      </w:r>
+      <w:r>
+        <w:rPr>
+          <w:rFonts w:ascii="Consolas" w:cs="Consolas" w:eastAsia="Consolas" w:hAnsi="Consolas"/>
+          <w:sz w:val="19"/>
+          <w:szCs w:val="19"/>
+        </w:rPr>
+        <w:t xml:space="preserve">qwen2.5:3b</w:t>
+      </w:r>
+      <w:r>
+        <w:t xml:space="preserve">'s license is for research use.</w:t>
       </w:r>
     </w:p>
     <w:p>
@@ -37431,18 +39796,7 @@
         <w:spacing w:after="60" w:line="264"/>
       </w:pPr>
       <w:r>
-        <w:t xml:space="preserve">The emergency number is fixed to 911 (</w:t>
-      </w:r>
-      <w:r>
-        <w:rPr>
-          <w:rFonts w:ascii="Consolas" w:cs="Consolas" w:eastAsia="Consolas" w:hAnsi="Consolas"/>
-          <w:sz w:val="19"/>
-          <w:szCs w:val="19"/>
-        </w:rPr>
-        <w:t xml:space="preserve">utils/sos.ts</w:t>
-      </w:r>
-      <w:r>
-        <w:t xml:space="preserve">).</w:t>
+        <w:t xml:space="preserve">Learn: 4 real levels per language for the defense (the rest shown locked); the 24 clips need the next app build to play in the development build; the new 125-word ASL model's accuracy is not measured yet.</w:t>
       </w:r>
     </w:p>
     <w:p>
@@ -37455,22 +39809,46 @@
         <w:spacing w:after="60" w:line="264"/>
       </w:pPr>
       <w:r>
+        <w:t xml:space="preserve">The emergency number is fixed to 911 (</w:t>
+      </w:r>
+      <w:r>
         <w:rPr>
           <w:rFonts w:ascii="Consolas" w:cs="Consolas" w:eastAsia="Consolas" w:hAnsi="Consolas"/>
           <w:sz w:val="19"/>
           <w:szCs w:val="19"/>
         </w:rPr>
-        <w:t xml:space="preserve">constants/dashboard.ts</w:t>
-      </w:r>
-      <w:r>
-        <w:t xml:space="preserve"> now holds only the SOS message text; the palettes still define an unused </w:t>
-      </w:r>
+        <w:t xml:space="preserve">utils/sos.ts</w:t>
+      </w:r>
+      <w:r>
+        <w:t xml:space="preserve">).</w:t>
+      </w:r>
+    </w:p>
+    <w:p>
+      <w:pPr>
+        <w:pStyle w:val="ListParagraph"/>
+        <w:numPr>
+          <w:ilvl w:val="0"/>
+          <w:numId w:val="2"/>
+        </w:numPr>
+        <w:spacing w:after="60" w:line="264"/>
+      </w:pPr>
       <w:r>
         <w:rPr>
           <w:rFonts w:ascii="Consolas" w:cs="Consolas" w:eastAsia="Consolas" w:hAnsi="Consolas"/>
           <w:sz w:val="19"/>
           <w:szCs w:val="19"/>
         </w:rPr>
+        <w:t xml:space="preserve">constants/dashboard.ts</w:t>
+      </w:r>
+      <w:r>
+        <w:t xml:space="preserve"> now holds only the SOS message text; the palettes still define an unused </w:t>
+      </w:r>
+      <w:r>
+        <w:rPr>
+          <w:rFonts w:ascii="Consolas" w:cs="Consolas" w:eastAsia="Consolas" w:hAnsi="Consolas"/>
+          <w:sz w:val="19"/>
+          <w:szCs w:val="19"/>
+        </w:rPr>
         <w:t xml:space="preserve">banner</w:t>
       </w:r>
       <w:r>
@@ -37493,7 +39871,7 @@
         <w:spacing w:after="120" w:line="276"/>
       </w:pPr>
       <w:r>
-        <w:t xml:space="preserve">All 303 source files of the app, the server, the AI service, the admin website and the tools, one line each. Paths are from the folder named in each heading. Generated files, images and installed packages are left out.</w:t>
+        <w:t xml:space="preserve">Every source file of the app, the server, the AI service, the admin website and the tools, one line each. Paths are from the folder named in each heading. Generated files, images and installed packages are left out.</w:t>
       </w:r>
     </w:p>
     <w:p>
@@ -38539,7 +40917,7 @@
                 <w:sz w:val="19"/>
                 <w:szCs w:val="19"/>
               </w:rPr>
-              <w:t xml:space="preserve">The signed-in app: the providers that work on every screen (alerts, friends and live connection, SOS, Learn, Accel) and the side menu (drawer) with its hidden screens.</w:t>
+              <w:t xml:space="preserve">The signed-in app: the providers that work on every screen (alerts, friends and live connection, SOS, Learn, Big text, Laya, the updated-Terms screen, the first-time tour) and the side menu (drawer) with its hidden screens.</w:t>
             </w:r>
           </w:p>
         </w:tc>
@@ -38937,7 +41315,7 @@
                 <w:sz w:val="19"/>
                 <w:szCs w:val="19"/>
               </w:rPr>
-              <w:t xml:space="preserve">(app)/accel-guide.tsx</w:t>
+              <w:t xml:space="preserve">(app)/laya-guide.tsx</w:t>
             </w:r>
           </w:p>
         </w:tc>
@@ -38966,7 +41344,7 @@
                 <w:sz w:val="19"/>
                 <w:szCs w:val="19"/>
               </w:rPr>
-              <w:t xml:space="preserve">"What Accel can do": every command by category, in English and Filipino.</w:t>
+              <w:t xml:space="preserve">"What Laya can do": every command by category, in English and Filipino.</w:t>
             </w:r>
           </w:p>
         </w:tc>
@@ -39027,7 +41405,7 @@
                 <w:sz w:val="19"/>
                 <w:szCs w:val="19"/>
               </w:rPr>
-              <w:t xml:space="preserve">Learn: playing one lesson — its exercises one by one, hearts, then what it earned.</w:t>
+              <w:t xml:space="preserve">Learn: playing one lesson — its exercises one by one, then "done".</w:t>
             </w:r>
           </w:p>
         </w:tc>
@@ -39088,7 +41466,7 @@
                 <w:sz w:val="19"/>
                 <w:szCs w:val="19"/>
               </w:rPr>
-              <w:t xml:space="preserve">Learn: this week's XP for you and your friends.</w:t>
+              <w:t xml:space="preserve">Learn: how many different lessons you and your friends finished this week.</w:t>
             </w:r>
           </w:p>
         </w:tc>
@@ -39120,7 +41498,7 @@
                 <w:sz w:val="19"/>
                 <w:szCs w:val="19"/>
               </w:rPr>
-              <w:t xml:space="preserve">(app)/learn-badges.tsx</w:t>
+              <w:t xml:space="preserve">(app)/learn-practice.tsx</w:t>
             </w:r>
           </w:p>
         </w:tc>
@@ -39149,7 +41527,7 @@
                 <w:sz w:val="19"/>
                 <w:szCs w:val="19"/>
               </w:rPr>
-              <w:t xml:space="preserve">Learn: every badge, earned or not.</w:t>
+              <w:t xml:space="preserve">Learn: free camera practice of any sign.</w:t>
             </w:r>
           </w:p>
         </w:tc>
@@ -39181,7 +41559,7 @@
                 <w:sz w:val="19"/>
                 <w:szCs w:val="19"/>
               </w:rPr>
-              <w:t xml:space="preserve">(app)/learn-practice.tsx</w:t>
+              <w:t xml:space="preserve">(app)/sign-camera.tsx</w:t>
             </w:r>
           </w:p>
         </w:tc>
@@ -39210,7 +41588,7 @@
                 <w:sz w:val="19"/>
                 <w:szCs w:val="19"/>
               </w:rPr>
-              <w:t xml:space="preserve">Learn: free camera practice of any sign (no hearts, no XP).</w:t>
+              <w:t xml:space="preserve">The sign language camera (a Home card): reads signs one after another, shows them big, and speaks the tidied-up sentence after a pause; then "Say it again" or "Big text".</w:t>
             </w:r>
           </w:p>
         </w:tc>
@@ -39393,7 +41771,7 @@
                 <w:sz w:val="19"/>
                 <w:szCs w:val="19"/>
               </w:rPr>
-              <w:t xml:space="preserve">Home: an SOS still going, the greeting card, "Start with…", the SOS button (PWD) and recent conversations.</w:t>
+              <w:t xml:space="preserve">Home: an SOS still going, the greeting card, the four cards (Big text, sign language camera, Quick replies, Learn signs; plus "Read last message" for Blind / low vision), the SOS button (PWD) and recent conversations.</w:t>
             </w:r>
           </w:p>
         </w:tc>
@@ -39515,7 +41893,7 @@
                 <w:sz w:val="19"/>
                 <w:szCs w:val="19"/>
               </w:rPr>
-              <w:t xml:space="preserve">Learn: the first-time language question, level, streak, hearts, daily goal, and the lesson path.</w:t>
+              <w:t xml:space="preserve">Learn: the first-time language question, Continue, and the lesson path.</w:t>
             </w:r>
           </w:p>
         </w:tc>
@@ -40340,7 +42718,7 @@
                 <w:sz w:val="19"/>
                 <w:szCs w:val="19"/>
               </w:rPr>
-              <w:t xml:space="preserve">(app)/(tabs)/settings/accel.tsx</w:t>
+              <w:t xml:space="preserve">(app)/(tabs)/settings/laya.tsx</w:t>
             </w:r>
           </w:p>
         </w:tc>
@@ -40369,7 +42747,7 @@
                 <w:sz w:val="19"/>
                 <w:szCs w:val="19"/>
               </w:rPr>
-              <w:t xml:space="preserve">Accel: on/off, "Hey Accel", smarter understanding, its voice, and what "Hey Accel" is doing in plain words.</w:t>
+              <w:t xml:space="preserve">Laya: on/off, "Hey Laya", smarter understanding, its voice, and what "Hey Laya" is doing in plain words.</w:t>
             </w:r>
           </w:p>
         </w:tc>
@@ -41205,7 +43583,7 @@
                 <w:sz w:val="19"/>
                 <w:szCs w:val="19"/>
               </w:rPr>
-              <w:t xml:space="preserve">The message box used in Conversation and chats: typing, the mic (speech to text), quick replies, sign mode, "Show on screen", and undoable sentence fixes.</w:t>
+              <w:t xml:space="preserve">The message box used in Conversation and chats: typing, the mic (speech to text), quick replies, sign mode, "Big text", and undoable sentence fixes.</w:t>
             </w:r>
           </w:p>
         </w:tc>
@@ -41449,7 +43827,7 @@
                 <w:sz w:val="19"/>
                 <w:szCs w:val="19"/>
               </w:rPr>
-              <w:t xml:space="preserve">"Show on screen": a message in very large letters for the other person, with a flip for across the table.</w:t>
+              <w:t xml:space="preserve">"Big text": a message in very large letters for the other person, with a flip for across the table.</w:t>
             </w:r>
           </w:p>
         </w:tc>
@@ -41481,7 +43859,7 @@
                 <w:sz w:val="19"/>
                 <w:szCs w:val="19"/>
               </w:rPr>
-              <w:t xml:space="preserve">conversation/RenameConversationModal.tsx</w:t>
+              <w:t xml:space="preserve">conversation/BigTextHost.tsx</w:t>
             </w:r>
           </w:p>
         </w:tc>
@@ -41510,7 +43888,22 @@
                 <w:sz w:val="19"/>
                 <w:szCs w:val="19"/>
               </w:rPr>
-              <w:t xml:space="preserve">The small "rename this conversation" dialog.</w:t>
+              <w:t xml:space="preserve">Opens Big text from anywhere (</w:t>
+            </w:r>
+            <w:r>
+              <w:rPr>
+                <w:rFonts w:ascii="Consolas" w:cs="Consolas" w:eastAsia="Consolas" w:hAnsi="Consolas"/>
+                <w:sz w:val="19"/>
+                <w:szCs w:val="19"/>
+              </w:rPr>
+              <w:t xml:space="preserve">useBigText().show(text?)</w:t>
+            </w:r>
+            <w:r>
+              <w:rPr>
+                <w:sz w:val="19"/>
+                <w:szCs w:val="19"/>
+              </w:rPr>
+              <w:t xml:space="preserve">): Home's card, a message held in a conversation, and Laya.</w:t>
             </w:r>
           </w:p>
         </w:tc>
@@ -41542,7 +43935,7 @@
                 <w:sz w:val="19"/>
                 <w:szCs w:val="19"/>
               </w:rPr>
-              <w:t xml:space="preserve">conversation/SignPanel.tsx</w:t>
+              <w:t xml:space="preserve">conversation/RenameConversationModal.tsx</w:t>
             </w:r>
           </w:p>
         </w:tc>
@@ -41571,7 +43964,7 @@
                 <w:sz w:val="19"/>
                 <w:szCs w:val="19"/>
               </w:rPr>
-              <w:t xml:space="preserve">Sign mode inside the message box: the camera (normal or large), status, the language button, "Did you mean…", Undo.</w:t>
+              <w:t xml:space="preserve">The small "rename this conversation" dialog.</w:t>
             </w:r>
           </w:p>
         </w:tc>
@@ -41603,7 +43996,7 @@
                 <w:sz w:val="19"/>
                 <w:szCs w:val="19"/>
               </w:rPr>
-              <w:t xml:space="preserve">conversation/SignOptionsSheet.tsx</w:t>
+              <w:t xml:space="preserve">conversation/SignPanel.tsx</w:t>
             </w:r>
           </w:p>
         </w:tc>
@@ -41632,7 +44025,7 @@
                 <w:sz w:val="19"/>
                 <w:szCs w:val="19"/>
               </w:rPr>
-              <w:t xml:space="preserve">The sheet opened from the camera's "FSL · Words" button.</w:t>
+              <w:t xml:space="preserve">Sign mode inside the message box: the camera (normal or large), status, the language button, "Did you mean…", Undo.</w:t>
             </w:r>
           </w:p>
         </w:tc>
@@ -41664,7 +44057,7 @@
                 <w:sz w:val="19"/>
                 <w:szCs w:val="19"/>
               </w:rPr>
-              <w:t xml:space="preserve">sign/SignChoices.tsx</w:t>
+              <w:t xml:space="preserve">conversation/SignOptionsSheet.tsx</w:t>
             </w:r>
           </w:p>
         </w:tc>
@@ -41693,7 +44086,7 @@
                 <w:sz w:val="19"/>
                 <w:szCs w:val="19"/>
               </w:rPr>
-              <w:t xml:space="preserve">The big sign-language choices (FSL / ASL, words / letters) shared by the sheet and Settings.</w:t>
+              <w:t xml:space="preserve">The sheet opened from the camera's "FSL · Words" button.</w:t>
             </w:r>
           </w:p>
         </w:tc>
@@ -41725,7 +44118,7 @@
                 <w:sz w:val="19"/>
                 <w:szCs w:val="19"/>
               </w:rPr>
-              <w:t xml:space="preserve">dashboard/AppDrawerContent.tsx</w:t>
+              <w:t xml:space="preserve">sign/SignChoices.tsx</w:t>
             </w:r>
           </w:p>
         </w:tc>
@@ -41754,7 +44147,7 @@
                 <w:sz w:val="19"/>
                 <w:szCs w:val="19"/>
               </w:rPr>
-              <w:t xml:space="preserve">The side menu: profile, emergency contacts, terms, sign out, delete account.</w:t>
+              <w:t xml:space="preserve">The big sign-language choices (FSL / ASL, words / letters) shared by the sheet and Settings.</w:t>
             </w:r>
           </w:p>
         </w:tc>
@@ -41786,7 +44179,7 @@
                 <w:sz w:val="19"/>
                 <w:szCs w:val="19"/>
               </w:rPr>
-              <w:t xml:space="preserve">dashboard/SosBanner.tsx</w:t>
+              <w:t xml:space="preserve">dashboard/AppDrawerContent.tsx</w:t>
             </w:r>
           </w:p>
         </w:tc>
@@ -41815,7 +44208,7 @@
                 <w:sz w:val="19"/>
                 <w:szCs w:val="19"/>
               </w:rPr>
-              <w:t xml:space="preserve">The red Emergency SOS hold button on Home.</w:t>
+              <w:t xml:space="preserve">The side menu: profile, emergency contacts, terms, sign out, delete account.</w:t>
             </w:r>
           </w:p>
         </w:tc>
@@ -41847,7 +44240,7 @@
                 <w:sz w:val="19"/>
                 <w:szCs w:val="19"/>
               </w:rPr>
-              <w:t xml:space="preserve">friends/QrCode.tsx</w:t>
+              <w:t xml:space="preserve">dashboard/SosBanner.tsx</w:t>
             </w:r>
           </w:p>
         </w:tc>
@@ -41876,7 +44269,7 @@
                 <w:sz w:val="19"/>
                 <w:szCs w:val="19"/>
               </w:rPr>
-              <w:t xml:space="preserve">Draws your friend-code QR code.</w:t>
+              <w:t xml:space="preserve">The red Emergency SOS hold button on Home.</w:t>
             </w:r>
           </w:p>
         </w:tc>
@@ -41908,7 +44301,7 @@
                 <w:sz w:val="19"/>
                 <w:szCs w:val="19"/>
               </w:rPr>
-              <w:t xml:space="preserve">learn/SignClip.tsx</w:t>
+              <w:t xml:space="preserve">friends/QrCode.tsx</w:t>
             </w:r>
           </w:p>
         </w:tc>
@@ -41937,7 +44330,7 @@
                 <w:sz w:val="19"/>
                 <w:szCs w:val="19"/>
               </w:rPr>
-              <w:t xml:space="preserve">Plays a sign's recorded clip from the app itself (works offline): muted, looping, Replay and slow motion; "Clip coming soon" until it's recorded.</w:t>
+              <w:t xml:space="preserve">Draws your friend-code QR code.</w:t>
             </w:r>
           </w:p>
         </w:tc>
@@ -41969,7 +44362,7 @@
                 <w:sz w:val="19"/>
                 <w:szCs w:val="19"/>
               </w:rPr>
-              <w:t xml:space="preserve">learn/SignSteps.tsx</w:t>
+              <w:t xml:space="preserve">learn/SignClip.tsx</w:t>
             </w:r>
           </w:p>
         </w:tc>
@@ -41998,7 +44391,7 @@
                 <w:sz w:val="19"/>
                 <w:szCs w:val="19"/>
               </w:rPr>
-              <w:t xml:space="preserve">A sign's spoken step-by-step instructions, one line per step, with "Hear the steps"; said by itself for the Blind / low-vision profile.</w:t>
+              <w:t xml:space="preserve">Plays a sign's recorded clip from the app itself (works offline): muted, looping, Replay and slow motion; "Clip coming soon" if a clip is missing.</w:t>
             </w:r>
           </w:p>
         </w:tc>
@@ -42030,7 +44423,7 @@
                 <w:sz w:val="19"/>
                 <w:szCs w:val="19"/>
               </w:rPr>
-              <w:t xml:space="preserve">learn/SignCheck.tsx</w:t>
+              <w:t xml:space="preserve">learn/SignSteps.tsx</w:t>
             </w:r>
           </w:p>
         </w:tc>
@@ -42059,7 +44452,7 @@
                 <w:sz w:val="19"/>
                 <w:szCs w:val="19"/>
               </w:rPr>
-              <w:t xml:space="preserve">Learn's "do the sign": the camera and the sign reader, pass or "We saw: X", Try again, Skip.</w:t>
+              <w:t xml:space="preserve">A sign's spoken step-by-step instructions, one line per step, with "Hear the steps"; said by itself for the Blind / low-vision profile.</w:t>
             </w:r>
           </w:p>
         </w:tc>
@@ -42091,7 +44484,7 @@
                 <w:sz w:val="19"/>
                 <w:szCs w:val="19"/>
               </w:rPr>
-              <w:t xml:space="preserve">learn/ChoiceGrid.tsx</w:t>
+              <w:t xml:space="preserve">learn/SignCheck.tsx</w:t>
             </w:r>
           </w:p>
         </w:tc>
@@ -42120,7 +44513,7 @@
                 <w:sz w:val="19"/>
                 <w:szCs w:val="19"/>
               </w:rPr>
-              <w:t xml:space="preserve">Big answer buttons for Learn's quiz questions.</w:t>
+              <w:t xml:space="preserve">Learn's "do the sign": the camera and the sign reader, pass or "We saw: X", Try again, Skip.</w:t>
             </w:r>
           </w:p>
         </w:tc>
@@ -42152,7 +44545,7 @@
                 <w:sz w:val="19"/>
                 <w:szCs w:val="19"/>
               </w:rPr>
-              <w:t xml:space="preserve">learn/MatchPairs.tsx</w:t>
+              <w:t xml:space="preserve">learn/ChoiceGrid.tsx</w:t>
             </w:r>
           </w:p>
         </w:tc>
@@ -42181,7 +44574,7 @@
                 <w:sz w:val="19"/>
                 <w:szCs w:val="19"/>
               </w:rPr>
-              <w:t xml:space="preserve">Learn's "match the videos to the words".</w:t>
+              <w:t xml:space="preserve">Big answer buttons for Learn's quiz questions.</w:t>
             </w:r>
           </w:p>
         </w:tc>
@@ -42213,7 +44606,7 @@
                 <w:sz w:val="19"/>
                 <w:szCs w:val="19"/>
               </w:rPr>
-              <w:t xml:space="preserve">learn/LessonComplete.tsx</w:t>
+              <w:t xml:space="preserve">learn/MatchPairs.tsx</w:t>
             </w:r>
           </w:p>
         </w:tc>
@@ -42242,7 +44635,7 @@
                 <w:sz w:val="19"/>
                 <w:szCs w:val="19"/>
               </w:rPr>
-              <w:t xml:space="preserve">The end of a lesson: XP, streak, daily goal, new badges.</w:t>
+              <w:t xml:space="preserve">Learn's "match the videos to the words".</w:t>
             </w:r>
           </w:p>
         </w:tc>
@@ -42274,7 +44667,7 @@
                 <w:sz w:val="19"/>
                 <w:szCs w:val="19"/>
               </w:rPr>
-              <w:t xml:space="preserve">onboarding/OnboardingPager.tsx</w:t>
+              <w:t xml:space="preserve">learn/LessonComplete.tsx</w:t>
             </w:r>
           </w:p>
         </w:tc>
@@ -42303,7 +44696,7 @@
                 <w:sz w:val="19"/>
                 <w:szCs w:val="19"/>
               </w:rPr>
-              <w:t xml:space="preserve">Swipes through the onboarding pages (the needs page only for PWD accounts) and saves the choice.</w:t>
+              <w:t xml:space="preserve">The end of a lesson: what was done.</w:t>
             </w:r>
           </w:p>
         </w:tc>
@@ -42335,7 +44728,7 @@
                 <w:sz w:val="19"/>
                 <w:szCs w:val="19"/>
               </w:rPr>
-              <w:t xml:space="preserve">onboarding/OnboardingPages.tsx</w:t>
+              <w:t xml:space="preserve">onboarding/OnboardingPager.tsx</w:t>
             </w:r>
           </w:p>
         </w:tc>
@@ -42364,7 +44757,7 @@
                 <w:sz w:val="19"/>
                 <w:szCs w:val="19"/>
               </w:rPr>
-              <w:t xml:space="preserve">The four onboarding pages' content.</w:t>
+              <w:t xml:space="preserve">Swipes through the onboarding pages (the needs page only for PWD accounts); a picked need is applied at once (and Blind asks for the mic), and the choice is saved.</w:t>
             </w:r>
           </w:p>
         </w:tc>
@@ -42396,7 +44789,7 @@
                 <w:sz w:val="19"/>
                 <w:szCs w:val="19"/>
               </w:rPr>
-              <w:t xml:space="preserve">onboarding/OnboardingFooter.tsx</w:t>
+              <w:t xml:space="preserve">legal/TermsUpdateHost.tsx</w:t>
             </w:r>
           </w:p>
         </w:tc>
@@ -42425,7 +44818,7 @@
                 <w:sz w:val="19"/>
                 <w:szCs w:val="19"/>
               </w:rPr>
-              <w:t xml:space="preserve">The dots and Next / Get started buttons.</w:t>
+              <w:t xml:space="preserve">"We updated our Terms": asked once when the Terms change (I agree / Sign out), never offline, read aloud for the Blind / low vision profile; the first-time tour waits for it.</w:t>
             </w:r>
           </w:p>
         </w:tc>
@@ -42457,7 +44850,7 @@
                 <w:sz w:val="19"/>
                 <w:szCs w:val="19"/>
               </w:rPr>
-              <w:t xml:space="preserve">onboarding/FeatureCard.tsx</w:t>
+              <w:t xml:space="preserve">onboarding/OnboardingPages.tsx</w:t>
             </w:r>
           </w:p>
         </w:tc>
@@ -42486,7 +44879,7 @@
                 <w:sz w:val="19"/>
                 <w:szCs w:val="19"/>
               </w:rPr>
-              <w:t xml:space="preserve">One feature card on the features page.</w:t>
+              <w:t xml:space="preserve">The four onboarding pages' content.</w:t>
             </w:r>
           </w:p>
         </w:tc>
@@ -42518,7 +44911,7 @@
                 <w:sz w:val="19"/>
                 <w:szCs w:val="19"/>
               </w:rPr>
-              <w:t xml:space="preserve">onboarding/SelectableOptionCard.tsx</w:t>
+              <w:t xml:space="preserve">onboarding/OnboardingFooter.tsx</w:t>
             </w:r>
           </w:p>
         </w:tc>
@@ -42547,7 +44940,7 @@
                 <w:sz w:val="19"/>
                 <w:szCs w:val="19"/>
               </w:rPr>
-              <w:t xml:space="preserve">A selectable card for picking a need.</w:t>
+              <w:t xml:space="preserve">The dots and Next / Get started buttons.</w:t>
             </w:r>
           </w:p>
         </w:tc>
@@ -42579,7 +44972,7 @@
                 <w:sz w:val="19"/>
                 <w:szCs w:val="19"/>
               </w:rPr>
-              <w:t xml:space="preserve">onboarding/Illustrations.tsx</w:t>
+              <w:t xml:space="preserve">onboarding/FeatureCard.tsx</w:t>
             </w:r>
           </w:p>
         </w:tc>
@@ -42608,7 +45001,7 @@
                 <w:sz w:val="19"/>
                 <w:szCs w:val="19"/>
               </w:rPr>
-              <w:t xml:space="preserve">The logo (the mark alone below 100 px) and onboarding pictures.</w:t>
+              <w:t xml:space="preserve">One feature card on the features page.</w:t>
             </w:r>
           </w:p>
         </w:tc>
@@ -42640,7 +45033,7 @@
                 <w:sz w:val="19"/>
                 <w:szCs w:val="19"/>
               </w:rPr>
-              <w:t xml:space="preserve">settings/DeleteAccountModal.tsx</w:t>
+              <w:t xml:space="preserve">onboarding/SelectableOptionCard.tsx</w:t>
             </w:r>
           </w:p>
         </w:tc>
@@ -42669,7 +45062,7 @@
                 <w:sz w:val="19"/>
                 <w:szCs w:val="19"/>
               </w:rPr>
-              <w:t xml:space="preserve">Deleting the account: password or emailed code, then the 15-day grace period explained.</w:t>
+              <w:t xml:space="preserve">A selectable card for picking a need.</w:t>
             </w:r>
           </w:p>
         </w:tc>
@@ -42701,7 +45094,7 @@
                 <w:sz w:val="19"/>
                 <w:szCs w:val="19"/>
               </w:rPr>
-              <w:t xml:space="preserve">sos/SosProvider.tsx</w:t>
+              <w:t xml:space="preserve">onboarding/Illustrations.tsx</w:t>
             </w:r>
           </w:p>
         </w:tc>
@@ -42730,7 +45123,7 @@
                 <w:sz w:val="19"/>
                 <w:szCs w:val="19"/>
               </w:rPr>
-              <w:t xml:space="preserve">Owns SOS for the whole app: every trigger (hold, shake, Accel, test), live location sharing for 30 minutes, the offline outbox.</w:t>
+              <w:t xml:space="preserve">The logo (the mark alone below 100 px) and onboarding pictures.</w:t>
             </w:r>
           </w:p>
         </w:tc>
@@ -42762,7 +45155,7 @@
                 <w:sz w:val="19"/>
                 <w:szCs w:val="19"/>
               </w:rPr>
-              <w:t xml:space="preserve">sos/SosFlow.tsx</w:t>
+              <w:t xml:space="preserve">settings/DeleteAccountModal.tsx</w:t>
             </w:r>
           </w:p>
         </w:tc>
@@ -42791,7 +45184,7 @@
                 <w:sz w:val="19"/>
                 <w:szCs w:val="19"/>
               </w:rPr>
-              <w:t xml:space="preserve">The SOS dialog: countdown or review, GPS, sending to friends, opening the SMS, "I'm safe".</w:t>
+              <w:t xml:space="preserve">Deleting the account: password or emailed code, then the 15-day grace period explained.</w:t>
             </w:r>
           </w:p>
         </w:tc>
@@ -42823,7 +45216,7 @@
                 <w:sz w:val="19"/>
                 <w:szCs w:val="19"/>
               </w:rPr>
-              <w:t xml:space="preserve">sos/SosAlertModal.tsx</w:t>
+              <w:t xml:space="preserve">sos/SosProvider.tsx</w:t>
             </w:r>
           </w:p>
         </w:tc>
@@ -42852,7 +45245,7 @@
                 <w:sz w:val="19"/>
                 <w:szCs w:val="19"/>
               </w:rPr>
-              <w:t xml:space="preserve">A friend's SOS full-screen: where, distance and direction, map, "I've seen it" / "I'm on my way", vibration until answered.</w:t>
+              <w:t xml:space="preserve">Owns SOS for the whole app: every trigger (hold, shake, Laya, test), live location sharing for 30 minutes, the offline outbox.</w:t>
             </w:r>
           </w:p>
         </w:tc>
@@ -42884,7 +45277,7 @@
                 <w:sz w:val="19"/>
                 <w:szCs w:val="19"/>
               </w:rPr>
-              <w:t xml:space="preserve">sos/ActiveSosCards.tsx</w:t>
+              <w:t xml:space="preserve">sos/SosFlow.tsx</w:t>
             </w:r>
           </w:p>
         </w:tc>
@@ -42913,7 +45306,7 @@
                 <w:sz w:val="19"/>
                 <w:szCs w:val="19"/>
               </w:rPr>
-              <w:t xml:space="preserve">SOS still going, at the top of Home (a friend's, or your own with who answered).</w:t>
+              <w:t xml:space="preserve">The SOS dialog: countdown or review, GPS, sending to friends, opening the SMS, "I'm safe".</w:t>
             </w:r>
           </w:p>
         </w:tc>
@@ -42945,7 +45338,7 @@
                 <w:sz w:val="19"/>
                 <w:szCs w:val="19"/>
               </w:rPr>
-              <w:t xml:space="preserve">sos/RecentSosCard.tsx</w:t>
+              <w:t xml:space="preserve">sos/SosAlertModal.tsx</w:t>
             </w:r>
           </w:p>
         </w:tc>
@@ -42974,7 +45367,7 @@
                 <w:sz w:val="19"/>
                 <w:szCs w:val="19"/>
               </w:rPr>
-              <w:t xml:space="preserve">Home's "Recent SOS": each friend's latest SOS from the past week, ended ones too (when, the last place sent, how it ended, who answered), and your own last one. Shown offline from the phone's copy.</w:t>
+              <w:t xml:space="preserve">A friend's SOS full-screen: where, distance and direction, map, "I've seen it" / "I'm on my way", vibration until answered.</w:t>
             </w:r>
           </w:p>
         </w:tc>
@@ -43006,7 +45399,7 @@
                 <w:sz w:val="19"/>
                 <w:szCs w:val="19"/>
               </w:rPr>
-              <w:t xml:space="preserve">sos/use-sos-whereabouts.ts</w:t>
+              <w:t xml:space="preserve">sos/ActiveSosCards.tsx</w:t>
             </w:r>
           </w:p>
         </w:tc>
@@ -43035,7 +45428,7 @@
                 <w:sz w:val="19"/>
                 <w:szCs w:val="19"/>
               </w:rPr>
-              <w:t xml:space="preserve">This phone's position (kept a minute) and the friend's place, distance and accuracy text for SOS alerts and cards.</w:t>
+              <w:t xml:space="preserve">SOS still going, at the top of Home (a friend's, or your own with who answered).</w:t>
             </w:r>
           </w:p>
         </w:tc>
@@ -43067,7 +45460,7 @@
                 <w:sz w:val="19"/>
                 <w:szCs w:val="19"/>
               </w:rPr>
-              <w:t xml:space="preserve">ui/ScreenShell.tsx</w:t>
+              <w:t xml:space="preserve">sos/RecentSosCard.tsx</w:t>
             </w:r>
           </w:p>
         </w:tc>
@@ -43096,7 +45489,7 @@
                 <w:sz w:val="19"/>
                 <w:szCs w:val="19"/>
               </w:rPr>
-              <w:t xml:space="preserve">The safe-area frame of every screen, with a maximum width on wide screens.</w:t>
+              <w:t xml:space="preserve">Home's "Recent SOS": each friend's latest SOS from the past week, ended ones too (when, the last place sent, how it ended, who answered), and your own last one. Shown offline from the phone's copy.</w:t>
             </w:r>
           </w:p>
         </w:tc>
@@ -43128,7 +45521,7 @@
                 <w:sz w:val="19"/>
                 <w:szCs w:val="19"/>
               </w:rPr>
-              <w:t xml:space="preserve">ui/ScreenHeader.tsx</w:t>
+              <w:t xml:space="preserve">sos/use-sos-whereabouts.ts</w:t>
             </w:r>
           </w:p>
         </w:tc>
@@ -43157,7 +45550,7 @@
                 <w:sz w:val="19"/>
                 <w:szCs w:val="19"/>
               </w:rPr>
-              <w:t xml:space="preserve">A back arrow and centred title.</w:t>
+              <w:t xml:space="preserve">This phone's position (kept a minute) and the friend's place, distance and accuracy text for SOS alerts and cards.</w:t>
             </w:r>
           </w:p>
         </w:tc>
@@ -43189,7 +45582,7 @@
                 <w:sz w:val="19"/>
                 <w:szCs w:val="19"/>
               </w:rPr>
-              <w:t xml:space="preserve">ui/IconButton.tsx</w:t>
+              <w:t xml:space="preserve">ui/ScreenShell.tsx</w:t>
             </w:r>
           </w:p>
         </w:tc>
@@ -43218,7 +45611,7 @@
                 <w:sz w:val="19"/>
                 <w:szCs w:val="19"/>
               </w:rPr>
-              <w:t xml:space="preserve">A round icon button that always has a spoken label.</w:t>
+              <w:t xml:space="preserve">The safe-area frame of every screen, with a maximum width on wide screens.</w:t>
             </w:r>
           </w:p>
         </w:tc>
@@ -43250,7 +45643,7 @@
                 <w:sz w:val="19"/>
                 <w:szCs w:val="19"/>
               </w:rPr>
-              <w:t xml:space="preserve">ui/KeyboardAvoider.tsx</w:t>
+              <w:t xml:space="preserve">ui/ScreenHeader.tsx</w:t>
             </w:r>
           </w:p>
         </w:tc>
@@ -43279,7 +45672,7 @@
                 <w:sz w:val="19"/>
                 <w:szCs w:val="19"/>
               </w:rPr>
-              <w:t xml:space="preserve">Keeps the message box or a form's last field above the keyboard on both platforms.</w:t>
+              <w:t xml:space="preserve">A back arrow and centred title.</w:t>
             </w:r>
           </w:p>
         </w:tc>
@@ -43311,7 +45704,7 @@
                 <w:sz w:val="19"/>
                 <w:szCs w:val="19"/>
               </w:rPr>
-              <w:t xml:space="preserve">ui/RadioGroup.tsx</w:t>
+              <w:t xml:space="preserve">ui/IconButton.tsx</w:t>
             </w:r>
           </w:p>
         </w:tc>
@@ -43340,7 +45733,7 @@
                 <w:sz w:val="19"/>
                 <w:szCs w:val="19"/>
               </w:rPr>
-              <w:t xml:space="preserve">An accessible list of choices (one can be picked).</w:t>
+              <w:t xml:space="preserve">A round icon button that always has a spoken label.</w:t>
             </w:r>
           </w:p>
         </w:tc>
@@ -43372,7 +45765,7 @@
                 <w:sz w:val="19"/>
                 <w:szCs w:val="19"/>
               </w:rPr>
-              <w:t xml:space="preserve">ui/SettingRow.tsx</w:t>
+              <w:t xml:space="preserve">ui/KeyboardAvoider.tsx</w:t>
             </w:r>
           </w:p>
         </w:tc>
@@ -43401,7 +45794,7 @@
                 <w:sz w:val="19"/>
                 <w:szCs w:val="19"/>
               </w:rPr>
-              <w:t xml:space="preserve">A settings row and section header.</w:t>
+              <w:t xml:space="preserve">Keeps the message box or a form's last field above the keyboard on both platforms.</w:t>
             </w:r>
           </w:p>
         </w:tc>
@@ -43433,7 +45826,7 @@
                 <w:sz w:val="19"/>
                 <w:szCs w:val="19"/>
               </w:rPr>
-              <w:t xml:space="preserve">ui/ToggleRow.tsx</w:t>
+              <w:t xml:space="preserve">ui/RadioGroup.tsx</w:t>
             </w:r>
           </w:p>
         </w:tc>
@@ -43462,7 +45855,7 @@
                 <w:sz w:val="19"/>
                 <w:szCs w:val="19"/>
               </w:rPr>
-              <w:t xml:space="preserve">A settings row with an on/off switch.</w:t>
+              <w:t xml:space="preserve">An accessible list of choices (one can be picked).</w:t>
             </w:r>
           </w:p>
         </w:tc>
@@ -43494,6 +45887,128 @@
                 <w:sz w:val="19"/>
                 <w:szCs w:val="19"/>
               </w:rPr>
+              <w:t xml:space="preserve">ui/SettingRow.tsx</w:t>
+            </w:r>
+          </w:p>
+        </w:tc>
+        <w:tc>
+          <w:tcPr>
+            <w:tcW w:type="dxa" w:w="5976"/>
+            <w:tcBorders>
+              <w:top w:val="single" w:color="C9C4E8" w:sz="4"/>
+              <w:left w:val="single" w:color="C9C4E8" w:sz="4"/>
+              <w:bottom w:val="single" w:color="C9C4E8" w:sz="4"/>
+              <w:right w:val="single" w:color="C9C4E8" w:sz="4"/>
+            </w:tcBorders>
+            <w:tcMar>
+              <w:top w:type="dxa" w:w="60"/>
+              <w:left w:type="dxa" w:w="100"/>
+              <w:bottom w:type="dxa" w:w="60"/>
+              <w:right w:type="dxa" w:w="100"/>
+            </w:tcMar>
+          </w:tcPr>
+          <w:p>
+            <w:pPr>
+              <w:spacing w:after="40"/>
+            </w:pPr>
+            <w:r>
+              <w:rPr>
+                <w:sz w:val="19"/>
+                <w:szCs w:val="19"/>
+              </w:rPr>
+              <w:t xml:space="preserve">A settings row and section header.</w:t>
+            </w:r>
+          </w:p>
+        </w:tc>
+      </w:tr>
+      <w:tr>
+        <w:tc>
+          <w:tcPr>
+            <w:tcW w:type="dxa" w:w="3662"/>
+            <w:tcBorders>
+              <w:top w:val="single" w:color="C9C4E8" w:sz="4"/>
+              <w:left w:val="single" w:color="C9C4E8" w:sz="4"/>
+              <w:bottom w:val="single" w:color="C9C4E8" w:sz="4"/>
+              <w:right w:val="single" w:color="C9C4E8" w:sz="4"/>
+            </w:tcBorders>
+            <w:tcMar>
+              <w:top w:type="dxa" w:w="60"/>
+              <w:left w:type="dxa" w:w="100"/>
+              <w:bottom w:type="dxa" w:w="60"/>
+              <w:right w:type="dxa" w:w="100"/>
+            </w:tcMar>
+          </w:tcPr>
+          <w:p>
+            <w:pPr>
+              <w:spacing w:after="40"/>
+            </w:pPr>
+            <w:r>
+              <w:rPr>
+                <w:rFonts w:ascii="Consolas" w:cs="Consolas" w:eastAsia="Consolas" w:hAnsi="Consolas"/>
+                <w:sz w:val="19"/>
+                <w:szCs w:val="19"/>
+              </w:rPr>
+              <w:t xml:space="preserve">ui/ToggleRow.tsx</w:t>
+            </w:r>
+          </w:p>
+        </w:tc>
+        <w:tc>
+          <w:tcPr>
+            <w:tcW w:type="dxa" w:w="5976"/>
+            <w:tcBorders>
+              <w:top w:val="single" w:color="C9C4E8" w:sz="4"/>
+              <w:left w:val="single" w:color="C9C4E8" w:sz="4"/>
+              <w:bottom w:val="single" w:color="C9C4E8" w:sz="4"/>
+              <w:right w:val="single" w:color="C9C4E8" w:sz="4"/>
+            </w:tcBorders>
+            <w:tcMar>
+              <w:top w:type="dxa" w:w="60"/>
+              <w:left w:type="dxa" w:w="100"/>
+              <w:bottom w:type="dxa" w:w="60"/>
+              <w:right w:type="dxa" w:w="100"/>
+            </w:tcMar>
+          </w:tcPr>
+          <w:p>
+            <w:pPr>
+              <w:spacing w:after="40"/>
+            </w:pPr>
+            <w:r>
+              <w:rPr>
+                <w:sz w:val="19"/>
+                <w:szCs w:val="19"/>
+              </w:rPr>
+              <w:t xml:space="preserve">A settings row with an on/off switch.</w:t>
+            </w:r>
+          </w:p>
+        </w:tc>
+      </w:tr>
+      <w:tr>
+        <w:tc>
+          <w:tcPr>
+            <w:tcW w:type="dxa" w:w="3662"/>
+            <w:tcBorders>
+              <w:top w:val="single" w:color="C9C4E8" w:sz="4"/>
+              <w:left w:val="single" w:color="C9C4E8" w:sz="4"/>
+              <w:bottom w:val="single" w:color="C9C4E8" w:sz="4"/>
+              <w:right w:val="single" w:color="C9C4E8" w:sz="4"/>
+            </w:tcBorders>
+            <w:tcMar>
+              <w:top w:type="dxa" w:w="60"/>
+              <w:left w:type="dxa" w:w="100"/>
+              <w:bottom w:type="dxa" w:w="60"/>
+              <w:right w:type="dxa" w:w="100"/>
+            </w:tcMar>
+          </w:tcPr>
+          <w:p>
+            <w:pPr>
+              <w:spacing w:after="40"/>
+            </w:pPr>
+            <w:r>
+              <w:rPr>
+                <w:rFonts w:ascii="Consolas" w:cs="Consolas" w:eastAsia="Consolas" w:hAnsi="Consolas"/>
+                <w:sz w:val="19"/>
+                <w:szCs w:val="19"/>
+              </w:rPr>
               <w:t xml:space="preserve">ui/ConsentCheckbox.tsx</w:t>
             </w:r>
           </w:p>
@@ -43524,6 +46039,67 @@
                 <w:szCs w:val="19"/>
               </w:rPr>
               <w:t xml:space="preserve">A tick box with its label, for agreeing to something.</w:t>
+            </w:r>
+          </w:p>
+        </w:tc>
+      </w:tr>
+      <w:tr>
+        <w:tc>
+          <w:tcPr>
+            <w:tcW w:type="dxa" w:w="3662"/>
+            <w:tcBorders>
+              <w:top w:val="single" w:color="C9C4E8" w:sz="4"/>
+              <w:left w:val="single" w:color="C9C4E8" w:sz="4"/>
+              <w:bottom w:val="single" w:color="C9C4E8" w:sz="4"/>
+              <w:right w:val="single" w:color="C9C4E8" w:sz="4"/>
+            </w:tcBorders>
+            <w:tcMar>
+              <w:top w:type="dxa" w:w="60"/>
+              <w:left w:type="dxa" w:w="100"/>
+              <w:bottom w:type="dxa" w:w="60"/>
+              <w:right w:type="dxa" w:w="100"/>
+            </w:tcMar>
+          </w:tcPr>
+          <w:p>
+            <w:pPr>
+              <w:spacing w:after="40"/>
+            </w:pPr>
+            <w:r>
+              <w:rPr>
+                <w:rFonts w:ascii="Consolas" w:cs="Consolas" w:eastAsia="Consolas" w:hAnsi="Consolas"/>
+                <w:sz w:val="19"/>
+                <w:szCs w:val="19"/>
+              </w:rPr>
+              <w:t xml:space="preserve">ui/TabHeader.tsx</w:t>
+            </w:r>
+          </w:p>
+        </w:tc>
+        <w:tc>
+          <w:tcPr>
+            <w:tcW w:type="dxa" w:w="5976"/>
+            <w:tcBorders>
+              <w:top w:val="single" w:color="C9C4E8" w:sz="4"/>
+              <w:left w:val="single" w:color="C9C4E8" w:sz="4"/>
+              <w:bottom w:val="single" w:color="C9C4E8" w:sz="4"/>
+              <w:right w:val="single" w:color="C9C4E8" w:sz="4"/>
+            </w:tcBorders>
+            <w:tcMar>
+              <w:top w:type="dxa" w:w="60"/>
+              <w:left w:type="dxa" w:w="100"/>
+              <w:bottom w:type="dxa" w:w="60"/>
+              <w:right w:type="dxa" w:w="100"/>
+            </w:tcMar>
+          </w:tcPr>
+          <w:p>
+            <w:pPr>
+              <w:spacing w:after="40"/>
+            </w:pPr>
+            <w:r>
+              <w:rPr>
+                <w:sz w:val="19"/>
+                <w:szCs w:val="19"/>
+              </w:rPr>
+              <w:t xml:space="preserve">The header of the 5 tabs: ☰ "Open menu", the page title as a heading, and an optional action.</w:t>
             </w:r>
           </w:p>
         </w:tc>
@@ -43659,7 +46235,7 @@
                 <w:sz w:val="19"/>
                 <w:szCs w:val="19"/>
               </w:rPr>
-              <w:t xml:space="preserve">accel/AccelProvider.tsx</w:t>
+              <w:t xml:space="preserve">laya/LayaProvider.tsx</w:t>
             </w:r>
           </w:p>
         </w:tc>
@@ -43688,7 +46264,7 @@
                 <w:sz w:val="19"/>
                 <w:szCs w:val="19"/>
               </w:rPr>
-              <w:t xml:space="preserve">Accel itself: its button, Magic Tap and "Hey Accel" on every screen; listening, understanding, "yes or no?", acting, speaking in its own voice.</w:t>
+              <w:t xml:space="preserve">Laya itself: its button, Magic Tap and "Hey Laya" on every screen; listening, understanding, "yes or no?", acting, speaking in its own voice.</w:t>
             </w:r>
           </w:p>
         </w:tc>
@@ -43720,7 +46296,7 @@
                 <w:sz w:val="19"/>
                 <w:szCs w:val="19"/>
               </w:rPr>
-              <w:t xml:space="preserve">accel/understand.ts</w:t>
+              <w:t xml:space="preserve">laya/understand.ts</w:t>
             </w:r>
           </w:p>
         </w:tc>
@@ -43781,7 +46357,7 @@
                 <w:sz w:val="19"/>
                 <w:szCs w:val="19"/>
               </w:rPr>
-              <w:t xml:space="preserve">accel/rules.ts</w:t>
+              <w:t xml:space="preserve">laya/rules.ts</w:t>
             </w:r>
           </w:p>
         </w:tc>
@@ -43842,7 +46418,7 @@
                 <w:sz w:val="19"/>
                 <w:szCs w:val="19"/>
               </w:rPr>
-              <w:t xml:space="preserve">accel/catalog.ts</w:t>
+              <w:t xml:space="preserve">laya/catalog.ts</w:t>
             </w:r>
           </w:p>
         </w:tc>
@@ -43871,7 +46447,7 @@
                 <w:sz w:val="19"/>
                 <w:szCs w:val="19"/>
               </w:rPr>
-              <w:t xml:space="preserve">The 70 things Accel can do (the same ids as </w:t>
+              <w:t xml:space="preserve">The 73 things Laya can do (the same ids as </w:t>
             </w:r>
             <w:r>
               <w:rPr>
@@ -43918,7 +46494,7 @@
                 <w:sz w:val="19"/>
                 <w:szCs w:val="19"/>
               </w:rPr>
-              <w:t xml:space="preserve">accel/actions.ts</w:t>
+              <w:t xml:space="preserve">laya/actions.ts</w:t>
             </w:r>
           </w:p>
         </w:tc>
@@ -43947,7 +46523,7 @@
                 <w:sz w:val="19"/>
                 <w:szCs w:val="19"/>
               </w:rPr>
-              <w:t xml:space="preserve">What Accel does for each command (navigate, read, send, SOS…), and the refusal for account changes by voice.</w:t>
+              <w:t xml:space="preserve">What Laya does for each command (navigate, read, send, SOS…), and the refusal for account changes by voice.</w:t>
             </w:r>
           </w:p>
         </w:tc>
@@ -43979,7 +46555,7 @@
                 <w:sz w:val="19"/>
                 <w:szCs w:val="19"/>
               </w:rPr>
-              <w:t xml:space="preserve">accel/chat.ts</w:t>
+              <w:t xml:space="preserve">laya/chat.ts</w:t>
             </w:r>
           </w:p>
         </w:tc>
@@ -44040,7 +46616,7 @@
                 <w:sz w:val="19"/>
                 <w:szCs w:val="19"/>
               </w:rPr>
-              <w:t xml:space="preserve">accel/language.ts</w:t>
+              <w:t xml:space="preserve">laya/language.ts</w:t>
             </w:r>
           </w:p>
         </w:tc>
@@ -44101,7 +46677,7 @@
                 <w:sz w:val="19"/>
                 <w:szCs w:val="19"/>
               </w:rPr>
-              <w:t xml:space="preserve">accel/screens.ts</w:t>
+              <w:t xml:space="preserve">laya/screens.ts</w:t>
             </w:r>
           </w:p>
         </w:tc>
@@ -44162,7 +46738,7 @@
                 <w:sz w:val="19"/>
                 <w:szCs w:val="19"/>
               </w:rPr>
-              <w:t xml:space="preserve">accel/screenRegistry.ts · accel/screenContext.ts</w:t>
+              <w:t xml:space="preserve">laya/screenRegistry.ts · laya/screenContext.ts</w:t>
             </w:r>
           </w:p>
         </w:tc>
@@ -44191,15 +46767,15 @@
                 <w:sz w:val="19"/>
                 <w:szCs w:val="19"/>
               </w:rPr>
-              <w:t xml:space="preserve">Screens with their own state (Chats, Conversation mode, a Learn lesson) tell Accel what they show and their own voice commands while open (</w:t>
-            </w:r>
-            <w:r>
-              <w:rPr>
-                <w:rFonts w:ascii="Consolas" w:cs="Consolas" w:eastAsia="Consolas" w:hAnsi="Consolas"/>
-                <w:sz w:val="19"/>
-                <w:szCs w:val="19"/>
-              </w:rPr>
-              <w:t xml:space="preserve">useAccelScreen</w:t>
+              <w:t xml:space="preserve">Screens with their own state (Chats, Conversation mode, a Learn lesson) tell Laya what they show and their own voice commands while open (</w:t>
+            </w:r>
+            <w:r>
+              <w:rPr>
+                <w:rFonts w:ascii="Consolas" w:cs="Consolas" w:eastAsia="Consolas" w:hAnsi="Consolas"/>
+                <w:sz w:val="19"/>
+                <w:szCs w:val="19"/>
+              </w:rPr>
+              <w:t xml:space="preserve">useLayaScreen</w:t>
             </w:r>
             <w:r>
               <w:rPr>
@@ -44238,7 +46814,7 @@
                 <w:sz w:val="19"/>
                 <w:szCs w:val="19"/>
               </w:rPr>
-              <w:t xml:space="preserve">accel/wakeWord.ts</w:t>
+              <w:t xml:space="preserve">laya/wakeWord.ts</w:t>
             </w:r>
           </w:p>
         </w:tc>
@@ -44267,7 +46843,7 @@
                 <w:sz w:val="19"/>
                 <w:szCs w:val="19"/>
               </w:rPr>
-              <w:t xml:space="preserve">"Hey Accel": always listening while the app is open, on the device or online, and what it is doing for Settings.</w:t>
+              <w:t xml:space="preserve">"Hey Laya": always listening while the app is open, on the device or online, and what it is doing for Settings.</w:t>
             </w:r>
           </w:p>
         </w:tc>
@@ -44299,7 +46875,7 @@
                 <w:sz w:val="19"/>
                 <w:szCs w:val="19"/>
               </w:rPr>
-              <w:t xml:space="preserve">api/apiClient.ts</w:t>
+              <w:t xml:space="preserve">laya/phrases.ts</w:t>
             </w:r>
           </w:p>
         </w:tc>
@@ -44328,7 +46904,7 @@
                 <w:sz w:val="19"/>
                 <w:szCs w:val="19"/>
               </w:rPr>
-              <w:t xml:space="preserve">Every HTTP request to the server: the login token, a 15 s limit, one plain error message, sign-out on a 401.</w:t>
+              <w:t xml:space="preserve">Every line Laya says, in English and Filipino; she answers in the language of the command.</w:t>
             </w:r>
           </w:p>
         </w:tc>
@@ -44360,7 +46936,7 @@
                 <w:sz w:val="19"/>
                 <w:szCs w:val="19"/>
               </w:rPr>
-              <w:t xml:space="preserve">audio/recognizer.ts</w:t>
+              <w:t xml:space="preserve">laya/screenTips.ts</w:t>
             </w:r>
           </w:p>
         </w:tc>
@@ -44389,7 +46965,7 @@
                 <w:sz w:val="19"/>
                 <w:szCs w:val="19"/>
               </w:rPr>
-              <w:t xml:space="preserve">The one place that talks to the phone's speech recognizer; the mic has exactly one owner at a time.</w:t>
+              <w:t xml:space="preserve">The short tip for each screen ("what can I do here"), in both languages.</w:t>
             </w:r>
           </w:p>
         </w:tc>
@@ -44421,7 +46997,7 @@
                 <w:sz w:val="19"/>
                 <w:szCs w:val="19"/>
               </w:rPr>
-              <w:t xml:space="preserve">constants/palettes.ts</w:t>
+              <w:t xml:space="preserve">laya/LayaButton.tsx</w:t>
             </w:r>
           </w:p>
         </w:tc>
@@ -44450,7 +47026,7 @@
                 <w:sz w:val="19"/>
                 <w:szCs w:val="19"/>
               </w:rPr>
-              <w:t xml:space="preserve">Every colour scheme (5 palettes × light/dark) with the contrast rules they meet.</w:t>
+              <w:t xml:space="preserve">Laya's button: tap to talk, drag it anywhere (it snaps to a side and is remembered), with move actions for screen readers.</w:t>
             </w:r>
           </w:p>
         </w:tc>
@@ -44482,7 +47058,7 @@
                 <w:sz w:val="19"/>
                 <w:szCs w:val="19"/>
               </w:rPr>
-              <w:t xml:space="preserve">constants/profiles.ts</w:t>
+              <w:t xml:space="preserve">tutorial/TutorialProvider.tsx · tutorial/TutorialHost.tsx</w:t>
             </w:r>
           </w:p>
         </w:tc>
@@ -44511,7 +47087,7 @@
                 <w:sz w:val="19"/>
                 <w:szCs w:val="19"/>
               </w:rPr>
-              <w:t xml:space="preserve">The needs a person can pick and each one's suggested settings and quick replies.</w:t>
+              <w:t xml:space="preserve">The first-time tour of each main page: waits for SOS, Laya, Big text and the Terms; dims everything but one control; Laya speaks it for Blind / low vision.</w:t>
             </w:r>
           </w:p>
         </w:tc>
@@ -44543,7 +47119,7 @@
                 <w:sz w:val="19"/>
                 <w:szCs w:val="19"/>
               </w:rPr>
-              <w:t xml:space="preserve">constants/theme.ts</w:t>
+              <w:t xml:space="preserve">tutorial/tours.ts · tutorial/targets.ts</w:t>
             </w:r>
           </w:p>
         </w:tc>
@@ -44572,7 +47148,7 @@
                 <w:sz w:val="19"/>
                 <w:szCs w:val="19"/>
               </w:rPr>
-              <w:t xml:space="preserve">Spacing and maximum widths; fonts per platform.</w:t>
+              <w:t xml:space="preserve">The steps of each page's tour, and finding where each lit-up control is on screen.</w:t>
             </w:r>
           </w:p>
         </w:tc>
@@ -44604,7 +47180,7 @@
                 <w:sz w:val="19"/>
                 <w:szCs w:val="19"/>
               </w:rPr>
-              <w:t xml:space="preserve">constants/onboarding.ts</w:t>
+              <w:t xml:space="preserve">api/apiClient.ts</w:t>
             </w:r>
           </w:p>
         </w:tc>
@@ -44633,7 +47209,7 @@
                 <w:sz w:val="19"/>
                 <w:szCs w:val="19"/>
               </w:rPr>
-              <w:t xml:space="preserve">The texts of the onboarding pages.</w:t>
+              <w:t xml:space="preserve">Every HTTP request to the server: the login token, a 15 s limit, one plain error message, sign-out on a 401.</w:t>
             </w:r>
           </w:p>
         </w:tc>
@@ -44665,7 +47241,7 @@
                 <w:sz w:val="19"/>
                 <w:szCs w:val="19"/>
               </w:rPr>
-              <w:t xml:space="preserve">constants/legal.ts</w:t>
+              <w:t xml:space="preserve">audio/recognizer.ts</w:t>
             </w:r>
           </w:p>
         </w:tc>
@@ -44694,7 +47270,7 @@
                 <w:sz w:val="19"/>
                 <w:szCs w:val="19"/>
               </w:rPr>
-              <w:t xml:space="preserve">The wording of the terms and PWD declaration, and their version.</w:t>
+              <w:t xml:space="preserve">The one place that talks to the phone's speech recognizer; the mic has exactly one owner at a time.</w:t>
             </w:r>
           </w:p>
         </w:tc>
@@ -44726,7 +47302,7 @@
                 <w:sz w:val="19"/>
                 <w:szCs w:val="19"/>
               </w:rPr>
-              <w:t xml:space="preserve">constants/auth.ts</w:t>
+              <w:t xml:space="preserve">constants/palettes.ts</w:t>
             </w:r>
           </w:p>
         </w:tc>
@@ -44755,7 +47331,7 @@
                 <w:sz w:val="19"/>
                 <w:szCs w:val="19"/>
               </w:rPr>
-              <w:t xml:space="preserve">The link Google sign-in ends on.</w:t>
+              <w:t xml:space="preserve">Every colour scheme (5 palettes × light/dark) with the contrast rules they meet.</w:t>
             </w:r>
           </w:p>
         </w:tc>
@@ -44787,7 +47363,7 @@
                 <w:sz w:val="19"/>
                 <w:szCs w:val="19"/>
               </w:rPr>
-              <w:t xml:space="preserve">constants/dashboard.ts</w:t>
+              <w:t xml:space="preserve">constants/profiles.ts</w:t>
             </w:r>
           </w:p>
         </w:tc>
@@ -44816,7 +47392,7 @@
                 <w:sz w:val="19"/>
                 <w:szCs w:val="19"/>
               </w:rPr>
-              <w:t xml:space="preserve">The default SOS message text.</w:t>
+              <w:t xml:space="preserve">The needs a person can pick and each one's suggested settings and quick replies.</w:t>
             </w:r>
           </w:p>
         </w:tc>
@@ -44848,7 +47424,7 @@
                 <w:sz w:val="19"/>
                 <w:szCs w:val="19"/>
               </w:rPr>
-              <w:t xml:space="preserve">db/client.ts</w:t>
+              <w:t xml:space="preserve">constants/theme.ts</w:t>
             </w:r>
           </w:p>
         </w:tc>
@@ -44877,7 +47453,7 @@
                 <w:sz w:val="19"/>
                 <w:szCs w:val="19"/>
               </w:rPr>
-              <w:t xml:space="preserve">Opens the phone's SQLite database and creates its tables (and the per-account column on older phones).</w:t>
+              <w:t xml:space="preserve">Spacing and maximum widths; fonts per platform.</w:t>
             </w:r>
           </w:p>
         </w:tc>
@@ -44909,7 +47485,7 @@
                 <w:sz w:val="19"/>
                 <w:szCs w:val="19"/>
               </w:rPr>
-              <w:t xml:space="preserve">db/conversations.ts</w:t>
+              <w:t xml:space="preserve">constants/onboarding.ts</w:t>
             </w:r>
           </w:p>
         </w:tc>
@@ -44938,7 +47514,7 @@
                 <w:sz w:val="19"/>
                 <w:szCs w:val="19"/>
               </w:rPr>
-              <w:t xml:space="preserve">In-person conversations and their messages on the phone, per signed-in account.</w:t>
+              <w:t xml:space="preserve">The texts of the onboarding pages.</w:t>
             </w:r>
           </w:p>
         </w:tc>
@@ -44970,7 +47546,7 @@
                 <w:sz w:val="19"/>
                 <w:szCs w:val="19"/>
               </w:rPr>
-              <w:t xml:space="preserve">db/sync.ts</w:t>
+              <w:t xml:space="preserve">constants/legal.ts</w:t>
             </w:r>
           </w:p>
         </w:tc>
@@ -44999,7 +47575,7 @@
                 <w:sz w:val="19"/>
                 <w:szCs w:val="19"/>
               </w:rPr>
-              <w:t xml:space="preserve">Backs conversations up to the server: deletions first, then only new messages, 200 at a time.</w:t>
+              <w:t xml:space="preserve">The wording of the terms and PWD declaration, and their version.</w:t>
             </w:r>
           </w:p>
         </w:tc>
@@ -45031,7 +47607,7 @@
                 <w:sz w:val="19"/>
                 <w:szCs w:val="19"/>
               </w:rPr>
-              <w:t xml:space="preserve">db/friends.ts</w:t>
+              <w:t xml:space="preserve">constants/auth.ts</w:t>
             </w:r>
           </w:p>
         </w:tc>
@@ -45060,7 +47636,7 @@
                 <w:sz w:val="19"/>
                 <w:szCs w:val="19"/>
               </w:rPr>
-              <w:t xml:space="preserve">The friend list kept on the phone for offline; cleared at sign-out.</w:t>
+              <w:t xml:space="preserve">The link Google sign-in ends on.</w:t>
             </w:r>
           </w:p>
         </w:tc>
@@ -45092,7 +47668,7 @@
                 <w:sz w:val="19"/>
                 <w:szCs w:val="19"/>
               </w:rPr>
-              <w:t xml:space="preserve">db/directMessages.ts</w:t>
+              <w:t xml:space="preserve">constants/dashboard.ts</w:t>
             </w:r>
           </w:p>
         </w:tc>
@@ -45121,7 +47697,7 @@
                 <w:sz w:val="19"/>
                 <w:szCs w:val="19"/>
               </w:rPr>
-              <w:t xml:space="preserve">Friends' chats on the phone: the outbox of messages written offline, catching up from the server, "read".</w:t>
+              <w:t xml:space="preserve">The default SOS message text.</w:t>
             </w:r>
           </w:p>
         </w:tc>
@@ -45153,7 +47729,7 @@
                 <w:sz w:val="19"/>
                 <w:szCs w:val="19"/>
               </w:rPr>
-              <w:t xml:space="preserve">hooks/use-bootstrap.tsx</w:t>
+              <w:t xml:space="preserve">db/client.ts</w:t>
             </w:r>
           </w:p>
         </w:tc>
@@ -45182,7 +47758,7 @@
                 <w:sz w:val="19"/>
                 <w:szCs w:val="19"/>
               </w:rPr>
-              <w:t xml:space="preserve">Login state for the whole app: checking the saved token (offline too), sign-in and sign-out, onboarding, per-account settings.</w:t>
+              <w:t xml:space="preserve">Opens the phone's SQLite database and creates its tables (and the per-account column on older phones).</w:t>
             </w:r>
           </w:p>
         </w:tc>
@@ -45214,7 +47790,7 @@
                 <w:sz w:val="19"/>
                 <w:szCs w:val="19"/>
               </w:rPr>
-              <w:t xml:space="preserve">hooks/use-preferences.tsx</w:t>
+              <w:t xml:space="preserve">db/conversations.ts</w:t>
             </w:r>
           </w:p>
         </w:tc>
@@ -45243,7 +47819,7 @@
                 <w:sz w:val="19"/>
                 <w:szCs w:val="19"/>
               </w:rPr>
-              <w:t xml:space="preserve">Every setting, saved per account on the phone, with the defaults.</w:t>
+              <w:t xml:space="preserve">In-person conversations and their messages on the phone, per signed-in account.</w:t>
             </w:r>
           </w:p>
         </w:tc>
@@ -45275,7 +47851,7 @@
                 <w:sz w:val="19"/>
                 <w:szCs w:val="19"/>
               </w:rPr>
-              <w:t xml:space="preserve">hooks/use-app-theme.tsx</w:t>
+              <w:t xml:space="preserve">db/sync.ts</w:t>
             </w:r>
           </w:p>
         </w:tc>
@@ -45304,7 +47880,7 @@
                 <w:sz w:val="19"/>
                 <w:szCs w:val="19"/>
               </w:rPr>
-              <w:t xml:space="preserve">Turns the settings into the colours and sizes every screen draws with.</w:t>
+              <w:t xml:space="preserve">Backs conversations up to the server: deletions first, then only new messages, 200 at a time.</w:t>
             </w:r>
           </w:p>
         </w:tc>
@@ -45336,7 +47912,7 @@
                 <w:sz w:val="19"/>
                 <w:szCs w:val="19"/>
               </w:rPr>
-              <w:t xml:space="preserve">hooks/use-app-voice.ts</w:t>
+              <w:t xml:space="preserve">db/friends.ts</w:t>
             </w:r>
           </w:p>
         </w:tc>
@@ -45365,7 +47941,7 @@
                 <w:sz w:val="19"/>
                 <w:szCs w:val="19"/>
               </w:rPr>
-              <w:t xml:space="preserve">Applies the man / woman voice choice to everything read aloud.</w:t>
+              <w:t xml:space="preserve">The friend list kept on the phone for offline; cleared at sign-out.</w:t>
             </w:r>
           </w:p>
         </w:tc>
@@ -45397,7 +47973,7 @@
                 <w:sz w:val="19"/>
                 <w:szCs w:val="19"/>
               </w:rPr>
-              <w:t xml:space="preserve">hooks/use-alerts.tsx</w:t>
+              <w:t xml:space="preserve">db/directMessages.ts</w:t>
             </w:r>
           </w:p>
         </w:tc>
@@ -45426,7 +48002,7 @@
                 <w:sz w:val="19"/>
                 <w:szCs w:val="19"/>
               </w:rPr>
-              <w:t xml:space="preserve">Vibrate, flash or read aloud for messages, SOS and the mic, per the settings.</w:t>
+              <w:t xml:space="preserve">Friends' chats on the phone: the outbox of messages written offline, catching up from the server, "read".</w:t>
             </w:r>
           </w:p>
         </w:tc>
@@ -45458,7 +48034,7 @@
                 <w:sz w:val="19"/>
                 <w:szCs w:val="19"/>
               </w:rPr>
-              <w:t xml:space="preserve">hooks/use-speech-to-text.ts</w:t>
+              <w:t xml:space="preserve">hooks/use-bootstrap.tsx</w:t>
             </w:r>
           </w:p>
         </w:tc>
@@ -45487,7 +48063,7 @@
                 <w:sz w:val="19"/>
                 <w:szCs w:val="19"/>
               </w:rPr>
-              <w:t xml:space="preserve">Speech to text for a screen: permission, the on-device or online recognizer, live words, errors in plain words.</w:t>
+              <w:t xml:space="preserve">Login state for the whole app: checking the saved token (offline too), sign-in and sign-out, onboarding, per-account settings.</w:t>
             </w:r>
           </w:p>
         </w:tc>
@@ -45519,7 +48095,7 @@
                 <w:sz w:val="19"/>
                 <w:szCs w:val="19"/>
               </w:rPr>
-              <w:t xml:space="preserve">hooks/use-sign-recognition.ts</w:t>
+              <w:t xml:space="preserve">hooks/use-preferences.tsx</w:t>
             </w:r>
           </w:p>
         </w:tc>
@@ -45548,7 +48124,7 @@
                 <w:sz w:val="19"/>
                 <w:szCs w:val="19"/>
               </w:rPr>
-              <w:t xml:space="preserve">Sign language to words: records 2-second pieces, uploads them, and passes back what the server read.</w:t>
+              <w:t xml:space="preserve">Every setting, saved per account on the phone, with the defaults.</w:t>
             </w:r>
           </w:p>
         </w:tc>
@@ -45580,7 +48156,7 @@
                 <w:sz w:val="19"/>
                 <w:szCs w:val="19"/>
               </w:rPr>
-              <w:t xml:space="preserve">hooks/use-shake.ts</w:t>
+              <w:t xml:space="preserve">hooks/use-app-theme.tsx</w:t>
             </w:r>
           </w:p>
         </w:tc>
@@ -45609,7 +48185,7 @@
                 <w:sz w:val="19"/>
                 <w:szCs w:val="19"/>
               </w:rPr>
-              <w:t xml:space="preserve">Shake-to-SOS: three hard shakes within 1.5 s (walking never counts), with the chosen sensitivity.</w:t>
+              <w:t xml:space="preserve">Turns the settings into the colours and sizes every screen draws with.</w:t>
             </w:r>
           </w:p>
         </w:tc>
@@ -45641,7 +48217,7 @@
                 <w:sz w:val="19"/>
                 <w:szCs w:val="19"/>
               </w:rPr>
-              <w:t xml:space="preserve">hooks/use-is-online.ts</w:t>
+              <w:t xml:space="preserve">hooks/use-app-voice.ts</w:t>
             </w:r>
           </w:p>
         </w:tc>
@@ -45670,7 +48246,7 @@
                 <w:sz w:val="19"/>
                 <w:szCs w:val="19"/>
               </w:rPr>
-              <w:t xml:space="preserve">Whether the phone can reach the internet right now.</w:t>
+              <w:t xml:space="preserve">Applies the man / woman voice choice to everything read aloud.</w:t>
             </w:r>
           </w:p>
         </w:tc>
@@ -45702,7 +48278,7 @@
                 <w:sz w:val="19"/>
                 <w:szCs w:val="19"/>
               </w:rPr>
-              <w:t xml:space="preserve">hooks/use-screen-reader.ts</w:t>
+              <w:t xml:space="preserve">hooks/use-alerts.tsx</w:t>
             </w:r>
           </w:p>
         </w:tc>
@@ -45731,7 +48307,7 @@
                 <w:sz w:val="19"/>
                 <w:szCs w:val="19"/>
               </w:rPr>
-              <w:t xml:space="preserve">Whether TalkBack / VoiceOver is on.</w:t>
+              <w:t xml:space="preserve">Vibrate, flash or read aloud for messages, SOS and the mic, per the settings.</w:t>
             </w:r>
           </w:p>
         </w:tc>
@@ -45763,7 +48339,7 @@
                 <w:sz w:val="19"/>
                 <w:szCs w:val="19"/>
               </w:rPr>
-              <w:t xml:space="preserve">hooks/use-after-first-screen.ts</w:t>
+              <w:t xml:space="preserve">hooks/use-speech-to-text.ts</w:t>
             </w:r>
           </w:p>
         </w:tc>
@@ -45792,7 +48368,7 @@
                 <w:sz w:val="19"/>
                 <w:szCs w:val="19"/>
               </w:rPr>
-              <w:t xml:space="preserve">Starts heavy things (live connection, push, "Hey Accel") a moment after the first screen shows.</w:t>
+              <w:t xml:space="preserve">Speech to text for a screen: permission, the on-device or online recognizer, live words, errors in plain words.</w:t>
             </w:r>
           </w:p>
         </w:tc>
@@ -45824,7 +48400,7 @@
                 <w:sz w:val="19"/>
                 <w:szCs w:val="19"/>
               </w:rPr>
-              <w:t xml:space="preserve">hooks/use-block-leaving.ts</w:t>
+              <w:t xml:space="preserve">hooks/use-sign-recognition.ts</w:t>
             </w:r>
           </w:p>
         </w:tc>
@@ -45853,7 +48429,7 @@
                 <w:sz w:val="19"/>
                 <w:szCs w:val="19"/>
               </w:rPr>
-              <w:t xml:space="preserve">Stops "back" while something must finish (e.g. after verifying an email).</w:t>
+              <w:t xml:space="preserve">Sign language to words: records 2-second pieces, uploads them, and passes back what the server read.</w:t>
             </w:r>
           </w:p>
         </w:tc>
@@ -45885,7 +48461,7 @@
                 <w:sz w:val="19"/>
                 <w:szCs w:val="19"/>
               </w:rPr>
-              <w:t xml:space="preserve">hooks/use-code-cooldown.ts</w:t>
+              <w:t xml:space="preserve">hooks/use-shake.ts</w:t>
             </w:r>
           </w:p>
         </w:tc>
@@ -45914,7 +48490,7 @@
                 <w:sz w:val="19"/>
                 <w:szCs w:val="19"/>
               </w:rPr>
-              <w:t xml:space="preserve">The "Wait 42 s" countdown per email and kind of code, kept on the phone.</w:t>
+              <w:t xml:space="preserve">Shake-to-SOS: three hard shakes within 1.5 s (walking never counts), with the chosen sensitivity.</w:t>
             </w:r>
           </w:p>
         </w:tc>
@@ -45946,7 +48522,7 @@
                 <w:sz w:val="19"/>
                 <w:szCs w:val="19"/>
               </w:rPr>
-              <w:t xml:space="preserve">hooks/use-code-delivery.ts</w:t>
+              <w:t xml:space="preserve">hooks/use-is-online.ts</w:t>
             </w:r>
           </w:p>
         </w:tc>
@@ -45975,7 +48551,7 @@
                 <w:sz w:val="19"/>
                 <w:szCs w:val="19"/>
               </w:rPr>
-              <w:t xml:space="preserve">Asks the server whether a code email really went out (after 3, 7 and 15 s).</w:t>
+              <w:t xml:space="preserve">Whether the phone can reach the internet right now.</w:t>
             </w:r>
           </w:p>
         </w:tc>
@@ -46007,7 +48583,7 @@
                 <w:sz w:val="19"/>
                 <w:szCs w:val="19"/>
               </w:rPr>
-              <w:t xml:space="preserve">hooks/use-connectivity-sync.ts</w:t>
+              <w:t xml:space="preserve">hooks/use-screen-reader.ts</w:t>
             </w:r>
           </w:p>
         </w:tc>
@@ -46036,7 +48612,7 @@
                 <w:sz w:val="19"/>
                 <w:szCs w:val="19"/>
               </w:rPr>
-              <w:t xml:space="preserve">Backs conversations up when the phone comes back online.</w:t>
+              <w:t xml:space="preserve">Whether TalkBack / VoiceOver is on.</w:t>
             </w:r>
           </w:p>
         </w:tc>
@@ -46068,7 +48644,7 @@
                 <w:sz w:val="19"/>
                 <w:szCs w:val="19"/>
               </w:rPr>
-              <w:t xml:space="preserve">learn/LearnProvider.tsx</w:t>
+              <w:t xml:space="preserve">hooks/use-after-first-screen.ts</w:t>
             </w:r>
           </w:p>
         </w:tc>
@@ -46097,7 +48673,7 @@
                 <w:sz w:val="19"/>
                 <w:szCs w:val="19"/>
               </w:rPr>
-              <w:t xml:space="preserve">Learn's saved state per account (finished lessons, outbox, hearts, daily goal) and syncing it.</w:t>
+              <w:t xml:space="preserve">Starts heavy things (live connection, push, "Hey Laya") a moment after the first screen shows.</w:t>
             </w:r>
           </w:p>
         </w:tc>
@@ -46129,7 +48705,7 @@
                 <w:sz w:val="19"/>
                 <w:szCs w:val="19"/>
               </w:rPr>
-              <w:t xml:space="preserve">learn/lessons.ts</w:t>
+              <w:t xml:space="preserve">hooks/use-block-leaving.ts</w:t>
             </w:r>
           </w:p>
         </w:tc>
@@ -46158,7 +48734,7 @@
                 <w:sz w:val="19"/>
                 <w:szCs w:val="19"/>
               </w:rPr>
-              <w:t xml:space="preserve">The course path (units, lessons of 4 signs, reviews), each sign's clip, and each lesson's exercises, the same every time.</w:t>
+              <w:t xml:space="preserve">Stops "back" while something must finish (e.g. after verifying an email).</w:t>
             </w:r>
           </w:p>
         </w:tc>
@@ -46190,7 +48766,7 @@
                 <w:sz w:val="19"/>
                 <w:szCs w:val="19"/>
               </w:rPr>
-              <w:t xml:space="preserve">learn/progress.ts</w:t>
+              <w:t xml:space="preserve">hooks/use-code-cooldown.ts</w:t>
             </w:r>
           </w:p>
         </w:tc>
@@ -46219,7 +48795,7 @@
                 <w:sz w:val="19"/>
                 <w:szCs w:val="19"/>
               </w:rPr>
-              <w:t xml:space="preserve">XP, levels, streaks, daily goal, unlocks, hearts and badges — all worked out from finished lessons.</w:t>
+              <w:t xml:space="preserve">The "Wait 42 s" countdown per email and kind of code, kept on the phone.</w:t>
             </w:r>
           </w:p>
         </w:tc>
@@ -46251,7 +48827,7 @@
                 <w:sz w:val="19"/>
                 <w:szCs w:val="19"/>
               </w:rPr>
-              <w:t xml:space="preserve">learn/signMatch.ts</w:t>
+              <w:t xml:space="preserve">hooks/use-code-delivery.ts</w:t>
             </w:r>
           </w:p>
         </w:tc>
@@ -46280,7 +48856,7 @@
                 <w:sz w:val="19"/>
                 <w:szCs w:val="19"/>
               </w:rPr>
-              <w:t xml:space="preserve">The camera pass rule (FSL: the best guess; ASL: in the top 3).</w:t>
+              <w:t xml:space="preserve">Asks the server whether a code email really went out (after 3, 7 and 15 s).</w:t>
             </w:r>
           </w:p>
         </w:tc>
@@ -46312,7 +48888,7 @@
                 <w:sz w:val="19"/>
                 <w:szCs w:val="19"/>
               </w:rPr>
-              <w:t xml:space="preserve">learn/content.ts</w:t>
+              <w:t xml:space="preserve">hooks/use-connectivity-sync.ts</w:t>
             </w:r>
           </w:p>
         </w:tc>
@@ -46341,7 +48917,7 @@
                 <w:sz w:val="19"/>
                 <w:szCs w:val="19"/>
               </w:rPr>
-              <w:t xml:space="preserve">The course, per language: the real unit's signs (label, name, clip name, spoken steps) and the locked levels after it. The one file to edit.</w:t>
+              <w:t xml:space="preserve">Backs conversations up when the phone comes back online.</w:t>
             </w:r>
           </w:p>
         </w:tc>
@@ -46373,7 +48949,7 @@
                 <w:sz w:val="19"/>
                 <w:szCs w:val="19"/>
               </w:rPr>
-              <w:t xml:space="preserve">learn/clips.ts</w:t>
+              <w:t xml:space="preserve">hooks/use-tab-bar-height.ts</w:t>
             </w:r>
           </w:p>
         </w:tc>
@@ -46402,37 +48978,7 @@
                 <w:sz w:val="19"/>
                 <w:szCs w:val="19"/>
               </w:rPr>
-              <w:t xml:space="preserve">The recorded clips found in </w:t>
-            </w:r>
-            <w:r>
-              <w:rPr>
-                <w:rFonts w:ascii="Consolas" w:cs="Consolas" w:eastAsia="Consolas" w:hAnsi="Consolas"/>
-                <w:sz w:val="19"/>
-                <w:szCs w:val="19"/>
-              </w:rPr>
-              <w:t xml:space="preserve">assets/signs/</w:t>
-            </w:r>
-            <w:r>
-              <w:rPr>
-                <w:sz w:val="19"/>
-                <w:szCs w:val="19"/>
-              </w:rPr>
-              <w:t xml:space="preserve">, written by </w:t>
-            </w:r>
-            <w:r>
-              <w:rPr>
-                <w:rFonts w:ascii="Consolas" w:cs="Consolas" w:eastAsia="Consolas" w:hAnsi="Consolas"/>
-                <w:sz w:val="19"/>
-                <w:szCs w:val="19"/>
-              </w:rPr>
-              <w:t xml:space="preserve">scripts/build-sign-clips.js</w:t>
-            </w:r>
-            <w:r>
-              <w:rPr>
-                <w:sz w:val="19"/>
-                <w:szCs w:val="19"/>
-              </w:rPr>
-              <w:t xml:space="preserve"> (not edited by hand).</w:t>
+              <w:t xml:space="preserve">The tab bar's height, so Laya's button stays above it.</w:t>
             </w:r>
           </w:p>
         </w:tc>
@@ -46464,7 +49010,7 @@
                 <w:sz w:val="19"/>
                 <w:szCs w:val="19"/>
               </w:rPr>
-              <w:t xml:space="preserve">learn/types.ts</w:t>
+              <w:t xml:space="preserve">learn/LearnProvider.tsx</w:t>
             </w:r>
           </w:p>
         </w:tc>
@@ -46493,7 +49039,7 @@
                 <w:sz w:val="19"/>
                 <w:szCs w:val="19"/>
               </w:rPr>
-              <w:t xml:space="preserve">Learn's shared types.</w:t>
+              <w:t xml:space="preserve">Learn's saved state per account (finished lessons and their outbox) and syncing it.</w:t>
             </w:r>
           </w:p>
         </w:tc>
@@ -46525,7 +49071,7 @@
                 <w:sz w:val="19"/>
                 <w:szCs w:val="19"/>
               </w:rPr>
-              <w:t xml:space="preserve">learn/open.ts</w:t>
+              <w:t xml:space="preserve">learn/lessons.ts</w:t>
             </w:r>
           </w:p>
         </w:tc>
@@ -46554,7 +49100,7 @@
                 <w:sz w:val="19"/>
                 <w:szCs w:val="19"/>
               </w:rPr>
-              <w:t xml:space="preserve">Opens a lesson fresh.</w:t>
+              <w:t xml:space="preserve">The course path (units, lessons of 4 signs, reviews), each sign's clip, and each lesson's exercises, the same every time.</w:t>
             </w:r>
           </w:p>
         </w:tc>
@@ -46586,7 +49132,7 @@
                 <w:sz w:val="19"/>
                 <w:szCs w:val="19"/>
               </w:rPr>
-              <w:t xml:space="preserve">learn/useFeedback.ts</w:t>
+              <w:t xml:space="preserve">learn/progress.ts</w:t>
             </w:r>
           </w:p>
         </w:tc>
@@ -46615,7 +49161,7 @@
                 <w:sz w:val="19"/>
                 <w:szCs w:val="19"/>
               </w:rPr>
-              <w:t xml:space="preserve">How Learn says its feedback (screen reader, voice, or screen only), and whether signs are told in steps.</w:t>
+              <w:t xml:space="preserve">Which lessons and levels are done and what unlocks next, worked out from finished lessons.</w:t>
             </w:r>
           </w:p>
         </w:tc>
@@ -46647,7 +49193,7 @@
                 <w:sz w:val="19"/>
                 <w:szCs w:val="19"/>
               </w:rPr>
-              <w:t xml:space="preserve">notifications/push.ts</w:t>
+              <w:t xml:space="preserve">learn/signMatch.ts</w:t>
             </w:r>
           </w:p>
         </w:tc>
@@ -46676,7 +49222,7 @@
                 <w:sz w:val="19"/>
                 <w:szCs w:val="19"/>
               </w:rPr>
-              <w:t xml:space="preserve">Push notifications: the Android channels, registering this phone's address with the server, signing out.</w:t>
+              <w:t xml:space="preserve">The camera pass rule (FSL: the best guess; ASL: in the top 3).</w:t>
             </w:r>
           </w:p>
         </w:tc>
@@ -46708,7 +49254,7 @@
                 <w:sz w:val="19"/>
                 <w:szCs w:val="19"/>
               </w:rPr>
-              <w:t xml:space="preserve">notifications/use-push-notifications.ts</w:t>
+              <w:t xml:space="preserve">learn/content.ts</w:t>
             </w:r>
           </w:p>
         </w:tc>
@@ -46737,7 +49283,7 @@
                 <w:sz w:val="19"/>
                 <w:szCs w:val="19"/>
               </w:rPr>
-              <w:t xml:space="preserve">Where tapping a notification goes (a chat, or Home for an SOS).</w:t>
+              <w:t xml:space="preserve">The course, per language: the real unit's signs (label, name, clip name, spoken steps) and the locked levels after it. The one file to edit.</w:t>
             </w:r>
           </w:p>
         </w:tc>
@@ -46769,7 +49315,7 @@
                 <w:sz w:val="19"/>
                 <w:szCs w:val="19"/>
               </w:rPr>
-              <w:t xml:space="preserve">realtime/FriendsProvider.tsx</w:t>
+              <w:t xml:space="preserve">learn/clips.ts</w:t>
             </w:r>
           </w:p>
         </w:tc>
@@ -46798,7 +49344,37 @@
                 <w:sz w:val="19"/>
                 <w:szCs w:val="19"/>
               </w:rPr>
-              <w:t xml:space="preserve">The live connection and friends' data for the whole app: catching up, new messages, presence, SOS alerts and answers.</w:t>
+              <w:t xml:space="preserve">The recorded clips found in </w:t>
+            </w:r>
+            <w:r>
+              <w:rPr>
+                <w:rFonts w:ascii="Consolas" w:cs="Consolas" w:eastAsia="Consolas" w:hAnsi="Consolas"/>
+                <w:sz w:val="19"/>
+                <w:szCs w:val="19"/>
+              </w:rPr>
+              <w:t xml:space="preserve">assets/signs/</w:t>
+            </w:r>
+            <w:r>
+              <w:rPr>
+                <w:sz w:val="19"/>
+                <w:szCs w:val="19"/>
+              </w:rPr>
+              <w:t xml:space="preserve">, written by </w:t>
+            </w:r>
+            <w:r>
+              <w:rPr>
+                <w:rFonts w:ascii="Consolas" w:cs="Consolas" w:eastAsia="Consolas" w:hAnsi="Consolas"/>
+                <w:sz w:val="19"/>
+                <w:szCs w:val="19"/>
+              </w:rPr>
+              <w:t xml:space="preserve">scripts/build-sign-clips.js</w:t>
+            </w:r>
+            <w:r>
+              <w:rPr>
+                <w:sz w:val="19"/>
+                <w:szCs w:val="19"/>
+              </w:rPr>
+              <w:t xml:space="preserve"> (not edited by hand).</w:t>
             </w:r>
           </w:p>
         </w:tc>
@@ -46830,7 +49406,7 @@
                 <w:sz w:val="19"/>
                 <w:szCs w:val="19"/>
               </w:rPr>
-              <w:t xml:space="preserve">realtime/events.ts</w:t>
+              <w:t xml:space="preserve">learn/types.ts</w:t>
             </w:r>
           </w:p>
         </w:tc>
@@ -46859,7 +49435,7 @@
                 <w:sz w:val="19"/>
                 <w:szCs w:val="19"/>
               </w:rPr>
-              <w:t xml:space="preserve">A tiny publish/subscribe for live events screens listen to.</w:t>
+              <w:t xml:space="preserve">Learn's shared types.</w:t>
             </w:r>
           </w:p>
         </w:tc>
@@ -46891,7 +49467,7 @@
                 <w:sz w:val="19"/>
                 <w:szCs w:val="19"/>
               </w:rPr>
-              <w:t xml:space="preserve">realtime/sosCache.ts</w:t>
+              <w:t xml:space="preserve">learn/open.ts</w:t>
             </w:r>
           </w:p>
         </w:tc>
@@ -46920,7 +49496,7 @@
                 <w:sz w:val="19"/>
                 <w:szCs w:val="19"/>
               </w:rPr>
-              <w:t xml:space="preserve">Friends' active SOS kept on the phone for offline, and which alerts were already shown.</w:t>
+              <w:t xml:space="preserve">Opens a lesson fresh.</w:t>
             </w:r>
           </w:p>
         </w:tc>
@@ -46952,7 +49528,7 @@
                 <w:sz w:val="19"/>
                 <w:szCs w:val="19"/>
               </w:rPr>
-              <w:t xml:space="preserve">utils/sos.ts</w:t>
+              <w:t xml:space="preserve">learn/useFeedback.ts</w:t>
             </w:r>
           </w:p>
         </w:tc>
@@ -46981,7 +49557,7 @@
                 <w:sz w:val="19"/>
                 <w:szCs w:val="19"/>
               </w:rPr>
-              <w:t xml:space="preserve">SOS helpers: GPS, the place name, distance and direction, map links, sending and answering, the offline outbox, the SMS, 911.</w:t>
+              <w:t xml:space="preserve">How Learn says its feedback (screen reader, voice, or screen only), and whether signs are told in steps.</w:t>
             </w:r>
           </w:p>
         </w:tc>
@@ -47013,7 +49589,7 @@
                 <w:sz w:val="19"/>
                 <w:szCs w:val="19"/>
               </w:rPr>
-              <w:t xml:space="preserve">utils/sosCircle.ts</w:t>
+              <w:t xml:space="preserve">notifications/push.ts</w:t>
             </w:r>
           </w:p>
         </w:tc>
@@ -47042,7 +49618,7 @@
                 <w:sz w:val="19"/>
                 <w:szCs w:val="19"/>
               </w:rPr>
-              <w:t xml:space="preserve">Putting a friend in (or out of) your SOS circle.</w:t>
+              <w:t xml:space="preserve">Push notifications: the Android channels, registering this phone's address with the server, signing out.</w:t>
             </w:r>
           </w:p>
         </w:tc>
@@ -47074,7 +49650,7 @@
                 <w:sz w:val="19"/>
                 <w:szCs w:val="19"/>
               </w:rPr>
-              <w:t xml:space="preserve">utils/emergencyContacts.ts</w:t>
+              <w:t xml:space="preserve">notifications/use-push-notifications.ts</w:t>
             </w:r>
           </w:p>
         </w:tc>
@@ -47103,7 +49679,7 @@
                 <w:sz w:val="19"/>
                 <w:szCs w:val="19"/>
               </w:rPr>
-              <w:t xml:space="preserve">Emergency contacts from the server, kept on the phone for an offline SOS text.</w:t>
+              <w:t xml:space="preserve">Where tapping a notification goes (a chat, or Home for an SOS).</w:t>
             </w:r>
           </w:p>
         </w:tc>
@@ -47135,7 +49711,7 @@
                 <w:sz w:val="19"/>
                 <w:szCs w:val="19"/>
               </w:rPr>
-              <w:t xml:space="preserve">utils/speechHelper.ts</w:t>
+              <w:t xml:space="preserve">realtime/FriendsProvider.tsx</w:t>
             </w:r>
           </w:p>
         </w:tc>
@@ -47164,7 +49740,7 @@
                 <w:sz w:val="19"/>
                 <w:szCs w:val="19"/>
               </w:rPr>
-              <w:t xml:space="preserve">Reading Taglish aloud clause by clause in the right voice. One voice at a time: new speech cuts off the old (no pile-up), except that ordinary speech never cuts off SOS speech.</w:t>
+              <w:t xml:space="preserve">The live connection and friends' data for the whole app: catching up, new messages, presence, SOS alerts and answers.</w:t>
             </w:r>
           </w:p>
         </w:tc>
@@ -47196,7 +49772,7 @@
                 <w:sz w:val="19"/>
                 <w:szCs w:val="19"/>
               </w:rPr>
-              <w:t xml:space="preserve">utils/voices.ts</w:t>
+              <w:t xml:space="preserve">realtime/events.ts</w:t>
             </w:r>
           </w:p>
         </w:tc>
@@ -47225,7 +49801,7 @@
                 <w:sz w:val="19"/>
                 <w:szCs w:val="19"/>
               </w:rPr>
-              <w:t xml:space="preserve">Choosing a man's or woman's voice from what the phone has.</w:t>
+              <w:t xml:space="preserve">A tiny publish/subscribe for live events screens listen to.</w:t>
             </w:r>
           </w:p>
         </w:tc>
@@ -47257,7 +49833,7 @@
                 <w:sz w:val="19"/>
                 <w:szCs w:val="19"/>
               </w:rPr>
-              <w:t xml:space="preserve">utils/a11y.ts</w:t>
+              <w:t xml:space="preserve">realtime/sosCache.ts</w:t>
             </w:r>
           </w:p>
         </w:tc>
@@ -47286,22 +49862,7 @@
                 <w:sz w:val="19"/>
                 <w:szCs w:val="19"/>
               </w:rPr>
-              <w:t xml:space="preserve">Makes the screen reader say something now (</w:t>
-            </w:r>
-            <w:r>
-              <w:rPr>
-                <w:rFonts w:ascii="Consolas" w:cs="Consolas" w:eastAsia="Consolas" w:hAnsi="Consolas"/>
-                <w:sz w:val="19"/>
-                <w:szCs w:val="19"/>
-              </w:rPr>
-              <w:t xml:space="preserve">announce</w:t>
-            </w:r>
-            <w:r>
-              <w:rPr>
-                <w:sz w:val="19"/>
-                <w:szCs w:val="19"/>
-              </w:rPr>
-              <w:t xml:space="preserve">).</w:t>
+              <w:t xml:space="preserve">Friends' active SOS kept on the phone for offline, and which alerts were already shown.</w:t>
             </w:r>
           </w:p>
         </w:tc>
@@ -47333,7 +49894,7 @@
                 <w:sz w:val="19"/>
                 <w:szCs w:val="19"/>
               </w:rPr>
-              <w:t xml:space="preserve">utils/cache.ts</w:t>
+              <w:t xml:space="preserve">utils/sos.ts</w:t>
             </w:r>
           </w:p>
         </w:tc>
@@ -47362,7 +49923,7 @@
                 <w:sz w:val="19"/>
                 <w:szCs w:val="19"/>
               </w:rPr>
-              <w:t xml:space="preserve">The caching rules: show what's saved, refresh quietly, replace only when different.</w:t>
+              <w:t xml:space="preserve">SOS helpers: GPS, the place name, distance and direction, map links, sending and answering, the offline outbox, the SMS, 911.</w:t>
             </w:r>
           </w:p>
         </w:tc>
@@ -47394,7 +49955,7 @@
                 <w:sz w:val="19"/>
                 <w:szCs w:val="19"/>
               </w:rPr>
-              <w:t xml:space="preserve">utils/jwt.ts</w:t>
+              <w:t xml:space="preserve">utils/sosCircle.ts</w:t>
             </w:r>
           </w:p>
         </w:tc>
@@ -47423,7 +49984,7 @@
                 <w:sz w:val="19"/>
                 <w:szCs w:val="19"/>
               </w:rPr>
-              <w:t xml:space="preserve">Reads the login token's contents and expiry without a library (works offline).</w:t>
+              <w:t xml:space="preserve">Putting a friend in (or out of) your SOS circle.</w:t>
             </w:r>
           </w:p>
         </w:tc>
@@ -47455,7 +50016,7 @@
                 <w:sz w:val="19"/>
                 <w:szCs w:val="19"/>
               </w:rPr>
-              <w:t xml:space="preserve">utils/tokenStorage.ts</w:t>
+              <w:t xml:space="preserve">utils/emergencyContacts.ts</w:t>
             </w:r>
           </w:p>
         </w:tc>
@@ -47484,7 +50045,7 @@
                 <w:sz w:val="19"/>
                 <w:szCs w:val="19"/>
               </w:rPr>
-              <w:t xml:space="preserve">Saves the login token in SecureStore.</w:t>
+              <w:t xml:space="preserve">Emergency contacts from the server, kept on the phone for an offline SOS text.</w:t>
             </w:r>
           </w:p>
         </w:tc>
@@ -47516,7 +50077,7 @@
                 <w:sz w:val="19"/>
                 <w:szCs w:val="19"/>
               </w:rPr>
-              <w:t xml:space="preserve">utils/authEvents.ts</w:t>
+              <w:t xml:space="preserve">utils/speechHelper.ts</w:t>
             </w:r>
           </w:p>
         </w:tc>
@@ -47545,22 +50106,7 @@
                 <w:sz w:val="19"/>
                 <w:szCs w:val="19"/>
               </w:rPr>
-              <w:t xml:space="preserve">Lets </w:t>
-            </w:r>
-            <w:r>
-              <w:rPr>
-                <w:rFonts w:ascii="Consolas" w:cs="Consolas" w:eastAsia="Consolas" w:hAnsi="Consolas"/>
-                <w:sz w:val="19"/>
-                <w:szCs w:val="19"/>
-              </w:rPr>
-              <w:t xml:space="preserve">apiFetch</w:t>
-            </w:r>
-            <w:r>
-              <w:rPr>
-                <w:sz w:val="19"/>
-                <w:szCs w:val="19"/>
-              </w:rPr>
-              <w:t xml:space="preserve"> tell the app "signed out" on a 401.</w:t>
+              <w:t xml:space="preserve">Reading Taglish aloud clause by clause in the right voice. One voice at a time: new speech cuts off the old (no pile-up), except that ordinary speech never cuts off SOS speech.</w:t>
             </w:r>
           </w:p>
         </w:tc>
@@ -47592,7 +50138,7 @@
                 <w:sz w:val="19"/>
                 <w:szCs w:val="19"/>
               </w:rPr>
-              <w:t xml:space="preserve">utils/onboardingStorage.ts</w:t>
+              <w:t xml:space="preserve">utils/voices.ts</w:t>
             </w:r>
           </w:p>
         </w:tc>
@@ -47621,7 +50167,7 @@
                 <w:sz w:val="19"/>
                 <w:szCs w:val="19"/>
               </w:rPr>
-              <w:t xml:space="preserve">Onboarding done and needs chosen, per account; adopting the phone's older settings once.</w:t>
+              <w:t xml:space="preserve">Choosing a man's or woman's voice from what the phone has.</w:t>
             </w:r>
           </w:p>
         </w:tc>
@@ -47653,7 +50199,7 @@
                 <w:sz w:val="19"/>
                 <w:szCs w:val="19"/>
               </w:rPr>
-              <w:t xml:space="preserve">utils/password.ts</w:t>
+              <w:t xml:space="preserve">utils/a11y.ts</w:t>
             </w:r>
           </w:p>
         </w:tc>
@@ -47682,7 +50228,22 @@
                 <w:sz w:val="19"/>
                 <w:szCs w:val="19"/>
               </w:rPr>
-              <w:t xml:space="preserve">The password rules, the same as the server's.</w:t>
+              <w:t xml:space="preserve">Makes the screen reader say something now (</w:t>
+            </w:r>
+            <w:r>
+              <w:rPr>
+                <w:rFonts w:ascii="Consolas" w:cs="Consolas" w:eastAsia="Consolas" w:hAnsi="Consolas"/>
+                <w:sz w:val="19"/>
+                <w:szCs w:val="19"/>
+              </w:rPr>
+              <w:t xml:space="preserve">announce</w:t>
+            </w:r>
+            <w:r>
+              <w:rPr>
+                <w:sz w:val="19"/>
+                <w:szCs w:val="19"/>
+              </w:rPr>
+              <w:t xml:space="preserve">).</w:t>
             </w:r>
           </w:p>
         </w:tc>
@@ -47714,7 +50275,7 @@
                 <w:sz w:val="19"/>
                 <w:szCs w:val="19"/>
               </w:rPr>
-              <w:t xml:space="preserve">utils/navigation.ts</w:t>
+              <w:t xml:space="preserve">utils/cache.ts</w:t>
             </w:r>
           </w:p>
         </w:tc>
@@ -47743,7 +50304,7 @@
                 <w:sz w:val="19"/>
                 <w:szCs w:val="19"/>
               </w:rPr>
-              <w:t xml:space="preserve">A safe "go back" that never errors when there's nowhere to go back to.</w:t>
+              <w:t xml:space="preserve">The caching rules: show what's saved, refresh quietly, replace only when different.</w:t>
             </w:r>
           </w:p>
         </w:tc>
@@ -47775,7 +50336,7 @@
                 <w:sz w:val="19"/>
                 <w:szCs w:val="19"/>
               </w:rPr>
-              <w:t xml:space="preserve">utils/conversationNav.ts</w:t>
+              <w:t xml:space="preserve">utils/jwt.ts</w:t>
             </w:r>
           </w:p>
         </w:tc>
@@ -47804,7 +50365,7 @@
                 <w:sz w:val="19"/>
                 <w:szCs w:val="19"/>
               </w:rPr>
-              <w:t xml:space="preserve">Opens Conversation on a fresh conversation.</w:t>
+              <w:t xml:space="preserve">Reads the login token's contents and expiry without a library (works offline).</w:t>
             </w:r>
           </w:p>
         </w:tc>
@@ -47836,7 +50397,7 @@
                 <w:sz w:val="19"/>
                 <w:szCs w:val="19"/>
               </w:rPr>
-              <w:t xml:space="preserve">utils/conversationTitle.ts</w:t>
+              <w:t xml:space="preserve">utils/tokenStorage.ts</w:t>
             </w:r>
           </w:p>
         </w:tc>
@@ -47865,7 +50426,7 @@
                 <w:sz w:val="19"/>
                 <w:szCs w:val="19"/>
               </w:rPr>
-              <w:t xml:space="preserve">The name of a conversation nobody named (from its date and time).</w:t>
+              <w:t xml:space="preserve">Saves the login token in SecureStore.</w:t>
             </w:r>
           </w:p>
         </w:tc>
@@ -47897,6 +50458,387 @@
                 <w:sz w:val="19"/>
                 <w:szCs w:val="19"/>
               </w:rPr>
+              <w:t xml:space="preserve">utils/authEvents.ts</w:t>
+            </w:r>
+          </w:p>
+        </w:tc>
+        <w:tc>
+          <w:tcPr>
+            <w:tcW w:type="dxa" w:w="5976"/>
+            <w:tcBorders>
+              <w:top w:val="single" w:color="C9C4E8" w:sz="4"/>
+              <w:left w:val="single" w:color="C9C4E8" w:sz="4"/>
+              <w:bottom w:val="single" w:color="C9C4E8" w:sz="4"/>
+              <w:right w:val="single" w:color="C9C4E8" w:sz="4"/>
+            </w:tcBorders>
+            <w:tcMar>
+              <w:top w:type="dxa" w:w="60"/>
+              <w:left w:type="dxa" w:w="100"/>
+              <w:bottom w:type="dxa" w:w="60"/>
+              <w:right w:type="dxa" w:w="100"/>
+            </w:tcMar>
+          </w:tcPr>
+          <w:p>
+            <w:pPr>
+              <w:spacing w:after="40"/>
+            </w:pPr>
+            <w:r>
+              <w:rPr>
+                <w:sz w:val="19"/>
+                <w:szCs w:val="19"/>
+              </w:rPr>
+              <w:t xml:space="preserve">Lets </w:t>
+            </w:r>
+            <w:r>
+              <w:rPr>
+                <w:rFonts w:ascii="Consolas" w:cs="Consolas" w:eastAsia="Consolas" w:hAnsi="Consolas"/>
+                <w:sz w:val="19"/>
+                <w:szCs w:val="19"/>
+              </w:rPr>
+              <w:t xml:space="preserve">apiFetch</w:t>
+            </w:r>
+            <w:r>
+              <w:rPr>
+                <w:sz w:val="19"/>
+                <w:szCs w:val="19"/>
+              </w:rPr>
+              <w:t xml:space="preserve"> tell the app "signed out" on a 401.</w:t>
+            </w:r>
+          </w:p>
+        </w:tc>
+      </w:tr>
+      <w:tr>
+        <w:tc>
+          <w:tcPr>
+            <w:tcW w:type="dxa" w:w="3662"/>
+            <w:tcBorders>
+              <w:top w:val="single" w:color="C9C4E8" w:sz="4"/>
+              <w:left w:val="single" w:color="C9C4E8" w:sz="4"/>
+              <w:bottom w:val="single" w:color="C9C4E8" w:sz="4"/>
+              <w:right w:val="single" w:color="C9C4E8" w:sz="4"/>
+            </w:tcBorders>
+            <w:tcMar>
+              <w:top w:type="dxa" w:w="60"/>
+              <w:left w:type="dxa" w:w="100"/>
+              <w:bottom w:type="dxa" w:w="60"/>
+              <w:right w:type="dxa" w:w="100"/>
+            </w:tcMar>
+          </w:tcPr>
+          <w:p>
+            <w:pPr>
+              <w:spacing w:after="40"/>
+            </w:pPr>
+            <w:r>
+              <w:rPr>
+                <w:rFonts w:ascii="Consolas" w:cs="Consolas" w:eastAsia="Consolas" w:hAnsi="Consolas"/>
+                <w:sz w:val="19"/>
+                <w:szCs w:val="19"/>
+              </w:rPr>
+              <w:t xml:space="preserve">utils/onboardingStorage.ts</w:t>
+            </w:r>
+          </w:p>
+        </w:tc>
+        <w:tc>
+          <w:tcPr>
+            <w:tcW w:type="dxa" w:w="5976"/>
+            <w:tcBorders>
+              <w:top w:val="single" w:color="C9C4E8" w:sz="4"/>
+              <w:left w:val="single" w:color="C9C4E8" w:sz="4"/>
+              <w:bottom w:val="single" w:color="C9C4E8" w:sz="4"/>
+              <w:right w:val="single" w:color="C9C4E8" w:sz="4"/>
+            </w:tcBorders>
+            <w:tcMar>
+              <w:top w:type="dxa" w:w="60"/>
+              <w:left w:type="dxa" w:w="100"/>
+              <w:bottom w:type="dxa" w:w="60"/>
+              <w:right w:type="dxa" w:w="100"/>
+            </w:tcMar>
+          </w:tcPr>
+          <w:p>
+            <w:pPr>
+              <w:spacing w:after="40"/>
+            </w:pPr>
+            <w:r>
+              <w:rPr>
+                <w:sz w:val="19"/>
+                <w:szCs w:val="19"/>
+              </w:rPr>
+              <w:t xml:space="preserve">Onboarding done and needs chosen, per account; adopting the phone's older settings once.</w:t>
+            </w:r>
+          </w:p>
+        </w:tc>
+      </w:tr>
+      <w:tr>
+        <w:tc>
+          <w:tcPr>
+            <w:tcW w:type="dxa" w:w="3662"/>
+            <w:tcBorders>
+              <w:top w:val="single" w:color="C9C4E8" w:sz="4"/>
+              <w:left w:val="single" w:color="C9C4E8" w:sz="4"/>
+              <w:bottom w:val="single" w:color="C9C4E8" w:sz="4"/>
+              <w:right w:val="single" w:color="C9C4E8" w:sz="4"/>
+            </w:tcBorders>
+            <w:tcMar>
+              <w:top w:type="dxa" w:w="60"/>
+              <w:left w:type="dxa" w:w="100"/>
+              <w:bottom w:type="dxa" w:w="60"/>
+              <w:right w:type="dxa" w:w="100"/>
+            </w:tcMar>
+          </w:tcPr>
+          <w:p>
+            <w:pPr>
+              <w:spacing w:after="40"/>
+            </w:pPr>
+            <w:r>
+              <w:rPr>
+                <w:rFonts w:ascii="Consolas" w:cs="Consolas" w:eastAsia="Consolas" w:hAnsi="Consolas"/>
+                <w:sz w:val="19"/>
+                <w:szCs w:val="19"/>
+              </w:rPr>
+              <w:t xml:space="preserve">utils/password.ts</w:t>
+            </w:r>
+          </w:p>
+        </w:tc>
+        <w:tc>
+          <w:tcPr>
+            <w:tcW w:type="dxa" w:w="5976"/>
+            <w:tcBorders>
+              <w:top w:val="single" w:color="C9C4E8" w:sz="4"/>
+              <w:left w:val="single" w:color="C9C4E8" w:sz="4"/>
+              <w:bottom w:val="single" w:color="C9C4E8" w:sz="4"/>
+              <w:right w:val="single" w:color="C9C4E8" w:sz="4"/>
+            </w:tcBorders>
+            <w:tcMar>
+              <w:top w:type="dxa" w:w="60"/>
+              <w:left w:type="dxa" w:w="100"/>
+              <w:bottom w:type="dxa" w:w="60"/>
+              <w:right w:type="dxa" w:w="100"/>
+            </w:tcMar>
+          </w:tcPr>
+          <w:p>
+            <w:pPr>
+              <w:spacing w:after="40"/>
+            </w:pPr>
+            <w:r>
+              <w:rPr>
+                <w:sz w:val="19"/>
+                <w:szCs w:val="19"/>
+              </w:rPr>
+              <w:t xml:space="preserve">The password rules, the same as the server's.</w:t>
+            </w:r>
+          </w:p>
+        </w:tc>
+      </w:tr>
+      <w:tr>
+        <w:tc>
+          <w:tcPr>
+            <w:tcW w:type="dxa" w:w="3662"/>
+            <w:tcBorders>
+              <w:top w:val="single" w:color="C9C4E8" w:sz="4"/>
+              <w:left w:val="single" w:color="C9C4E8" w:sz="4"/>
+              <w:bottom w:val="single" w:color="C9C4E8" w:sz="4"/>
+              <w:right w:val="single" w:color="C9C4E8" w:sz="4"/>
+            </w:tcBorders>
+            <w:tcMar>
+              <w:top w:type="dxa" w:w="60"/>
+              <w:left w:type="dxa" w:w="100"/>
+              <w:bottom w:type="dxa" w:w="60"/>
+              <w:right w:type="dxa" w:w="100"/>
+            </w:tcMar>
+          </w:tcPr>
+          <w:p>
+            <w:pPr>
+              <w:spacing w:after="40"/>
+            </w:pPr>
+            <w:r>
+              <w:rPr>
+                <w:rFonts w:ascii="Consolas" w:cs="Consolas" w:eastAsia="Consolas" w:hAnsi="Consolas"/>
+                <w:sz w:val="19"/>
+                <w:szCs w:val="19"/>
+              </w:rPr>
+              <w:t xml:space="preserve">utils/navigation.ts</w:t>
+            </w:r>
+          </w:p>
+        </w:tc>
+        <w:tc>
+          <w:tcPr>
+            <w:tcW w:type="dxa" w:w="5976"/>
+            <w:tcBorders>
+              <w:top w:val="single" w:color="C9C4E8" w:sz="4"/>
+              <w:left w:val="single" w:color="C9C4E8" w:sz="4"/>
+              <w:bottom w:val="single" w:color="C9C4E8" w:sz="4"/>
+              <w:right w:val="single" w:color="C9C4E8" w:sz="4"/>
+            </w:tcBorders>
+            <w:tcMar>
+              <w:top w:type="dxa" w:w="60"/>
+              <w:left w:type="dxa" w:w="100"/>
+              <w:bottom w:type="dxa" w:w="60"/>
+              <w:right w:type="dxa" w:w="100"/>
+            </w:tcMar>
+          </w:tcPr>
+          <w:p>
+            <w:pPr>
+              <w:spacing w:after="40"/>
+            </w:pPr>
+            <w:r>
+              <w:rPr>
+                <w:sz w:val="19"/>
+                <w:szCs w:val="19"/>
+              </w:rPr>
+              <w:t xml:space="preserve">A safe "go back" that never errors when there's nowhere to go back to.</w:t>
+            </w:r>
+          </w:p>
+        </w:tc>
+      </w:tr>
+      <w:tr>
+        <w:tc>
+          <w:tcPr>
+            <w:tcW w:type="dxa" w:w="3662"/>
+            <w:tcBorders>
+              <w:top w:val="single" w:color="C9C4E8" w:sz="4"/>
+              <w:left w:val="single" w:color="C9C4E8" w:sz="4"/>
+              <w:bottom w:val="single" w:color="C9C4E8" w:sz="4"/>
+              <w:right w:val="single" w:color="C9C4E8" w:sz="4"/>
+            </w:tcBorders>
+            <w:tcMar>
+              <w:top w:type="dxa" w:w="60"/>
+              <w:left w:type="dxa" w:w="100"/>
+              <w:bottom w:type="dxa" w:w="60"/>
+              <w:right w:type="dxa" w:w="100"/>
+            </w:tcMar>
+          </w:tcPr>
+          <w:p>
+            <w:pPr>
+              <w:spacing w:after="40"/>
+            </w:pPr>
+            <w:r>
+              <w:rPr>
+                <w:rFonts w:ascii="Consolas" w:cs="Consolas" w:eastAsia="Consolas" w:hAnsi="Consolas"/>
+                <w:sz w:val="19"/>
+                <w:szCs w:val="19"/>
+              </w:rPr>
+              <w:t xml:space="preserve">utils/conversationNav.ts</w:t>
+            </w:r>
+          </w:p>
+        </w:tc>
+        <w:tc>
+          <w:tcPr>
+            <w:tcW w:type="dxa" w:w="5976"/>
+            <w:tcBorders>
+              <w:top w:val="single" w:color="C9C4E8" w:sz="4"/>
+              <w:left w:val="single" w:color="C9C4E8" w:sz="4"/>
+              <w:bottom w:val="single" w:color="C9C4E8" w:sz="4"/>
+              <w:right w:val="single" w:color="C9C4E8" w:sz="4"/>
+            </w:tcBorders>
+            <w:tcMar>
+              <w:top w:type="dxa" w:w="60"/>
+              <w:left w:type="dxa" w:w="100"/>
+              <w:bottom w:type="dxa" w:w="60"/>
+              <w:right w:type="dxa" w:w="100"/>
+            </w:tcMar>
+          </w:tcPr>
+          <w:p>
+            <w:pPr>
+              <w:spacing w:after="40"/>
+            </w:pPr>
+            <w:r>
+              <w:rPr>
+                <w:sz w:val="19"/>
+                <w:szCs w:val="19"/>
+              </w:rPr>
+              <w:t xml:space="preserve">Opens Conversation on a fresh conversation.</w:t>
+            </w:r>
+          </w:p>
+        </w:tc>
+      </w:tr>
+      <w:tr>
+        <w:tc>
+          <w:tcPr>
+            <w:tcW w:type="dxa" w:w="3662"/>
+            <w:tcBorders>
+              <w:top w:val="single" w:color="C9C4E8" w:sz="4"/>
+              <w:left w:val="single" w:color="C9C4E8" w:sz="4"/>
+              <w:bottom w:val="single" w:color="C9C4E8" w:sz="4"/>
+              <w:right w:val="single" w:color="C9C4E8" w:sz="4"/>
+            </w:tcBorders>
+            <w:tcMar>
+              <w:top w:type="dxa" w:w="60"/>
+              <w:left w:type="dxa" w:w="100"/>
+              <w:bottom w:type="dxa" w:w="60"/>
+              <w:right w:type="dxa" w:w="100"/>
+            </w:tcMar>
+          </w:tcPr>
+          <w:p>
+            <w:pPr>
+              <w:spacing w:after="40"/>
+            </w:pPr>
+            <w:r>
+              <w:rPr>
+                <w:rFonts w:ascii="Consolas" w:cs="Consolas" w:eastAsia="Consolas" w:hAnsi="Consolas"/>
+                <w:sz w:val="19"/>
+                <w:szCs w:val="19"/>
+              </w:rPr>
+              <w:t xml:space="preserve">utils/conversationTitle.ts</w:t>
+            </w:r>
+          </w:p>
+        </w:tc>
+        <w:tc>
+          <w:tcPr>
+            <w:tcW w:type="dxa" w:w="5976"/>
+            <w:tcBorders>
+              <w:top w:val="single" w:color="C9C4E8" w:sz="4"/>
+              <w:left w:val="single" w:color="C9C4E8" w:sz="4"/>
+              <w:bottom w:val="single" w:color="C9C4E8" w:sz="4"/>
+              <w:right w:val="single" w:color="C9C4E8" w:sz="4"/>
+            </w:tcBorders>
+            <w:tcMar>
+              <w:top w:type="dxa" w:w="60"/>
+              <w:left w:type="dxa" w:w="100"/>
+              <w:bottom w:type="dxa" w:w="60"/>
+              <w:right w:type="dxa" w:w="100"/>
+            </w:tcMar>
+          </w:tcPr>
+          <w:p>
+            <w:pPr>
+              <w:spacing w:after="40"/>
+            </w:pPr>
+            <w:r>
+              <w:rPr>
+                <w:sz w:val="19"/>
+                <w:szCs w:val="19"/>
+              </w:rPr>
+              <w:t xml:space="preserve">The name of a conversation nobody named (from its date and time).</w:t>
+            </w:r>
+          </w:p>
+        </w:tc>
+      </w:tr>
+      <w:tr>
+        <w:tc>
+          <w:tcPr>
+            <w:tcW w:type="dxa" w:w="3662"/>
+            <w:tcBorders>
+              <w:top w:val="single" w:color="C9C4E8" w:sz="4"/>
+              <w:left w:val="single" w:color="C9C4E8" w:sz="4"/>
+              <w:bottom w:val="single" w:color="C9C4E8" w:sz="4"/>
+              <w:right w:val="single" w:color="C9C4E8" w:sz="4"/>
+            </w:tcBorders>
+            <w:tcMar>
+              <w:top w:type="dxa" w:w="60"/>
+              <w:left w:type="dxa" w:w="100"/>
+              <w:bottom w:type="dxa" w:w="60"/>
+              <w:right w:type="dxa" w:w="100"/>
+            </w:tcMar>
+          </w:tcPr>
+          <w:p>
+            <w:pPr>
+              <w:spacing w:after="40"/>
+            </w:pPr>
+            <w:r>
+              <w:rPr>
+                <w:rFonts w:ascii="Consolas" w:cs="Consolas" w:eastAsia="Consolas" w:hAnsi="Consolas"/>
+                <w:sz w:val="19"/>
+                <w:szCs w:val="19"/>
+              </w:rPr>
               <w:t xml:space="preserve">utils/dates.ts</w:t>
             </w:r>
           </w:p>
@@ -47926,7 +50868,190 @@
                 <w:sz w:val="19"/>
                 <w:szCs w:val="19"/>
               </w:rPr>
-              <w:t xml:space="preserve">Dates, times ("yesterday, 3:10 PM") and "days left", the same on every phone.</w:t>
+              <w:t xml:space="preserve">Dates, times ("yesterday, 3:10 PM") and "days left", the same on every phone, in English or Filipino.</w:t>
+            </w:r>
+          </w:p>
+        </w:tc>
+      </w:tr>
+      <w:tr>
+        <w:tc>
+          <w:tcPr>
+            <w:tcW w:type="dxa" w:w="3662"/>
+            <w:tcBorders>
+              <w:top w:val="single" w:color="C9C4E8" w:sz="4"/>
+              <w:left w:val="single" w:color="C9C4E8" w:sz="4"/>
+              <w:bottom w:val="single" w:color="C9C4E8" w:sz="4"/>
+              <w:right w:val="single" w:color="C9C4E8" w:sz="4"/>
+            </w:tcBorders>
+            <w:tcMar>
+              <w:top w:type="dxa" w:w="60"/>
+              <w:left w:type="dxa" w:w="100"/>
+              <w:bottom w:type="dxa" w:w="60"/>
+              <w:right w:type="dxa" w:w="100"/>
+            </w:tcMar>
+          </w:tcPr>
+          <w:p>
+            <w:pPr>
+              <w:spacing w:after="40"/>
+            </w:pPr>
+            <w:r>
+              <w:rPr>
+                <w:rFonts w:ascii="Consolas" w:cs="Consolas" w:eastAsia="Consolas" w:hAnsi="Consolas"/>
+                <w:sz w:val="19"/>
+                <w:szCs w:val="19"/>
+              </w:rPr>
+              <w:t xml:space="preserve">utils/clauses.ts</w:t>
+            </w:r>
+          </w:p>
+        </w:tc>
+        <w:tc>
+          <w:tcPr>
+            <w:tcW w:type="dxa" w:w="5976"/>
+            <w:tcBorders>
+              <w:top w:val="single" w:color="C9C4E8" w:sz="4"/>
+              <w:left w:val="single" w:color="C9C4E8" w:sz="4"/>
+              <w:bottom w:val="single" w:color="C9C4E8" w:sz="4"/>
+              <w:right w:val="single" w:color="C9C4E8" w:sz="4"/>
+            </w:tcBorders>
+            <w:tcMar>
+              <w:top w:type="dxa" w:w="60"/>
+              <w:left w:type="dxa" w:w="100"/>
+              <w:bottom w:type="dxa" w:w="60"/>
+              <w:right w:type="dxa" w:w="100"/>
+            </w:tcMar>
+          </w:tcPr>
+          <w:p>
+            <w:pPr>
+              <w:spacing w:after="40"/>
+            </w:pPr>
+            <w:r>
+              <w:rPr>
+                <w:sz w:val="19"/>
+                <w:szCs w:val="19"/>
+              </w:rPr>
+              <w:t xml:space="preserve">Telling Filipino from English clause by clause (the word list), for reading aloud and Laya's language.</w:t>
+            </w:r>
+          </w:p>
+        </w:tc>
+      </w:tr>
+      <w:tr>
+        <w:tc>
+          <w:tcPr>
+            <w:tcW w:type="dxa" w:w="3662"/>
+            <w:tcBorders>
+              <w:top w:val="single" w:color="C9C4E8" w:sz="4"/>
+              <w:left w:val="single" w:color="C9C4E8" w:sz="4"/>
+              <w:bottom w:val="single" w:color="C9C4E8" w:sz="4"/>
+              <w:right w:val="single" w:color="C9C4E8" w:sz="4"/>
+            </w:tcBorders>
+            <w:tcMar>
+              <w:top w:type="dxa" w:w="60"/>
+              <w:left w:type="dxa" w:w="100"/>
+              <w:bottom w:type="dxa" w:w="60"/>
+              <w:right w:type="dxa" w:w="100"/>
+            </w:tcMar>
+          </w:tcPr>
+          <w:p>
+            <w:pPr>
+              <w:spacing w:after="40"/>
+            </w:pPr>
+            <w:r>
+              <w:rPr>
+                <w:rFonts w:ascii="Consolas" w:cs="Consolas" w:eastAsia="Consolas" w:hAnsi="Consolas"/>
+                <w:sz w:val="19"/>
+                <w:szCs w:val="19"/>
+              </w:rPr>
+              <w:t xml:space="preserve">utils/signedText.ts</w:t>
+            </w:r>
+          </w:p>
+        </w:tc>
+        <w:tc>
+          <w:tcPr>
+            <w:tcW w:type="dxa" w:w="5976"/>
+            <w:tcBorders>
+              <w:top w:val="single" w:color="C9C4E8" w:sz="4"/>
+              <w:left w:val="single" w:color="C9C4E8" w:sz="4"/>
+              <w:bottom w:val="single" w:color="C9C4E8" w:sz="4"/>
+              <w:right w:val="single" w:color="C9C4E8" w:sz="4"/>
+            </w:tcBorders>
+            <w:tcMar>
+              <w:top w:type="dxa" w:w="60"/>
+              <w:left w:type="dxa" w:w="100"/>
+              <w:bottom w:type="dxa" w:w="60"/>
+              <w:right w:type="dxa" w:w="100"/>
+            </w:tcMar>
+          </w:tcPr>
+          <w:p>
+            <w:pPr>
+              <w:spacing w:after="40"/>
+            </w:pPr>
+            <w:r>
+              <w:rPr>
+                <w:sz w:val="19"/>
+                <w:szCs w:val="19"/>
+              </w:rPr>
+              <w:t xml:space="preserve">Turning signed words into a sentence (shared by the message box and the sign language camera).</w:t>
+            </w:r>
+          </w:p>
+        </w:tc>
+      </w:tr>
+      <w:tr>
+        <w:tc>
+          <w:tcPr>
+            <w:tcW w:type="dxa" w:w="3662"/>
+            <w:tcBorders>
+              <w:top w:val="single" w:color="C9C4E8" w:sz="4"/>
+              <w:left w:val="single" w:color="C9C4E8" w:sz="4"/>
+              <w:bottom w:val="single" w:color="C9C4E8" w:sz="4"/>
+              <w:right w:val="single" w:color="C9C4E8" w:sz="4"/>
+            </w:tcBorders>
+            <w:tcMar>
+              <w:top w:type="dxa" w:w="60"/>
+              <w:left w:type="dxa" w:w="100"/>
+              <w:bottom w:type="dxa" w:w="60"/>
+              <w:right w:type="dxa" w:w="100"/>
+            </w:tcMar>
+          </w:tcPr>
+          <w:p>
+            <w:pPr>
+              <w:spacing w:after="40"/>
+            </w:pPr>
+            <w:r>
+              <w:rPr>
+                <w:rFonts w:ascii="Consolas" w:cs="Consolas" w:eastAsia="Consolas" w:hAnsi="Consolas"/>
+                <w:sz w:val="19"/>
+                <w:szCs w:val="19"/>
+              </w:rPr>
+              <w:t xml:space="preserve">utils/prefsMigration.ts</w:t>
+            </w:r>
+          </w:p>
+        </w:tc>
+        <w:tc>
+          <w:tcPr>
+            <w:tcW w:type="dxa" w:w="5976"/>
+            <w:tcBorders>
+              <w:top w:val="single" w:color="C9C4E8" w:sz="4"/>
+              <w:left w:val="single" w:color="C9C4E8" w:sz="4"/>
+              <w:bottom w:val="single" w:color="C9C4E8" w:sz="4"/>
+              <w:right w:val="single" w:color="C9C4E8" w:sz="4"/>
+            </w:tcBorders>
+            <w:tcMar>
+              <w:top w:type="dxa" w:w="60"/>
+              <w:left w:type="dxa" w:w="100"/>
+              <w:bottom w:type="dxa" w:w="60"/>
+              <w:right w:type="dxa" w:w="100"/>
+            </w:tcMar>
+          </w:tcPr>
+          <w:p>
+            <w:pPr>
+              <w:spacing w:after="40"/>
+            </w:pPr>
+            <w:r>
+              <w:rPr>
+                <w:sz w:val="19"/>
+                <w:szCs w:val="19"/>
+              </w:rPr>
+              <w:t xml:space="preserve">Moves saved settings from Accel's names to Laya's, so nobody loses theirs.</w:t>
             </w:r>
           </w:p>
         </w:tc>
@@ -48062,7 +51187,7 @@
                 <w:sz w:val="19"/>
                 <w:szCs w:val="19"/>
               </w:rPr>
-              <w:t xml:space="preserve">accel-rules-check.ts</w:t>
+              <w:t xml:space="preserve">laya-rules-check.ts</w:t>
             </w:r>
           </w:p>
         </w:tc>
@@ -48091,7 +51216,7 @@
                 <w:sz w:val="19"/>
                 <w:szCs w:val="19"/>
               </w:rPr>
-              <w:t xml:space="preserve">Checks Accel's phone rules on 187 sentences and checks, including the commands of each screen and the screen registry.</w:t>
+              <w:t xml:space="preserve">Checks Laya's phone rules on 222 sentences and checks (English and Filipino, "Hey Laya" with its greeting, every guide example), including the commands of each screen and the screen registry.</w:t>
             </w:r>
           </w:p>
         </w:tc>
@@ -48123,7 +51248,7 @@
                 <w:sz w:val="19"/>
                 <w:szCs w:val="19"/>
               </w:rPr>
-              <w:t xml:space="preserve">check-accel-catalog.mjs</w:t>
+              <w:t xml:space="preserve">check-laya-catalog.mjs</w:t>
             </w:r>
           </w:p>
         </w:tc>
@@ -48152,7 +51277,7 @@
                 <w:sz w:val="19"/>
                 <w:szCs w:val="19"/>
               </w:rPr>
-              <w:t xml:space="preserve">Checks the app and the AI service list the same 70 Accel actions.</w:t>
+              <w:t xml:space="preserve">Checks the app and the AI service list the same 70 Laya actions.</w:t>
             </w:r>
           </w:p>
         </w:tc>
@@ -48274,7 +51399,7 @@
                 <w:sz w:val="19"/>
                 <w:szCs w:val="19"/>
               </w:rPr>
-              <w:t xml:space="preserve">Checks switching "My needs": every profile says whether Accel is on, and only the profile's own quick reply swaps.</w:t>
+              <w:t xml:space="preserve">Checks switching "My needs": every profile says whether Laya is on, and only the profile's own quick reply swaps.</w:t>
             </w:r>
           </w:p>
         </w:tc>
@@ -48457,7 +51582,7 @@
                 <w:sz w:val="19"/>
                 <w:szCs w:val="19"/>
               </w:rPr>
-              <w:t xml:space="preserve">Checks Learn: only words the models know, every sign's steps and clip, the locked levels, lessons, XP, streak, hearts, the camera rule.</w:t>
+              <w:t xml:space="preserve">Checks Learn: only words the models know, every sign's steps and clip, every clip recorded and at most 10 MB, the locked levels, lessons, the camera rule.</w:t>
             </w:r>
           </w:p>
         </w:tc>
@@ -49048,7 +52173,7 @@
                 <w:sz w:val="19"/>
                 <w:szCs w:val="19"/>
               </w:rPr>
-              <w:t xml:space="preserve">The socket.io server: a room per user, who is online, and pushing events (messages, "seen", SOS) to friends.</w:t>
+              <w:t xml:space="preserve">The socket.io server: a room per user, who is online, pushing events (messages, "seen", SOS) to friends, and closing an account's connections when an admin locks it.</w:t>
             </w:r>
           </w:p>
         </w:tc>
@@ -50227,7 +53352,7 @@
                 <w:sz w:val="19"/>
                 <w:szCs w:val="19"/>
               </w:rPr>
-              <w:t xml:space="preserve">Accel: passes a command or a message to the AI service; nothing said is stored.</w:t>
+              <w:t xml:space="preserve">Laya: passes a command or a message to the AI service; nothing said is stored.</w:t>
             </w:r>
           </w:p>
         </w:tc>
@@ -50471,7 +53596,68 @@
                 <w:sz w:val="19"/>
                 <w:szCs w:val="19"/>
               </w:rPr>
-              <w:t xml:space="preserve">Admins searching users, viewing one, deactivating or reactivating.</w:t>
+              <w:t xml:space="preserve">Admins searching users (by status too), viewing one, suspending and lifting, deleting in 30 days and cancelling, reactivating old deactivated accounts.</w:t>
+            </w:r>
+          </w:p>
+        </w:tc>
+      </w:tr>
+      <w:tr>
+        <w:tc>
+          <w:tcPr>
+            <w:tcW w:type="dxa" w:w="3662"/>
+            <w:tcBorders>
+              <w:top w:val="single" w:color="C9C4E8" w:sz="4"/>
+              <w:left w:val="single" w:color="C9C4E8" w:sz="4"/>
+              <w:bottom w:val="single" w:color="C9C4E8" w:sz="4"/>
+              <w:right w:val="single" w:color="C9C4E8" w:sz="4"/>
+            </w:tcBorders>
+            <w:tcMar>
+              <w:top w:type="dxa" w:w="60"/>
+              <w:left w:type="dxa" w:w="100"/>
+              <w:bottom w:type="dxa" w:w="60"/>
+              <w:right w:type="dxa" w:w="100"/>
+            </w:tcMar>
+          </w:tcPr>
+          <w:p>
+            <w:pPr>
+              <w:spacing w:after="40"/>
+            </w:pPr>
+            <w:r>
+              <w:rPr>
+                <w:rFonts w:ascii="Consolas" w:cs="Consolas" w:eastAsia="Consolas" w:hAnsi="Consolas"/>
+                <w:sz w:val="19"/>
+                <w:szCs w:val="19"/>
+              </w:rPr>
+              <w:t xml:space="preserve">routes/adminRecordsRoutes.js · controllers/adminRecordsController.js</w:t>
+            </w:r>
+          </w:p>
+        </w:tc>
+        <w:tc>
+          <w:tcPr>
+            <w:tcW w:type="dxa" w:w="5976"/>
+            <w:tcBorders>
+              <w:top w:val="single" w:color="C9C4E8" w:sz="4"/>
+              <w:left w:val="single" w:color="C9C4E8" w:sz="4"/>
+              <w:bottom w:val="single" w:color="C9C4E8" w:sz="4"/>
+              <w:right w:val="single" w:color="C9C4E8" w:sz="4"/>
+            </w:tcBorders>
+            <w:tcMar>
+              <w:top w:type="dxa" w:w="60"/>
+              <w:left w:type="dxa" w:w="100"/>
+              <w:bottom w:type="dxa" w:w="60"/>
+              <w:right w:type="dxa" w:w="100"/>
+            </w:tcMar>
+          </w:tcPr>
+          <w:p>
+            <w:pPr>
+              <w:spacing w:after="40"/>
+            </w:pPr>
+            <w:r>
+              <w:rPr>
+                <w:sz w:val="19"/>
+                <w:szCs w:val="19"/>
+              </w:rPr>
+              <w:t xml:space="preserve">The activity log, SOS records (never the place, location or message) and "Needs a look", for everyone and for one person.</w:t>
             </w:r>
           </w:p>
         </w:tc>
@@ -51339,7 +54525,7 @@
                 <w:sz w:val="19"/>
                 <w:szCs w:val="19"/>
               </w:rPr>
-              <w:t xml:space="preserve">models/Admin.js · models/AdminAuditLog.js</w:t>
+              <w:t xml:space="preserve">models/UserActivity.js</w:t>
             </w:r>
           </w:p>
         </w:tc>
@@ -51368,7 +54554,7 @@
                 <w:sz w:val="19"/>
                 <w:szCs w:val="19"/>
               </w:rPr>
-              <w:t xml:space="preserve">Admin accounts and their audit log.</w:t>
+              <w:t xml:space="preserve">Logins, account changes and limits hit, with phone type, app version and address; removed after 90 days.</w:t>
             </w:r>
           </w:p>
         </w:tc>
@@ -51400,7 +54586,7 @@
                 <w:sz w:val="19"/>
                 <w:szCs w:val="19"/>
               </w:rPr>
-              <w:t xml:space="preserve">utils/verifyUserToken.js</w:t>
+              <w:t xml:space="preserve">models/Admin.js · models/AdminAuditLog.js</w:t>
             </w:r>
           </w:p>
         </w:tc>
@@ -51429,7 +54615,7 @@
                 <w:sz w:val="19"/>
                 <w:szCs w:val="19"/>
               </w:rPr>
-              <w:t xml:space="preserve">The login check shared by REST and the live socket.</w:t>
+              <w:t xml:space="preserve">Admin accounts and their audit log.</w:t>
             </w:r>
           </w:p>
         </w:tc>
@@ -51461,7 +54647,7 @@
                 <w:sz w:val="19"/>
                 <w:szCs w:val="19"/>
               </w:rPr>
-              <w:t xml:space="preserve">utils/userSession.js</w:t>
+              <w:t xml:space="preserve">utils/verifyUserToken.js</w:t>
             </w:r>
           </w:p>
         </w:tc>
@@ -51490,7 +54676,7 @@
                 <w:sz w:val="19"/>
                 <w:szCs w:val="19"/>
               </w:rPr>
-              <w:t xml:space="preserve">Making a login token (30 days, renewed when the app opens); "deactivated" and "deletion due" rules.</w:t>
+              <w:t xml:space="preserve">The login check shared by REST and the live socket.</w:t>
             </w:r>
           </w:p>
         </w:tc>
@@ -51522,7 +54708,7 @@
                 <w:sz w:val="19"/>
                 <w:szCs w:val="19"/>
               </w:rPr>
-              <w:t xml:space="preserve">utils/passwords.js</w:t>
+              <w:t xml:space="preserve">utils/userSession.js</w:t>
             </w:r>
           </w:p>
         </w:tc>
@@ -51551,7 +54737,7 @@
                 <w:sz w:val="19"/>
                 <w:szCs w:val="19"/>
               </w:rPr>
-              <w:t xml:space="preserve">Saving a new password and proving it was saved.</w:t>
+              <w:t xml:space="preserve">Making a login token (30 days, renewed when the app opens); the "deletion due" rule.</w:t>
             </w:r>
           </w:p>
         </w:tc>
@@ -51583,7 +54769,7 @@
                 <w:sz w:val="19"/>
                 <w:szCs w:val="19"/>
               </w:rPr>
-              <w:t xml:space="preserve">utils/emailCodes.js</w:t>
+              <w:t xml:space="preserve">utils/accountState.js</w:t>
             </w:r>
           </w:p>
         </w:tc>
@@ -51612,7 +54798,7 @@
                 <w:sz w:val="19"/>
                 <w:szCs w:val="19"/>
               </w:rPr>
-              <w:t xml:space="preserve">Making, emailing, checking and using up 6-digit codes.</w:t>
+              <w:t xml:space="preserve">The one rule for whether an account may be used now (not deactivated, deleting or suspended), and the plain message that says why not.</w:t>
             </w:r>
           </w:p>
         </w:tc>
@@ -51644,7 +54830,7 @@
                 <w:sz w:val="19"/>
                 <w:szCs w:val="19"/>
               </w:rPr>
-              <w:t xml:space="preserve">utils/codeGate.js</w:t>
+              <w:t xml:space="preserve">utils/activityLog.js</w:t>
             </w:r>
           </w:p>
         </w:tc>
@@ -51673,7 +54859,7 @@
                 <w:sz w:val="19"/>
                 <w:szCs w:val="19"/>
               </w:rPr>
-              <w:t xml:space="preserve">One code a minute and 5 a day per address, the same for unknown addresses.</w:t>
+              <w:t xml:space="preserve">Writing an activity record without ever slowing or breaking the request; at most one limit hit per person per limit per minute.</w:t>
             </w:r>
           </w:p>
         </w:tc>
@@ -51705,7 +54891,7 @@
                 <w:sz w:val="19"/>
                 <w:szCs w:val="19"/>
               </w:rPr>
-              <w:t xml:space="preserve">utils/mailer.js</w:t>
+              <w:t xml:space="preserve">utils/passwords.js</w:t>
             </w:r>
           </w:p>
         </w:tc>
@@ -51734,7 +54920,7 @@
                 <w:sz w:val="19"/>
                 <w:szCs w:val="19"/>
               </w:rPr>
-              <w:t xml:space="preserve">Sending email through Gmail; checking the Gmail login at start.</w:t>
+              <w:t xml:space="preserve">Saving a new password and proving it was saved.</w:t>
             </w:r>
           </w:p>
         </w:tc>
@@ -51766,7 +54952,7 @@
                 <w:sz w:val="19"/>
                 <w:szCs w:val="19"/>
               </w:rPr>
-              <w:t xml:space="preserve">utils/googleOAuth.js</w:t>
+              <w:t xml:space="preserve">utils/emailCodes.js</w:t>
             </w:r>
           </w:p>
         </w:tc>
@@ -51795,7 +54981,7 @@
                 <w:sz w:val="19"/>
                 <w:szCs w:val="19"/>
               </w:rPr>
-              <w:t xml:space="preserve">Talking to Google for sign-in; allowed return links.</w:t>
+              <w:t xml:space="preserve">Making, emailing, checking and using up 6-digit codes.</w:t>
             </w:r>
           </w:p>
         </w:tc>
@@ -51827,7 +55013,7 @@
                 <w:sz w:val="19"/>
                 <w:szCs w:val="19"/>
               </w:rPr>
-              <w:t xml:space="preserve">utils/authTickets.js</w:t>
+              <w:t xml:space="preserve">utils/codeGate.js</w:t>
             </w:r>
           </w:p>
         </w:tc>
@@ -51856,7 +55042,7 @@
                 <w:sz w:val="19"/>
                 <w:szCs w:val="19"/>
               </w:rPr>
-              <w:t xml:space="preserve">Short-lived signed tickets used during Google sign-in.</w:t>
+              <w:t xml:space="preserve">One code a minute and 5 a day per address, the same for unknown addresses.</w:t>
             </w:r>
           </w:p>
         </w:tc>
@@ -51888,7 +55074,7 @@
                 <w:sz w:val="19"/>
                 <w:szCs w:val="19"/>
               </w:rPr>
-              <w:t xml:space="preserve">utils/friendCode.js</w:t>
+              <w:t xml:space="preserve">utils/mailer.js</w:t>
             </w:r>
           </w:p>
         </w:tc>
@@ -51917,7 +55103,7 @@
                 <w:sz w:val="19"/>
                 <w:szCs w:val="19"/>
               </w:rPr>
-              <w:t xml:space="preserve">Making friend codes (no look-alike letters) and tidying typed ones.</w:t>
+              <w:t xml:space="preserve">Sending email through Gmail; checking the Gmail login at start.</w:t>
             </w:r>
           </w:p>
         </w:tc>
@@ -51949,7 +55135,7 @@
                 <w:sz w:val="19"/>
                 <w:szCs w:val="19"/>
               </w:rPr>
-              <w:t xml:space="preserve">utils/push.js</w:t>
+              <w:t xml:space="preserve">utils/googleOAuth.js</w:t>
             </w:r>
           </w:p>
         </w:tc>
@@ -51978,7 +55164,7 @@
                 <w:sz w:val="19"/>
                 <w:szCs w:val="19"/>
               </w:rPr>
-              <w:t xml:space="preserve">Sending push notifications through Expo (batches of 100, retries for SOS, forgetting dead addresses).</w:t>
+              <w:t xml:space="preserve">Talking to Google for sign-in; allowed return links.</w:t>
             </w:r>
           </w:p>
         </w:tc>
@@ -52010,6 +55196,189 @@
                 <w:sz w:val="19"/>
                 <w:szCs w:val="19"/>
               </w:rPr>
+              <w:t xml:space="preserve">utils/authTickets.js</w:t>
+            </w:r>
+          </w:p>
+        </w:tc>
+        <w:tc>
+          <w:tcPr>
+            <w:tcW w:type="dxa" w:w="5976"/>
+            <w:tcBorders>
+              <w:top w:val="single" w:color="C9C4E8" w:sz="4"/>
+              <w:left w:val="single" w:color="C9C4E8" w:sz="4"/>
+              <w:bottom w:val="single" w:color="C9C4E8" w:sz="4"/>
+              <w:right w:val="single" w:color="C9C4E8" w:sz="4"/>
+            </w:tcBorders>
+            <w:tcMar>
+              <w:top w:type="dxa" w:w="60"/>
+              <w:left w:type="dxa" w:w="100"/>
+              <w:bottom w:type="dxa" w:w="60"/>
+              <w:right w:type="dxa" w:w="100"/>
+            </w:tcMar>
+          </w:tcPr>
+          <w:p>
+            <w:pPr>
+              <w:spacing w:after="40"/>
+            </w:pPr>
+            <w:r>
+              <w:rPr>
+                <w:sz w:val="19"/>
+                <w:szCs w:val="19"/>
+              </w:rPr>
+              <w:t xml:space="preserve">Short-lived signed tickets used during Google sign-in.</w:t>
+            </w:r>
+          </w:p>
+        </w:tc>
+      </w:tr>
+      <w:tr>
+        <w:tc>
+          <w:tcPr>
+            <w:tcW w:type="dxa" w:w="3662"/>
+            <w:tcBorders>
+              <w:top w:val="single" w:color="C9C4E8" w:sz="4"/>
+              <w:left w:val="single" w:color="C9C4E8" w:sz="4"/>
+              <w:bottom w:val="single" w:color="C9C4E8" w:sz="4"/>
+              <w:right w:val="single" w:color="C9C4E8" w:sz="4"/>
+            </w:tcBorders>
+            <w:tcMar>
+              <w:top w:type="dxa" w:w="60"/>
+              <w:left w:type="dxa" w:w="100"/>
+              <w:bottom w:type="dxa" w:w="60"/>
+              <w:right w:type="dxa" w:w="100"/>
+            </w:tcMar>
+          </w:tcPr>
+          <w:p>
+            <w:pPr>
+              <w:spacing w:after="40"/>
+            </w:pPr>
+            <w:r>
+              <w:rPr>
+                <w:rFonts w:ascii="Consolas" w:cs="Consolas" w:eastAsia="Consolas" w:hAnsi="Consolas"/>
+                <w:sz w:val="19"/>
+                <w:szCs w:val="19"/>
+              </w:rPr>
+              <w:t xml:space="preserve">utils/friendCode.js</w:t>
+            </w:r>
+          </w:p>
+        </w:tc>
+        <w:tc>
+          <w:tcPr>
+            <w:tcW w:type="dxa" w:w="5976"/>
+            <w:tcBorders>
+              <w:top w:val="single" w:color="C9C4E8" w:sz="4"/>
+              <w:left w:val="single" w:color="C9C4E8" w:sz="4"/>
+              <w:bottom w:val="single" w:color="C9C4E8" w:sz="4"/>
+              <w:right w:val="single" w:color="C9C4E8" w:sz="4"/>
+            </w:tcBorders>
+            <w:tcMar>
+              <w:top w:type="dxa" w:w="60"/>
+              <w:left w:type="dxa" w:w="100"/>
+              <w:bottom w:type="dxa" w:w="60"/>
+              <w:right w:type="dxa" w:w="100"/>
+            </w:tcMar>
+          </w:tcPr>
+          <w:p>
+            <w:pPr>
+              <w:spacing w:after="40"/>
+            </w:pPr>
+            <w:r>
+              <w:rPr>
+                <w:sz w:val="19"/>
+                <w:szCs w:val="19"/>
+              </w:rPr>
+              <w:t xml:space="preserve">Making friend codes (no look-alike letters) and tidying typed ones.</w:t>
+            </w:r>
+          </w:p>
+        </w:tc>
+      </w:tr>
+      <w:tr>
+        <w:tc>
+          <w:tcPr>
+            <w:tcW w:type="dxa" w:w="3662"/>
+            <w:tcBorders>
+              <w:top w:val="single" w:color="C9C4E8" w:sz="4"/>
+              <w:left w:val="single" w:color="C9C4E8" w:sz="4"/>
+              <w:bottom w:val="single" w:color="C9C4E8" w:sz="4"/>
+              <w:right w:val="single" w:color="C9C4E8" w:sz="4"/>
+            </w:tcBorders>
+            <w:tcMar>
+              <w:top w:type="dxa" w:w="60"/>
+              <w:left w:type="dxa" w:w="100"/>
+              <w:bottom w:type="dxa" w:w="60"/>
+              <w:right w:type="dxa" w:w="100"/>
+            </w:tcMar>
+          </w:tcPr>
+          <w:p>
+            <w:pPr>
+              <w:spacing w:after="40"/>
+            </w:pPr>
+            <w:r>
+              <w:rPr>
+                <w:rFonts w:ascii="Consolas" w:cs="Consolas" w:eastAsia="Consolas" w:hAnsi="Consolas"/>
+                <w:sz w:val="19"/>
+                <w:szCs w:val="19"/>
+              </w:rPr>
+              <w:t xml:space="preserve">utils/push.js</w:t>
+            </w:r>
+          </w:p>
+        </w:tc>
+        <w:tc>
+          <w:tcPr>
+            <w:tcW w:type="dxa" w:w="5976"/>
+            <w:tcBorders>
+              <w:top w:val="single" w:color="C9C4E8" w:sz="4"/>
+              <w:left w:val="single" w:color="C9C4E8" w:sz="4"/>
+              <w:bottom w:val="single" w:color="C9C4E8" w:sz="4"/>
+              <w:right w:val="single" w:color="C9C4E8" w:sz="4"/>
+            </w:tcBorders>
+            <w:tcMar>
+              <w:top w:type="dxa" w:w="60"/>
+              <w:left w:type="dxa" w:w="100"/>
+              <w:bottom w:type="dxa" w:w="60"/>
+              <w:right w:type="dxa" w:w="100"/>
+            </w:tcMar>
+          </w:tcPr>
+          <w:p>
+            <w:pPr>
+              <w:spacing w:after="40"/>
+            </w:pPr>
+            <w:r>
+              <w:rPr>
+                <w:sz w:val="19"/>
+                <w:szCs w:val="19"/>
+              </w:rPr>
+              <w:t xml:space="preserve">Sending push notifications through Expo (batches of 100, retries for SOS, forgetting dead addresses).</w:t>
+            </w:r>
+          </w:p>
+        </w:tc>
+      </w:tr>
+      <w:tr>
+        <w:tc>
+          <w:tcPr>
+            <w:tcW w:type="dxa" w:w="3662"/>
+            <w:tcBorders>
+              <w:top w:val="single" w:color="C9C4E8" w:sz="4"/>
+              <w:left w:val="single" w:color="C9C4E8" w:sz="4"/>
+              <w:bottom w:val="single" w:color="C9C4E8" w:sz="4"/>
+              <w:right w:val="single" w:color="C9C4E8" w:sz="4"/>
+            </w:tcBorders>
+            <w:tcMar>
+              <w:top w:type="dxa" w:w="60"/>
+              <w:left w:type="dxa" w:w="100"/>
+              <w:bottom w:type="dxa" w:w="60"/>
+              <w:right w:type="dxa" w:w="100"/>
+            </w:tcMar>
+          </w:tcPr>
+          <w:p>
+            <w:pPr>
+              <w:spacing w:after="40"/>
+            </w:pPr>
+            <w:r>
+              <w:rPr>
+                <w:rFonts w:ascii="Consolas" w:cs="Consolas" w:eastAsia="Consolas" w:hAnsi="Consolas"/>
+                <w:sz w:val="19"/>
+                <w:szCs w:val="19"/>
+              </w:rPr>
               <w:t xml:space="preserve">utils/aiClient.js</w:t>
             </w:r>
           </w:p>
@@ -52039,7 +55408,7 @@
                 <w:sz w:val="19"/>
                 <w:szCs w:val="19"/>
               </w:rPr>
-              <w:t xml:space="preserve">Calling the AI service with a time limit; the list of known Accel actions.</w:t>
+              <w:t xml:space="preserve">Calling the AI service with a time limit; the list of known Laya actions.</w:t>
             </w:r>
           </w:p>
         </w:tc>
@@ -53027,7 +56396,7 @@
                 <w:sz w:val="19"/>
                 <w:szCs w:val="19"/>
               </w:rPr>
-              <w:t xml:space="preserve">The FastAPI app: routes for Accel (</w:t>
+              <w:t xml:space="preserve">The FastAPI app: routes for Laya (</w:t>
             </w:r>
             <w:r>
               <w:rPr>
@@ -53209,7 +56578,7 @@
                 <w:sz w:val="19"/>
                 <w:szCs w:val="19"/>
               </w:rPr>
-              <w:t xml:space="preserve">The ChromaDB vector index of Accel's 523 example sentences (Part 6).</w:t>
+              <w:t xml:space="preserve">The ChromaDB vector index of Laya's 523 example sentences (Part 6).</w:t>
             </w:r>
           </w:p>
         </w:tc>
@@ -53453,7 +56822,7 @@
                 <w:sz w:val="19"/>
                 <w:szCs w:val="19"/>
               </w:rPr>
-              <w:t xml:space="preserve">Scores Accel on </w:t>
+              <w:t xml:space="preserve">Scores Laya on </w:t>
             </w:r>
             <w:r>
               <w:rPr>
@@ -53529,7 +56898,7 @@
                 <w:sz w:val="19"/>
                 <w:szCs w:val="19"/>
               </w:rPr>
-              <w:t xml:space="preserve">Shows step by step how Accel understood a sentence.</w:t>
+              <w:t xml:space="preserve">Shows step by step how Laya understood a sentence.</w:t>
             </w:r>
           </w:p>
         </w:tc>
@@ -54208,7 +57577,7 @@
                 <w:sz w:val="19"/>
                 <w:szCs w:val="19"/>
               </w:rPr>
-              <w:t xml:space="preserve">The routes (login, users, user detail, admins, password pages) behind the session guard.</w:t>
+              <w:t xml:space="preserve">The routes (login, users, user detail, needs a look, activity, SOS, admins, password pages) behind the session guard.</w:t>
             </w:r>
           </w:p>
         </w:tc>
@@ -54635,7 +58004,7 @@
                 <w:sz w:val="19"/>
                 <w:szCs w:val="19"/>
               </w:rPr>
-              <w:t xml:space="preserve">One user's details; deactivate or reactivate.</w:t>
+              <w:t xml:space="preserve">One user: status, details, counts, their SOS and activity records; suspend / lift, delete in 30 days / cancel, reactivate.</w:t>
             </w:r>
           </w:p>
         </w:tc>
@@ -54667,7 +58036,7 @@
                 <w:sz w:val="19"/>
                 <w:szCs w:val="19"/>
               </w:rPr>
-              <w:t xml:space="preserve">pages/AdminsPage.tsx</w:t>
+              <w:t xml:space="preserve">pages/ActivityPage.tsx · pages/SosPage.tsx</w:t>
             </w:r>
           </w:p>
         </w:tc>
@@ -54696,7 +58065,7 @@
                 <w:sz w:val="19"/>
                 <w:szCs w:val="19"/>
               </w:rPr>
-              <w:t xml:space="preserve">Super admins: create admins (with a temporary password), change roles, reset passwords.</w:t>
+              <w:t xml:space="preserve">Everyone's activity records (by type or address) and SOS records (real or test, only unanswered).</w:t>
             </w:r>
           </w:p>
         </w:tc>
@@ -54728,7 +58097,7 @@
                 <w:sz w:val="19"/>
                 <w:szCs w:val="19"/>
               </w:rPr>
-              <w:t xml:space="preserve">pages/ForcedPasswordChangePage.tsx · pages/AccountPasswordPage.tsx</w:t>
+              <w:t xml:space="preserve">pages/ReviewPage.tsx</w:t>
             </w:r>
           </w:p>
         </w:tc>
@@ -54757,7 +58126,7 @@
                 <w:sz w:val="19"/>
                 <w:szCs w:val="19"/>
               </w:rPr>
-              <w:t xml:space="preserve">Replacing a temporary password; changing your own.</w:t>
+              <w:t xml:space="preserve">"Needs a look": accounts and addresses with warning signs in the last 24 hours.</w:t>
             </w:r>
           </w:p>
         </w:tc>
@@ -54789,7 +58158,7 @@
                 <w:sz w:val="19"/>
                 <w:szCs w:val="19"/>
               </w:rPr>
-              <w:t xml:space="preserve">pages/NotFoundPage.tsx</w:t>
+              <w:t xml:space="preserve">pages/AdminsPage.tsx</w:t>
             </w:r>
           </w:p>
         </w:tc>
@@ -54818,7 +58187,7 @@
                 <w:sz w:val="19"/>
                 <w:szCs w:val="19"/>
               </w:rPr>
-              <w:t xml:space="preserve">"Page not found".</w:t>
+              <w:t xml:space="preserve">Super admins: create admins (with a temporary password), change roles, reset passwords.</w:t>
             </w:r>
           </w:p>
         </w:tc>
@@ -54850,7 +58219,7 @@
                 <w:sz w:val="19"/>
                 <w:szCs w:val="19"/>
               </w:rPr>
-              <w:t xml:space="preserve">components/*</w:t>
+              <w:t xml:space="preserve">pages/ForcedPasswordChangePage.tsx · pages/AccountPasswordPage.tsx</w:t>
             </w:r>
           </w:p>
         </w:tc>
@@ -54879,7 +58248,7 @@
                 <w:sz w:val="19"/>
                 <w:szCs w:val="19"/>
               </w:rPr>
-              <w:t xml:space="preserve">Layout (menu filtered by permission), dialogs, the password form and rules, the loader, the auth card.</w:t>
+              <w:t xml:space="preserve">Replacing a temporary password; changing your own.</w:t>
             </w:r>
           </w:p>
         </w:tc>
@@ -54911,7 +58280,7 @@
                 <w:sz w:val="19"/>
                 <w:szCs w:val="19"/>
               </w:rPr>
-              <w:t xml:space="preserve">hooks/useDocumentTitle.ts</w:t>
+              <w:t xml:space="preserve">pages/NotFoundPage.tsx</w:t>
             </w:r>
           </w:p>
         </w:tc>
@@ -54940,7 +58309,129 @@
                 <w:sz w:val="19"/>
                 <w:szCs w:val="19"/>
               </w:rPr>
-              <w:t xml:space="preserve">Sets each page's title (screen readers announce it).</w:t>
+              <w:t xml:space="preserve">"Page not found".</w:t>
+            </w:r>
+          </w:p>
+        </w:tc>
+      </w:tr>
+      <w:tr>
+        <w:tc>
+          <w:tcPr>
+            <w:tcW w:type="dxa" w:w="3662"/>
+            <w:tcBorders>
+              <w:top w:val="single" w:color="C9C4E8" w:sz="4"/>
+              <w:left w:val="single" w:color="C9C4E8" w:sz="4"/>
+              <w:bottom w:val="single" w:color="C9C4E8" w:sz="4"/>
+              <w:right w:val="single" w:color="C9C4E8" w:sz="4"/>
+            </w:tcBorders>
+            <w:tcMar>
+              <w:top w:type="dxa" w:w="60"/>
+              <w:left w:type="dxa" w:w="100"/>
+              <w:bottom w:type="dxa" w:w="60"/>
+              <w:right w:type="dxa" w:w="100"/>
+            </w:tcMar>
+          </w:tcPr>
+          <w:p>
+            <w:pPr>
+              <w:spacing w:after="40"/>
+            </w:pPr>
+            <w:r>
+              <w:rPr>
+                <w:rFonts w:ascii="Consolas" w:cs="Consolas" w:eastAsia="Consolas" w:hAnsi="Consolas"/>
+                <w:sz w:val="19"/>
+                <w:szCs w:val="19"/>
+              </w:rPr>
+              <w:t xml:space="preserve">components/*</w:t>
+            </w:r>
+          </w:p>
+        </w:tc>
+        <w:tc>
+          <w:tcPr>
+            <w:tcW w:type="dxa" w:w="5976"/>
+            <w:tcBorders>
+              <w:top w:val="single" w:color="C9C4E8" w:sz="4"/>
+              <w:left w:val="single" w:color="C9C4E8" w:sz="4"/>
+              <w:bottom w:val="single" w:color="C9C4E8" w:sz="4"/>
+              <w:right w:val="single" w:color="C9C4E8" w:sz="4"/>
+            </w:tcBorders>
+            <w:tcMar>
+              <w:top w:type="dxa" w:w="60"/>
+              <w:left w:type="dxa" w:w="100"/>
+              <w:bottom w:type="dxa" w:w="60"/>
+              <w:right w:type="dxa" w:w="100"/>
+            </w:tcMar>
+          </w:tcPr>
+          <w:p>
+            <w:pPr>
+              <w:spacing w:after="40"/>
+            </w:pPr>
+            <w:r>
+              <w:rPr>
+                <w:sz w:val="19"/>
+                <w:szCs w:val="19"/>
+              </w:rPr>
+              <w:t xml:space="preserve">Layout (menu filtered by permission), dialogs (suspend, delete in 30 days, lift / cancel / reactivate), the activity and SOS tables, the status badge, pagination, the password form and rules, the loader, the auth card.</w:t>
+            </w:r>
+          </w:p>
+        </w:tc>
+      </w:tr>
+      <w:tr>
+        <w:tc>
+          <w:tcPr>
+            <w:tcW w:type="dxa" w:w="3662"/>
+            <w:tcBorders>
+              <w:top w:val="single" w:color="C9C4E8" w:sz="4"/>
+              <w:left w:val="single" w:color="C9C4E8" w:sz="4"/>
+              <w:bottom w:val="single" w:color="C9C4E8" w:sz="4"/>
+              <w:right w:val="single" w:color="C9C4E8" w:sz="4"/>
+            </w:tcBorders>
+            <w:tcMar>
+              <w:top w:type="dxa" w:w="60"/>
+              <w:left w:type="dxa" w:w="100"/>
+              <w:bottom w:type="dxa" w:w="60"/>
+              <w:right w:type="dxa" w:w="100"/>
+            </w:tcMar>
+          </w:tcPr>
+          <w:p>
+            <w:pPr>
+              <w:spacing w:after="40"/>
+            </w:pPr>
+            <w:r>
+              <w:rPr>
+                <w:rFonts w:ascii="Consolas" w:cs="Consolas" w:eastAsia="Consolas" w:hAnsi="Consolas"/>
+                <w:sz w:val="19"/>
+                <w:szCs w:val="19"/>
+              </w:rPr>
+              <w:t xml:space="preserve">hooks/useDocumentTitle.ts · hooks/useListQuery.ts</w:t>
+            </w:r>
+          </w:p>
+        </w:tc>
+        <w:tc>
+          <w:tcPr>
+            <w:tcW w:type="dxa" w:w="5976"/>
+            <w:tcBorders>
+              <w:top w:val="single" w:color="C9C4E8" w:sz="4"/>
+              <w:left w:val="single" w:color="C9C4E8" w:sz="4"/>
+              <w:bottom w:val="single" w:color="C9C4E8" w:sz="4"/>
+              <w:right w:val="single" w:color="C9C4E8" w:sz="4"/>
+            </w:tcBorders>
+            <w:tcMar>
+              <w:top w:type="dxa" w:w="60"/>
+              <w:left w:type="dxa" w:w="100"/>
+              <w:bottom w:type="dxa" w:w="60"/>
+              <w:right w:type="dxa" w:w="100"/>
+            </w:tcMar>
+          </w:tcPr>
+          <w:p>
+            <w:pPr>
+              <w:spacing w:after="40"/>
+            </w:pPr>
+            <w:r>
+              <w:rPr>
+                <w:sz w:val="19"/>
+                <w:szCs w:val="19"/>
+              </w:rPr>
+              <w:t xml:space="preserve">Sets each page's title (screen readers announce it); a list whose filters live in the address.</w:t>
             </w:r>
           </w:p>
         </w:tc>
